--- a/1 Lab/Отчет.docx
+++ b/1 Lab/Отчет.docx
@@ -4,7 +4,7 @@
   <w:body>
     <w:p>
       <w:pPr>
-        <w:pStyle w:val="Body"/>
+        <w:pStyle w:val="Body A"/>
         <w:spacing w:line="288" w:lineRule="auto"/>
         <w:jc w:val="center"/>
       </w:pPr>
@@ -68,22 +68,22 @@
     </w:p>
     <w:p>
       <w:pPr>
-        <w:pStyle w:val="Body"/>
+        <w:pStyle w:val="Body A"/>
       </w:pPr>
     </w:p>
     <w:p>
       <w:pPr>
-        <w:pStyle w:val="Body"/>
+        <w:pStyle w:val="Body A"/>
       </w:pPr>
     </w:p>
     <w:p>
       <w:pPr>
-        <w:pStyle w:val="Body"/>
+        <w:pStyle w:val="Body A"/>
       </w:pPr>
     </w:p>
     <w:p>
       <w:pPr>
-        <w:pStyle w:val="Body"/>
+        <w:pStyle w:val="Body A"/>
         <w:spacing w:after="40" w:line="288" w:lineRule="auto"/>
         <w:jc w:val="center"/>
       </w:pPr>
@@ -101,7 +101,7 @@
     </w:p>
     <w:p>
       <w:pPr>
-        <w:pStyle w:val="Body"/>
+        <w:pStyle w:val="Body A"/>
         <w:spacing w:after="40" w:line="288" w:lineRule="auto"/>
         <w:jc w:val="center"/>
       </w:pPr>
@@ -123,13 +123,14 @@
           <w:sz w:val="32"/>
           <w:szCs w:val="32"/>
           <w:rtl w:val="0"/>
+          <w:lang w:val="en-US"/>
         </w:rPr>
         <w:t>1</w:t>
       </w:r>
     </w:p>
     <w:p>
       <w:pPr>
-        <w:pStyle w:val="Body"/>
+        <w:pStyle w:val="Body A"/>
         <w:spacing w:after="40" w:line="288" w:lineRule="auto"/>
         <w:jc w:val="center"/>
       </w:pPr>
@@ -151,13 +152,14 @@
           <w:sz w:val="32"/>
           <w:szCs w:val="32"/>
           <w:rtl w:val="0"/>
+          <w:lang w:val="en-US"/>
         </w:rPr>
         <w:t>22</w:t>
       </w:r>
     </w:p>
     <w:p>
       <w:pPr>
-        <w:pStyle w:val="Body"/>
+        <w:pStyle w:val="Body A"/>
         <w:spacing w:after="40" w:line="288" w:lineRule="auto"/>
         <w:jc w:val="center"/>
       </w:pPr>
@@ -175,6 +177,7 @@
           <w:sz w:val="26"/>
           <w:szCs w:val="26"/>
           <w:rtl w:val="0"/>
+          <w:lang w:val="en-US"/>
         </w:rPr>
         <w:t>-</w:t>
       </w:r>
@@ -192,6 +195,7 @@
           <w:sz w:val="26"/>
           <w:szCs w:val="26"/>
           <w:rtl w:val="0"/>
+          <w:lang w:val="en-US"/>
         </w:rPr>
         <w:t>(</w:t>
       </w:r>
@@ -209,6 +213,7 @@
           <w:sz w:val="26"/>
           <w:szCs w:val="26"/>
           <w:rtl w:val="0"/>
+          <w:lang w:val="en-US"/>
         </w:rPr>
         <w:t>)</w:t>
       </w:r>
@@ -224,62 +229,62 @@
     </w:p>
     <w:p>
       <w:pPr>
-        <w:pStyle w:val="Body"/>
+        <w:pStyle w:val="Body A"/>
       </w:pPr>
     </w:p>
     <w:p>
       <w:pPr>
-        <w:pStyle w:val="Body"/>
+        <w:pStyle w:val="Body A"/>
       </w:pPr>
     </w:p>
     <w:p>
       <w:pPr>
-        <w:pStyle w:val="Body"/>
+        <w:pStyle w:val="Body A"/>
       </w:pPr>
     </w:p>
     <w:p>
       <w:pPr>
-        <w:pStyle w:val="Body"/>
+        <w:pStyle w:val="Body A"/>
       </w:pPr>
     </w:p>
     <w:p>
       <w:pPr>
-        <w:pStyle w:val="Body"/>
+        <w:pStyle w:val="Body A"/>
         <w:spacing w:line="288" w:lineRule="auto"/>
         <w:jc w:val="right"/>
       </w:pPr>
     </w:p>
     <w:p>
       <w:pPr>
-        <w:pStyle w:val="Body"/>
+        <w:pStyle w:val="Body A"/>
         <w:spacing w:line="288" w:lineRule="auto"/>
         <w:jc w:val="right"/>
       </w:pPr>
     </w:p>
     <w:p>
       <w:pPr>
-        <w:pStyle w:val="Body"/>
+        <w:pStyle w:val="Body A"/>
         <w:spacing w:line="288" w:lineRule="auto"/>
         <w:jc w:val="right"/>
       </w:pPr>
     </w:p>
     <w:p>
       <w:pPr>
-        <w:pStyle w:val="Body"/>
+        <w:pStyle w:val="Body A"/>
         <w:spacing w:line="288" w:lineRule="auto"/>
         <w:jc w:val="right"/>
       </w:pPr>
     </w:p>
     <w:p>
       <w:pPr>
-        <w:pStyle w:val="Body"/>
+        <w:pStyle w:val="Body A"/>
         <w:spacing w:line="288" w:lineRule="auto"/>
         <w:jc w:val="right"/>
       </w:pPr>
     </w:p>
     <w:p>
       <w:pPr>
-        <w:pStyle w:val="Body"/>
+        <w:pStyle w:val="Body A"/>
         <w:spacing w:line="288" w:lineRule="auto"/>
         <w:jc w:val="right"/>
       </w:pPr>
@@ -297,6 +302,7 @@
           <w:sz w:val="26"/>
           <w:szCs w:val="26"/>
           <w:rtl w:val="0"/>
+          <w:lang w:val="en-US"/>
         </w:rPr>
         <w:t xml:space="preserve">: </w:t>
       </w:r>
@@ -314,6 +320,7 @@
           <w:sz w:val="26"/>
           <w:szCs w:val="26"/>
           <w:rtl w:val="0"/>
+          <w:lang w:val="en-US"/>
         </w:rPr>
         <w:t>-25-2</w:t>
       </w:r>
@@ -329,7 +336,7 @@
     </w:p>
     <w:p>
       <w:pPr>
-        <w:pStyle w:val="Body"/>
+        <w:pStyle w:val="Body A"/>
         <w:spacing w:after="200" w:line="288" w:lineRule="auto"/>
         <w:jc w:val="right"/>
       </w:pPr>
@@ -347,6 +354,7 @@
           <w:sz w:val="26"/>
           <w:szCs w:val="26"/>
           <w:rtl w:val="0"/>
+          <w:lang w:val="en-US"/>
         </w:rPr>
         <w:t>.</w:t>
       </w:r>
@@ -364,13 +372,14 @@
           <w:sz w:val="26"/>
           <w:szCs w:val="26"/>
           <w:rtl w:val="0"/>
+          <w:lang w:val="en-US"/>
         </w:rPr>
         <w:t>.</w:t>
       </w:r>
     </w:p>
     <w:p>
       <w:pPr>
-        <w:pStyle w:val="Body"/>
+        <w:pStyle w:val="Body A"/>
         <w:spacing w:line="288" w:lineRule="auto"/>
         <w:jc w:val="right"/>
       </w:pPr>
@@ -388,13 +397,14 @@
           <w:sz w:val="26"/>
           <w:szCs w:val="26"/>
           <w:rtl w:val="0"/>
+          <w:lang w:val="en-US"/>
         </w:rPr>
         <w:t>:</w:t>
       </w:r>
     </w:p>
     <w:p>
       <w:pPr>
-        <w:pStyle w:val="Body"/>
+        <w:pStyle w:val="Body A"/>
         <w:spacing w:line="288" w:lineRule="auto"/>
         <w:jc w:val="right"/>
       </w:pPr>
@@ -412,6 +422,7 @@
           <w:sz w:val="26"/>
           <w:szCs w:val="26"/>
           <w:rtl w:val="0"/>
+          <w:lang w:val="en-US"/>
         </w:rPr>
         <w:t>.</w:t>
       </w:r>
@@ -429,74 +440,75 @@
           <w:sz w:val="26"/>
           <w:szCs w:val="26"/>
           <w:rtl w:val="0"/>
+          <w:lang w:val="en-US"/>
         </w:rPr>
         <w:t>.</w:t>
       </w:r>
     </w:p>
     <w:p>
       <w:pPr>
-        <w:pStyle w:val="Body"/>
+        <w:pStyle w:val="Body A"/>
       </w:pPr>
     </w:p>
     <w:p>
       <w:pPr>
-        <w:pStyle w:val="Body"/>
+        <w:pStyle w:val="Body A"/>
       </w:pPr>
     </w:p>
     <w:p>
       <w:pPr>
-        <w:pStyle w:val="Body"/>
+        <w:pStyle w:val="Body A"/>
       </w:pPr>
     </w:p>
     <w:p>
       <w:pPr>
-        <w:pStyle w:val="Body"/>
+        <w:pStyle w:val="Body A"/>
       </w:pPr>
     </w:p>
     <w:p>
       <w:pPr>
-        <w:pStyle w:val="Body"/>
+        <w:pStyle w:val="Body A"/>
       </w:pPr>
     </w:p>
     <w:p>
       <w:pPr>
-        <w:pStyle w:val="Body"/>
+        <w:pStyle w:val="Body A"/>
       </w:pPr>
     </w:p>
     <w:p>
       <w:pPr>
-        <w:pStyle w:val="Body"/>
+        <w:pStyle w:val="Body A"/>
       </w:pPr>
     </w:p>
     <w:p>
       <w:pPr>
-        <w:pStyle w:val="Body"/>
+        <w:pStyle w:val="Body A"/>
       </w:pPr>
     </w:p>
     <w:p>
       <w:pPr>
-        <w:pStyle w:val="Body"/>
+        <w:pStyle w:val="Body A"/>
         <w:spacing w:line="360" w:lineRule="auto"/>
         <w:jc w:val="center"/>
       </w:pPr>
     </w:p>
     <w:p>
       <w:pPr>
-        <w:pStyle w:val="Body"/>
+        <w:pStyle w:val="Body A"/>
         <w:spacing w:line="360" w:lineRule="auto"/>
         <w:jc w:val="center"/>
       </w:pPr>
     </w:p>
     <w:p>
       <w:pPr>
-        <w:pStyle w:val="Body"/>
+        <w:pStyle w:val="Body A"/>
         <w:spacing w:line="360" w:lineRule="auto"/>
         <w:jc w:val="center"/>
       </w:pPr>
     </w:p>
     <w:p>
       <w:pPr>
-        <w:pStyle w:val="Body"/>
+        <w:pStyle w:val="Body A"/>
         <w:spacing w:line="360" w:lineRule="auto"/>
         <w:jc w:val="center"/>
       </w:pPr>
@@ -514,6 +526,7 @@
           <w:sz w:val="26"/>
           <w:szCs w:val="26"/>
           <w:rtl w:val="0"/>
+          <w:lang w:val="en-US"/>
         </w:rPr>
         <w:t xml:space="preserve">. </w:t>
       </w:r>
@@ -531,13 +544,14 @@
           <w:sz w:val="26"/>
           <w:szCs w:val="26"/>
           <w:rtl w:val="0"/>
+          <w:lang w:val="en-US"/>
         </w:rPr>
         <w:t>2026</w:t>
       </w:r>
     </w:p>
     <w:p>
       <w:pPr>
-        <w:pStyle w:val="Body"/>
+        <w:pStyle w:val="Body A"/>
       </w:pPr>
       <w:r>
         <w:rPr>
@@ -552,7 +566,7 @@
     </w:p>
     <w:p>
       <w:pPr>
-        <w:pStyle w:val="Body"/>
+        <w:pStyle w:val="Body A"/>
         <w:spacing w:before="240" w:after="200"/>
         <w:jc w:val="center"/>
       </w:pPr>
@@ -563,6 +577,7 @@
           <w:sz w:val="32"/>
           <w:szCs w:val="32"/>
           <w:rtl w:val="0"/>
+          <w:lang w:val="en-US"/>
         </w:rPr>
         <w:t xml:space="preserve">1. </w:t>
       </w:r>
@@ -580,7 +595,7 @@
     </w:p>
     <w:p>
       <w:pPr>
-        <w:pStyle w:val="Body"/>
+        <w:pStyle w:val="Body A"/>
         <w:spacing w:after="120" w:line="360" w:lineRule="auto"/>
         <w:jc w:val="both"/>
       </w:pPr>
@@ -602,6 +617,7 @@
           <w:sz w:val="26"/>
           <w:szCs w:val="26"/>
           <w:rtl w:val="0"/>
+          <w:lang w:val="en-US"/>
         </w:rPr>
         <w:t xml:space="preserve">: </w:t>
       </w:r>
@@ -619,6 +635,7 @@
           <w:sz w:val="26"/>
           <w:szCs w:val="26"/>
           <w:rtl w:val="0"/>
+          <w:lang w:val="en-US"/>
         </w:rPr>
         <w:t>-</w:t>
       </w:r>
@@ -636,6 +653,7 @@
           <w:sz w:val="26"/>
           <w:szCs w:val="26"/>
           <w:rtl w:val="0"/>
+          <w:lang w:val="en-US"/>
         </w:rPr>
         <w:t xml:space="preserve">C#, </w:t>
       </w:r>
@@ -689,13 +707,14 @@
           <w:sz w:val="26"/>
           <w:szCs w:val="26"/>
           <w:rtl w:val="0"/>
+          <w:lang w:val="en-US"/>
         </w:rPr>
         <w:t>.</w:t>
       </w:r>
     </w:p>
     <w:p>
       <w:pPr>
-        <w:pStyle w:val="Body"/>
+        <w:pStyle w:val="Body A"/>
         <w:spacing w:after="120" w:line="360" w:lineRule="auto"/>
         <w:jc w:val="both"/>
       </w:pPr>
@@ -713,6 +732,7 @@
           <w:sz w:val="26"/>
           <w:szCs w:val="26"/>
           <w:rtl w:val="0"/>
+          <w:lang w:val="en-US"/>
         </w:rPr>
         <w:t xml:space="preserve">22 </w:t>
       </w:r>
@@ -730,13 +750,14 @@
           <w:sz w:val="26"/>
           <w:szCs w:val="26"/>
           <w:rtl w:val="0"/>
+          <w:lang w:val="en-US"/>
         </w:rPr>
         <w:t>.</w:t>
       </w:r>
     </w:p>
     <w:p>
       <w:pPr>
-        <w:pStyle w:val="Body"/>
+        <w:pStyle w:val="Body A"/>
         <w:spacing w:after="120" w:line="360" w:lineRule="auto"/>
         <w:jc w:val="both"/>
       </w:pPr>
@@ -754,6 +775,7 @@
           <w:sz w:val="26"/>
           <w:szCs w:val="26"/>
           <w:rtl w:val="0"/>
+          <w:lang w:val="en-US"/>
         </w:rPr>
         <w:t xml:space="preserve">1. </w:t>
       </w:r>
@@ -771,6 +793,7 @@
           <w:sz w:val="26"/>
           <w:szCs w:val="26"/>
           <w:rtl w:val="0"/>
+          <w:lang w:val="en-US"/>
         </w:rPr>
         <w:t xml:space="preserve">n </w:t>
       </w:r>
@@ -788,6 +811,7 @@
           <w:sz w:val="26"/>
           <w:szCs w:val="26"/>
           <w:rtl w:val="0"/>
+          <w:lang w:val="en-US"/>
         </w:rPr>
         <w:t xml:space="preserve">m. </w:t>
       </w:r>
@@ -805,15 +829,19 @@
           <w:sz w:val="26"/>
           <w:szCs w:val="26"/>
           <w:rtl w:val="0"/>
+          <w:lang w:val="en-US"/>
         </w:rPr>
         <w:t>:</w:t>
       </w:r>
     </w:p>
     <w:p>
       <w:pPr>
-        <w:pStyle w:val="Body"/>
+        <w:pStyle w:val="Body A"/>
         <w:spacing w:after="40" w:line="360" w:lineRule="auto"/>
         <w:jc w:val="both"/>
+        <w:rPr>
+          <w:lang w:val="de-DE"/>
+        </w:rPr>
       </w:pPr>
       <w:r>
         <w:rPr>
@@ -827,9 +855,12 @@
     </w:p>
     <w:p>
       <w:pPr>
-        <w:pStyle w:val="Body"/>
+        <w:pStyle w:val="Body A"/>
         <w:spacing w:after="40" w:line="360" w:lineRule="auto"/>
         <w:jc w:val="both"/>
+        <w:rPr>
+          <w:lang w:val="de-DE"/>
+        </w:rPr>
       </w:pPr>
       <w:r>
         <w:rPr>
@@ -843,9 +874,12 @@
     </w:p>
     <w:p>
       <w:pPr>
-        <w:pStyle w:val="Body"/>
+        <w:pStyle w:val="Body A"/>
         <w:spacing w:after="40" w:line="360" w:lineRule="auto"/>
         <w:jc w:val="both"/>
+        <w:rPr>
+          <w:lang w:val="de-DE"/>
+        </w:rPr>
       </w:pPr>
       <w:r>
         <w:rPr>
@@ -859,7 +893,7 @@
     </w:p>
     <w:p>
       <w:pPr>
-        <w:pStyle w:val="Body"/>
+        <w:pStyle w:val="Body A"/>
         <w:spacing w:after="120" w:line="360" w:lineRule="auto"/>
         <w:jc w:val="both"/>
       </w:pPr>
@@ -877,6 +911,7 @@
           <w:sz w:val="26"/>
           <w:szCs w:val="26"/>
           <w:rtl w:val="0"/>
+          <w:lang w:val="en-US"/>
         </w:rPr>
         <w:t xml:space="preserve">n </w:t>
       </w:r>
@@ -894,6 +929,7 @@
           <w:sz w:val="26"/>
           <w:szCs w:val="26"/>
           <w:rtl w:val="0"/>
+          <w:lang w:val="en-US"/>
         </w:rPr>
         <w:t>m (</w:t>
       </w:r>
@@ -911,6 +947,7 @@
           <w:sz w:val="26"/>
           <w:szCs w:val="26"/>
           <w:rtl w:val="0"/>
+          <w:lang w:val="en-US"/>
         </w:rPr>
         <w:t xml:space="preserve">++ </w:t>
       </w:r>
@@ -946,6 +983,7 @@
           <w:sz w:val="26"/>
           <w:szCs w:val="26"/>
           <w:rtl w:val="0"/>
+          <w:lang w:val="en-US"/>
         </w:rPr>
         <w:t xml:space="preserve">). </w:t>
       </w:r>
@@ -963,6 +1001,7 @@
           <w:sz w:val="26"/>
           <w:szCs w:val="26"/>
           <w:rtl w:val="0"/>
+          <w:lang w:val="en-US"/>
         </w:rPr>
         <w:t xml:space="preserve">, </w:t>
       </w:r>
@@ -980,6 +1019,7 @@
           <w:sz w:val="26"/>
           <w:szCs w:val="26"/>
           <w:rtl w:val="0"/>
+          <w:lang w:val="en-US"/>
         </w:rPr>
         <w:t xml:space="preserve">x; </w:t>
       </w:r>
@@ -997,6 +1037,7 @@
           <w:sz w:val="26"/>
           <w:szCs w:val="26"/>
           <w:rtl w:val="0"/>
+          <w:lang w:val="en-US"/>
         </w:rPr>
         <w:t>2^(</w:t>
       </w:r>
@@ -1014,6 +1055,7 @@
           <w:sz w:val="26"/>
           <w:szCs w:val="26"/>
           <w:rtl w:val="0"/>
+          <w:lang w:val="en-US"/>
         </w:rPr>
         <w:t xml:space="preserve">x) </w:t>
       </w:r>
@@ -1031,6 +1073,7 @@
           <w:sz w:val="26"/>
           <w:szCs w:val="26"/>
           <w:rtl w:val="0"/>
+          <w:lang w:val="en-US"/>
         </w:rPr>
         <w:t xml:space="preserve">(x + 4) </w:t>
       </w:r>
@@ -1048,6 +1091,7 @@
           <w:sz w:val="26"/>
           <w:szCs w:val="26"/>
           <w:rtl w:val="0"/>
+          <w:lang w:val="en-US"/>
         </w:rPr>
         <w:t xml:space="preserve">|x|. </w:t>
       </w:r>
@@ -1065,6 +1109,7 @@
           <w:sz w:val="26"/>
           <w:szCs w:val="26"/>
           <w:rtl w:val="0"/>
+          <w:lang w:val="en-US"/>
         </w:rPr>
         <w:t>(</w:t>
       </w:r>
@@ -1082,6 +1127,7 @@
           <w:sz w:val="26"/>
           <w:szCs w:val="26"/>
           <w:rtl w:val="0"/>
+          <w:lang w:val="en-US"/>
         </w:rPr>
         <w:t xml:space="preserve">x + 4 </w:t>
       </w:r>
@@ -1099,6 +1145,7 @@
           <w:sz w:val="26"/>
           <w:szCs w:val="26"/>
           <w:rtl w:val="0"/>
+          <w:lang w:val="en-US"/>
         </w:rPr>
         <w:t xml:space="preserve">), </w:t>
       </w:r>
@@ -1116,13 +1163,14 @@
           <w:sz w:val="26"/>
           <w:szCs w:val="26"/>
           <w:rtl w:val="0"/>
+          <w:lang w:val="en-US"/>
         </w:rPr>
         <w:t>.</w:t>
       </w:r>
     </w:p>
     <w:p>
       <w:pPr>
-        <w:pStyle w:val="Body"/>
+        <w:pStyle w:val="Body A"/>
         <w:spacing w:after="120" w:line="360" w:lineRule="auto"/>
         <w:jc w:val="both"/>
       </w:pPr>
@@ -1140,6 +1188,7 @@
           <w:sz w:val="26"/>
           <w:szCs w:val="26"/>
           <w:rtl w:val="0"/>
+          <w:lang w:val="en-US"/>
         </w:rPr>
         <w:t xml:space="preserve">2. </w:t>
       </w:r>
@@ -1157,6 +1206,7 @@
           <w:sz w:val="26"/>
           <w:szCs w:val="26"/>
           <w:rtl w:val="0"/>
+          <w:lang w:val="en-US"/>
         </w:rPr>
         <w:t xml:space="preserve">X1, Y1. </w:t>
       </w:r>
@@ -1174,6 +1224,7 @@
           <w:sz w:val="26"/>
           <w:szCs w:val="26"/>
           <w:rtl w:val="0"/>
+          <w:lang w:val="en-US"/>
         </w:rPr>
         <w:t>(</w:t>
       </w:r>
@@ -1191,6 +1242,7 @@
           <w:sz w:val="26"/>
           <w:szCs w:val="26"/>
           <w:rtl w:val="0"/>
+          <w:lang w:val="en-US"/>
         </w:rPr>
         <w:t xml:space="preserve">1) </w:t>
       </w:r>
@@ -1208,6 +1260,7 @@
           <w:sz w:val="26"/>
           <w:szCs w:val="26"/>
           <w:rtl w:val="0"/>
+          <w:lang w:val="en-US"/>
         </w:rPr>
         <w:t>(</w:t>
       </w:r>
@@ -1225,6 +1278,7 @@
           <w:sz w:val="26"/>
           <w:szCs w:val="26"/>
           <w:rtl w:val="0"/>
+          <w:lang w:val="en-US"/>
         </w:rPr>
         <w:t xml:space="preserve">7; 0), (0; 5), (3; 0), (0; </w:t>
       </w:r>
@@ -1242,6 +1296,7 @@
           <w:sz w:val="26"/>
           <w:szCs w:val="26"/>
           <w:rtl w:val="0"/>
+          <w:lang w:val="en-US"/>
         </w:rPr>
         <w:t xml:space="preserve">5). </w:t>
       </w:r>
@@ -1259,19 +1314,20 @@
           <w:sz w:val="26"/>
           <w:szCs w:val="26"/>
           <w:rtl w:val="0"/>
+          <w:lang w:val="en-US"/>
         </w:rPr>
         <w:t>.</w:t>
       </w:r>
     </w:p>
     <w:p>
       <w:pPr>
-        <w:pStyle w:val="Body"/>
+        <w:pStyle w:val="Body A"/>
         <w:jc w:val="center"/>
       </w:pPr>
       <w:r>
         <w:drawing xmlns:a="http://schemas.openxmlformats.org/drawingml/2006/main">
           <wp:inline distT="0" distB="0" distL="0" distR="0">
-            <wp:extent cx="3240000" cy="2194561"/>
+            <wp:extent cx="3240000" cy="2194562"/>
             <wp:effectExtent l="0" t="0" r="0" b="0"/>
             <wp:docPr id="1073741825" name="officeArt object" descr="Picture 1"/>
             <wp:cNvGraphicFramePr/>
@@ -1295,7 +1351,7 @@
                   <pic:spPr>
                     <a:xfrm>
                       <a:off x="0" y="0"/>
-                      <a:ext cx="3240000" cy="2194561"/>
+                      <a:ext cx="3240000" cy="2194562"/>
                     </a:xfrm>
                     <a:prstGeom prst="rect">
                       <a:avLst/>
@@ -1315,7 +1371,7 @@
     </w:p>
     <w:p>
       <w:pPr>
-        <w:pStyle w:val="Body"/>
+        <w:pStyle w:val="Body A"/>
         <w:spacing w:after="280"/>
         <w:jc w:val="center"/>
       </w:pPr>
@@ -1351,13 +1407,14 @@
           <w:i w:val="1"/>
           <w:iCs w:val="1"/>
           <w:rtl w:val="0"/>
+          <w:lang w:val="en-US"/>
         </w:rPr>
         <w:t>22</w:t>
       </w:r>
     </w:p>
     <w:p>
       <w:pPr>
-        <w:pStyle w:val="Body"/>
+        <w:pStyle w:val="Body A"/>
         <w:spacing w:after="120" w:line="360" w:lineRule="auto"/>
         <w:jc w:val="both"/>
       </w:pPr>
@@ -1375,6 +1432,7 @@
           <w:sz w:val="26"/>
           <w:szCs w:val="26"/>
           <w:rtl w:val="0"/>
+          <w:lang w:val="en-US"/>
         </w:rPr>
         <w:t xml:space="preserve">3. </w:t>
       </w:r>
@@ -1392,6 +1450,7 @@
           <w:sz w:val="26"/>
           <w:szCs w:val="26"/>
           <w:rtl w:val="0"/>
+          <w:lang w:val="en-US"/>
         </w:rPr>
         <w:t xml:space="preserve">a = 1000 </w:t>
       </w:r>
@@ -1409,6 +1468,7 @@
           <w:sz w:val="26"/>
           <w:szCs w:val="26"/>
           <w:rtl w:val="0"/>
+          <w:lang w:val="en-US"/>
         </w:rPr>
         <w:t xml:space="preserve">b = 0.0001 </w:t>
       </w:r>
@@ -1444,6 +1504,7 @@
           <w:sz w:val="26"/>
           <w:szCs w:val="26"/>
           <w:rtl w:val="0"/>
+          <w:lang w:val="en-US"/>
         </w:rPr>
         <w:t xml:space="preserve">, </w:t>
       </w:r>
@@ -1497,6 +1558,7 @@
           <w:sz w:val="26"/>
           <w:szCs w:val="26"/>
           <w:rtl w:val="0"/>
+          <w:lang w:val="en-US"/>
         </w:rPr>
         <w:t xml:space="preserve">, </w:t>
       </w:r>
@@ -1514,13 +1576,14 @@
           <w:sz w:val="26"/>
           <w:szCs w:val="26"/>
           <w:rtl w:val="0"/>
+          <w:lang w:val="en-US"/>
         </w:rPr>
         <w:t>.</w:t>
       </w:r>
     </w:p>
     <w:p>
       <w:pPr>
-        <w:pStyle w:val="Body"/>
+        <w:pStyle w:val="Body A"/>
         <w:spacing w:before="240" w:after="200"/>
         <w:jc w:val="center"/>
       </w:pPr>
@@ -1531,6 +1594,7 @@
           <w:sz w:val="32"/>
           <w:szCs w:val="32"/>
           <w:rtl w:val="0"/>
+          <w:lang w:val="en-US"/>
         </w:rPr>
         <w:t xml:space="preserve">2. </w:t>
       </w:r>
@@ -1548,7 +1612,7 @@
     </w:p>
     <w:p>
       <w:pPr>
-        <w:pStyle w:val="Body"/>
+        <w:pStyle w:val="Body A"/>
         <w:spacing w:after="120" w:line="360" w:lineRule="auto"/>
         <w:jc w:val="both"/>
       </w:pPr>
@@ -1570,6 +1634,7 @@
           <w:sz w:val="26"/>
           <w:szCs w:val="26"/>
           <w:rtl w:val="0"/>
+          <w:lang w:val="en-US"/>
         </w:rPr>
         <w:t xml:space="preserve">. </w:t>
       </w:r>
@@ -1578,6 +1643,7 @@
           <w:sz w:val="26"/>
           <w:szCs w:val="26"/>
           <w:rtl w:val="0"/>
+          <w:lang w:val="en-US"/>
         </w:rPr>
         <w:t xml:space="preserve">n, m </w:t>
       </w:r>
@@ -1595,6 +1661,7 @@
           <w:sz w:val="26"/>
           <w:szCs w:val="26"/>
           <w:rtl w:val="0"/>
+          <w:lang w:val="en-US"/>
         </w:rPr>
         <w:t>(</w:t>
       </w:r>
@@ -1612,6 +1679,7 @@
           <w:sz w:val="26"/>
           <w:szCs w:val="26"/>
           <w:rtl w:val="0"/>
+          <w:lang w:val="en-US"/>
         </w:rPr>
         <w:t xml:space="preserve">int), </w:t>
       </w:r>
@@ -1629,6 +1697,7 @@
           <w:sz w:val="26"/>
           <w:szCs w:val="26"/>
           <w:rtl w:val="0"/>
+          <w:lang w:val="en-US"/>
         </w:rPr>
         <w:t xml:space="preserve">; x </w:t>
       </w:r>
@@ -1646,6 +1715,7 @@
           <w:sz w:val="26"/>
           <w:szCs w:val="26"/>
           <w:rtl w:val="0"/>
+          <w:lang w:val="en-US"/>
         </w:rPr>
         <w:t>(</w:t>
       </w:r>
@@ -1699,6 +1769,7 @@
           <w:sz w:val="26"/>
           <w:szCs w:val="26"/>
           <w:rtl w:val="0"/>
+          <w:lang w:val="en-US"/>
         </w:rPr>
         <w:t>(</w:t>
       </w:r>
@@ -1734,6 +1805,7 @@
           <w:sz w:val="26"/>
           <w:szCs w:val="26"/>
           <w:rtl w:val="0"/>
+          <w:lang w:val="en-US"/>
         </w:rPr>
         <w:t xml:space="preserve">. </w:t>
       </w:r>
@@ -1751,6 +1823,7 @@
           <w:sz w:val="26"/>
           <w:szCs w:val="26"/>
           <w:rtl w:val="0"/>
+          <w:lang w:val="en-US"/>
         </w:rPr>
         <w:t xml:space="preserve">a = 1000 </w:t>
       </w:r>
@@ -1768,6 +1841,7 @@
           <w:sz w:val="26"/>
           <w:szCs w:val="26"/>
           <w:rtl w:val="0"/>
+          <w:lang w:val="en-US"/>
         </w:rPr>
         <w:t xml:space="preserve">b = 0.0001 </w:t>
       </w:r>
@@ -1785,6 +1859,7 @@
           <w:sz w:val="26"/>
           <w:szCs w:val="26"/>
           <w:rtl w:val="0"/>
+          <w:lang w:val="en-US"/>
         </w:rPr>
         <w:t xml:space="preserve">3 </w:t>
       </w:r>
@@ -1802,13 +1877,14 @@
           <w:sz w:val="26"/>
           <w:szCs w:val="26"/>
           <w:rtl w:val="0"/>
+          <w:lang w:val="en-US"/>
         </w:rPr>
         <w:t>.</w:t>
       </w:r>
     </w:p>
     <w:p>
       <w:pPr>
-        <w:pStyle w:val="Body"/>
+        <w:pStyle w:val="Body A"/>
         <w:spacing w:after="120" w:line="360" w:lineRule="auto"/>
         <w:jc w:val="both"/>
       </w:pPr>
@@ -1830,6 +1906,7 @@
           <w:sz w:val="26"/>
           <w:szCs w:val="26"/>
           <w:rtl w:val="0"/>
+          <w:lang w:val="en-US"/>
         </w:rPr>
         <w:t xml:space="preserve">. </w:t>
       </w:r>
@@ -1865,6 +1942,7 @@
           <w:sz w:val="26"/>
           <w:szCs w:val="26"/>
           <w:rtl w:val="0"/>
+          <w:lang w:val="en-US"/>
         </w:rPr>
         <w:t xml:space="preserve">int) </w:t>
       </w:r>
@@ -1918,6 +1996,7 @@
           <w:sz w:val="26"/>
           <w:szCs w:val="26"/>
           <w:rtl w:val="0"/>
+          <w:lang w:val="en-US"/>
         </w:rPr>
         <w:t xml:space="preserve">n++&lt;m </w:t>
       </w:r>
@@ -1971,6 +2050,7 @@
           <w:sz w:val="26"/>
           <w:szCs w:val="26"/>
           <w:rtl w:val="0"/>
+          <w:lang w:val="en-US"/>
         </w:rPr>
         <w:t>2^(</w:t>
       </w:r>
@@ -1988,6 +2068,7 @@
           <w:sz w:val="26"/>
           <w:szCs w:val="26"/>
           <w:rtl w:val="0"/>
+          <w:lang w:val="en-US"/>
         </w:rPr>
         <w:t>x)</w:t>
       </w:r>
@@ -2005,6 +2086,7 @@
           <w:sz w:val="26"/>
           <w:szCs w:val="26"/>
           <w:rtl w:val="0"/>
+          <w:lang w:val="en-US"/>
         </w:rPr>
         <w:t>(x+4)</w:t>
       </w:r>
@@ -2022,6 +2104,7 @@
           <w:sz w:val="26"/>
           <w:szCs w:val="26"/>
           <w:rtl w:val="0"/>
+          <w:lang w:val="en-US"/>
         </w:rPr>
         <w:t xml:space="preserve">|x|, </w:t>
       </w:r>
@@ -2039,6 +2122,7 @@
           <w:sz w:val="26"/>
           <w:szCs w:val="26"/>
           <w:rtl w:val="0"/>
+          <w:lang w:val="en-US"/>
         </w:rPr>
         <w:t xml:space="preserve">, </w:t>
       </w:r>
@@ -2074,6 +2158,7 @@
           <w:sz w:val="26"/>
           <w:szCs w:val="26"/>
           <w:rtl w:val="0"/>
+          <w:lang w:val="en-US"/>
         </w:rPr>
         <w:t xml:space="preserve">4. </w:t>
       </w:r>
@@ -2145,6 +2230,7 @@
           <w:sz w:val="26"/>
           <w:szCs w:val="26"/>
           <w:rtl w:val="0"/>
+          <w:lang w:val="en-US"/>
         </w:rPr>
         <w:t xml:space="preserve">, </w:t>
       </w:r>
@@ -2162,6 +2248,7 @@
           <w:sz w:val="26"/>
           <w:szCs w:val="26"/>
           <w:rtl w:val="0"/>
+          <w:lang w:val="en-US"/>
         </w:rPr>
         <w:t xml:space="preserve">false. </w:t>
       </w:r>
@@ -2197,6 +2284,7 @@
           <w:sz w:val="26"/>
           <w:szCs w:val="26"/>
           <w:rtl w:val="0"/>
+          <w:lang w:val="en-US"/>
         </w:rPr>
         <w:t xml:space="preserve">float) </w:t>
       </w:r>
@@ -2250,6 +2338,7 @@
           <w:sz w:val="26"/>
           <w:szCs w:val="26"/>
           <w:rtl w:val="0"/>
+          <w:lang w:val="en-US"/>
         </w:rPr>
         <w:t>(a+b)</w:t>
       </w:r>
@@ -2267,13 +2356,14 @@
           <w:sz w:val="26"/>
           <w:szCs w:val="26"/>
           <w:rtl w:val="0"/>
+          <w:lang w:val="en-US"/>
         </w:rPr>
         <w:t>.</w:t>
       </w:r>
     </w:p>
     <w:p>
       <w:pPr>
-        <w:pStyle w:val="Body"/>
+        <w:pStyle w:val="Body A"/>
         <w:spacing w:after="120" w:line="360" w:lineRule="auto"/>
         <w:jc w:val="both"/>
       </w:pPr>
@@ -2295,6 +2385,7 @@
           <w:sz w:val="26"/>
           <w:szCs w:val="26"/>
           <w:rtl w:val="0"/>
+          <w:lang w:val="en-US"/>
         </w:rPr>
         <w:t xml:space="preserve">. </w:t>
       </w:r>
@@ -2312,6 +2403,7 @@
           <w:sz w:val="26"/>
           <w:szCs w:val="26"/>
           <w:rtl w:val="0"/>
+          <w:lang w:val="en-US"/>
         </w:rPr>
         <w:t xml:space="preserve">n, m: </w:t>
       </w:r>
@@ -2329,6 +2421,7 @@
           <w:sz w:val="26"/>
           <w:szCs w:val="26"/>
           <w:rtl w:val="0"/>
+          <w:lang w:val="en-US"/>
         </w:rPr>
         <w:t xml:space="preserve">, </w:t>
       </w:r>
@@ -2346,6 +2439,7 @@
           <w:sz w:val="26"/>
           <w:szCs w:val="26"/>
           <w:rtl w:val="0"/>
+          <w:lang w:val="en-US"/>
         </w:rPr>
         <w:t>(</w:t>
       </w:r>
@@ -2363,6 +2457,7 @@
           <w:sz w:val="26"/>
           <w:szCs w:val="26"/>
           <w:rtl w:val="0"/>
+          <w:lang w:val="en-US"/>
         </w:rPr>
         <w:t xml:space="preserve">). </w:t>
       </w:r>
@@ -2380,6 +2475,7 @@
           <w:sz w:val="26"/>
           <w:szCs w:val="26"/>
           <w:rtl w:val="0"/>
+          <w:lang w:val="en-US"/>
         </w:rPr>
         <w:t xml:space="preserve">x: x </w:t>
       </w:r>
@@ -2397,6 +2493,7 @@
           <w:sz w:val="26"/>
           <w:szCs w:val="26"/>
           <w:rtl w:val="0"/>
+          <w:lang w:val="en-US"/>
         </w:rPr>
         <w:t>4 (</w:t>
       </w:r>
@@ -2414,6 +2511,7 @@
           <w:sz w:val="26"/>
           <w:szCs w:val="26"/>
           <w:rtl w:val="0"/>
+          <w:lang w:val="en-US"/>
         </w:rPr>
         <w:t xml:space="preserve">4 </w:t>
       </w:r>
@@ -2449,6 +2547,7 @@
           <w:sz w:val="26"/>
           <w:szCs w:val="26"/>
           <w:rtl w:val="0"/>
+          <w:lang w:val="en-US"/>
         </w:rPr>
         <w:t>4 (</w:t>
       </w:r>
@@ -2466,6 +2565,7 @@
           <w:sz w:val="26"/>
           <w:szCs w:val="26"/>
           <w:rtl w:val="0"/>
+          <w:lang w:val="en-US"/>
         </w:rPr>
         <w:t xml:space="preserve">), </w:t>
       </w:r>
@@ -2501,6 +2601,7 @@
           <w:sz w:val="26"/>
           <w:szCs w:val="26"/>
           <w:rtl w:val="0"/>
+          <w:lang w:val="en-US"/>
         </w:rPr>
         <w:t>4 (</w:t>
       </w:r>
@@ -2518,6 +2619,7 @@
           <w:sz w:val="26"/>
           <w:szCs w:val="26"/>
           <w:rtl w:val="0"/>
+          <w:lang w:val="en-US"/>
         </w:rPr>
         <w:t xml:space="preserve">). </w:t>
       </w:r>
@@ -2553,6 +2655,7 @@
           <w:sz w:val="26"/>
           <w:szCs w:val="26"/>
           <w:rtl w:val="0"/>
+          <w:lang w:val="en-US"/>
         </w:rPr>
         <w:t xml:space="preserve">, </w:t>
       </w:r>
@@ -2570,6 +2673,7 @@
           <w:sz w:val="26"/>
           <w:szCs w:val="26"/>
           <w:rtl w:val="0"/>
+          <w:lang w:val="en-US"/>
         </w:rPr>
         <w:t>(</w:t>
       </w:r>
@@ -2587,6 +2691,7 @@
           <w:sz w:val="26"/>
           <w:szCs w:val="26"/>
           <w:rtl w:val="0"/>
+          <w:lang w:val="en-US"/>
         </w:rPr>
         <w:t xml:space="preserve">), </w:t>
       </w:r>
@@ -2604,6 +2709,7 @@
           <w:sz w:val="26"/>
           <w:szCs w:val="26"/>
           <w:rtl w:val="0"/>
+          <w:lang w:val="en-US"/>
         </w:rPr>
         <w:t xml:space="preserve">, </w:t>
       </w:r>
@@ -2621,6 +2727,7 @@
           <w:sz w:val="26"/>
           <w:szCs w:val="26"/>
           <w:rtl w:val="0"/>
+          <w:lang w:val="en-US"/>
         </w:rPr>
         <w:t xml:space="preserve">, </w:t>
       </w:r>
@@ -2638,6 +2745,7 @@
           <w:sz w:val="26"/>
           <w:szCs w:val="26"/>
           <w:rtl w:val="0"/>
+          <w:lang w:val="en-US"/>
         </w:rPr>
         <w:t xml:space="preserve">. </w:t>
       </w:r>
@@ -2655,6 +2763,7 @@
           <w:sz w:val="26"/>
           <w:szCs w:val="26"/>
           <w:rtl w:val="0"/>
+          <w:lang w:val="en-US"/>
         </w:rPr>
         <w:t xml:space="preserve">a, b: </w:t>
       </w:r>
@@ -2672,13 +2781,14 @@
           <w:sz w:val="26"/>
           <w:szCs w:val="26"/>
           <w:rtl w:val="0"/>
+          <w:lang w:val="en-US"/>
         </w:rPr>
         <w:t>.</w:t>
       </w:r>
     </w:p>
     <w:p>
       <w:pPr>
-        <w:pStyle w:val="Body"/>
+        <w:pStyle w:val="Body A"/>
         <w:spacing w:after="120" w:line="360" w:lineRule="auto"/>
         <w:jc w:val="both"/>
       </w:pPr>
@@ -2700,6 +2810,7 @@
           <w:sz w:val="26"/>
           <w:szCs w:val="26"/>
           <w:rtl w:val="0"/>
+          <w:lang w:val="en-US"/>
         </w:rPr>
         <w:t xml:space="preserve">. </w:t>
       </w:r>
@@ -2771,6 +2882,7 @@
           <w:sz w:val="26"/>
           <w:szCs w:val="26"/>
           <w:rtl w:val="0"/>
+          <w:lang w:val="en-US"/>
         </w:rPr>
         <w:t>(</w:t>
       </w:r>
@@ -2788,13 +2900,14 @@
           <w:sz w:val="26"/>
           <w:szCs w:val="26"/>
           <w:rtl w:val="0"/>
+          <w:lang w:val="en-US"/>
         </w:rPr>
         <w:t>).</w:t>
       </w:r>
     </w:p>
     <w:p>
       <w:pPr>
-        <w:pStyle w:val="Body"/>
+        <w:pStyle w:val="Body A"/>
         <w:spacing w:after="120" w:line="360" w:lineRule="auto"/>
         <w:jc w:val="both"/>
       </w:pPr>
@@ -2816,6 +2929,7 @@
           <w:sz w:val="26"/>
           <w:szCs w:val="26"/>
           <w:rtl w:val="0"/>
+          <w:lang w:val="en-US"/>
         </w:rPr>
         <w:t xml:space="preserve">. </w:t>
       </w:r>
@@ -2851,6 +2965,7 @@
           <w:sz w:val="26"/>
           <w:szCs w:val="26"/>
           <w:rtl w:val="0"/>
+          <w:lang w:val="en-US"/>
         </w:rPr>
         <w:t xml:space="preserve">4 </w:t>
       </w:r>
@@ -2868,6 +2983,7 @@
           <w:sz w:val="26"/>
           <w:szCs w:val="26"/>
           <w:rtl w:val="0"/>
+          <w:lang w:val="en-US"/>
         </w:rPr>
         <w:t xml:space="preserve">: </w:t>
       </w:r>
@@ -2885,6 +3001,7 @@
           <w:sz w:val="26"/>
           <w:szCs w:val="26"/>
           <w:rtl w:val="0"/>
+          <w:lang w:val="en-US"/>
         </w:rPr>
         <w:t xml:space="preserve">x + 4 &lt; 0 </w:t>
       </w:r>
@@ -2902,6 +3019,7 @@
           <w:sz w:val="26"/>
           <w:szCs w:val="26"/>
           <w:rtl w:val="0"/>
+          <w:lang w:val="en-US"/>
         </w:rPr>
         <w:t xml:space="preserve">. </w:t>
       </w:r>
@@ -2919,6 +3037,7 @@
           <w:sz w:val="26"/>
           <w:szCs w:val="26"/>
           <w:rtl w:val="0"/>
+          <w:lang w:val="en-US"/>
         </w:rPr>
         <w:t xml:space="preserve">: </w:t>
       </w:r>
@@ -2936,6 +3055,7 @@
           <w:sz w:val="26"/>
           <w:szCs w:val="26"/>
           <w:rtl w:val="0"/>
+          <w:lang w:val="en-US"/>
         </w:rPr>
         <w:t xml:space="preserve">n, m, x, X1, Y1 </w:t>
       </w:r>
@@ -2989,6 +3109,7 @@
           <w:sz w:val="26"/>
           <w:szCs w:val="26"/>
           <w:rtl w:val="0"/>
+          <w:lang w:val="en-US"/>
         </w:rPr>
         <w:t xml:space="preserve">. </w:t>
       </w:r>
@@ -3006,6 +3127,7 @@
           <w:sz w:val="26"/>
           <w:szCs w:val="26"/>
           <w:rtl w:val="0"/>
+          <w:lang w:val="en-US"/>
         </w:rPr>
         <w:t xml:space="preserve">, </w:t>
       </w:r>
@@ -3023,13 +3145,14 @@
           <w:sz w:val="26"/>
           <w:szCs w:val="26"/>
           <w:rtl w:val="0"/>
+          <w:lang w:val="en-US"/>
         </w:rPr>
         <w:t>.</w:t>
       </w:r>
     </w:p>
     <w:p>
       <w:pPr>
-        <w:pStyle w:val="Body"/>
+        <w:pStyle w:val="Body A"/>
         <w:spacing w:after="120" w:line="360" w:lineRule="auto"/>
         <w:jc w:val="both"/>
       </w:pPr>
@@ -3051,6 +3174,7 @@
           <w:sz w:val="26"/>
           <w:szCs w:val="26"/>
           <w:rtl w:val="0"/>
+          <w:lang w:val="en-US"/>
         </w:rPr>
         <w:t xml:space="preserve">. </w:t>
       </w:r>
@@ -3086,6 +3210,7 @@
           <w:sz w:val="26"/>
           <w:szCs w:val="26"/>
           <w:rtl w:val="0"/>
+          <w:lang w:val="en-US"/>
         </w:rPr>
         <w:t xml:space="preserve">n </w:t>
       </w:r>
@@ -3103,6 +3228,7 @@
           <w:sz w:val="26"/>
           <w:szCs w:val="26"/>
           <w:rtl w:val="0"/>
+          <w:lang w:val="en-US"/>
         </w:rPr>
         <w:t xml:space="preserve">m; </w:t>
       </w:r>
@@ -3120,6 +3246,7 @@
           <w:sz w:val="26"/>
           <w:szCs w:val="26"/>
           <w:rtl w:val="0"/>
+          <w:lang w:val="en-US"/>
         </w:rPr>
         <w:t xml:space="preserve">result1 = n++*m </w:t>
       </w:r>
@@ -3137,6 +3264,7 @@
           <w:sz w:val="26"/>
           <w:szCs w:val="26"/>
           <w:rtl w:val="0"/>
+          <w:lang w:val="en-US"/>
         </w:rPr>
         <w:t xml:space="preserve">n, m; </w:t>
       </w:r>
@@ -3154,6 +3282,7 @@
           <w:sz w:val="26"/>
           <w:szCs w:val="26"/>
           <w:rtl w:val="0"/>
+          <w:lang w:val="en-US"/>
         </w:rPr>
         <w:t xml:space="preserve">result2 = n++&lt;m </w:t>
       </w:r>
@@ -3171,6 +3300,7 @@
           <w:sz w:val="26"/>
           <w:szCs w:val="26"/>
           <w:rtl w:val="0"/>
+          <w:lang w:val="en-US"/>
         </w:rPr>
         <w:t xml:space="preserve">n, m; </w:t>
       </w:r>
@@ -3206,6 +3336,7 @@
           <w:sz w:val="26"/>
           <w:szCs w:val="26"/>
           <w:rtl w:val="0"/>
+          <w:lang w:val="en-US"/>
         </w:rPr>
         <w:t xml:space="preserve">n, m; </w:t>
       </w:r>
@@ -3223,6 +3354,7 @@
           <w:sz w:val="26"/>
           <w:szCs w:val="26"/>
           <w:rtl w:val="0"/>
+          <w:lang w:val="en-US"/>
         </w:rPr>
         <w:t xml:space="preserve">x; </w:t>
       </w:r>
@@ -3240,6 +3372,7 @@
           <w:sz w:val="26"/>
           <w:szCs w:val="26"/>
           <w:rtl w:val="0"/>
+          <w:lang w:val="en-US"/>
         </w:rPr>
         <w:t xml:space="preserve">x+4&lt;0 </w:t>
       </w:r>
@@ -3257,6 +3390,7 @@
           <w:sz w:val="26"/>
           <w:szCs w:val="26"/>
           <w:rtl w:val="0"/>
+          <w:lang w:val="en-US"/>
         </w:rPr>
         <w:t xml:space="preserve">, </w:t>
       </w:r>
@@ -3274,6 +3408,7 @@
           <w:sz w:val="26"/>
           <w:szCs w:val="26"/>
           <w:rtl w:val="0"/>
+          <w:lang w:val="en-US"/>
         </w:rPr>
         <w:t xml:space="preserve">result4. </w:t>
       </w:r>
@@ -3291,6 +3426,7 @@
           <w:sz w:val="26"/>
           <w:szCs w:val="26"/>
           <w:rtl w:val="0"/>
+          <w:lang w:val="en-US"/>
         </w:rPr>
         <w:t xml:space="preserve">2: </w:t>
       </w:r>
@@ -3326,6 +3462,7 @@
           <w:sz w:val="26"/>
           <w:szCs w:val="26"/>
           <w:rtl w:val="0"/>
+          <w:lang w:val="en-US"/>
         </w:rPr>
         <w:t xml:space="preserve">, </w:t>
       </w:r>
@@ -3361,6 +3498,7 @@
           <w:sz w:val="26"/>
           <w:szCs w:val="26"/>
           <w:rtl w:val="0"/>
+          <w:lang w:val="en-US"/>
         </w:rPr>
         <w:t xml:space="preserve">; </w:t>
       </w:r>
@@ -3414,6 +3552,7 @@
           <w:sz w:val="26"/>
           <w:szCs w:val="26"/>
           <w:rtl w:val="0"/>
+          <w:lang w:val="en-US"/>
         </w:rPr>
         <w:t xml:space="preserve">a = 1000, b = 0.0001; </w:t>
       </w:r>
@@ -3485,6 +3624,7 @@
           <w:sz w:val="26"/>
           <w:szCs w:val="26"/>
           <w:rtl w:val="0"/>
+          <w:lang w:val="en-US"/>
         </w:rPr>
         <w:t xml:space="preserve">; </w:t>
       </w:r>
@@ -3538,13 +3678,14 @@
           <w:sz w:val="26"/>
           <w:szCs w:val="26"/>
           <w:rtl w:val="0"/>
+          <w:lang w:val="en-US"/>
         </w:rPr>
         <w:t>.</w:t>
       </w:r>
     </w:p>
     <w:p>
       <w:pPr>
-        <w:pStyle w:val="Body"/>
+        <w:pStyle w:val="Body A"/>
         <w:spacing w:before="240" w:after="200"/>
         <w:jc w:val="center"/>
       </w:pPr>
@@ -3555,6 +3696,7 @@
           <w:sz w:val="32"/>
           <w:szCs w:val="32"/>
           <w:rtl w:val="0"/>
+          <w:lang w:val="en-US"/>
         </w:rPr>
         <w:t xml:space="preserve">3. </w:t>
       </w:r>
@@ -3572,7 +3714,7 @@
     </w:p>
     <w:p>
       <w:pPr>
-        <w:pStyle w:val="Body"/>
+        <w:pStyle w:val="Body A"/>
         <w:spacing w:after="120" w:line="360" w:lineRule="auto"/>
         <w:jc w:val="both"/>
       </w:pPr>
@@ -3590,6 +3732,7 @@
           <w:sz w:val="26"/>
           <w:szCs w:val="26"/>
           <w:rtl w:val="0"/>
+          <w:lang w:val="en-US"/>
         </w:rPr>
         <w:t>C# (</w:t>
       </w:r>
@@ -3607,6 +3750,7 @@
           <w:sz w:val="26"/>
           <w:szCs w:val="26"/>
           <w:rtl w:val="0"/>
+          <w:lang w:val="en-US"/>
         </w:rPr>
         <w:t xml:space="preserve">Program.cs) </w:t>
       </w:r>
@@ -3624,6 +3768,7 @@
           <w:sz w:val="26"/>
           <w:szCs w:val="26"/>
           <w:rtl w:val="0"/>
+          <w:lang w:val="en-US"/>
         </w:rPr>
         <w:t xml:space="preserve">. </w:t>
       </w:r>
@@ -3641,6 +3786,7 @@
           <w:sz w:val="26"/>
           <w:szCs w:val="26"/>
           <w:rtl w:val="0"/>
+          <w:lang w:val="en-US"/>
         </w:rPr>
         <w:t>.</w:t>
       </w:r>
@@ -3652,13 +3798,13 @@
         <w:drawing xmlns:a="http://schemas.openxmlformats.org/drawingml/2006/main">
           <wp:anchor distT="152400" distB="152400" distL="152400" distR="152400" simplePos="0" relativeHeight="251659264" behindDoc="0" locked="0" layoutInCell="1" allowOverlap="1">
             <wp:simplePos x="0" y="0"/>
-            <wp:positionH relativeFrom="margin">
-              <wp:posOffset>1125507</wp:posOffset>
+            <wp:positionH relativeFrom="page">
+              <wp:posOffset>2205642</wp:posOffset>
             </wp:positionH>
             <wp:positionV relativeFrom="line">
               <wp:posOffset>347790</wp:posOffset>
             </wp:positionV>
-            <wp:extent cx="3826093" cy="5936615"/>
+            <wp:extent cx="3826093" cy="5936616"/>
             <wp:effectExtent l="0" t="0" r="0" b="0"/>
             <wp:wrapThrough wrapText="bothSides" distL="152400" distR="152400">
               <wp:wrapPolygon edited="1">
@@ -3691,7 +3837,7 @@
                   <pic:spPr>
                     <a:xfrm>
                       <a:off x="0" y="0"/>
-                      <a:ext cx="3826093" cy="5936615"/>
+                      <a:ext cx="3826093" cy="5936616"/>
                     </a:xfrm>
                     <a:prstGeom prst="rect">
                       <a:avLst/>
@@ -3711,31 +3857,31 @@
     </w:p>
     <w:p>
       <w:pPr>
-        <w:pStyle w:val="Body"/>
+        <w:pStyle w:val="Body A"/>
         <w:jc w:val="center"/>
       </w:pPr>
     </w:p>
     <w:p>
       <w:pPr>
-        <w:pStyle w:val="Body"/>
+        <w:pStyle w:val="Body A"/>
         <w:jc w:val="center"/>
       </w:pPr>
     </w:p>
     <w:p>
       <w:pPr>
-        <w:pStyle w:val="Body"/>
+        <w:pStyle w:val="Body A"/>
         <w:jc w:val="center"/>
       </w:pPr>
     </w:p>
     <w:p>
       <w:pPr>
-        <w:pStyle w:val="Body"/>
+        <w:pStyle w:val="Body A"/>
         <w:jc w:val="center"/>
       </w:pPr>
     </w:p>
     <w:p>
       <w:pPr>
-        <w:pStyle w:val="Body"/>
+        <w:pStyle w:val="Body A"/>
         <w:jc w:val="center"/>
       </w:pPr>
       <w:r>
@@ -3786,13 +3932,13 @@
         <w:drawing xmlns:a="http://schemas.openxmlformats.org/drawingml/2006/main">
           <wp:anchor distT="152400" distB="152400" distL="152400" distR="152400" simplePos="0" relativeHeight="251660288" behindDoc="0" locked="0" layoutInCell="1" allowOverlap="1">
             <wp:simplePos x="0" y="0"/>
-            <wp:positionH relativeFrom="margin">
-              <wp:posOffset>-276542</wp:posOffset>
+            <wp:positionH relativeFrom="page">
+              <wp:posOffset>803593</wp:posOffset>
             </wp:positionH>
             <wp:positionV relativeFrom="page">
               <wp:posOffset>487680</wp:posOffset>
             </wp:positionV>
-            <wp:extent cx="5936615" cy="4580536"/>
+            <wp:extent cx="5936616" cy="4580536"/>
             <wp:effectExtent l="0" t="0" r="0" b="0"/>
             <wp:wrapThrough wrapText="bothSides" distL="152400" distR="152400">
               <wp:wrapPolygon edited="1">
@@ -3825,7 +3971,7 @@
                   <pic:spPr>
                     <a:xfrm>
                       <a:off x="0" y="0"/>
-                      <a:ext cx="5936615" cy="4580536"/>
+                      <a:ext cx="5936616" cy="4580536"/>
                     </a:xfrm>
                     <a:prstGeom prst="rect">
                       <a:avLst/>
@@ -3845,35 +3991,35 @@
     </w:p>
     <w:p>
       <w:pPr>
-        <w:pStyle w:val="Body"/>
+        <w:pStyle w:val="Body A"/>
         <w:spacing w:before="240" w:after="200"/>
         <w:jc w:val="center"/>
       </w:pPr>
     </w:p>
     <w:p>
       <w:pPr>
-        <w:pStyle w:val="Body"/>
+        <w:pStyle w:val="Body A"/>
         <w:spacing w:before="240" w:after="200"/>
         <w:jc w:val="center"/>
       </w:pPr>
     </w:p>
     <w:p>
       <w:pPr>
-        <w:pStyle w:val="Body"/>
+        <w:pStyle w:val="Body A"/>
         <w:spacing w:before="240" w:after="200"/>
         <w:jc w:val="center"/>
       </w:pPr>
     </w:p>
     <w:p>
       <w:pPr>
-        <w:pStyle w:val="Body"/>
+        <w:pStyle w:val="Body A"/>
         <w:spacing w:before="240" w:after="200"/>
         <w:jc w:val="center"/>
       </w:pPr>
     </w:p>
     <w:p>
       <w:pPr>
-        <w:pStyle w:val="Body"/>
+        <w:pStyle w:val="Body A"/>
         <w:spacing w:before="240" w:after="200"/>
         <w:jc w:val="center"/>
       </w:pPr>
@@ -3884,6 +4030,7 @@
           <w:sz w:val="32"/>
           <w:szCs w:val="32"/>
           <w:rtl w:val="0"/>
+          <w:lang w:val="en-US"/>
         </w:rPr>
         <w:t xml:space="preserve">4. </w:t>
       </w:r>
@@ -3901,7 +4048,7 @@
     </w:p>
     <w:p>
       <w:pPr>
-        <w:pStyle w:val="Body"/>
+        <w:pStyle w:val="Body A"/>
         <w:spacing w:after="120" w:line="360" w:lineRule="auto"/>
         <w:jc w:val="both"/>
       </w:pPr>
@@ -3919,6 +4066,7 @@
           <w:sz w:val="26"/>
           <w:szCs w:val="26"/>
           <w:rtl w:val="0"/>
+          <w:lang w:val="en-US"/>
         </w:rPr>
         <w:t xml:space="preserve">19 </w:t>
       </w:r>
@@ -3936,6 +4084,7 @@
           <w:sz w:val="26"/>
           <w:szCs w:val="26"/>
           <w:rtl w:val="0"/>
+          <w:lang w:val="en-US"/>
         </w:rPr>
         <w:t>(T01</w:t>
       </w:r>
@@ -3953,6 +4102,7 @@
           <w:sz w:val="26"/>
           <w:szCs w:val="26"/>
           <w:rtl w:val="0"/>
+          <w:lang w:val="en-US"/>
         </w:rPr>
         <w:t xml:space="preserve">T19), </w:t>
       </w:r>
@@ -3970,6 +4120,7 @@
           <w:sz w:val="26"/>
           <w:szCs w:val="26"/>
           <w:rtl w:val="0"/>
+          <w:lang w:val="en-US"/>
         </w:rPr>
         <w:t xml:space="preserve">22. </w:t>
       </w:r>
@@ -3987,6 +4138,7 @@
           <w:sz w:val="26"/>
           <w:szCs w:val="26"/>
           <w:rtl w:val="0"/>
+          <w:lang w:val="en-US"/>
         </w:rPr>
         <w:t xml:space="preserve">, </w:t>
       </w:r>
@@ -4004,6 +4156,7 @@
           <w:sz w:val="26"/>
           <w:szCs w:val="26"/>
           <w:rtl w:val="0"/>
+          <w:lang w:val="en-US"/>
         </w:rPr>
         <w:t xml:space="preserve">, </w:t>
       </w:r>
@@ -4021,13 +4174,14 @@
           <w:sz w:val="26"/>
           <w:szCs w:val="26"/>
           <w:rtl w:val="0"/>
+          <w:lang w:val="en-US"/>
         </w:rPr>
         <w:t>1.</w:t>
       </w:r>
     </w:p>
     <w:p>
       <w:pPr>
-        <w:pStyle w:val="Body"/>
+        <w:pStyle w:val="Body A"/>
         <w:spacing w:after="80" w:line="360" w:lineRule="auto"/>
         <w:jc w:val="both"/>
       </w:pPr>
@@ -4049,6 +4203,7 @@
           <w:sz w:val="26"/>
           <w:szCs w:val="26"/>
           <w:rtl w:val="0"/>
+          <w:lang w:val="en-US"/>
         </w:rPr>
         <w:t>1.</w:t>
       </w:r>
@@ -4057,7 +4212,7 @@
       <w:tblPr>
         <w:tblW w:w="9350" w:type="dxa"/>
         <w:jc w:val="center"/>
-        <w:tblInd w:w="108" w:type="dxa"/>
+        <w:tblInd w:w="216" w:type="dxa"/>
         <w:tblBorders>
           <w:top w:val="single" w:color="ffffff" w:sz="8" w:space="0" w:shadow="0" w:frame="0"/>
           <w:left w:val="single" w:color="ffffff" w:sz="8" w:space="0" w:shadow="0" w:frame="0"/>
@@ -4081,7 +4236,7 @@
           <w:shd w:val="clear" w:color="auto" w:fill="ced7e7"/>
         </w:tblPrEx>
         <w:trPr>
-          <w:trHeight w:val="481" w:hRule="atLeast"/>
+          <w:trHeight w:val="491" w:hRule="atLeast"/>
         </w:trPr>
         <w:tc>
           <w:tcPr>
@@ -4103,7 +4258,7 @@
           </w:tcPr>
           <w:p>
             <w:pPr>
-              <w:pStyle w:val="Body"/>
+              <w:pStyle w:val="Body A"/>
               <w:jc w:val="center"/>
             </w:pPr>
             <w:r>
@@ -4140,7 +4295,7 @@
           </w:tcPr>
           <w:p>
             <w:pPr>
-              <w:pStyle w:val="Body"/>
+              <w:pStyle w:val="Body A"/>
               <w:jc w:val="center"/>
             </w:pPr>
             <w:r>
@@ -4177,7 +4332,7 @@
           </w:tcPr>
           <w:p>
             <w:pPr>
-              <w:pStyle w:val="Body"/>
+              <w:pStyle w:val="Body A"/>
               <w:jc w:val="center"/>
             </w:pPr>
             <w:r>
@@ -4214,7 +4369,7 @@
           </w:tcPr>
           <w:p>
             <w:pPr>
-              <w:pStyle w:val="Body"/>
+              <w:pStyle w:val="Body A"/>
               <w:jc w:val="center"/>
             </w:pPr>
             <w:r>
@@ -4251,7 +4406,7 @@
           </w:tcPr>
           <w:p>
             <w:pPr>
-              <w:pStyle w:val="Body"/>
+              <w:pStyle w:val="Body A"/>
               <w:jc w:val="center"/>
             </w:pPr>
             <w:r>
@@ -4274,7 +4429,7 @@
           <w:shd w:val="clear" w:color="auto" w:fill="ced7e7"/>
         </w:tblPrEx>
         <w:trPr>
-          <w:trHeight w:val="481" w:hRule="atLeast"/>
+          <w:trHeight w:val="491" w:hRule="atLeast"/>
         </w:trPr>
         <w:tc>
           <w:tcPr>
@@ -4297,11 +4452,8 @@
           </w:tcPr>
           <w:p>
             <w:pPr>
-              <w:pStyle w:val="Body"/>
+              <w:pStyle w:val="Body A"/>
               <w:jc w:val="center"/>
-              <w:rPr>
-                <w:shd w:val="nil" w:color="auto" w:fill="auto"/>
-              </w:rPr>
             </w:pPr>
             <w:r>
               <w:rPr>
@@ -4315,16 +4467,9 @@
               </w:rPr>
               <w:t>T01</w:t>
             </w:r>
-          </w:p>
-          <w:p>
-            <w:pPr>
-              <w:pStyle w:val="Body"/>
-              <w:jc w:val="center"/>
-            </w:pPr>
-            <w:r>
-              <w:rPr>
-                <w:shd w:val="nil" w:color="auto" w:fill="auto"/>
-                <w:lang w:val="en-US"/>
+            <w:r>
+              <w:rPr>
+                <w:shd w:val="nil" w:color="auto" w:fill="auto"/>
               </w:rPr>
             </w:r>
           </w:p>
@@ -4350,10 +4495,7 @@
           </w:tcPr>
           <w:p>
             <w:pPr>
-              <w:pStyle w:val="Body"/>
-              <w:rPr>
-                <w:shd w:val="nil" w:color="auto" w:fill="auto"/>
-              </w:rPr>
+              <w:pStyle w:val="Body A"/>
             </w:pPr>
             <w:r>
               <w:rPr>
@@ -4365,15 +4507,9 @@
               </w:rPr>
               <w:t>n = 5, m = 3</w:t>
             </w:r>
-          </w:p>
-          <w:p>
-            <w:pPr>
-              <w:pStyle w:val="Body"/>
-            </w:pPr>
-            <w:r>
-              <w:rPr>
-                <w:shd w:val="nil" w:color="auto" w:fill="auto"/>
-                <w:lang w:val="en-US"/>
+            <w:r>
+              <w:rPr>
+                <w:shd w:val="nil" w:color="auto" w:fill="auto"/>
               </w:rPr>
             </w:r>
           </w:p>
@@ -4398,7 +4534,7 @@
           </w:tcPr>
           <w:p>
             <w:pPr>
-              <w:pStyle w:val="Body"/>
+              <w:pStyle w:val="Body A"/>
             </w:pPr>
             <w:r>
               <w:rPr>
@@ -4432,7 +4568,7 @@
           </w:tcPr>
           <w:p>
             <w:pPr>
-              <w:pStyle w:val="Body"/>
+              <w:pStyle w:val="Body A"/>
               <w:jc w:val="center"/>
             </w:pPr>
             <w:r>
@@ -4469,7 +4605,7 @@
           </w:tcPr>
           <w:p>
             <w:pPr>
-              <w:pStyle w:val="Body"/>
+              <w:pStyle w:val="Body A"/>
             </w:pPr>
             <w:r>
               <w:rPr>
@@ -4489,7 +4625,7 @@
           <w:shd w:val="clear" w:color="auto" w:fill="ced7e7"/>
         </w:tblPrEx>
         <w:trPr>
-          <w:trHeight w:val="481" w:hRule="atLeast"/>
+          <w:trHeight w:val="491" w:hRule="atLeast"/>
         </w:trPr>
         <w:tc>
           <w:tcPr>
@@ -4539,7 +4675,7 @@
           </w:tcPr>
           <w:p>
             <w:pPr>
-              <w:pStyle w:val="Body"/>
+              <w:pStyle w:val="Body A"/>
             </w:pPr>
             <w:r>
               <w:rPr>
@@ -4573,7 +4709,7 @@
           </w:tcPr>
           <w:p>
             <w:pPr>
-              <w:pStyle w:val="Body"/>
+              <w:pStyle w:val="Body A"/>
               <w:jc w:val="center"/>
             </w:pPr>
             <w:r>
@@ -4610,7 +4746,7 @@
           </w:tcPr>
           <w:p>
             <w:pPr>
-              <w:pStyle w:val="Body"/>
+              <w:pStyle w:val="Body A"/>
             </w:pPr>
             <w:r>
               <w:rPr>
@@ -4630,7 +4766,7 @@
           <w:shd w:val="clear" w:color="auto" w:fill="ced7e7"/>
         </w:tblPrEx>
         <w:trPr>
-          <w:trHeight w:val="481" w:hRule="atLeast"/>
+          <w:trHeight w:val="491" w:hRule="atLeast"/>
         </w:trPr>
         <w:tc>
           <w:tcPr>
@@ -4680,7 +4816,7 @@
           </w:tcPr>
           <w:p>
             <w:pPr>
-              <w:pStyle w:val="Body"/>
+              <w:pStyle w:val="Body A"/>
             </w:pPr>
             <w:r>
               <w:rPr>
@@ -4714,7 +4850,7 @@
           </w:tcPr>
           <w:p>
             <w:pPr>
-              <w:pStyle w:val="Body"/>
+              <w:pStyle w:val="Body A"/>
               <w:jc w:val="center"/>
             </w:pPr>
             <w:r>
@@ -4751,7 +4887,7 @@
           </w:tcPr>
           <w:p>
             <w:pPr>
-              <w:pStyle w:val="Body"/>
+              <w:pStyle w:val="Body A"/>
             </w:pPr>
             <w:r>
               <w:rPr>
@@ -4771,7 +4907,7 @@
           <w:shd w:val="clear" w:color="auto" w:fill="ced7e7"/>
         </w:tblPrEx>
         <w:trPr>
-          <w:trHeight w:val="481" w:hRule="atLeast"/>
+          <w:trHeight w:val="491" w:hRule="atLeast"/>
         </w:trPr>
         <w:tc>
           <w:tcPr>
@@ -4794,11 +4930,8 @@
           </w:tcPr>
           <w:p>
             <w:pPr>
-              <w:pStyle w:val="Body"/>
+              <w:pStyle w:val="Body A"/>
               <w:jc w:val="center"/>
-              <w:rPr>
-                <w:shd w:val="nil" w:color="auto" w:fill="auto"/>
-              </w:rPr>
             </w:pPr>
             <w:r>
               <w:rPr>
@@ -4812,16 +4945,9 @@
               </w:rPr>
               <w:t>T02</w:t>
             </w:r>
-          </w:p>
-          <w:p>
-            <w:pPr>
-              <w:pStyle w:val="Body"/>
-              <w:jc w:val="center"/>
-            </w:pPr>
-            <w:r>
-              <w:rPr>
-                <w:shd w:val="nil" w:color="auto" w:fill="auto"/>
-                <w:lang w:val="en-US"/>
+            <w:r>
+              <w:rPr>
+                <w:shd w:val="nil" w:color="auto" w:fill="auto"/>
               </w:rPr>
             </w:r>
           </w:p>
@@ -4847,10 +4973,7 @@
           </w:tcPr>
           <w:p>
             <w:pPr>
-              <w:pStyle w:val="Body"/>
-              <w:rPr>
-                <w:shd w:val="nil" w:color="auto" w:fill="auto"/>
-              </w:rPr>
+              <w:pStyle w:val="Body A"/>
             </w:pPr>
             <w:r>
               <w:rPr>
@@ -4862,15 +4985,9 @@
               </w:rPr>
               <w:t>n = 0, m = 0</w:t>
             </w:r>
-          </w:p>
-          <w:p>
-            <w:pPr>
-              <w:pStyle w:val="Body"/>
-            </w:pPr>
-            <w:r>
-              <w:rPr>
-                <w:shd w:val="nil" w:color="auto" w:fill="auto"/>
-                <w:lang w:val="en-US"/>
+            <w:r>
+              <w:rPr>
+                <w:shd w:val="nil" w:color="auto" w:fill="auto"/>
               </w:rPr>
             </w:r>
           </w:p>
@@ -4895,7 +5012,7 @@
           </w:tcPr>
           <w:p>
             <w:pPr>
-              <w:pStyle w:val="Body"/>
+              <w:pStyle w:val="Body A"/>
             </w:pPr>
             <w:r>
               <w:rPr>
@@ -4929,7 +5046,7 @@
           </w:tcPr>
           <w:p>
             <w:pPr>
-              <w:pStyle w:val="Body"/>
+              <w:pStyle w:val="Body A"/>
               <w:jc w:val="center"/>
             </w:pPr>
             <w:r>
@@ -4966,7 +5083,7 @@
           </w:tcPr>
           <w:p>
             <w:pPr>
-              <w:pStyle w:val="Body"/>
+              <w:pStyle w:val="Body A"/>
             </w:pPr>
             <w:r>
               <w:rPr>
@@ -4986,7 +5103,7 @@
           <w:shd w:val="clear" w:color="auto" w:fill="ced7e7"/>
         </w:tblPrEx>
         <w:trPr>
-          <w:trHeight w:val="481" w:hRule="atLeast"/>
+          <w:trHeight w:val="491" w:hRule="atLeast"/>
         </w:trPr>
         <w:tc>
           <w:tcPr>
@@ -5036,7 +5153,7 @@
           </w:tcPr>
           <w:p>
             <w:pPr>
-              <w:pStyle w:val="Body"/>
+              <w:pStyle w:val="Body A"/>
             </w:pPr>
             <w:r>
               <w:rPr>
@@ -5070,7 +5187,7 @@
           </w:tcPr>
           <w:p>
             <w:pPr>
-              <w:pStyle w:val="Body"/>
+              <w:pStyle w:val="Body A"/>
               <w:jc w:val="center"/>
             </w:pPr>
             <w:r>
@@ -5107,7 +5224,7 @@
           </w:tcPr>
           <w:p>
             <w:pPr>
-              <w:pStyle w:val="Body"/>
+              <w:pStyle w:val="Body A"/>
             </w:pPr>
             <w:r>
               <w:rPr>
@@ -5127,7 +5244,7 @@
           <w:shd w:val="clear" w:color="auto" w:fill="ced7e7"/>
         </w:tblPrEx>
         <w:trPr>
-          <w:trHeight w:val="481" w:hRule="atLeast"/>
+          <w:trHeight w:val="491" w:hRule="atLeast"/>
         </w:trPr>
         <w:tc>
           <w:tcPr>
@@ -5177,7 +5294,7 @@
           </w:tcPr>
           <w:p>
             <w:pPr>
-              <w:pStyle w:val="Body"/>
+              <w:pStyle w:val="Body A"/>
             </w:pPr>
             <w:r>
               <w:rPr>
@@ -5211,7 +5328,7 @@
           </w:tcPr>
           <w:p>
             <w:pPr>
-              <w:pStyle w:val="Body"/>
+              <w:pStyle w:val="Body A"/>
               <w:jc w:val="center"/>
             </w:pPr>
             <w:r>
@@ -5248,7 +5365,7 @@
           </w:tcPr>
           <w:p>
             <w:pPr>
-              <w:pStyle w:val="Body"/>
+              <w:pStyle w:val="Body A"/>
             </w:pPr>
             <w:r>
               <w:rPr>
@@ -5268,7 +5385,7 @@
           <w:shd w:val="clear" w:color="auto" w:fill="ced7e7"/>
         </w:tblPrEx>
         <w:trPr>
-          <w:trHeight w:val="481" w:hRule="atLeast"/>
+          <w:trHeight w:val="491" w:hRule="atLeast"/>
         </w:trPr>
         <w:tc>
           <w:tcPr>
@@ -5291,11 +5408,8 @@
           </w:tcPr>
           <w:p>
             <w:pPr>
-              <w:pStyle w:val="Body"/>
+              <w:pStyle w:val="Body A"/>
               <w:jc w:val="center"/>
-              <w:rPr>
-                <w:shd w:val="nil" w:color="auto" w:fill="auto"/>
-              </w:rPr>
             </w:pPr>
             <w:r>
               <w:rPr>
@@ -5309,16 +5423,9 @@
               </w:rPr>
               <w:t>T03</w:t>
             </w:r>
-          </w:p>
-          <w:p>
-            <w:pPr>
-              <w:pStyle w:val="Body"/>
-              <w:jc w:val="center"/>
-            </w:pPr>
-            <w:r>
-              <w:rPr>
-                <w:shd w:val="nil" w:color="auto" w:fill="auto"/>
-                <w:lang w:val="en-US"/>
+            <w:r>
+              <w:rPr>
+                <w:shd w:val="nil" w:color="auto" w:fill="auto"/>
               </w:rPr>
             </w:r>
           </w:p>
@@ -5344,10 +5451,7 @@
           </w:tcPr>
           <w:p>
             <w:pPr>
-              <w:pStyle w:val="Body"/>
-              <w:rPr>
-                <w:shd w:val="nil" w:color="auto" w:fill="auto"/>
-              </w:rPr>
+              <w:pStyle w:val="Body A"/>
             </w:pPr>
             <w:r>
               <w:rPr>
@@ -5359,15 +5463,9 @@
               </w:rPr>
               <w:t>n = -3, m = 5</w:t>
             </w:r>
-          </w:p>
-          <w:p>
-            <w:pPr>
-              <w:pStyle w:val="Body"/>
-            </w:pPr>
-            <w:r>
-              <w:rPr>
-                <w:shd w:val="nil" w:color="auto" w:fill="auto"/>
-                <w:lang w:val="en-US"/>
+            <w:r>
+              <w:rPr>
+                <w:shd w:val="nil" w:color="auto" w:fill="auto"/>
               </w:rPr>
             </w:r>
           </w:p>
@@ -5392,7 +5490,7 @@
           </w:tcPr>
           <w:p>
             <w:pPr>
-              <w:pStyle w:val="Body"/>
+              <w:pStyle w:val="Body A"/>
             </w:pPr>
             <w:r>
               <w:rPr>
@@ -5426,7 +5524,7 @@
           </w:tcPr>
           <w:p>
             <w:pPr>
-              <w:pStyle w:val="Body"/>
+              <w:pStyle w:val="Body A"/>
               <w:jc w:val="center"/>
             </w:pPr>
             <w:r>
@@ -5463,7 +5561,7 @@
           </w:tcPr>
           <w:p>
             <w:pPr>
-              <w:pStyle w:val="Body"/>
+              <w:pStyle w:val="Body A"/>
             </w:pPr>
             <w:r>
               <w:rPr>
@@ -5483,7 +5581,7 @@
           <w:shd w:val="clear" w:color="auto" w:fill="ced7e7"/>
         </w:tblPrEx>
         <w:trPr>
-          <w:trHeight w:val="481" w:hRule="atLeast"/>
+          <w:trHeight w:val="491" w:hRule="atLeast"/>
         </w:trPr>
         <w:tc>
           <w:tcPr>
@@ -5533,7 +5631,7 @@
           </w:tcPr>
           <w:p>
             <w:pPr>
-              <w:pStyle w:val="Body"/>
+              <w:pStyle w:val="Body A"/>
             </w:pPr>
             <w:r>
               <w:rPr>
@@ -5567,7 +5665,7 @@
           </w:tcPr>
           <w:p>
             <w:pPr>
-              <w:pStyle w:val="Body"/>
+              <w:pStyle w:val="Body A"/>
               <w:jc w:val="center"/>
             </w:pPr>
             <w:r>
@@ -5604,7 +5702,7 @@
           </w:tcPr>
           <w:p>
             <w:pPr>
-              <w:pStyle w:val="Body"/>
+              <w:pStyle w:val="Body A"/>
             </w:pPr>
             <w:r>
               <w:rPr>
@@ -5624,7 +5722,7 @@
           <w:shd w:val="clear" w:color="auto" w:fill="ced7e7"/>
         </w:tblPrEx>
         <w:trPr>
-          <w:trHeight w:val="481" w:hRule="atLeast"/>
+          <w:trHeight w:val="491" w:hRule="atLeast"/>
         </w:trPr>
         <w:tc>
           <w:tcPr>
@@ -5674,7 +5772,7 @@
           </w:tcPr>
           <w:p>
             <w:pPr>
-              <w:pStyle w:val="Body"/>
+              <w:pStyle w:val="Body A"/>
             </w:pPr>
             <w:r>
               <w:rPr>
@@ -5708,7 +5806,7 @@
           </w:tcPr>
           <w:p>
             <w:pPr>
-              <w:pStyle w:val="Body"/>
+              <w:pStyle w:val="Body A"/>
               <w:jc w:val="center"/>
             </w:pPr>
             <w:r>
@@ -5745,7 +5843,7 @@
           </w:tcPr>
           <w:p>
             <w:pPr>
-              <w:pStyle w:val="Body"/>
+              <w:pStyle w:val="Body A"/>
             </w:pPr>
             <w:r>
               <w:rPr>
@@ -5765,7 +5863,7 @@
           <w:shd w:val="clear" w:color="auto" w:fill="ced7e7"/>
         </w:tblPrEx>
         <w:trPr>
-          <w:trHeight w:val="721" w:hRule="atLeast"/>
+          <w:trHeight w:val="731" w:hRule="atLeast"/>
         </w:trPr>
         <w:tc>
           <w:tcPr>
@@ -5787,7 +5885,7 @@
           </w:tcPr>
           <w:p>
             <w:pPr>
-              <w:pStyle w:val="Body"/>
+              <w:pStyle w:val="Body A"/>
               <w:jc w:val="center"/>
             </w:pPr>
             <w:r>
@@ -5824,7 +5922,7 @@
           </w:tcPr>
           <w:p>
             <w:pPr>
-              <w:pStyle w:val="Body"/>
+              <w:pStyle w:val="Body A"/>
             </w:pPr>
             <w:r>
               <w:rPr>
@@ -5858,7 +5956,7 @@
           </w:tcPr>
           <w:p>
             <w:pPr>
-              <w:pStyle w:val="Body"/>
+              <w:pStyle w:val="Body A"/>
             </w:pPr>
             <w:r>
               <w:rPr>
@@ -5912,7 +6010,7 @@
           </w:tcPr>
           <w:p>
             <w:pPr>
-              <w:pStyle w:val="Body"/>
+              <w:pStyle w:val="Body A"/>
               <w:jc w:val="center"/>
             </w:pPr>
             <w:r>
@@ -5949,7 +6047,7 @@
           </w:tcPr>
           <w:p>
             <w:pPr>
-              <w:pStyle w:val="Body"/>
+              <w:pStyle w:val="Body A"/>
             </w:pPr>
             <w:r>
               <w:rPr>
@@ -5989,7 +6087,7 @@
           <w:shd w:val="clear" w:color="auto" w:fill="ced7e7"/>
         </w:tblPrEx>
         <w:trPr>
-          <w:trHeight w:val="721" w:hRule="atLeast"/>
+          <w:trHeight w:val="731" w:hRule="atLeast"/>
         </w:trPr>
         <w:tc>
           <w:tcPr>
@@ -6011,7 +6109,7 @@
           </w:tcPr>
           <w:p>
             <w:pPr>
-              <w:pStyle w:val="Body"/>
+              <w:pStyle w:val="Body A"/>
               <w:jc w:val="center"/>
             </w:pPr>
             <w:r>
@@ -6048,7 +6146,7 @@
           </w:tcPr>
           <w:p>
             <w:pPr>
-              <w:pStyle w:val="Body"/>
+              <w:pStyle w:val="Body A"/>
             </w:pPr>
             <w:r>
               <w:rPr>
@@ -6082,7 +6180,7 @@
           </w:tcPr>
           <w:p>
             <w:pPr>
-              <w:pStyle w:val="Body"/>
+              <w:pStyle w:val="Body A"/>
             </w:pPr>
             <w:r>
               <w:rPr>
@@ -6116,7 +6214,7 @@
           </w:tcPr>
           <w:p>
             <w:pPr>
-              <w:pStyle w:val="Body"/>
+              <w:pStyle w:val="Body A"/>
               <w:jc w:val="center"/>
             </w:pPr>
             <w:r>
@@ -6153,7 +6251,7 @@
           </w:tcPr>
           <w:p>
             <w:pPr>
-              <w:pStyle w:val="Body"/>
+              <w:pStyle w:val="Body A"/>
             </w:pPr>
             <w:r>
               <w:rPr>
@@ -6183,7 +6281,7 @@
           <w:shd w:val="clear" w:color="auto" w:fill="ced7e7"/>
         </w:tblPrEx>
         <w:trPr>
-          <w:trHeight w:val="481" w:hRule="atLeast"/>
+          <w:trHeight w:val="491" w:hRule="atLeast"/>
         </w:trPr>
         <w:tc>
           <w:tcPr>
@@ -6205,7 +6303,7 @@
           </w:tcPr>
           <w:p>
             <w:pPr>
-              <w:pStyle w:val="Body"/>
+              <w:pStyle w:val="Body A"/>
               <w:jc w:val="center"/>
             </w:pPr>
             <w:r>
@@ -6242,7 +6340,7 @@
           </w:tcPr>
           <w:p>
             <w:pPr>
-              <w:pStyle w:val="Body"/>
+              <w:pStyle w:val="Body A"/>
             </w:pPr>
             <w:r>
               <w:rPr>
@@ -6276,7 +6374,7 @@
           </w:tcPr>
           <w:p>
             <w:pPr>
-              <w:pStyle w:val="Body"/>
+              <w:pStyle w:val="Body A"/>
             </w:pPr>
             <w:r>
               <w:rPr>
@@ -6310,7 +6408,7 @@
           </w:tcPr>
           <w:p>
             <w:pPr>
-              <w:pStyle w:val="Body"/>
+              <w:pStyle w:val="Body A"/>
               <w:jc w:val="center"/>
             </w:pPr>
             <w:r>
@@ -6347,7 +6445,7 @@
           </w:tcPr>
           <w:p>
             <w:pPr>
-              <w:pStyle w:val="Body"/>
+              <w:pStyle w:val="Body A"/>
             </w:pPr>
             <w:r>
               <w:rPr>
@@ -6397,7 +6495,7 @@
           <w:shd w:val="clear" w:color="auto" w:fill="ced7e7"/>
         </w:tblPrEx>
         <w:trPr>
-          <w:trHeight w:val="481" w:hRule="atLeast"/>
+          <w:trHeight w:val="491" w:hRule="atLeast"/>
         </w:trPr>
         <w:tc>
           <w:tcPr>
@@ -6419,7 +6517,7 @@
           </w:tcPr>
           <w:p>
             <w:pPr>
-              <w:pStyle w:val="Body"/>
+              <w:pStyle w:val="Body A"/>
               <w:jc w:val="center"/>
             </w:pPr>
             <w:r>
@@ -6456,7 +6554,7 @@
           </w:tcPr>
           <w:p>
             <w:pPr>
-              <w:pStyle w:val="Body"/>
+              <w:pStyle w:val="Body A"/>
             </w:pPr>
             <w:r>
               <w:rPr>
@@ -6490,7 +6588,7 @@
           </w:tcPr>
           <w:p>
             <w:pPr>
-              <w:pStyle w:val="Body"/>
+              <w:pStyle w:val="Body A"/>
             </w:pPr>
             <w:r>
               <w:rPr>
@@ -6544,7 +6642,7 @@
           </w:tcPr>
           <w:p>
             <w:pPr>
-              <w:pStyle w:val="Body"/>
+              <w:pStyle w:val="Body A"/>
               <w:jc w:val="center"/>
             </w:pPr>
             <w:r>
@@ -6581,7 +6679,7 @@
           </w:tcPr>
           <w:p>
             <w:pPr>
-              <w:pStyle w:val="Body"/>
+              <w:pStyle w:val="Body A"/>
             </w:pPr>
             <w:r>
               <w:rPr>
@@ -6611,7 +6709,7 @@
           <w:shd w:val="clear" w:color="auto" w:fill="ced7e7"/>
         </w:tblPrEx>
         <w:trPr>
-          <w:trHeight w:val="721" w:hRule="atLeast"/>
+          <w:trHeight w:val="731" w:hRule="atLeast"/>
         </w:trPr>
         <w:tc>
           <w:tcPr>
@@ -6633,7 +6731,7 @@
           </w:tcPr>
           <w:p>
             <w:pPr>
-              <w:pStyle w:val="Body"/>
+              <w:pStyle w:val="Body A"/>
               <w:jc w:val="center"/>
             </w:pPr>
             <w:r>
@@ -6670,7 +6768,7 @@
           </w:tcPr>
           <w:p>
             <w:pPr>
-              <w:pStyle w:val="Body"/>
+              <w:pStyle w:val="Body A"/>
             </w:pPr>
             <w:r>
               <w:rPr>
@@ -6704,7 +6802,7 @@
           </w:tcPr>
           <w:p>
             <w:pPr>
-              <w:pStyle w:val="Body"/>
+              <w:pStyle w:val="Body A"/>
             </w:pPr>
             <w:r>
               <w:rPr>
@@ -6758,7 +6856,7 @@
           </w:tcPr>
           <w:p>
             <w:pPr>
-              <w:pStyle w:val="Body"/>
+              <w:pStyle w:val="Body A"/>
               <w:jc w:val="center"/>
             </w:pPr>
             <w:r>
@@ -6795,7 +6893,7 @@
           </w:tcPr>
           <w:p>
             <w:pPr>
-              <w:pStyle w:val="Body"/>
+              <w:pStyle w:val="Body A"/>
             </w:pPr>
             <w:r>
               <w:rPr>
@@ -6843,7 +6941,16 @@
     </w:tbl>
     <w:p>
       <w:pPr>
-        <w:pStyle w:val="Body"/>
+        <w:pStyle w:val="Body A"/>
+        <w:widowControl w:val="0"/>
+        <w:spacing w:after="80"/>
+        <w:ind w:left="108" w:hanging="108"/>
+        <w:jc w:val="center"/>
+      </w:pPr>
+    </w:p>
+    <w:p>
+      <w:pPr>
+        <w:pStyle w:val="Body A"/>
         <w:widowControl w:val="0"/>
         <w:spacing w:after="80"/>
         <w:jc w:val="center"/>
@@ -6851,13 +6958,13 @@
     </w:p>
     <w:p>
       <w:pPr>
-        <w:pStyle w:val="Body"/>
+        <w:pStyle w:val="Body A"/>
         <w:spacing w:after="120"/>
       </w:pPr>
     </w:p>
     <w:p>
       <w:pPr>
-        <w:pStyle w:val="Body"/>
+        <w:pStyle w:val="Body A"/>
         <w:spacing w:after="80" w:line="360" w:lineRule="auto"/>
         <w:jc w:val="both"/>
       </w:pPr>
@@ -6879,6 +6986,7 @@
           <w:sz w:val="26"/>
           <w:szCs w:val="26"/>
           <w:rtl w:val="0"/>
+          <w:lang w:val="en-US"/>
         </w:rPr>
         <w:t xml:space="preserve">2. </w:t>
       </w:r>
@@ -6900,6 +7008,7 @@
           <w:sz w:val="26"/>
           <w:szCs w:val="26"/>
           <w:rtl w:val="0"/>
+          <w:lang w:val="en-US"/>
         </w:rPr>
         <w:t>T15</w:t>
       </w:r>
@@ -6921,6 +7030,7 @@
           <w:sz w:val="26"/>
           <w:szCs w:val="26"/>
           <w:rtl w:val="0"/>
+          <w:lang w:val="en-US"/>
         </w:rPr>
         <w:t xml:space="preserve">T18 </w:t>
       </w:r>
@@ -6942,6 +7052,7 @@
           <w:sz w:val="26"/>
           <w:szCs w:val="26"/>
           <w:rtl w:val="0"/>
+          <w:lang w:val="en-US"/>
         </w:rPr>
         <w:t xml:space="preserve">, </w:t>
       </w:r>
@@ -6963,6 +7074,7 @@
           <w:sz w:val="26"/>
           <w:szCs w:val="26"/>
           <w:rtl w:val="0"/>
+          <w:lang w:val="en-US"/>
         </w:rPr>
         <w:t xml:space="preserve">, </w:t>
       </w:r>
@@ -6984,6 +7096,7 @@
           <w:sz w:val="26"/>
           <w:szCs w:val="26"/>
           <w:rtl w:val="0"/>
+          <w:lang w:val="en-US"/>
         </w:rPr>
         <w:t>.</w:t>
       </w:r>
@@ -6992,7 +7105,7 @@
       <w:tblPr>
         <w:tblW w:w="9350" w:type="dxa"/>
         <w:jc w:val="center"/>
-        <w:tblInd w:w="108" w:type="dxa"/>
+        <w:tblInd w:w="216" w:type="dxa"/>
         <w:tblBorders>
           <w:top w:val="single" w:color="ffffff" w:sz="8" w:space="0" w:shadow="0" w:frame="0"/>
           <w:left w:val="single" w:color="ffffff" w:sz="8" w:space="0" w:shadow="0" w:frame="0"/>
@@ -7016,7 +7129,7 @@
           <w:shd w:val="clear" w:color="auto" w:fill="ced7e7"/>
         </w:tblPrEx>
         <w:trPr>
-          <w:trHeight w:val="481" w:hRule="atLeast"/>
+          <w:trHeight w:val="491" w:hRule="atLeast"/>
         </w:trPr>
         <w:tc>
           <w:tcPr>
@@ -7038,7 +7151,7 @@
           </w:tcPr>
           <w:p>
             <w:pPr>
-              <w:pStyle w:val="Body"/>
+              <w:pStyle w:val="Body A"/>
               <w:jc w:val="center"/>
             </w:pPr>
             <w:r>
@@ -7075,7 +7188,7 @@
           </w:tcPr>
           <w:p>
             <w:pPr>
-              <w:pStyle w:val="Body"/>
+              <w:pStyle w:val="Body A"/>
               <w:jc w:val="center"/>
             </w:pPr>
             <w:r>
@@ -7112,7 +7225,7 @@
           </w:tcPr>
           <w:p>
             <w:pPr>
-              <w:pStyle w:val="Body"/>
+              <w:pStyle w:val="Body A"/>
               <w:jc w:val="center"/>
             </w:pPr>
             <w:r>
@@ -7149,7 +7262,7 @@
           </w:tcPr>
           <w:p>
             <w:pPr>
-              <w:pStyle w:val="Body"/>
+              <w:pStyle w:val="Body A"/>
               <w:jc w:val="center"/>
             </w:pPr>
             <w:r>
@@ -7186,7 +7299,7 @@
           </w:tcPr>
           <w:p>
             <w:pPr>
-              <w:pStyle w:val="Body"/>
+              <w:pStyle w:val="Body A"/>
               <w:jc w:val="center"/>
             </w:pPr>
             <w:r>
@@ -7209,7 +7322,7 @@
           <w:shd w:val="clear" w:color="auto" w:fill="ced7e7"/>
         </w:tblPrEx>
         <w:trPr>
-          <w:trHeight w:val="241" w:hRule="atLeast"/>
+          <w:trHeight w:val="251" w:hRule="atLeast"/>
         </w:trPr>
         <w:tc>
           <w:tcPr>
@@ -7231,7 +7344,7 @@
           </w:tcPr>
           <w:p>
             <w:pPr>
-              <w:pStyle w:val="Body"/>
+              <w:pStyle w:val="Body A"/>
               <w:jc w:val="center"/>
             </w:pPr>
             <w:r>
@@ -7268,7 +7381,7 @@
           </w:tcPr>
           <w:p>
             <w:pPr>
-              <w:pStyle w:val="Body"/>
+              <w:pStyle w:val="Body A"/>
             </w:pPr>
             <w:r>
               <w:rPr>
@@ -7302,7 +7415,7 @@
           </w:tcPr>
           <w:p>
             <w:pPr>
-              <w:pStyle w:val="Body"/>
+              <w:pStyle w:val="Body A"/>
             </w:pPr>
             <w:r>
               <w:rPr>
@@ -7336,7 +7449,7 @@
           </w:tcPr>
           <w:p>
             <w:pPr>
-              <w:pStyle w:val="Body"/>
+              <w:pStyle w:val="Body A"/>
               <w:jc w:val="center"/>
             </w:pPr>
             <w:r>
@@ -7373,7 +7486,7 @@
           </w:tcPr>
           <w:p>
             <w:pPr>
-              <w:pStyle w:val="Body"/>
+              <w:pStyle w:val="Body A"/>
             </w:pPr>
             <w:r>
               <w:rPr>
@@ -7393,7 +7506,7 @@
           <w:shd w:val="clear" w:color="auto" w:fill="ced7e7"/>
         </w:tblPrEx>
         <w:trPr>
-          <w:trHeight w:val="481" w:hRule="atLeast"/>
+          <w:trHeight w:val="491" w:hRule="atLeast"/>
         </w:trPr>
         <w:tc>
           <w:tcPr>
@@ -7415,7 +7528,7 @@
           </w:tcPr>
           <w:p>
             <w:pPr>
-              <w:pStyle w:val="Body"/>
+              <w:pStyle w:val="Body A"/>
               <w:jc w:val="center"/>
             </w:pPr>
             <w:r>
@@ -7452,7 +7565,7 @@
           </w:tcPr>
           <w:p>
             <w:pPr>
-              <w:pStyle w:val="Body"/>
+              <w:pStyle w:val="Body A"/>
             </w:pPr>
             <w:r>
               <w:rPr>
@@ -7486,7 +7599,7 @@
           </w:tcPr>
           <w:p>
             <w:pPr>
-              <w:pStyle w:val="Body"/>
+              <w:pStyle w:val="Body A"/>
             </w:pPr>
             <w:r>
               <w:rPr>
@@ -7520,7 +7633,7 @@
           </w:tcPr>
           <w:p>
             <w:pPr>
-              <w:pStyle w:val="Body"/>
+              <w:pStyle w:val="Body A"/>
               <w:jc w:val="center"/>
             </w:pPr>
             <w:r>
@@ -7557,7 +7670,7 @@
           </w:tcPr>
           <w:p>
             <w:pPr>
-              <w:pStyle w:val="Body"/>
+              <w:pStyle w:val="Body A"/>
             </w:pPr>
             <w:r>
               <w:rPr>
@@ -7607,7 +7720,7 @@
           <w:shd w:val="clear" w:color="auto" w:fill="ced7e7"/>
         </w:tblPrEx>
         <w:trPr>
-          <w:trHeight w:val="481" w:hRule="atLeast"/>
+          <w:trHeight w:val="491" w:hRule="atLeast"/>
         </w:trPr>
         <w:tc>
           <w:tcPr>
@@ -7629,7 +7742,7 @@
           </w:tcPr>
           <w:p>
             <w:pPr>
-              <w:pStyle w:val="Body"/>
+              <w:pStyle w:val="Body A"/>
               <w:jc w:val="center"/>
             </w:pPr>
             <w:r>
@@ -7666,7 +7779,7 @@
           </w:tcPr>
           <w:p>
             <w:pPr>
-              <w:pStyle w:val="Body"/>
+              <w:pStyle w:val="Body A"/>
             </w:pPr>
             <w:r>
               <w:rPr>
@@ -7700,7 +7813,7 @@
           </w:tcPr>
           <w:p>
             <w:pPr>
-              <w:pStyle w:val="Body"/>
+              <w:pStyle w:val="Body A"/>
             </w:pPr>
             <w:r>
               <w:rPr>
@@ -7734,7 +7847,7 @@
           </w:tcPr>
           <w:p>
             <w:pPr>
-              <w:pStyle w:val="Body"/>
+              <w:pStyle w:val="Body A"/>
               <w:jc w:val="center"/>
             </w:pPr>
             <w:r>
@@ -7771,7 +7884,7 @@
           </w:tcPr>
           <w:p>
             <w:pPr>
-              <w:pStyle w:val="Body"/>
+              <w:pStyle w:val="Body A"/>
             </w:pPr>
             <w:r>
               <w:rPr>
@@ -7821,7 +7934,7 @@
           <w:shd w:val="clear" w:color="auto" w:fill="ced7e7"/>
         </w:tblPrEx>
         <w:trPr>
-          <w:trHeight w:val="481" w:hRule="atLeast"/>
+          <w:trHeight w:val="491" w:hRule="atLeast"/>
         </w:trPr>
         <w:tc>
           <w:tcPr>
@@ -7843,7 +7956,7 @@
           </w:tcPr>
           <w:p>
             <w:pPr>
-              <w:pStyle w:val="Body"/>
+              <w:pStyle w:val="Body A"/>
               <w:jc w:val="center"/>
             </w:pPr>
             <w:r>
@@ -7880,7 +7993,7 @@
           </w:tcPr>
           <w:p>
             <w:pPr>
-              <w:pStyle w:val="Body"/>
+              <w:pStyle w:val="Body A"/>
             </w:pPr>
             <w:r>
               <w:rPr>
@@ -7914,7 +8027,7 @@
           </w:tcPr>
           <w:p>
             <w:pPr>
-              <w:pStyle w:val="Body"/>
+              <w:pStyle w:val="Body A"/>
             </w:pPr>
             <w:r>
               <w:rPr>
@@ -7948,7 +8061,7 @@
           </w:tcPr>
           <w:p>
             <w:pPr>
-              <w:pStyle w:val="Body"/>
+              <w:pStyle w:val="Body A"/>
               <w:jc w:val="center"/>
             </w:pPr>
             <w:r>
@@ -7985,7 +8098,7 @@
           </w:tcPr>
           <w:p>
             <w:pPr>
-              <w:pStyle w:val="Body"/>
+              <w:pStyle w:val="Body A"/>
             </w:pPr>
             <w:r>
               <w:rPr>
@@ -8035,7 +8148,7 @@
           <w:shd w:val="clear" w:color="auto" w:fill="ced7e7"/>
         </w:tblPrEx>
         <w:trPr>
-          <w:trHeight w:val="241" w:hRule="atLeast"/>
+          <w:trHeight w:val="251" w:hRule="atLeast"/>
         </w:trPr>
         <w:tc>
           <w:tcPr>
@@ -8057,7 +8170,7 @@
           </w:tcPr>
           <w:p>
             <w:pPr>
-              <w:pStyle w:val="Body"/>
+              <w:pStyle w:val="Body A"/>
               <w:jc w:val="center"/>
             </w:pPr>
             <w:r>
@@ -8094,7 +8207,7 @@
           </w:tcPr>
           <w:p>
             <w:pPr>
-              <w:pStyle w:val="Body"/>
+              <w:pStyle w:val="Body A"/>
             </w:pPr>
             <w:r>
               <w:rPr>
@@ -8128,7 +8241,7 @@
           </w:tcPr>
           <w:p>
             <w:pPr>
-              <w:pStyle w:val="Body"/>
+              <w:pStyle w:val="Body A"/>
             </w:pPr>
             <w:r>
               <w:rPr>
@@ -8162,7 +8275,7 @@
           </w:tcPr>
           <w:p>
             <w:pPr>
-              <w:pStyle w:val="Body"/>
+              <w:pStyle w:val="Body A"/>
               <w:jc w:val="center"/>
             </w:pPr>
             <w:r>
@@ -8199,7 +8312,7 @@
           </w:tcPr>
           <w:p>
             <w:pPr>
-              <w:pStyle w:val="Body"/>
+              <w:pStyle w:val="Body A"/>
             </w:pPr>
             <w:r>
               <w:rPr>
@@ -8219,7 +8332,7 @@
           <w:shd w:val="clear" w:color="auto" w:fill="ced7e7"/>
         </w:tblPrEx>
         <w:trPr>
-          <w:trHeight w:val="481" w:hRule="atLeast"/>
+          <w:trHeight w:val="491" w:hRule="atLeast"/>
         </w:trPr>
         <w:tc>
           <w:tcPr>
@@ -8241,7 +8354,7 @@
           </w:tcPr>
           <w:p>
             <w:pPr>
-              <w:pStyle w:val="Body"/>
+              <w:pStyle w:val="Body A"/>
               <w:jc w:val="center"/>
             </w:pPr>
             <w:r>
@@ -8278,7 +8391,7 @@
           </w:tcPr>
           <w:p>
             <w:pPr>
-              <w:pStyle w:val="Body"/>
+              <w:pStyle w:val="Body A"/>
             </w:pPr>
             <w:r>
               <w:rPr>
@@ -8312,7 +8425,7 @@
           </w:tcPr>
           <w:p>
             <w:pPr>
-              <w:pStyle w:val="Body"/>
+              <w:pStyle w:val="Body A"/>
             </w:pPr>
             <w:r>
               <w:rPr>
@@ -8346,7 +8459,7 @@
           </w:tcPr>
           <w:p>
             <w:pPr>
-              <w:pStyle w:val="Body"/>
+              <w:pStyle w:val="Body A"/>
               <w:jc w:val="center"/>
             </w:pPr>
             <w:r>
@@ -8383,7 +8496,7 @@
           </w:tcPr>
           <w:p>
             <w:pPr>
-              <w:pStyle w:val="Body"/>
+              <w:pStyle w:val="Body A"/>
             </w:pPr>
             <w:r>
               <w:rPr>
@@ -8443,7 +8556,7 @@
           <w:shd w:val="clear" w:color="auto" w:fill="ced7e7"/>
         </w:tblPrEx>
         <w:trPr>
-          <w:trHeight w:val="481" w:hRule="atLeast"/>
+          <w:trHeight w:val="491" w:hRule="atLeast"/>
         </w:trPr>
         <w:tc>
           <w:tcPr>
@@ -8465,7 +8578,7 @@
           </w:tcPr>
           <w:p>
             <w:pPr>
-              <w:pStyle w:val="Body"/>
+              <w:pStyle w:val="Body A"/>
               <w:jc w:val="center"/>
             </w:pPr>
             <w:r>
@@ -8502,7 +8615,7 @@
           </w:tcPr>
           <w:p>
             <w:pPr>
-              <w:pStyle w:val="Body"/>
+              <w:pStyle w:val="Body A"/>
             </w:pPr>
             <w:r>
               <w:rPr>
@@ -8536,7 +8649,7 @@
           </w:tcPr>
           <w:p>
             <w:pPr>
-              <w:pStyle w:val="Body"/>
+              <w:pStyle w:val="Body A"/>
             </w:pPr>
             <w:r>
               <w:rPr>
@@ -8570,7 +8683,7 @@
           </w:tcPr>
           <w:p>
             <w:pPr>
-              <w:pStyle w:val="Body"/>
+              <w:pStyle w:val="Body A"/>
               <w:jc w:val="center"/>
             </w:pPr>
             <w:r>
@@ -8607,7 +8720,7 @@
           </w:tcPr>
           <w:p>
             <w:pPr>
-              <w:pStyle w:val="Body"/>
+              <w:pStyle w:val="Body A"/>
             </w:pPr>
             <w:r>
               <w:rPr>
@@ -8637,7 +8750,7 @@
           <w:shd w:val="clear" w:color="auto" w:fill="ced7e7"/>
         </w:tblPrEx>
         <w:trPr>
-          <w:trHeight w:val="481" w:hRule="atLeast"/>
+          <w:trHeight w:val="491" w:hRule="atLeast"/>
         </w:trPr>
         <w:tc>
           <w:tcPr>
@@ -8659,7 +8772,7 @@
           </w:tcPr>
           <w:p>
             <w:pPr>
-              <w:pStyle w:val="Body"/>
+              <w:pStyle w:val="Body A"/>
               <w:jc w:val="center"/>
             </w:pPr>
             <w:r>
@@ -8696,7 +8809,7 @@
           </w:tcPr>
           <w:p>
             <w:pPr>
-              <w:pStyle w:val="Body"/>
+              <w:pStyle w:val="Body A"/>
             </w:pPr>
             <w:r>
               <w:rPr>
@@ -8730,7 +8843,7 @@
           </w:tcPr>
           <w:p>
             <w:pPr>
-              <w:pStyle w:val="Body"/>
+              <w:pStyle w:val="Body A"/>
             </w:pPr>
             <w:r>
               <w:rPr>
@@ -8764,7 +8877,7 @@
           </w:tcPr>
           <w:p>
             <w:pPr>
-              <w:pStyle w:val="Body"/>
+              <w:pStyle w:val="Body A"/>
               <w:jc w:val="center"/>
             </w:pPr>
             <w:r>
@@ -8801,7 +8914,7 @@
           </w:tcPr>
           <w:p>
             <w:pPr>
-              <w:pStyle w:val="Body"/>
+              <w:pStyle w:val="Body A"/>
             </w:pPr>
             <w:r>
               <w:rPr>
@@ -8831,7 +8944,7 @@
           <w:shd w:val="clear" w:color="auto" w:fill="ced7e7"/>
         </w:tblPrEx>
         <w:trPr>
-          <w:trHeight w:val="481" w:hRule="atLeast"/>
+          <w:trHeight w:val="491" w:hRule="atLeast"/>
         </w:trPr>
         <w:tc>
           <w:tcPr>
@@ -8853,7 +8966,7 @@
           </w:tcPr>
           <w:p>
             <w:pPr>
-              <w:pStyle w:val="Body"/>
+              <w:pStyle w:val="Body A"/>
               <w:jc w:val="center"/>
             </w:pPr>
             <w:r>
@@ -8890,7 +9003,7 @@
           </w:tcPr>
           <w:p>
             <w:pPr>
-              <w:pStyle w:val="Body"/>
+              <w:pStyle w:val="Body A"/>
             </w:pPr>
             <w:r>
               <w:rPr>
@@ -8924,7 +9037,7 @@
           </w:tcPr>
           <w:p>
             <w:pPr>
-              <w:pStyle w:val="Body"/>
+              <w:pStyle w:val="Body A"/>
             </w:pPr>
             <w:r>
               <w:rPr>
@@ -8958,7 +9071,7 @@
           </w:tcPr>
           <w:p>
             <w:pPr>
-              <w:pStyle w:val="Body"/>
+              <w:pStyle w:val="Body A"/>
               <w:jc w:val="center"/>
             </w:pPr>
             <w:r>
@@ -8995,7 +9108,7 @@
           </w:tcPr>
           <w:p>
             <w:pPr>
-              <w:pStyle w:val="Body"/>
+              <w:pStyle w:val="Body A"/>
             </w:pPr>
             <w:r>
               <w:rPr>
@@ -9025,7 +9138,7 @@
           <w:shd w:val="clear" w:color="auto" w:fill="ced7e7"/>
         </w:tblPrEx>
         <w:trPr>
-          <w:trHeight w:val="481" w:hRule="atLeast"/>
+          <w:trHeight w:val="491" w:hRule="atLeast"/>
         </w:trPr>
         <w:tc>
           <w:tcPr>
@@ -9047,7 +9160,7 @@
           </w:tcPr>
           <w:p>
             <w:pPr>
-              <w:pStyle w:val="Body"/>
+              <w:pStyle w:val="Body A"/>
               <w:jc w:val="center"/>
             </w:pPr>
             <w:r>
@@ -9084,7 +9197,7 @@
           </w:tcPr>
           <w:p>
             <w:pPr>
-              <w:pStyle w:val="Body"/>
+              <w:pStyle w:val="Body A"/>
             </w:pPr>
             <w:r>
               <w:rPr>
@@ -9118,7 +9231,7 @@
           </w:tcPr>
           <w:p>
             <w:pPr>
-              <w:pStyle w:val="Body"/>
+              <w:pStyle w:val="Body A"/>
             </w:pPr>
             <w:r>
               <w:rPr>
@@ -9152,7 +9265,7 @@
           </w:tcPr>
           <w:p>
             <w:pPr>
-              <w:pStyle w:val="Body"/>
+              <w:pStyle w:val="Body A"/>
               <w:jc w:val="center"/>
             </w:pPr>
             <w:r>
@@ -9189,7 +9302,7 @@
           </w:tcPr>
           <w:p>
             <w:pPr>
-              <w:pStyle w:val="Body"/>
+              <w:pStyle w:val="Body A"/>
             </w:pPr>
             <w:r>
               <w:rPr>
@@ -9217,7 +9330,16 @@
     </w:tbl>
     <w:p>
       <w:pPr>
-        <w:pStyle w:val="Body"/>
+        <w:pStyle w:val="Body A"/>
+        <w:widowControl w:val="0"/>
+        <w:spacing w:after="80"/>
+        <w:ind w:left="108" w:hanging="108"/>
+        <w:jc w:val="center"/>
+      </w:pPr>
+    </w:p>
+    <w:p>
+      <w:pPr>
+        <w:pStyle w:val="Body A"/>
         <w:widowControl w:val="0"/>
         <w:spacing w:after="80"/>
         <w:jc w:val="center"/>
@@ -9225,13 +9347,13 @@
     </w:p>
     <w:p>
       <w:pPr>
-        <w:pStyle w:val="Body"/>
+        <w:pStyle w:val="Body A"/>
         <w:spacing w:after="120"/>
       </w:pPr>
     </w:p>
     <w:p>
       <w:pPr>
-        <w:pStyle w:val="Body"/>
+        <w:pStyle w:val="Body A"/>
         <w:spacing w:after="80" w:line="360" w:lineRule="auto"/>
         <w:jc w:val="both"/>
       </w:pPr>
@@ -9253,6 +9375,7 @@
           <w:sz w:val="26"/>
           <w:szCs w:val="26"/>
           <w:rtl w:val="0"/>
+          <w:lang w:val="en-US"/>
         </w:rPr>
         <w:t>3.</w:t>
       </w:r>
@@ -9261,7 +9384,7 @@
       <w:tblPr>
         <w:tblW w:w="9350" w:type="dxa"/>
         <w:jc w:val="center"/>
-        <w:tblInd w:w="108" w:type="dxa"/>
+        <w:tblInd w:w="216" w:type="dxa"/>
         <w:tblBorders>
           <w:top w:val="single" w:color="ffffff" w:sz="8" w:space="0" w:shadow="0" w:frame="0"/>
           <w:left w:val="single" w:color="ffffff" w:sz="8" w:space="0" w:shadow="0" w:frame="0"/>
@@ -9285,7 +9408,7 @@
           <w:shd w:val="clear" w:color="auto" w:fill="ced7e7"/>
         </w:tblPrEx>
         <w:trPr>
-          <w:trHeight w:val="481" w:hRule="atLeast"/>
+          <w:trHeight w:val="491" w:hRule="atLeast"/>
         </w:trPr>
         <w:tc>
           <w:tcPr>
@@ -9307,7 +9430,7 @@
           </w:tcPr>
           <w:p>
             <w:pPr>
-              <w:pStyle w:val="Body"/>
+              <w:pStyle w:val="Body A"/>
               <w:jc w:val="center"/>
             </w:pPr>
             <w:r>
@@ -9344,7 +9467,7 @@
           </w:tcPr>
           <w:p>
             <w:pPr>
-              <w:pStyle w:val="Body"/>
+              <w:pStyle w:val="Body A"/>
               <w:jc w:val="center"/>
             </w:pPr>
             <w:r>
@@ -9381,7 +9504,7 @@
           </w:tcPr>
           <w:p>
             <w:pPr>
-              <w:pStyle w:val="Body"/>
+              <w:pStyle w:val="Body A"/>
               <w:jc w:val="center"/>
             </w:pPr>
             <w:r>
@@ -9418,7 +9541,7 @@
           </w:tcPr>
           <w:p>
             <w:pPr>
-              <w:pStyle w:val="Body"/>
+              <w:pStyle w:val="Body A"/>
               <w:jc w:val="center"/>
             </w:pPr>
             <w:r>
@@ -9455,7 +9578,7 @@
           </w:tcPr>
           <w:p>
             <w:pPr>
-              <w:pStyle w:val="Body"/>
+              <w:pStyle w:val="Body A"/>
               <w:jc w:val="center"/>
             </w:pPr>
             <w:r>
@@ -9478,7 +9601,7 @@
           <w:shd w:val="clear" w:color="auto" w:fill="ced7e7"/>
         </w:tblPrEx>
         <w:trPr>
-          <w:trHeight w:val="721" w:hRule="atLeast"/>
+          <w:trHeight w:val="731" w:hRule="atLeast"/>
         </w:trPr>
         <w:tc>
           <w:tcPr>
@@ -9501,7 +9624,7 @@
           </w:tcPr>
           <w:p>
             <w:pPr>
-              <w:pStyle w:val="Body"/>
+              <w:pStyle w:val="Body A"/>
               <w:jc w:val="center"/>
             </w:pPr>
             <w:r>
@@ -9516,11 +9639,6 @@
               </w:rPr>
               <w:t>T19</w:t>
             </w:r>
-            <w:r>
-              <w:rPr>
-                <w:shd w:val="nil" w:color="auto" w:fill="auto"/>
-              </w:rPr>
-            </w:r>
           </w:p>
         </w:tc>
         <w:tc>
@@ -9544,7 +9662,7 @@
           </w:tcPr>
           <w:p>
             <w:pPr>
-              <w:pStyle w:val="Body"/>
+              <w:pStyle w:val="Body A"/>
             </w:pPr>
             <w:r>
               <w:rPr>
@@ -9556,11 +9674,6 @@
               </w:rPr>
               <w:t>a = 1000, b = 0.0001</w:t>
             </w:r>
-            <w:r>
-              <w:rPr>
-                <w:shd w:val="nil" w:color="auto" w:fill="auto"/>
-              </w:rPr>
-            </w:r>
           </w:p>
         </w:tc>
         <w:tc>
@@ -9583,7 +9696,7 @@
           </w:tcPr>
           <w:p>
             <w:pPr>
-              <w:pStyle w:val="Body"/>
+              <w:pStyle w:val="Body A"/>
             </w:pPr>
             <w:r>
               <w:rPr>
@@ -9617,7 +9730,7 @@
           </w:tcPr>
           <w:p>
             <w:pPr>
-              <w:pStyle w:val="Body"/>
+              <w:pStyle w:val="Body A"/>
               <w:jc w:val="center"/>
             </w:pPr>
             <w:r>
@@ -9654,7 +9767,7 @@
           </w:tcPr>
           <w:p>
             <w:pPr>
-              <w:pStyle w:val="Body"/>
+              <w:pStyle w:val="Body A"/>
             </w:pPr>
             <w:r>
               <w:rPr>
@@ -9684,7 +9797,7 @@
           <w:shd w:val="clear" w:color="auto" w:fill="ced7e7"/>
         </w:tblPrEx>
         <w:trPr>
-          <w:trHeight w:val="721" w:hRule="atLeast"/>
+          <w:trHeight w:val="731" w:hRule="atLeast"/>
         </w:trPr>
         <w:tc>
           <w:tcPr>
@@ -9734,7 +9847,7 @@
           </w:tcPr>
           <w:p>
             <w:pPr>
-              <w:pStyle w:val="Body"/>
+              <w:pStyle w:val="Body A"/>
             </w:pPr>
             <w:r>
               <w:rPr>
@@ -9768,7 +9881,7 @@
           </w:tcPr>
           <w:p>
             <w:pPr>
-              <w:pStyle w:val="Body"/>
+              <w:pStyle w:val="Body A"/>
               <w:jc w:val="center"/>
             </w:pPr>
             <w:r>
@@ -9805,7 +9918,7 @@
           </w:tcPr>
           <w:p>
             <w:pPr>
-              <w:pStyle w:val="Body"/>
+              <w:pStyle w:val="Body A"/>
             </w:pPr>
             <w:r>
               <w:rPr>
@@ -9833,7 +9946,16 @@
     </w:tbl>
     <w:p>
       <w:pPr>
-        <w:pStyle w:val="Body"/>
+        <w:pStyle w:val="Body A"/>
+        <w:widowControl w:val="0"/>
+        <w:spacing w:after="80"/>
+        <w:ind w:left="108" w:hanging="108"/>
+        <w:jc w:val="center"/>
+      </w:pPr>
+    </w:p>
+    <w:p>
+      <w:pPr>
+        <w:pStyle w:val="Body A"/>
         <w:widowControl w:val="0"/>
         <w:spacing w:after="80"/>
         <w:jc w:val="center"/>
@@ -9841,13 +9963,13 @@
     </w:p>
     <w:p>
       <w:pPr>
-        <w:pStyle w:val="Body"/>
+        <w:pStyle w:val="Body A"/>
         <w:spacing w:after="120"/>
       </w:pPr>
     </w:p>
     <w:p>
       <w:pPr>
-        <w:pStyle w:val="Body"/>
+        <w:pStyle w:val="Body A"/>
         <w:spacing w:after="80" w:line="360" w:lineRule="auto"/>
         <w:jc w:val="both"/>
       </w:pPr>
@@ -9869,13 +9991,14 @@
           <w:sz w:val="26"/>
           <w:szCs w:val="26"/>
           <w:rtl w:val="0"/>
+          <w:lang w:val="en-US"/>
         </w:rPr>
         <w:t>.</w:t>
       </w:r>
     </w:p>
     <w:p>
       <w:pPr>
-        <w:pStyle w:val="Body"/>
+        <w:pStyle w:val="Body A"/>
         <w:spacing w:after="120" w:line="360" w:lineRule="auto"/>
         <w:jc w:val="both"/>
       </w:pPr>
@@ -9893,6 +10016,7 @@
           <w:sz w:val="26"/>
           <w:szCs w:val="26"/>
           <w:rtl w:val="0"/>
+          <w:lang w:val="en-US"/>
         </w:rPr>
         <w:t xml:space="preserve">, </w:t>
       </w:r>
@@ -9910,6 +10034,7 @@
           <w:sz w:val="26"/>
           <w:szCs w:val="26"/>
           <w:rtl w:val="0"/>
+          <w:lang w:val="en-US"/>
         </w:rPr>
         <w:t>(</w:t>
       </w:r>
@@ -9927,13 +10052,14 @@
           <w:sz w:val="26"/>
           <w:szCs w:val="26"/>
           <w:rtl w:val="0"/>
+          <w:lang w:val="en-US"/>
         </w:rPr>
         <w:t>).</w:t>
       </w:r>
     </w:p>
     <w:p>
       <w:pPr>
-        <w:pStyle w:val="Body"/>
+        <w:pStyle w:val="Body A"/>
         <w:spacing w:after="40" w:line="360" w:lineRule="auto"/>
         <w:jc w:val="both"/>
       </w:pPr>
@@ -9964,7 +10090,7 @@
       <w:tblPr>
         <w:tblW w:w="9349" w:type="dxa"/>
         <w:jc w:val="center"/>
-        <w:tblInd w:w="108" w:type="dxa"/>
+        <w:tblInd w:w="216" w:type="dxa"/>
         <w:tblBorders>
           <w:top w:val="single" w:color="ffffff" w:sz="8" w:space="0" w:shadow="0" w:frame="0"/>
           <w:left w:val="single" w:color="ffffff" w:sz="8" w:space="0" w:shadow="0" w:frame="0"/>
@@ -9977,44 +10103,44 @@
         <w:tblLayout w:type="fixed"/>
       </w:tblPr>
       <w:tblGrid>
-        <w:gridCol w:w="1038"/>
+        <w:gridCol w:w="1037"/>
         <w:gridCol w:w="1039"/>
         <w:gridCol w:w="1039"/>
         <w:gridCol w:w="1039"/>
         <w:gridCol w:w="1038"/>
         <w:gridCol w:w="1039"/>
-        <w:gridCol w:w="1039"/>
-        <w:gridCol w:w="1039"/>
-        <w:gridCol w:w="1039"/>
+        <w:gridCol w:w="1040"/>
+        <w:gridCol w:w="1038"/>
+        <w:gridCol w:w="1040"/>
       </w:tblGrid>
       <w:tr>
         <w:tblPrEx>
           <w:shd w:val="clear" w:color="auto" w:fill="ced7e7"/>
         </w:tblPrEx>
         <w:trPr>
-          <w:trHeight w:val="602" w:hRule="atLeast"/>
+          <w:trHeight w:val="612" w:hRule="atLeast"/>
         </w:trPr>
         <w:tc>
           <w:tcPr>
-            <w:tcW w:type="dxa" w:w="1038"/>
-            <w:tcBorders>
-              <w:top w:val="single" w:color="000000" w:sz="4" w:space="0" w:shadow="0" w:frame="0"/>
-              <w:left w:val="single" w:color="000000" w:sz="4" w:space="0" w:shadow="0" w:frame="0"/>
-              <w:bottom w:val="single" w:color="000000" w:sz="4" w:space="0" w:shadow="0" w:frame="0"/>
-              <w:right w:val="single" w:color="000000" w:sz="4" w:space="0" w:shadow="0" w:frame="0"/>
-            </w:tcBorders>
-            <w:shd w:val="clear" w:color="auto" w:fill="auto"/>
-            <w:tcMar>
-              <w:top w:type="dxa" w:w="80"/>
-              <w:left w:type="dxa" w:w="80"/>
-              <w:bottom w:type="dxa" w:w="80"/>
-              <w:right w:type="dxa" w:w="80"/>
-            </w:tcMar>
-            <w:vAlign w:val="top"/>
-          </w:tcPr>
-          <w:p>
-            <w:pPr>
-              <w:pStyle w:val="Body"/>
+            <w:tcW w:type="dxa" w:w="1037"/>
+            <w:tcBorders>
+              <w:top w:val="single" w:color="000000" w:sz="4" w:space="0" w:shadow="0" w:frame="0"/>
+              <w:left w:val="single" w:color="000000" w:sz="4" w:space="0" w:shadow="0" w:frame="0"/>
+              <w:bottom w:val="single" w:color="000000" w:sz="4" w:space="0" w:shadow="0" w:frame="0"/>
+              <w:right w:val="single" w:color="000000" w:sz="4" w:space="0" w:shadow="0" w:frame="0"/>
+            </w:tcBorders>
+            <w:shd w:val="clear" w:color="auto" w:fill="auto"/>
+            <w:tcMar>
+              <w:top w:type="dxa" w:w="80"/>
+              <w:left w:type="dxa" w:w="80"/>
+              <w:bottom w:type="dxa" w:w="80"/>
+              <w:right w:type="dxa" w:w="80"/>
+            </w:tcMar>
+            <w:vAlign w:val="top"/>
+          </w:tcPr>
+          <w:p>
+            <w:pPr>
+              <w:pStyle w:val="Body A"/>
               <w:jc w:val="center"/>
             </w:pPr>
             <w:r>
@@ -10051,7 +10177,7 @@
           </w:tcPr>
           <w:p>
             <w:pPr>
-              <w:pStyle w:val="Body"/>
+              <w:pStyle w:val="Body A"/>
               <w:jc w:val="center"/>
             </w:pPr>
             <w:r>
@@ -10070,25 +10196,25 @@
         </w:tc>
         <w:tc>
           <w:tcPr>
-            <w:tcW w:type="dxa" w:w="1038"/>
-            <w:tcBorders>
-              <w:top w:val="single" w:color="000000" w:sz="4" w:space="0" w:shadow="0" w:frame="0"/>
-              <w:left w:val="single" w:color="000000" w:sz="4" w:space="0" w:shadow="0" w:frame="0"/>
-              <w:bottom w:val="single" w:color="000000" w:sz="4" w:space="0" w:shadow="0" w:frame="0"/>
-              <w:right w:val="single" w:color="000000" w:sz="4" w:space="0" w:shadow="0" w:frame="0"/>
-            </w:tcBorders>
-            <w:shd w:val="clear" w:color="auto" w:fill="auto"/>
-            <w:tcMar>
-              <w:top w:type="dxa" w:w="80"/>
-              <w:left w:type="dxa" w:w="80"/>
-              <w:bottom w:type="dxa" w:w="80"/>
-              <w:right w:type="dxa" w:w="80"/>
-            </w:tcMar>
-            <w:vAlign w:val="top"/>
-          </w:tcPr>
-          <w:p>
-            <w:pPr>
-              <w:pStyle w:val="Body"/>
+            <w:tcW w:type="dxa" w:w="1039"/>
+            <w:tcBorders>
+              <w:top w:val="single" w:color="000000" w:sz="4" w:space="0" w:shadow="0" w:frame="0"/>
+              <w:left w:val="single" w:color="000000" w:sz="4" w:space="0" w:shadow="0" w:frame="0"/>
+              <w:bottom w:val="single" w:color="000000" w:sz="4" w:space="0" w:shadow="0" w:frame="0"/>
+              <w:right w:val="single" w:color="000000" w:sz="4" w:space="0" w:shadow="0" w:frame="0"/>
+            </w:tcBorders>
+            <w:shd w:val="clear" w:color="auto" w:fill="auto"/>
+            <w:tcMar>
+              <w:top w:type="dxa" w:w="80"/>
+              <w:left w:type="dxa" w:w="80"/>
+              <w:bottom w:type="dxa" w:w="80"/>
+              <w:right w:type="dxa" w:w="80"/>
+            </w:tcMar>
+            <w:vAlign w:val="top"/>
+          </w:tcPr>
+          <w:p>
+            <w:pPr>
+              <w:pStyle w:val="Body A"/>
               <w:jc w:val="center"/>
             </w:pPr>
             <w:r>
@@ -10125,7 +10251,7 @@
           </w:tcPr>
           <w:p>
             <w:pPr>
-              <w:pStyle w:val="Body"/>
+              <w:pStyle w:val="Body A"/>
               <w:jc w:val="center"/>
             </w:pPr>
             <w:r>
@@ -10144,25 +10270,25 @@
         </w:tc>
         <w:tc>
           <w:tcPr>
-            <w:tcW w:type="dxa" w:w="1038"/>
-            <w:tcBorders>
-              <w:top w:val="single" w:color="000000" w:sz="4" w:space="0" w:shadow="0" w:frame="0"/>
-              <w:left w:val="single" w:color="000000" w:sz="4" w:space="0" w:shadow="0" w:frame="0"/>
-              <w:bottom w:val="single" w:color="000000" w:sz="4" w:space="0" w:shadow="0" w:frame="0"/>
-              <w:right w:val="single" w:color="000000" w:sz="4" w:space="0" w:shadow="0" w:frame="0"/>
-            </w:tcBorders>
-            <w:shd w:val="clear" w:color="auto" w:fill="auto"/>
-            <w:tcMar>
-              <w:top w:type="dxa" w:w="80"/>
-              <w:left w:type="dxa" w:w="80"/>
-              <w:bottom w:type="dxa" w:w="80"/>
-              <w:right w:type="dxa" w:w="80"/>
-            </w:tcMar>
-            <w:vAlign w:val="top"/>
-          </w:tcPr>
-          <w:p>
-            <w:pPr>
-              <w:pStyle w:val="Body"/>
+            <w:tcW w:type="dxa" w:w="1037"/>
+            <w:tcBorders>
+              <w:top w:val="single" w:color="000000" w:sz="4" w:space="0" w:shadow="0" w:frame="0"/>
+              <w:left w:val="single" w:color="000000" w:sz="4" w:space="0" w:shadow="0" w:frame="0"/>
+              <w:bottom w:val="single" w:color="000000" w:sz="4" w:space="0" w:shadow="0" w:frame="0"/>
+              <w:right w:val="single" w:color="000000" w:sz="4" w:space="0" w:shadow="0" w:frame="0"/>
+            </w:tcBorders>
+            <w:shd w:val="clear" w:color="auto" w:fill="auto"/>
+            <w:tcMar>
+              <w:top w:type="dxa" w:w="80"/>
+              <w:left w:type="dxa" w:w="80"/>
+              <w:bottom w:type="dxa" w:w="80"/>
+              <w:right w:type="dxa" w:w="80"/>
+            </w:tcMar>
+            <w:vAlign w:val="top"/>
+          </w:tcPr>
+          <w:p>
+            <w:pPr>
+              <w:pStyle w:val="Body A"/>
               <w:jc w:val="center"/>
             </w:pPr>
             <w:r>
@@ -10181,25 +10307,25 @@
         </w:tc>
         <w:tc>
           <w:tcPr>
-            <w:tcW w:type="dxa" w:w="1038"/>
-            <w:tcBorders>
-              <w:top w:val="single" w:color="000000" w:sz="4" w:space="0" w:shadow="0" w:frame="0"/>
-              <w:left w:val="single" w:color="000000" w:sz="4" w:space="0" w:shadow="0" w:frame="0"/>
-              <w:bottom w:val="single" w:color="000000" w:sz="4" w:space="0" w:shadow="0" w:frame="0"/>
-              <w:right w:val="single" w:color="000000" w:sz="4" w:space="0" w:shadow="0" w:frame="0"/>
-            </w:tcBorders>
-            <w:shd w:val="clear" w:color="auto" w:fill="auto"/>
-            <w:tcMar>
-              <w:top w:type="dxa" w:w="80"/>
-              <w:left w:type="dxa" w:w="80"/>
-              <w:bottom w:type="dxa" w:w="80"/>
-              <w:right w:type="dxa" w:w="80"/>
-            </w:tcMar>
-            <w:vAlign w:val="top"/>
-          </w:tcPr>
-          <w:p>
-            <w:pPr>
-              <w:pStyle w:val="Body"/>
+            <w:tcW w:type="dxa" w:w="1039"/>
+            <w:tcBorders>
+              <w:top w:val="single" w:color="000000" w:sz="4" w:space="0" w:shadow="0" w:frame="0"/>
+              <w:left w:val="single" w:color="000000" w:sz="4" w:space="0" w:shadow="0" w:frame="0"/>
+              <w:bottom w:val="single" w:color="000000" w:sz="4" w:space="0" w:shadow="0" w:frame="0"/>
+              <w:right w:val="single" w:color="000000" w:sz="4" w:space="0" w:shadow="0" w:frame="0"/>
+            </w:tcBorders>
+            <w:shd w:val="clear" w:color="auto" w:fill="auto"/>
+            <w:tcMar>
+              <w:top w:type="dxa" w:w="80"/>
+              <w:left w:type="dxa" w:w="80"/>
+              <w:bottom w:type="dxa" w:w="80"/>
+              <w:right w:type="dxa" w:w="80"/>
+            </w:tcMar>
+            <w:vAlign w:val="top"/>
+          </w:tcPr>
+          <w:p>
+            <w:pPr>
+              <w:pStyle w:val="Body A"/>
               <w:jc w:val="center"/>
             </w:pPr>
             <w:r>
@@ -10218,25 +10344,25 @@
         </w:tc>
         <w:tc>
           <w:tcPr>
-            <w:tcW w:type="dxa" w:w="1038"/>
-            <w:tcBorders>
-              <w:top w:val="single" w:color="000000" w:sz="4" w:space="0" w:shadow="0" w:frame="0"/>
-              <w:left w:val="single" w:color="000000" w:sz="4" w:space="0" w:shadow="0" w:frame="0"/>
-              <w:bottom w:val="single" w:color="000000" w:sz="4" w:space="0" w:shadow="0" w:frame="0"/>
-              <w:right w:val="single" w:color="000000" w:sz="4" w:space="0" w:shadow="0" w:frame="0"/>
-            </w:tcBorders>
-            <w:shd w:val="clear" w:color="auto" w:fill="auto"/>
-            <w:tcMar>
-              <w:top w:type="dxa" w:w="80"/>
-              <w:left w:type="dxa" w:w="80"/>
-              <w:bottom w:type="dxa" w:w="80"/>
-              <w:right w:type="dxa" w:w="80"/>
-            </w:tcMar>
-            <w:vAlign w:val="top"/>
-          </w:tcPr>
-          <w:p>
-            <w:pPr>
-              <w:pStyle w:val="Body"/>
+            <w:tcW w:type="dxa" w:w="1039"/>
+            <w:tcBorders>
+              <w:top w:val="single" w:color="000000" w:sz="4" w:space="0" w:shadow="0" w:frame="0"/>
+              <w:left w:val="single" w:color="000000" w:sz="4" w:space="0" w:shadow="0" w:frame="0"/>
+              <w:bottom w:val="single" w:color="000000" w:sz="4" w:space="0" w:shadow="0" w:frame="0"/>
+              <w:right w:val="single" w:color="000000" w:sz="4" w:space="0" w:shadow="0" w:frame="0"/>
+            </w:tcBorders>
+            <w:shd w:val="clear" w:color="auto" w:fill="auto"/>
+            <w:tcMar>
+              <w:top w:type="dxa" w:w="80"/>
+              <w:left w:type="dxa" w:w="80"/>
+              <w:bottom w:type="dxa" w:w="80"/>
+              <w:right w:type="dxa" w:w="80"/>
+            </w:tcMar>
+            <w:vAlign w:val="top"/>
+          </w:tcPr>
+          <w:p>
+            <w:pPr>
+              <w:pStyle w:val="Body A"/>
               <w:jc w:val="center"/>
             </w:pPr>
             <w:r>
@@ -10273,7 +10399,7 @@
           </w:tcPr>
           <w:p>
             <w:pPr>
-              <w:pStyle w:val="Body"/>
+              <w:pStyle w:val="Body A"/>
               <w:jc w:val="center"/>
             </w:pPr>
             <w:r>
@@ -10292,25 +10418,25 @@
         </w:tc>
         <w:tc>
           <w:tcPr>
-            <w:tcW w:type="dxa" w:w="1038"/>
-            <w:tcBorders>
-              <w:top w:val="single" w:color="000000" w:sz="4" w:space="0" w:shadow="0" w:frame="0"/>
-              <w:left w:val="single" w:color="000000" w:sz="4" w:space="0" w:shadow="0" w:frame="0"/>
-              <w:bottom w:val="single" w:color="000000" w:sz="4" w:space="0" w:shadow="0" w:frame="0"/>
-              <w:right w:val="single" w:color="000000" w:sz="4" w:space="0" w:shadow="0" w:frame="0"/>
-            </w:tcBorders>
-            <w:shd w:val="clear" w:color="auto" w:fill="auto"/>
-            <w:tcMar>
-              <w:top w:type="dxa" w:w="80"/>
-              <w:left w:type="dxa" w:w="80"/>
-              <w:bottom w:type="dxa" w:w="80"/>
-              <w:right w:type="dxa" w:w="80"/>
-            </w:tcMar>
-            <w:vAlign w:val="top"/>
-          </w:tcPr>
-          <w:p>
-            <w:pPr>
-              <w:pStyle w:val="Body"/>
+            <w:tcW w:type="dxa" w:w="1039"/>
+            <w:tcBorders>
+              <w:top w:val="single" w:color="000000" w:sz="4" w:space="0" w:shadow="0" w:frame="0"/>
+              <w:left w:val="single" w:color="000000" w:sz="4" w:space="0" w:shadow="0" w:frame="0"/>
+              <w:bottom w:val="single" w:color="000000" w:sz="4" w:space="0" w:shadow="0" w:frame="0"/>
+              <w:right w:val="single" w:color="000000" w:sz="4" w:space="0" w:shadow="0" w:frame="0"/>
+            </w:tcBorders>
+            <w:shd w:val="clear" w:color="auto" w:fill="auto"/>
+            <w:tcMar>
+              <w:top w:type="dxa" w:w="80"/>
+              <w:left w:type="dxa" w:w="80"/>
+              <w:bottom w:type="dxa" w:w="80"/>
+              <w:right w:type="dxa" w:w="80"/>
+            </w:tcMar>
+            <w:vAlign w:val="top"/>
+          </w:tcPr>
+          <w:p>
+            <w:pPr>
+              <w:pStyle w:val="Body A"/>
               <w:jc w:val="center"/>
             </w:pPr>
             <w:r>
@@ -10333,29 +10459,29 @@
           <w:shd w:val="clear" w:color="auto" w:fill="ced7e7"/>
         </w:tblPrEx>
         <w:trPr>
-          <w:trHeight w:val="802" w:hRule="atLeast"/>
+          <w:trHeight w:val="812" w:hRule="atLeast"/>
         </w:trPr>
         <w:tc>
           <w:tcPr>
-            <w:tcW w:type="dxa" w:w="1038"/>
-            <w:tcBorders>
-              <w:top w:val="single" w:color="000000" w:sz="4" w:space="0" w:shadow="0" w:frame="0"/>
-              <w:left w:val="single" w:color="000000" w:sz="4" w:space="0" w:shadow="0" w:frame="0"/>
-              <w:bottom w:val="single" w:color="000000" w:sz="4" w:space="0" w:shadow="0" w:frame="0"/>
-              <w:right w:val="single" w:color="000000" w:sz="4" w:space="0" w:shadow="0" w:frame="0"/>
-            </w:tcBorders>
-            <w:shd w:val="clear" w:color="auto" w:fill="auto"/>
-            <w:tcMar>
-              <w:top w:type="dxa" w:w="80"/>
-              <w:left w:type="dxa" w:w="80"/>
-              <w:bottom w:type="dxa" w:w="80"/>
-              <w:right w:type="dxa" w:w="80"/>
-            </w:tcMar>
-            <w:vAlign w:val="top"/>
-          </w:tcPr>
-          <w:p>
-            <w:pPr>
-              <w:pStyle w:val="Body"/>
+            <w:tcW w:type="dxa" w:w="1037"/>
+            <w:tcBorders>
+              <w:top w:val="single" w:color="000000" w:sz="4" w:space="0" w:shadow="0" w:frame="0"/>
+              <w:left w:val="single" w:color="000000" w:sz="4" w:space="0" w:shadow="0" w:frame="0"/>
+              <w:bottom w:val="single" w:color="000000" w:sz="4" w:space="0" w:shadow="0" w:frame="0"/>
+              <w:right w:val="single" w:color="000000" w:sz="4" w:space="0" w:shadow="0" w:frame="0"/>
+            </w:tcBorders>
+            <w:shd w:val="clear" w:color="auto" w:fill="auto"/>
+            <w:tcMar>
+              <w:top w:type="dxa" w:w="80"/>
+              <w:left w:type="dxa" w:w="80"/>
+              <w:bottom w:type="dxa" w:w="80"/>
+              <w:right w:type="dxa" w:w="80"/>
+            </w:tcMar>
+            <w:vAlign w:val="top"/>
+          </w:tcPr>
+          <w:p>
+            <w:pPr>
+              <w:pStyle w:val="Body A"/>
             </w:pPr>
             <w:r>
               <w:rPr>
@@ -10399,7 +10525,7 @@
           </w:tcPr>
           <w:p>
             <w:pPr>
-              <w:pStyle w:val="Body"/>
+              <w:pStyle w:val="Body A"/>
               <w:jc w:val="center"/>
             </w:pPr>
             <w:r>
@@ -10418,6 +10544,26 @@
         </w:tc>
         <w:tc>
           <w:tcPr>
+            <w:tcW w:type="dxa" w:w="1039"/>
+            <w:tcBorders>
+              <w:top w:val="single" w:color="000000" w:sz="4" w:space="0" w:shadow="0" w:frame="0"/>
+              <w:left w:val="single" w:color="000000" w:sz="4" w:space="0" w:shadow="0" w:frame="0"/>
+              <w:bottom w:val="single" w:color="000000" w:sz="4" w:space="0" w:shadow="0" w:frame="0"/>
+              <w:right w:val="single" w:color="000000" w:sz="4" w:space="0" w:shadow="0" w:frame="0"/>
+            </w:tcBorders>
+            <w:shd w:val="clear" w:color="auto" w:fill="auto"/>
+            <w:tcMar>
+              <w:top w:type="dxa" w:w="80"/>
+              <w:left w:type="dxa" w:w="80"/>
+              <w:bottom w:type="dxa" w:w="80"/>
+              <w:right w:type="dxa" w:w="80"/>
+            </w:tcMar>
+            <w:vAlign w:val="top"/>
+          </w:tcPr>
+          <w:p/>
+        </w:tc>
+        <w:tc>
+          <w:tcPr>
             <w:tcW w:type="dxa" w:w="1038"/>
             <w:tcBorders>
               <w:top w:val="single" w:color="000000" w:sz="4" w:space="0" w:shadow="0" w:frame="0"/>
@@ -10438,6 +10584,66 @@
         </w:tc>
         <w:tc>
           <w:tcPr>
+            <w:tcW w:type="dxa" w:w="1037"/>
+            <w:tcBorders>
+              <w:top w:val="single" w:color="000000" w:sz="4" w:space="0" w:shadow="0" w:frame="0"/>
+              <w:left w:val="single" w:color="000000" w:sz="4" w:space="0" w:shadow="0" w:frame="0"/>
+              <w:bottom w:val="single" w:color="000000" w:sz="4" w:space="0" w:shadow="0" w:frame="0"/>
+              <w:right w:val="single" w:color="000000" w:sz="4" w:space="0" w:shadow="0" w:frame="0"/>
+            </w:tcBorders>
+            <w:shd w:val="clear" w:color="auto" w:fill="auto"/>
+            <w:tcMar>
+              <w:top w:type="dxa" w:w="80"/>
+              <w:left w:type="dxa" w:w="80"/>
+              <w:bottom w:type="dxa" w:w="80"/>
+              <w:right w:type="dxa" w:w="80"/>
+            </w:tcMar>
+            <w:vAlign w:val="top"/>
+          </w:tcPr>
+          <w:p/>
+        </w:tc>
+        <w:tc>
+          <w:tcPr>
+            <w:tcW w:type="dxa" w:w="1039"/>
+            <w:tcBorders>
+              <w:top w:val="single" w:color="000000" w:sz="4" w:space="0" w:shadow="0" w:frame="0"/>
+              <w:left w:val="single" w:color="000000" w:sz="4" w:space="0" w:shadow="0" w:frame="0"/>
+              <w:bottom w:val="single" w:color="000000" w:sz="4" w:space="0" w:shadow="0" w:frame="0"/>
+              <w:right w:val="single" w:color="000000" w:sz="4" w:space="0" w:shadow="0" w:frame="0"/>
+            </w:tcBorders>
+            <w:shd w:val="clear" w:color="auto" w:fill="auto"/>
+            <w:tcMar>
+              <w:top w:type="dxa" w:w="80"/>
+              <w:left w:type="dxa" w:w="80"/>
+              <w:bottom w:type="dxa" w:w="80"/>
+              <w:right w:type="dxa" w:w="80"/>
+            </w:tcMar>
+            <w:vAlign w:val="top"/>
+          </w:tcPr>
+          <w:p/>
+        </w:tc>
+        <w:tc>
+          <w:tcPr>
+            <w:tcW w:type="dxa" w:w="1039"/>
+            <w:tcBorders>
+              <w:top w:val="single" w:color="000000" w:sz="4" w:space="0" w:shadow="0" w:frame="0"/>
+              <w:left w:val="single" w:color="000000" w:sz="4" w:space="0" w:shadow="0" w:frame="0"/>
+              <w:bottom w:val="single" w:color="000000" w:sz="4" w:space="0" w:shadow="0" w:frame="0"/>
+              <w:right w:val="single" w:color="000000" w:sz="4" w:space="0" w:shadow="0" w:frame="0"/>
+            </w:tcBorders>
+            <w:shd w:val="clear" w:color="auto" w:fill="auto"/>
+            <w:tcMar>
+              <w:top w:type="dxa" w:w="80"/>
+              <w:left w:type="dxa" w:w="80"/>
+              <w:bottom w:type="dxa" w:w="80"/>
+              <w:right w:type="dxa" w:w="80"/>
+            </w:tcMar>
+            <w:vAlign w:val="top"/>
+          </w:tcPr>
+          <w:p/>
+        </w:tc>
+        <w:tc>
+          <w:tcPr>
             <w:tcW w:type="dxa" w:w="1038"/>
             <w:tcBorders>
               <w:top w:val="single" w:color="000000" w:sz="4" w:space="0" w:shadow="0" w:frame="0"/>
@@ -10458,87 +10664,7 @@
         </w:tc>
         <w:tc>
           <w:tcPr>
-            <w:tcW w:type="dxa" w:w="1038"/>
-            <w:tcBorders>
-              <w:top w:val="single" w:color="000000" w:sz="4" w:space="0" w:shadow="0" w:frame="0"/>
-              <w:left w:val="single" w:color="000000" w:sz="4" w:space="0" w:shadow="0" w:frame="0"/>
-              <w:bottom w:val="single" w:color="000000" w:sz="4" w:space="0" w:shadow="0" w:frame="0"/>
-              <w:right w:val="single" w:color="000000" w:sz="4" w:space="0" w:shadow="0" w:frame="0"/>
-            </w:tcBorders>
-            <w:shd w:val="clear" w:color="auto" w:fill="auto"/>
-            <w:tcMar>
-              <w:top w:type="dxa" w:w="80"/>
-              <w:left w:type="dxa" w:w="80"/>
-              <w:bottom w:type="dxa" w:w="80"/>
-              <w:right w:type="dxa" w:w="80"/>
-            </w:tcMar>
-            <w:vAlign w:val="top"/>
-          </w:tcPr>
-          <w:p/>
-        </w:tc>
-        <w:tc>
-          <w:tcPr>
-            <w:tcW w:type="dxa" w:w="1038"/>
-            <w:tcBorders>
-              <w:top w:val="single" w:color="000000" w:sz="4" w:space="0" w:shadow="0" w:frame="0"/>
-              <w:left w:val="single" w:color="000000" w:sz="4" w:space="0" w:shadow="0" w:frame="0"/>
-              <w:bottom w:val="single" w:color="000000" w:sz="4" w:space="0" w:shadow="0" w:frame="0"/>
-              <w:right w:val="single" w:color="000000" w:sz="4" w:space="0" w:shadow="0" w:frame="0"/>
-            </w:tcBorders>
-            <w:shd w:val="clear" w:color="auto" w:fill="auto"/>
-            <w:tcMar>
-              <w:top w:type="dxa" w:w="80"/>
-              <w:left w:type="dxa" w:w="80"/>
-              <w:bottom w:type="dxa" w:w="80"/>
-              <w:right w:type="dxa" w:w="80"/>
-            </w:tcMar>
-            <w:vAlign w:val="top"/>
-          </w:tcPr>
-          <w:p/>
-        </w:tc>
-        <w:tc>
-          <w:tcPr>
-            <w:tcW w:type="dxa" w:w="1038"/>
-            <w:tcBorders>
-              <w:top w:val="single" w:color="000000" w:sz="4" w:space="0" w:shadow="0" w:frame="0"/>
-              <w:left w:val="single" w:color="000000" w:sz="4" w:space="0" w:shadow="0" w:frame="0"/>
-              <w:bottom w:val="single" w:color="000000" w:sz="4" w:space="0" w:shadow="0" w:frame="0"/>
-              <w:right w:val="single" w:color="000000" w:sz="4" w:space="0" w:shadow="0" w:frame="0"/>
-            </w:tcBorders>
-            <w:shd w:val="clear" w:color="auto" w:fill="auto"/>
-            <w:tcMar>
-              <w:top w:type="dxa" w:w="80"/>
-              <w:left w:type="dxa" w:w="80"/>
-              <w:bottom w:type="dxa" w:w="80"/>
-              <w:right w:type="dxa" w:w="80"/>
-            </w:tcMar>
-            <w:vAlign w:val="top"/>
-          </w:tcPr>
-          <w:p/>
-        </w:tc>
-        <w:tc>
-          <w:tcPr>
-            <w:tcW w:type="dxa" w:w="1038"/>
-            <w:tcBorders>
-              <w:top w:val="single" w:color="000000" w:sz="4" w:space="0" w:shadow="0" w:frame="0"/>
-              <w:left w:val="single" w:color="000000" w:sz="4" w:space="0" w:shadow="0" w:frame="0"/>
-              <w:bottom w:val="single" w:color="000000" w:sz="4" w:space="0" w:shadow="0" w:frame="0"/>
-              <w:right w:val="single" w:color="000000" w:sz="4" w:space="0" w:shadow="0" w:frame="0"/>
-            </w:tcBorders>
-            <w:shd w:val="clear" w:color="auto" w:fill="auto"/>
-            <w:tcMar>
-              <w:top w:type="dxa" w:w="80"/>
-              <w:left w:type="dxa" w:w="80"/>
-              <w:bottom w:type="dxa" w:w="80"/>
-              <w:right w:type="dxa" w:w="80"/>
-            </w:tcMar>
-            <w:vAlign w:val="top"/>
-          </w:tcPr>
-          <w:p/>
-        </w:tc>
-        <w:tc>
-          <w:tcPr>
-            <w:tcW w:type="dxa" w:w="1038"/>
+            <w:tcW w:type="dxa" w:w="1039"/>
             <w:tcBorders>
               <w:top w:val="single" w:color="000000" w:sz="4" w:space="0" w:shadow="0" w:frame="0"/>
               <w:left w:val="single" w:color="000000" w:sz="4" w:space="0" w:shadow="0" w:frame="0"/>
@@ -10562,29 +10688,29 @@
           <w:shd w:val="clear" w:color="auto" w:fill="ced7e7"/>
         </w:tblPrEx>
         <w:trPr>
-          <w:trHeight w:val="602" w:hRule="atLeast"/>
+          <w:trHeight w:val="612" w:hRule="atLeast"/>
         </w:trPr>
         <w:tc>
           <w:tcPr>
-            <w:tcW w:type="dxa" w:w="1038"/>
-            <w:tcBorders>
-              <w:top w:val="single" w:color="000000" w:sz="4" w:space="0" w:shadow="0" w:frame="0"/>
-              <w:left w:val="single" w:color="000000" w:sz="4" w:space="0" w:shadow="0" w:frame="0"/>
-              <w:bottom w:val="single" w:color="000000" w:sz="4" w:space="0" w:shadow="0" w:frame="0"/>
-              <w:right w:val="single" w:color="000000" w:sz="4" w:space="0" w:shadow="0" w:frame="0"/>
-            </w:tcBorders>
-            <w:shd w:val="clear" w:color="auto" w:fill="auto"/>
-            <w:tcMar>
-              <w:top w:type="dxa" w:w="80"/>
-              <w:left w:type="dxa" w:w="80"/>
-              <w:bottom w:type="dxa" w:w="80"/>
-              <w:right w:type="dxa" w:w="80"/>
-            </w:tcMar>
-            <w:vAlign w:val="top"/>
-          </w:tcPr>
-          <w:p>
-            <w:pPr>
-              <w:pStyle w:val="Body"/>
+            <w:tcW w:type="dxa" w:w="1037"/>
+            <w:tcBorders>
+              <w:top w:val="single" w:color="000000" w:sz="4" w:space="0" w:shadow="0" w:frame="0"/>
+              <w:left w:val="single" w:color="000000" w:sz="4" w:space="0" w:shadow="0" w:frame="0"/>
+              <w:bottom w:val="single" w:color="000000" w:sz="4" w:space="0" w:shadow="0" w:frame="0"/>
+              <w:right w:val="single" w:color="000000" w:sz="4" w:space="0" w:shadow="0" w:frame="0"/>
+            </w:tcBorders>
+            <w:shd w:val="clear" w:color="auto" w:fill="auto"/>
+            <w:tcMar>
+              <w:top w:type="dxa" w:w="80"/>
+              <w:left w:type="dxa" w:w="80"/>
+              <w:bottom w:type="dxa" w:w="80"/>
+              <w:right w:type="dxa" w:w="80"/>
+            </w:tcMar>
+            <w:vAlign w:val="top"/>
+          </w:tcPr>
+          <w:p>
+            <w:pPr>
+              <w:pStyle w:val="Body A"/>
             </w:pPr>
             <w:r>
               <w:rPr>
@@ -10630,25 +10756,25 @@
         </w:tc>
         <w:tc>
           <w:tcPr>
-            <w:tcW w:type="dxa" w:w="1038"/>
-            <w:tcBorders>
-              <w:top w:val="single" w:color="000000" w:sz="4" w:space="0" w:shadow="0" w:frame="0"/>
-              <w:left w:val="single" w:color="000000" w:sz="4" w:space="0" w:shadow="0" w:frame="0"/>
-              <w:bottom w:val="single" w:color="000000" w:sz="4" w:space="0" w:shadow="0" w:frame="0"/>
-              <w:right w:val="single" w:color="000000" w:sz="4" w:space="0" w:shadow="0" w:frame="0"/>
-            </w:tcBorders>
-            <w:shd w:val="clear" w:color="auto" w:fill="auto"/>
-            <w:tcMar>
-              <w:top w:type="dxa" w:w="80"/>
-              <w:left w:type="dxa" w:w="80"/>
-              <w:bottom w:type="dxa" w:w="80"/>
-              <w:right w:type="dxa" w:w="80"/>
-            </w:tcMar>
-            <w:vAlign w:val="top"/>
-          </w:tcPr>
-          <w:p>
-            <w:pPr>
-              <w:pStyle w:val="Body"/>
+            <w:tcW w:type="dxa" w:w="1039"/>
+            <w:tcBorders>
+              <w:top w:val="single" w:color="000000" w:sz="4" w:space="0" w:shadow="0" w:frame="0"/>
+              <w:left w:val="single" w:color="000000" w:sz="4" w:space="0" w:shadow="0" w:frame="0"/>
+              <w:bottom w:val="single" w:color="000000" w:sz="4" w:space="0" w:shadow="0" w:frame="0"/>
+              <w:right w:val="single" w:color="000000" w:sz="4" w:space="0" w:shadow="0" w:frame="0"/>
+            </w:tcBorders>
+            <w:shd w:val="clear" w:color="auto" w:fill="auto"/>
+            <w:tcMar>
+              <w:top w:type="dxa" w:w="80"/>
+              <w:left w:type="dxa" w:w="80"/>
+              <w:bottom w:type="dxa" w:w="80"/>
+              <w:right w:type="dxa" w:w="80"/>
+            </w:tcMar>
+            <w:vAlign w:val="top"/>
+          </w:tcPr>
+          <w:p>
+            <w:pPr>
+              <w:pStyle w:val="Body A"/>
               <w:jc w:val="center"/>
             </w:pPr>
             <w:r>
@@ -10687,6 +10813,66 @@
         </w:tc>
         <w:tc>
           <w:tcPr>
+            <w:tcW w:type="dxa" w:w="1037"/>
+            <w:tcBorders>
+              <w:top w:val="single" w:color="000000" w:sz="4" w:space="0" w:shadow="0" w:frame="0"/>
+              <w:left w:val="single" w:color="000000" w:sz="4" w:space="0" w:shadow="0" w:frame="0"/>
+              <w:bottom w:val="single" w:color="000000" w:sz="4" w:space="0" w:shadow="0" w:frame="0"/>
+              <w:right w:val="single" w:color="000000" w:sz="4" w:space="0" w:shadow="0" w:frame="0"/>
+            </w:tcBorders>
+            <w:shd w:val="clear" w:color="auto" w:fill="auto"/>
+            <w:tcMar>
+              <w:top w:type="dxa" w:w="80"/>
+              <w:left w:type="dxa" w:w="80"/>
+              <w:bottom w:type="dxa" w:w="80"/>
+              <w:right w:type="dxa" w:w="80"/>
+            </w:tcMar>
+            <w:vAlign w:val="top"/>
+          </w:tcPr>
+          <w:p/>
+        </w:tc>
+        <w:tc>
+          <w:tcPr>
+            <w:tcW w:type="dxa" w:w="1039"/>
+            <w:tcBorders>
+              <w:top w:val="single" w:color="000000" w:sz="4" w:space="0" w:shadow="0" w:frame="0"/>
+              <w:left w:val="single" w:color="000000" w:sz="4" w:space="0" w:shadow="0" w:frame="0"/>
+              <w:bottom w:val="single" w:color="000000" w:sz="4" w:space="0" w:shadow="0" w:frame="0"/>
+              <w:right w:val="single" w:color="000000" w:sz="4" w:space="0" w:shadow="0" w:frame="0"/>
+            </w:tcBorders>
+            <w:shd w:val="clear" w:color="auto" w:fill="auto"/>
+            <w:tcMar>
+              <w:top w:type="dxa" w:w="80"/>
+              <w:left w:type="dxa" w:w="80"/>
+              <w:bottom w:type="dxa" w:w="80"/>
+              <w:right w:type="dxa" w:w="80"/>
+            </w:tcMar>
+            <w:vAlign w:val="top"/>
+          </w:tcPr>
+          <w:p/>
+        </w:tc>
+        <w:tc>
+          <w:tcPr>
+            <w:tcW w:type="dxa" w:w="1039"/>
+            <w:tcBorders>
+              <w:top w:val="single" w:color="000000" w:sz="4" w:space="0" w:shadow="0" w:frame="0"/>
+              <w:left w:val="single" w:color="000000" w:sz="4" w:space="0" w:shadow="0" w:frame="0"/>
+              <w:bottom w:val="single" w:color="000000" w:sz="4" w:space="0" w:shadow="0" w:frame="0"/>
+              <w:right w:val="single" w:color="000000" w:sz="4" w:space="0" w:shadow="0" w:frame="0"/>
+            </w:tcBorders>
+            <w:shd w:val="clear" w:color="auto" w:fill="auto"/>
+            <w:tcMar>
+              <w:top w:type="dxa" w:w="80"/>
+              <w:left w:type="dxa" w:w="80"/>
+              <w:bottom w:type="dxa" w:w="80"/>
+              <w:right w:type="dxa" w:w="80"/>
+            </w:tcMar>
+            <w:vAlign w:val="top"/>
+          </w:tcPr>
+          <w:p/>
+        </w:tc>
+        <w:tc>
+          <w:tcPr>
             <w:tcW w:type="dxa" w:w="1038"/>
             <w:tcBorders>
               <w:top w:val="single" w:color="000000" w:sz="4" w:space="0" w:shadow="0" w:frame="0"/>
@@ -10707,67 +10893,7 @@
         </w:tc>
         <w:tc>
           <w:tcPr>
-            <w:tcW w:type="dxa" w:w="1038"/>
-            <w:tcBorders>
-              <w:top w:val="single" w:color="000000" w:sz="4" w:space="0" w:shadow="0" w:frame="0"/>
-              <w:left w:val="single" w:color="000000" w:sz="4" w:space="0" w:shadow="0" w:frame="0"/>
-              <w:bottom w:val="single" w:color="000000" w:sz="4" w:space="0" w:shadow="0" w:frame="0"/>
-              <w:right w:val="single" w:color="000000" w:sz="4" w:space="0" w:shadow="0" w:frame="0"/>
-            </w:tcBorders>
-            <w:shd w:val="clear" w:color="auto" w:fill="auto"/>
-            <w:tcMar>
-              <w:top w:type="dxa" w:w="80"/>
-              <w:left w:type="dxa" w:w="80"/>
-              <w:bottom w:type="dxa" w:w="80"/>
-              <w:right w:type="dxa" w:w="80"/>
-            </w:tcMar>
-            <w:vAlign w:val="top"/>
-          </w:tcPr>
-          <w:p/>
-        </w:tc>
-        <w:tc>
-          <w:tcPr>
-            <w:tcW w:type="dxa" w:w="1038"/>
-            <w:tcBorders>
-              <w:top w:val="single" w:color="000000" w:sz="4" w:space="0" w:shadow="0" w:frame="0"/>
-              <w:left w:val="single" w:color="000000" w:sz="4" w:space="0" w:shadow="0" w:frame="0"/>
-              <w:bottom w:val="single" w:color="000000" w:sz="4" w:space="0" w:shadow="0" w:frame="0"/>
-              <w:right w:val="single" w:color="000000" w:sz="4" w:space="0" w:shadow="0" w:frame="0"/>
-            </w:tcBorders>
-            <w:shd w:val="clear" w:color="auto" w:fill="auto"/>
-            <w:tcMar>
-              <w:top w:type="dxa" w:w="80"/>
-              <w:left w:type="dxa" w:w="80"/>
-              <w:bottom w:type="dxa" w:w="80"/>
-              <w:right w:type="dxa" w:w="80"/>
-            </w:tcMar>
-            <w:vAlign w:val="top"/>
-          </w:tcPr>
-          <w:p/>
-        </w:tc>
-        <w:tc>
-          <w:tcPr>
-            <w:tcW w:type="dxa" w:w="1038"/>
-            <w:tcBorders>
-              <w:top w:val="single" w:color="000000" w:sz="4" w:space="0" w:shadow="0" w:frame="0"/>
-              <w:left w:val="single" w:color="000000" w:sz="4" w:space="0" w:shadow="0" w:frame="0"/>
-              <w:bottom w:val="single" w:color="000000" w:sz="4" w:space="0" w:shadow="0" w:frame="0"/>
-              <w:right w:val="single" w:color="000000" w:sz="4" w:space="0" w:shadow="0" w:frame="0"/>
-            </w:tcBorders>
-            <w:shd w:val="clear" w:color="auto" w:fill="auto"/>
-            <w:tcMar>
-              <w:top w:type="dxa" w:w="80"/>
-              <w:left w:type="dxa" w:w="80"/>
-              <w:bottom w:type="dxa" w:w="80"/>
-              <w:right w:type="dxa" w:w="80"/>
-            </w:tcMar>
-            <w:vAlign w:val="top"/>
-          </w:tcPr>
-          <w:p/>
-        </w:tc>
-        <w:tc>
-          <w:tcPr>
-            <w:tcW w:type="dxa" w:w="1038"/>
+            <w:tcW w:type="dxa" w:w="1039"/>
             <w:tcBorders>
               <w:top w:val="single" w:color="000000" w:sz="4" w:space="0" w:shadow="0" w:frame="0"/>
               <w:left w:val="single" w:color="000000" w:sz="4" w:space="0" w:shadow="0" w:frame="0"/>
@@ -10791,29 +10917,29 @@
           <w:shd w:val="clear" w:color="auto" w:fill="ced7e7"/>
         </w:tblPrEx>
         <w:trPr>
-          <w:trHeight w:val="802" w:hRule="atLeast"/>
+          <w:trHeight w:val="812" w:hRule="atLeast"/>
         </w:trPr>
         <w:tc>
           <w:tcPr>
-            <w:tcW w:type="dxa" w:w="1038"/>
-            <w:tcBorders>
-              <w:top w:val="single" w:color="000000" w:sz="4" w:space="0" w:shadow="0" w:frame="0"/>
-              <w:left w:val="single" w:color="000000" w:sz="4" w:space="0" w:shadow="0" w:frame="0"/>
-              <w:bottom w:val="single" w:color="000000" w:sz="4" w:space="0" w:shadow="0" w:frame="0"/>
-              <w:right w:val="single" w:color="000000" w:sz="4" w:space="0" w:shadow="0" w:frame="0"/>
-            </w:tcBorders>
-            <w:shd w:val="clear" w:color="auto" w:fill="auto"/>
-            <w:tcMar>
-              <w:top w:type="dxa" w:w="80"/>
-              <w:left w:type="dxa" w:w="80"/>
-              <w:bottom w:type="dxa" w:w="80"/>
-              <w:right w:type="dxa" w:w="80"/>
-            </w:tcMar>
-            <w:vAlign w:val="top"/>
-          </w:tcPr>
-          <w:p>
-            <w:pPr>
-              <w:pStyle w:val="Body"/>
+            <w:tcW w:type="dxa" w:w="1037"/>
+            <w:tcBorders>
+              <w:top w:val="single" w:color="000000" w:sz="4" w:space="0" w:shadow="0" w:frame="0"/>
+              <w:left w:val="single" w:color="000000" w:sz="4" w:space="0" w:shadow="0" w:frame="0"/>
+              <w:bottom w:val="single" w:color="000000" w:sz="4" w:space="0" w:shadow="0" w:frame="0"/>
+              <w:right w:val="single" w:color="000000" w:sz="4" w:space="0" w:shadow="0" w:frame="0"/>
+            </w:tcBorders>
+            <w:shd w:val="clear" w:color="auto" w:fill="auto"/>
+            <w:tcMar>
+              <w:top w:type="dxa" w:w="80"/>
+              <w:left w:type="dxa" w:w="80"/>
+              <w:bottom w:type="dxa" w:w="80"/>
+              <w:right w:type="dxa" w:w="80"/>
+            </w:tcMar>
+            <w:vAlign w:val="top"/>
+          </w:tcPr>
+          <w:p>
+            <w:pPr>
+              <w:pStyle w:val="Body A"/>
             </w:pPr>
             <w:r>
               <w:rPr>
@@ -10859,6 +10985,26 @@
         </w:tc>
         <w:tc>
           <w:tcPr>
+            <w:tcW w:type="dxa" w:w="1039"/>
+            <w:tcBorders>
+              <w:top w:val="single" w:color="000000" w:sz="4" w:space="0" w:shadow="0" w:frame="0"/>
+              <w:left w:val="single" w:color="000000" w:sz="4" w:space="0" w:shadow="0" w:frame="0"/>
+              <w:bottom w:val="single" w:color="000000" w:sz="4" w:space="0" w:shadow="0" w:frame="0"/>
+              <w:right w:val="single" w:color="000000" w:sz="4" w:space="0" w:shadow="0" w:frame="0"/>
+            </w:tcBorders>
+            <w:shd w:val="clear" w:color="auto" w:fill="auto"/>
+            <w:tcMar>
+              <w:top w:type="dxa" w:w="80"/>
+              <w:left w:type="dxa" w:w="80"/>
+              <w:bottom w:type="dxa" w:w="80"/>
+              <w:right w:type="dxa" w:w="80"/>
+            </w:tcMar>
+            <w:vAlign w:val="top"/>
+          </w:tcPr>
+          <w:p/>
+        </w:tc>
+        <w:tc>
+          <w:tcPr>
             <w:tcW w:type="dxa" w:w="1038"/>
             <w:tcBorders>
               <w:top w:val="single" w:color="000000" w:sz="4" w:space="0" w:shadow="0" w:frame="0"/>
@@ -10875,29 +11021,9 @@
             </w:tcMar>
             <w:vAlign w:val="top"/>
           </w:tcPr>
-          <w:p/>
-        </w:tc>
-        <w:tc>
-          <w:tcPr>
-            <w:tcW w:type="dxa" w:w="1038"/>
-            <w:tcBorders>
-              <w:top w:val="single" w:color="000000" w:sz="4" w:space="0" w:shadow="0" w:frame="0"/>
-              <w:left w:val="single" w:color="000000" w:sz="4" w:space="0" w:shadow="0" w:frame="0"/>
-              <w:bottom w:val="single" w:color="000000" w:sz="4" w:space="0" w:shadow="0" w:frame="0"/>
-              <w:right w:val="single" w:color="000000" w:sz="4" w:space="0" w:shadow="0" w:frame="0"/>
-            </w:tcBorders>
-            <w:shd w:val="clear" w:color="auto" w:fill="auto"/>
-            <w:tcMar>
-              <w:top w:type="dxa" w:w="80"/>
-              <w:left w:type="dxa" w:w="80"/>
-              <w:bottom w:type="dxa" w:w="80"/>
-              <w:right w:type="dxa" w:w="80"/>
-            </w:tcMar>
-            <w:vAlign w:val="top"/>
-          </w:tcPr>
-          <w:p>
-            <w:pPr>
-              <w:pStyle w:val="Body"/>
+          <w:p>
+            <w:pPr>
+              <w:pStyle w:val="Body A"/>
               <w:jc w:val="center"/>
             </w:pPr>
             <w:r>
@@ -10916,6 +11042,66 @@
         </w:tc>
         <w:tc>
           <w:tcPr>
+            <w:tcW w:type="dxa" w:w="1037"/>
+            <w:tcBorders>
+              <w:top w:val="single" w:color="000000" w:sz="4" w:space="0" w:shadow="0" w:frame="0"/>
+              <w:left w:val="single" w:color="000000" w:sz="4" w:space="0" w:shadow="0" w:frame="0"/>
+              <w:bottom w:val="single" w:color="000000" w:sz="4" w:space="0" w:shadow="0" w:frame="0"/>
+              <w:right w:val="single" w:color="000000" w:sz="4" w:space="0" w:shadow="0" w:frame="0"/>
+            </w:tcBorders>
+            <w:shd w:val="clear" w:color="auto" w:fill="auto"/>
+            <w:tcMar>
+              <w:top w:type="dxa" w:w="80"/>
+              <w:left w:type="dxa" w:w="80"/>
+              <w:bottom w:type="dxa" w:w="80"/>
+              <w:right w:type="dxa" w:w="80"/>
+            </w:tcMar>
+            <w:vAlign w:val="top"/>
+          </w:tcPr>
+          <w:p/>
+        </w:tc>
+        <w:tc>
+          <w:tcPr>
+            <w:tcW w:type="dxa" w:w="1039"/>
+            <w:tcBorders>
+              <w:top w:val="single" w:color="000000" w:sz="4" w:space="0" w:shadow="0" w:frame="0"/>
+              <w:left w:val="single" w:color="000000" w:sz="4" w:space="0" w:shadow="0" w:frame="0"/>
+              <w:bottom w:val="single" w:color="000000" w:sz="4" w:space="0" w:shadow="0" w:frame="0"/>
+              <w:right w:val="single" w:color="000000" w:sz="4" w:space="0" w:shadow="0" w:frame="0"/>
+            </w:tcBorders>
+            <w:shd w:val="clear" w:color="auto" w:fill="auto"/>
+            <w:tcMar>
+              <w:top w:type="dxa" w:w="80"/>
+              <w:left w:type="dxa" w:w="80"/>
+              <w:bottom w:type="dxa" w:w="80"/>
+              <w:right w:type="dxa" w:w="80"/>
+            </w:tcMar>
+            <w:vAlign w:val="top"/>
+          </w:tcPr>
+          <w:p/>
+        </w:tc>
+        <w:tc>
+          <w:tcPr>
+            <w:tcW w:type="dxa" w:w="1039"/>
+            <w:tcBorders>
+              <w:top w:val="single" w:color="000000" w:sz="4" w:space="0" w:shadow="0" w:frame="0"/>
+              <w:left w:val="single" w:color="000000" w:sz="4" w:space="0" w:shadow="0" w:frame="0"/>
+              <w:bottom w:val="single" w:color="000000" w:sz="4" w:space="0" w:shadow="0" w:frame="0"/>
+              <w:right w:val="single" w:color="000000" w:sz="4" w:space="0" w:shadow="0" w:frame="0"/>
+            </w:tcBorders>
+            <w:shd w:val="clear" w:color="auto" w:fill="auto"/>
+            <w:tcMar>
+              <w:top w:type="dxa" w:w="80"/>
+              <w:left w:type="dxa" w:w="80"/>
+              <w:bottom w:type="dxa" w:w="80"/>
+              <w:right w:type="dxa" w:w="80"/>
+            </w:tcMar>
+            <w:vAlign w:val="top"/>
+          </w:tcPr>
+          <w:p/>
+        </w:tc>
+        <w:tc>
+          <w:tcPr>
             <w:tcW w:type="dxa" w:w="1038"/>
             <w:tcBorders>
               <w:top w:val="single" w:color="000000" w:sz="4" w:space="0" w:shadow="0" w:frame="0"/>
@@ -10936,67 +11122,7 @@
         </w:tc>
         <w:tc>
           <w:tcPr>
-            <w:tcW w:type="dxa" w:w="1038"/>
-            <w:tcBorders>
-              <w:top w:val="single" w:color="000000" w:sz="4" w:space="0" w:shadow="0" w:frame="0"/>
-              <w:left w:val="single" w:color="000000" w:sz="4" w:space="0" w:shadow="0" w:frame="0"/>
-              <w:bottom w:val="single" w:color="000000" w:sz="4" w:space="0" w:shadow="0" w:frame="0"/>
-              <w:right w:val="single" w:color="000000" w:sz="4" w:space="0" w:shadow="0" w:frame="0"/>
-            </w:tcBorders>
-            <w:shd w:val="clear" w:color="auto" w:fill="auto"/>
-            <w:tcMar>
-              <w:top w:type="dxa" w:w="80"/>
-              <w:left w:type="dxa" w:w="80"/>
-              <w:bottom w:type="dxa" w:w="80"/>
-              <w:right w:type="dxa" w:w="80"/>
-            </w:tcMar>
-            <w:vAlign w:val="top"/>
-          </w:tcPr>
-          <w:p/>
-        </w:tc>
-        <w:tc>
-          <w:tcPr>
-            <w:tcW w:type="dxa" w:w="1038"/>
-            <w:tcBorders>
-              <w:top w:val="single" w:color="000000" w:sz="4" w:space="0" w:shadow="0" w:frame="0"/>
-              <w:left w:val="single" w:color="000000" w:sz="4" w:space="0" w:shadow="0" w:frame="0"/>
-              <w:bottom w:val="single" w:color="000000" w:sz="4" w:space="0" w:shadow="0" w:frame="0"/>
-              <w:right w:val="single" w:color="000000" w:sz="4" w:space="0" w:shadow="0" w:frame="0"/>
-            </w:tcBorders>
-            <w:shd w:val="clear" w:color="auto" w:fill="auto"/>
-            <w:tcMar>
-              <w:top w:type="dxa" w:w="80"/>
-              <w:left w:type="dxa" w:w="80"/>
-              <w:bottom w:type="dxa" w:w="80"/>
-              <w:right w:type="dxa" w:w="80"/>
-            </w:tcMar>
-            <w:vAlign w:val="top"/>
-          </w:tcPr>
-          <w:p/>
-        </w:tc>
-        <w:tc>
-          <w:tcPr>
-            <w:tcW w:type="dxa" w:w="1038"/>
-            <w:tcBorders>
-              <w:top w:val="single" w:color="000000" w:sz="4" w:space="0" w:shadow="0" w:frame="0"/>
-              <w:left w:val="single" w:color="000000" w:sz="4" w:space="0" w:shadow="0" w:frame="0"/>
-              <w:bottom w:val="single" w:color="000000" w:sz="4" w:space="0" w:shadow="0" w:frame="0"/>
-              <w:right w:val="single" w:color="000000" w:sz="4" w:space="0" w:shadow="0" w:frame="0"/>
-            </w:tcBorders>
-            <w:shd w:val="clear" w:color="auto" w:fill="auto"/>
-            <w:tcMar>
-              <w:top w:type="dxa" w:w="80"/>
-              <w:left w:type="dxa" w:w="80"/>
-              <w:bottom w:type="dxa" w:w="80"/>
-              <w:right w:type="dxa" w:w="80"/>
-            </w:tcMar>
-            <w:vAlign w:val="top"/>
-          </w:tcPr>
-          <w:p/>
-        </w:tc>
-        <w:tc>
-          <w:tcPr>
-            <w:tcW w:type="dxa" w:w="1038"/>
+            <w:tcW w:type="dxa" w:w="1039"/>
             <w:tcBorders>
               <w:top w:val="single" w:color="000000" w:sz="4" w:space="0" w:shadow="0" w:frame="0"/>
               <w:left w:val="single" w:color="000000" w:sz="4" w:space="0" w:shadow="0" w:frame="0"/>
@@ -11020,29 +11146,29 @@
           <w:shd w:val="clear" w:color="auto" w:fill="ced7e7"/>
         </w:tblPrEx>
         <w:trPr>
-          <w:trHeight w:val="802" w:hRule="atLeast"/>
+          <w:trHeight w:val="812" w:hRule="atLeast"/>
         </w:trPr>
         <w:tc>
           <w:tcPr>
-            <w:tcW w:type="dxa" w:w="1038"/>
-            <w:tcBorders>
-              <w:top w:val="single" w:color="000000" w:sz="4" w:space="0" w:shadow="0" w:frame="0"/>
-              <w:left w:val="single" w:color="000000" w:sz="4" w:space="0" w:shadow="0" w:frame="0"/>
-              <w:bottom w:val="single" w:color="000000" w:sz="4" w:space="0" w:shadow="0" w:frame="0"/>
-              <w:right w:val="single" w:color="000000" w:sz="4" w:space="0" w:shadow="0" w:frame="0"/>
-            </w:tcBorders>
-            <w:shd w:val="clear" w:color="auto" w:fill="auto"/>
-            <w:tcMar>
-              <w:top w:type="dxa" w:w="80"/>
-              <w:left w:type="dxa" w:w="80"/>
-              <w:bottom w:type="dxa" w:w="80"/>
-              <w:right w:type="dxa" w:w="80"/>
-            </w:tcMar>
-            <w:vAlign w:val="top"/>
-          </w:tcPr>
-          <w:p>
-            <w:pPr>
-              <w:pStyle w:val="Body"/>
+            <w:tcW w:type="dxa" w:w="1037"/>
+            <w:tcBorders>
+              <w:top w:val="single" w:color="000000" w:sz="4" w:space="0" w:shadow="0" w:frame="0"/>
+              <w:left w:val="single" w:color="000000" w:sz="4" w:space="0" w:shadow="0" w:frame="0"/>
+              <w:bottom w:val="single" w:color="000000" w:sz="4" w:space="0" w:shadow="0" w:frame="0"/>
+              <w:right w:val="single" w:color="000000" w:sz="4" w:space="0" w:shadow="0" w:frame="0"/>
+            </w:tcBorders>
+            <w:shd w:val="clear" w:color="auto" w:fill="auto"/>
+            <w:tcMar>
+              <w:top w:type="dxa" w:w="80"/>
+              <w:left w:type="dxa" w:w="80"/>
+              <w:bottom w:type="dxa" w:w="80"/>
+              <w:right w:type="dxa" w:w="80"/>
+            </w:tcMar>
+            <w:vAlign w:val="top"/>
+          </w:tcPr>
+          <w:p>
+            <w:pPr>
+              <w:pStyle w:val="Body A"/>
             </w:pPr>
             <w:r>
               <w:rPr>
@@ -11118,6 +11244,26 @@
         </w:tc>
         <w:tc>
           <w:tcPr>
+            <w:tcW w:type="dxa" w:w="1039"/>
+            <w:tcBorders>
+              <w:top w:val="single" w:color="000000" w:sz="4" w:space="0" w:shadow="0" w:frame="0"/>
+              <w:left w:val="single" w:color="000000" w:sz="4" w:space="0" w:shadow="0" w:frame="0"/>
+              <w:bottom w:val="single" w:color="000000" w:sz="4" w:space="0" w:shadow="0" w:frame="0"/>
+              <w:right w:val="single" w:color="000000" w:sz="4" w:space="0" w:shadow="0" w:frame="0"/>
+            </w:tcBorders>
+            <w:shd w:val="clear" w:color="auto" w:fill="auto"/>
+            <w:tcMar>
+              <w:top w:type="dxa" w:w="80"/>
+              <w:left w:type="dxa" w:w="80"/>
+              <w:bottom w:type="dxa" w:w="80"/>
+              <w:right w:type="dxa" w:w="80"/>
+            </w:tcMar>
+            <w:vAlign w:val="top"/>
+          </w:tcPr>
+          <w:p/>
+        </w:tc>
+        <w:tc>
+          <w:tcPr>
             <w:tcW w:type="dxa" w:w="1038"/>
             <w:tcBorders>
               <w:top w:val="single" w:color="000000" w:sz="4" w:space="0" w:shadow="0" w:frame="0"/>
@@ -11138,45 +11284,25 @@
         </w:tc>
         <w:tc>
           <w:tcPr>
-            <w:tcW w:type="dxa" w:w="1038"/>
-            <w:tcBorders>
-              <w:top w:val="single" w:color="000000" w:sz="4" w:space="0" w:shadow="0" w:frame="0"/>
-              <w:left w:val="single" w:color="000000" w:sz="4" w:space="0" w:shadow="0" w:frame="0"/>
-              <w:bottom w:val="single" w:color="000000" w:sz="4" w:space="0" w:shadow="0" w:frame="0"/>
-              <w:right w:val="single" w:color="000000" w:sz="4" w:space="0" w:shadow="0" w:frame="0"/>
-            </w:tcBorders>
-            <w:shd w:val="clear" w:color="auto" w:fill="auto"/>
-            <w:tcMar>
-              <w:top w:type="dxa" w:w="80"/>
-              <w:left w:type="dxa" w:w="80"/>
-              <w:bottom w:type="dxa" w:w="80"/>
-              <w:right w:type="dxa" w:w="80"/>
-            </w:tcMar>
-            <w:vAlign w:val="top"/>
-          </w:tcPr>
-          <w:p/>
-        </w:tc>
-        <w:tc>
-          <w:tcPr>
-            <w:tcW w:type="dxa" w:w="1038"/>
-            <w:tcBorders>
-              <w:top w:val="single" w:color="000000" w:sz="4" w:space="0" w:shadow="0" w:frame="0"/>
-              <w:left w:val="single" w:color="000000" w:sz="4" w:space="0" w:shadow="0" w:frame="0"/>
-              <w:bottom w:val="single" w:color="000000" w:sz="4" w:space="0" w:shadow="0" w:frame="0"/>
-              <w:right w:val="single" w:color="000000" w:sz="4" w:space="0" w:shadow="0" w:frame="0"/>
-            </w:tcBorders>
-            <w:shd w:val="clear" w:color="auto" w:fill="auto"/>
-            <w:tcMar>
-              <w:top w:type="dxa" w:w="80"/>
-              <w:left w:type="dxa" w:w="80"/>
-              <w:bottom w:type="dxa" w:w="80"/>
-              <w:right w:type="dxa" w:w="80"/>
-            </w:tcMar>
-            <w:vAlign w:val="top"/>
-          </w:tcPr>
-          <w:p>
-            <w:pPr>
-              <w:pStyle w:val="Body"/>
+            <w:tcW w:type="dxa" w:w="1037"/>
+            <w:tcBorders>
+              <w:top w:val="single" w:color="000000" w:sz="4" w:space="0" w:shadow="0" w:frame="0"/>
+              <w:left w:val="single" w:color="000000" w:sz="4" w:space="0" w:shadow="0" w:frame="0"/>
+              <w:bottom w:val="single" w:color="000000" w:sz="4" w:space="0" w:shadow="0" w:frame="0"/>
+              <w:right w:val="single" w:color="000000" w:sz="4" w:space="0" w:shadow="0" w:frame="0"/>
+            </w:tcBorders>
+            <w:shd w:val="clear" w:color="auto" w:fill="auto"/>
+            <w:tcMar>
+              <w:top w:type="dxa" w:w="80"/>
+              <w:left w:type="dxa" w:w="80"/>
+              <w:bottom w:type="dxa" w:w="80"/>
+              <w:right w:type="dxa" w:w="80"/>
+            </w:tcMar>
+            <w:vAlign w:val="top"/>
+          </w:tcPr>
+          <w:p>
+            <w:pPr>
+              <w:pStyle w:val="Body A"/>
               <w:jc w:val="center"/>
             </w:pPr>
             <w:r>
@@ -11195,6 +11321,46 @@
         </w:tc>
         <w:tc>
           <w:tcPr>
+            <w:tcW w:type="dxa" w:w="1039"/>
+            <w:tcBorders>
+              <w:top w:val="single" w:color="000000" w:sz="4" w:space="0" w:shadow="0" w:frame="0"/>
+              <w:left w:val="single" w:color="000000" w:sz="4" w:space="0" w:shadow="0" w:frame="0"/>
+              <w:bottom w:val="single" w:color="000000" w:sz="4" w:space="0" w:shadow="0" w:frame="0"/>
+              <w:right w:val="single" w:color="000000" w:sz="4" w:space="0" w:shadow="0" w:frame="0"/>
+            </w:tcBorders>
+            <w:shd w:val="clear" w:color="auto" w:fill="auto"/>
+            <w:tcMar>
+              <w:top w:type="dxa" w:w="80"/>
+              <w:left w:type="dxa" w:w="80"/>
+              <w:bottom w:type="dxa" w:w="80"/>
+              <w:right w:type="dxa" w:w="80"/>
+            </w:tcMar>
+            <w:vAlign w:val="top"/>
+          </w:tcPr>
+          <w:p/>
+        </w:tc>
+        <w:tc>
+          <w:tcPr>
+            <w:tcW w:type="dxa" w:w="1039"/>
+            <w:tcBorders>
+              <w:top w:val="single" w:color="000000" w:sz="4" w:space="0" w:shadow="0" w:frame="0"/>
+              <w:left w:val="single" w:color="000000" w:sz="4" w:space="0" w:shadow="0" w:frame="0"/>
+              <w:bottom w:val="single" w:color="000000" w:sz="4" w:space="0" w:shadow="0" w:frame="0"/>
+              <w:right w:val="single" w:color="000000" w:sz="4" w:space="0" w:shadow="0" w:frame="0"/>
+            </w:tcBorders>
+            <w:shd w:val="clear" w:color="auto" w:fill="auto"/>
+            <w:tcMar>
+              <w:top w:type="dxa" w:w="80"/>
+              <w:left w:type="dxa" w:w="80"/>
+              <w:bottom w:type="dxa" w:w="80"/>
+              <w:right w:type="dxa" w:w="80"/>
+            </w:tcMar>
+            <w:vAlign w:val="top"/>
+          </w:tcPr>
+          <w:p/>
+        </w:tc>
+        <w:tc>
+          <w:tcPr>
             <w:tcW w:type="dxa" w:w="1038"/>
             <w:tcBorders>
               <w:top w:val="single" w:color="000000" w:sz="4" w:space="0" w:shadow="0" w:frame="0"/>
@@ -11215,47 +11381,7 @@
         </w:tc>
         <w:tc>
           <w:tcPr>
-            <w:tcW w:type="dxa" w:w="1038"/>
-            <w:tcBorders>
-              <w:top w:val="single" w:color="000000" w:sz="4" w:space="0" w:shadow="0" w:frame="0"/>
-              <w:left w:val="single" w:color="000000" w:sz="4" w:space="0" w:shadow="0" w:frame="0"/>
-              <w:bottom w:val="single" w:color="000000" w:sz="4" w:space="0" w:shadow="0" w:frame="0"/>
-              <w:right w:val="single" w:color="000000" w:sz="4" w:space="0" w:shadow="0" w:frame="0"/>
-            </w:tcBorders>
-            <w:shd w:val="clear" w:color="auto" w:fill="auto"/>
-            <w:tcMar>
-              <w:top w:type="dxa" w:w="80"/>
-              <w:left w:type="dxa" w:w="80"/>
-              <w:bottom w:type="dxa" w:w="80"/>
-              <w:right w:type="dxa" w:w="80"/>
-            </w:tcMar>
-            <w:vAlign w:val="top"/>
-          </w:tcPr>
-          <w:p/>
-        </w:tc>
-        <w:tc>
-          <w:tcPr>
-            <w:tcW w:type="dxa" w:w="1038"/>
-            <w:tcBorders>
-              <w:top w:val="single" w:color="000000" w:sz="4" w:space="0" w:shadow="0" w:frame="0"/>
-              <w:left w:val="single" w:color="000000" w:sz="4" w:space="0" w:shadow="0" w:frame="0"/>
-              <w:bottom w:val="single" w:color="000000" w:sz="4" w:space="0" w:shadow="0" w:frame="0"/>
-              <w:right w:val="single" w:color="000000" w:sz="4" w:space="0" w:shadow="0" w:frame="0"/>
-            </w:tcBorders>
-            <w:shd w:val="clear" w:color="auto" w:fill="auto"/>
-            <w:tcMar>
-              <w:top w:type="dxa" w:w="80"/>
-              <w:left w:type="dxa" w:w="80"/>
-              <w:bottom w:type="dxa" w:w="80"/>
-              <w:right w:type="dxa" w:w="80"/>
-            </w:tcMar>
-            <w:vAlign w:val="top"/>
-          </w:tcPr>
-          <w:p/>
-        </w:tc>
-        <w:tc>
-          <w:tcPr>
-            <w:tcW w:type="dxa" w:w="1038"/>
+            <w:tcW w:type="dxa" w:w="1039"/>
             <w:tcBorders>
               <w:top w:val="single" w:color="000000" w:sz="4" w:space="0" w:shadow="0" w:frame="0"/>
               <w:left w:val="single" w:color="000000" w:sz="4" w:space="0" w:shadow="0" w:frame="0"/>
@@ -11279,29 +11405,29 @@
           <w:shd w:val="clear" w:color="auto" w:fill="ced7e7"/>
         </w:tblPrEx>
         <w:trPr>
-          <w:trHeight w:val="602" w:hRule="atLeast"/>
+          <w:trHeight w:val="612" w:hRule="atLeast"/>
         </w:trPr>
         <w:tc>
           <w:tcPr>
-            <w:tcW w:type="dxa" w:w="1038"/>
-            <w:tcBorders>
-              <w:top w:val="single" w:color="000000" w:sz="4" w:space="0" w:shadow="0" w:frame="0"/>
-              <w:left w:val="single" w:color="000000" w:sz="4" w:space="0" w:shadow="0" w:frame="0"/>
-              <w:bottom w:val="single" w:color="000000" w:sz="4" w:space="0" w:shadow="0" w:frame="0"/>
-              <w:right w:val="single" w:color="000000" w:sz="4" w:space="0" w:shadow="0" w:frame="0"/>
-            </w:tcBorders>
-            <w:shd w:val="clear" w:color="auto" w:fill="auto"/>
-            <w:tcMar>
-              <w:top w:type="dxa" w:w="80"/>
-              <w:left w:type="dxa" w:w="80"/>
-              <w:bottom w:type="dxa" w:w="80"/>
-              <w:right w:type="dxa" w:w="80"/>
-            </w:tcMar>
-            <w:vAlign w:val="top"/>
-          </w:tcPr>
-          <w:p>
-            <w:pPr>
-              <w:pStyle w:val="Body"/>
+            <w:tcW w:type="dxa" w:w="1037"/>
+            <w:tcBorders>
+              <w:top w:val="single" w:color="000000" w:sz="4" w:space="0" w:shadow="0" w:frame="0"/>
+              <w:left w:val="single" w:color="000000" w:sz="4" w:space="0" w:shadow="0" w:frame="0"/>
+              <w:bottom w:val="single" w:color="000000" w:sz="4" w:space="0" w:shadow="0" w:frame="0"/>
+              <w:right w:val="single" w:color="000000" w:sz="4" w:space="0" w:shadow="0" w:frame="0"/>
+            </w:tcBorders>
+            <w:shd w:val="clear" w:color="auto" w:fill="auto"/>
+            <w:tcMar>
+              <w:top w:type="dxa" w:w="80"/>
+              <w:left w:type="dxa" w:w="80"/>
+              <w:bottom w:type="dxa" w:w="80"/>
+              <w:right w:type="dxa" w:w="80"/>
+            </w:tcMar>
+            <w:vAlign w:val="top"/>
+          </w:tcPr>
+          <w:p>
+            <w:pPr>
+              <w:pStyle w:val="Body A"/>
             </w:pPr>
             <w:r>
               <w:rPr>
@@ -11377,6 +11503,26 @@
         </w:tc>
         <w:tc>
           <w:tcPr>
+            <w:tcW w:type="dxa" w:w="1039"/>
+            <w:tcBorders>
+              <w:top w:val="single" w:color="000000" w:sz="4" w:space="0" w:shadow="0" w:frame="0"/>
+              <w:left w:val="single" w:color="000000" w:sz="4" w:space="0" w:shadow="0" w:frame="0"/>
+              <w:bottom w:val="single" w:color="000000" w:sz="4" w:space="0" w:shadow="0" w:frame="0"/>
+              <w:right w:val="single" w:color="000000" w:sz="4" w:space="0" w:shadow="0" w:frame="0"/>
+            </w:tcBorders>
+            <w:shd w:val="clear" w:color="auto" w:fill="auto"/>
+            <w:tcMar>
+              <w:top w:type="dxa" w:w="80"/>
+              <w:left w:type="dxa" w:w="80"/>
+              <w:bottom w:type="dxa" w:w="80"/>
+              <w:right w:type="dxa" w:w="80"/>
+            </w:tcMar>
+            <w:vAlign w:val="top"/>
+          </w:tcPr>
+          <w:p/>
+        </w:tc>
+        <w:tc>
+          <w:tcPr>
             <w:tcW w:type="dxa" w:w="1038"/>
             <w:tcBorders>
               <w:top w:val="single" w:color="000000" w:sz="4" w:space="0" w:shadow="0" w:frame="0"/>
@@ -11397,7 +11543,7 @@
         </w:tc>
         <w:tc>
           <w:tcPr>
-            <w:tcW w:type="dxa" w:w="1038"/>
+            <w:tcW w:type="dxa" w:w="1037"/>
             <w:tcBorders>
               <w:top w:val="single" w:color="000000" w:sz="4" w:space="0" w:shadow="0" w:frame="0"/>
               <w:left w:val="single" w:color="000000" w:sz="4" w:space="0" w:shadow="0" w:frame="0"/>
@@ -11417,45 +11563,25 @@
         </w:tc>
         <w:tc>
           <w:tcPr>
-            <w:tcW w:type="dxa" w:w="1038"/>
-            <w:tcBorders>
-              <w:top w:val="single" w:color="000000" w:sz="4" w:space="0" w:shadow="0" w:frame="0"/>
-              <w:left w:val="single" w:color="000000" w:sz="4" w:space="0" w:shadow="0" w:frame="0"/>
-              <w:bottom w:val="single" w:color="000000" w:sz="4" w:space="0" w:shadow="0" w:frame="0"/>
-              <w:right w:val="single" w:color="000000" w:sz="4" w:space="0" w:shadow="0" w:frame="0"/>
-            </w:tcBorders>
-            <w:shd w:val="clear" w:color="auto" w:fill="auto"/>
-            <w:tcMar>
-              <w:top w:type="dxa" w:w="80"/>
-              <w:left w:type="dxa" w:w="80"/>
-              <w:bottom w:type="dxa" w:w="80"/>
-              <w:right w:type="dxa" w:w="80"/>
-            </w:tcMar>
-            <w:vAlign w:val="top"/>
-          </w:tcPr>
-          <w:p/>
-        </w:tc>
-        <w:tc>
-          <w:tcPr>
-            <w:tcW w:type="dxa" w:w="1038"/>
-            <w:tcBorders>
-              <w:top w:val="single" w:color="000000" w:sz="4" w:space="0" w:shadow="0" w:frame="0"/>
-              <w:left w:val="single" w:color="000000" w:sz="4" w:space="0" w:shadow="0" w:frame="0"/>
-              <w:bottom w:val="single" w:color="000000" w:sz="4" w:space="0" w:shadow="0" w:frame="0"/>
-              <w:right w:val="single" w:color="000000" w:sz="4" w:space="0" w:shadow="0" w:frame="0"/>
-            </w:tcBorders>
-            <w:shd w:val="clear" w:color="auto" w:fill="auto"/>
-            <w:tcMar>
-              <w:top w:type="dxa" w:w="80"/>
-              <w:left w:type="dxa" w:w="80"/>
-              <w:bottom w:type="dxa" w:w="80"/>
-              <w:right w:type="dxa" w:w="80"/>
-            </w:tcMar>
-            <w:vAlign w:val="top"/>
-          </w:tcPr>
-          <w:p>
-            <w:pPr>
-              <w:pStyle w:val="Body"/>
+            <w:tcW w:type="dxa" w:w="1039"/>
+            <w:tcBorders>
+              <w:top w:val="single" w:color="000000" w:sz="4" w:space="0" w:shadow="0" w:frame="0"/>
+              <w:left w:val="single" w:color="000000" w:sz="4" w:space="0" w:shadow="0" w:frame="0"/>
+              <w:bottom w:val="single" w:color="000000" w:sz="4" w:space="0" w:shadow="0" w:frame="0"/>
+              <w:right w:val="single" w:color="000000" w:sz="4" w:space="0" w:shadow="0" w:frame="0"/>
+            </w:tcBorders>
+            <w:shd w:val="clear" w:color="auto" w:fill="auto"/>
+            <w:tcMar>
+              <w:top w:type="dxa" w:w="80"/>
+              <w:left w:type="dxa" w:w="80"/>
+              <w:bottom w:type="dxa" w:w="80"/>
+              <w:right w:type="dxa" w:w="80"/>
+            </w:tcMar>
+            <w:vAlign w:val="top"/>
+          </w:tcPr>
+          <w:p>
+            <w:pPr>
+              <w:pStyle w:val="Body A"/>
               <w:jc w:val="center"/>
             </w:pPr>
             <w:r>
@@ -11474,6 +11600,26 @@
         </w:tc>
         <w:tc>
           <w:tcPr>
+            <w:tcW w:type="dxa" w:w="1039"/>
+            <w:tcBorders>
+              <w:top w:val="single" w:color="000000" w:sz="4" w:space="0" w:shadow="0" w:frame="0"/>
+              <w:left w:val="single" w:color="000000" w:sz="4" w:space="0" w:shadow="0" w:frame="0"/>
+              <w:bottom w:val="single" w:color="000000" w:sz="4" w:space="0" w:shadow="0" w:frame="0"/>
+              <w:right w:val="single" w:color="000000" w:sz="4" w:space="0" w:shadow="0" w:frame="0"/>
+            </w:tcBorders>
+            <w:shd w:val="clear" w:color="auto" w:fill="auto"/>
+            <w:tcMar>
+              <w:top w:type="dxa" w:w="80"/>
+              <w:left w:type="dxa" w:w="80"/>
+              <w:bottom w:type="dxa" w:w="80"/>
+              <w:right w:type="dxa" w:w="80"/>
+            </w:tcMar>
+            <w:vAlign w:val="top"/>
+          </w:tcPr>
+          <w:p/>
+        </w:tc>
+        <w:tc>
+          <w:tcPr>
             <w:tcW w:type="dxa" w:w="1038"/>
             <w:tcBorders>
               <w:top w:val="single" w:color="000000" w:sz="4" w:space="0" w:shadow="0" w:frame="0"/>
@@ -11494,27 +11640,7 @@
         </w:tc>
         <w:tc>
           <w:tcPr>
-            <w:tcW w:type="dxa" w:w="1038"/>
-            <w:tcBorders>
-              <w:top w:val="single" w:color="000000" w:sz="4" w:space="0" w:shadow="0" w:frame="0"/>
-              <w:left w:val="single" w:color="000000" w:sz="4" w:space="0" w:shadow="0" w:frame="0"/>
-              <w:bottom w:val="single" w:color="000000" w:sz="4" w:space="0" w:shadow="0" w:frame="0"/>
-              <w:right w:val="single" w:color="000000" w:sz="4" w:space="0" w:shadow="0" w:frame="0"/>
-            </w:tcBorders>
-            <w:shd w:val="clear" w:color="auto" w:fill="auto"/>
-            <w:tcMar>
-              <w:top w:type="dxa" w:w="80"/>
-              <w:left w:type="dxa" w:w="80"/>
-              <w:bottom w:type="dxa" w:w="80"/>
-              <w:right w:type="dxa" w:w="80"/>
-            </w:tcMar>
-            <w:vAlign w:val="top"/>
-          </w:tcPr>
-          <w:p/>
-        </w:tc>
-        <w:tc>
-          <w:tcPr>
-            <w:tcW w:type="dxa" w:w="1038"/>
+            <w:tcW w:type="dxa" w:w="1039"/>
             <w:tcBorders>
               <w:top w:val="single" w:color="000000" w:sz="4" w:space="0" w:shadow="0" w:frame="0"/>
               <w:left w:val="single" w:color="000000" w:sz="4" w:space="0" w:shadow="0" w:frame="0"/>
@@ -11538,29 +11664,29 @@
           <w:shd w:val="clear" w:color="auto" w:fill="ced7e7"/>
         </w:tblPrEx>
         <w:trPr>
-          <w:trHeight w:val="802" w:hRule="atLeast"/>
+          <w:trHeight w:val="812" w:hRule="atLeast"/>
         </w:trPr>
         <w:tc>
           <w:tcPr>
-            <w:tcW w:type="dxa" w:w="1038"/>
-            <w:tcBorders>
-              <w:top w:val="single" w:color="000000" w:sz="4" w:space="0" w:shadow="0" w:frame="0"/>
-              <w:left w:val="single" w:color="000000" w:sz="4" w:space="0" w:shadow="0" w:frame="0"/>
-              <w:bottom w:val="single" w:color="000000" w:sz="4" w:space="0" w:shadow="0" w:frame="0"/>
-              <w:right w:val="single" w:color="000000" w:sz="4" w:space="0" w:shadow="0" w:frame="0"/>
-            </w:tcBorders>
-            <w:shd w:val="clear" w:color="auto" w:fill="auto"/>
-            <w:tcMar>
-              <w:top w:type="dxa" w:w="80"/>
-              <w:left w:type="dxa" w:w="80"/>
-              <w:bottom w:type="dxa" w:w="80"/>
-              <w:right w:type="dxa" w:w="80"/>
-            </w:tcMar>
-            <w:vAlign w:val="top"/>
-          </w:tcPr>
-          <w:p>
-            <w:pPr>
-              <w:pStyle w:val="Body"/>
+            <w:tcW w:type="dxa" w:w="1037"/>
+            <w:tcBorders>
+              <w:top w:val="single" w:color="000000" w:sz="4" w:space="0" w:shadow="0" w:frame="0"/>
+              <w:left w:val="single" w:color="000000" w:sz="4" w:space="0" w:shadow="0" w:frame="0"/>
+              <w:bottom w:val="single" w:color="000000" w:sz="4" w:space="0" w:shadow="0" w:frame="0"/>
+              <w:right w:val="single" w:color="000000" w:sz="4" w:space="0" w:shadow="0" w:frame="0"/>
+            </w:tcBorders>
+            <w:shd w:val="clear" w:color="auto" w:fill="auto"/>
+            <w:tcMar>
+              <w:top w:type="dxa" w:w="80"/>
+              <w:left w:type="dxa" w:w="80"/>
+              <w:bottom w:type="dxa" w:w="80"/>
+              <w:right w:type="dxa" w:w="80"/>
+            </w:tcMar>
+            <w:vAlign w:val="top"/>
+          </w:tcPr>
+          <w:p>
+            <w:pPr>
+              <w:pStyle w:val="Body A"/>
             </w:pPr>
             <w:r>
               <w:rPr>
@@ -11656,6 +11782,26 @@
         </w:tc>
         <w:tc>
           <w:tcPr>
+            <w:tcW w:type="dxa" w:w="1039"/>
+            <w:tcBorders>
+              <w:top w:val="single" w:color="000000" w:sz="4" w:space="0" w:shadow="0" w:frame="0"/>
+              <w:left w:val="single" w:color="000000" w:sz="4" w:space="0" w:shadow="0" w:frame="0"/>
+              <w:bottom w:val="single" w:color="000000" w:sz="4" w:space="0" w:shadow="0" w:frame="0"/>
+              <w:right w:val="single" w:color="000000" w:sz="4" w:space="0" w:shadow="0" w:frame="0"/>
+            </w:tcBorders>
+            <w:shd w:val="clear" w:color="auto" w:fill="auto"/>
+            <w:tcMar>
+              <w:top w:type="dxa" w:w="80"/>
+              <w:left w:type="dxa" w:w="80"/>
+              <w:bottom w:type="dxa" w:w="80"/>
+              <w:right w:type="dxa" w:w="80"/>
+            </w:tcMar>
+            <w:vAlign w:val="top"/>
+          </w:tcPr>
+          <w:p/>
+        </w:tc>
+        <w:tc>
+          <w:tcPr>
             <w:tcW w:type="dxa" w:w="1038"/>
             <w:tcBorders>
               <w:top w:val="single" w:color="000000" w:sz="4" w:space="0" w:shadow="0" w:frame="0"/>
@@ -11676,7 +11822,7 @@
         </w:tc>
         <w:tc>
           <w:tcPr>
-            <w:tcW w:type="dxa" w:w="1038"/>
+            <w:tcW w:type="dxa" w:w="1037"/>
             <w:tcBorders>
               <w:top w:val="single" w:color="000000" w:sz="4" w:space="0" w:shadow="0" w:frame="0"/>
               <w:left w:val="single" w:color="000000" w:sz="4" w:space="0" w:shadow="0" w:frame="0"/>
@@ -11696,7 +11842,7 @@
         </w:tc>
         <w:tc>
           <w:tcPr>
-            <w:tcW w:type="dxa" w:w="1038"/>
+            <w:tcW w:type="dxa" w:w="1039"/>
             <w:tcBorders>
               <w:top w:val="single" w:color="000000" w:sz="4" w:space="0" w:shadow="0" w:frame="0"/>
               <w:left w:val="single" w:color="000000" w:sz="4" w:space="0" w:shadow="0" w:frame="0"/>
@@ -11716,45 +11862,25 @@
         </w:tc>
         <w:tc>
           <w:tcPr>
-            <w:tcW w:type="dxa" w:w="1038"/>
-            <w:tcBorders>
-              <w:top w:val="single" w:color="000000" w:sz="4" w:space="0" w:shadow="0" w:frame="0"/>
-              <w:left w:val="single" w:color="000000" w:sz="4" w:space="0" w:shadow="0" w:frame="0"/>
-              <w:bottom w:val="single" w:color="000000" w:sz="4" w:space="0" w:shadow="0" w:frame="0"/>
-              <w:right w:val="single" w:color="000000" w:sz="4" w:space="0" w:shadow="0" w:frame="0"/>
-            </w:tcBorders>
-            <w:shd w:val="clear" w:color="auto" w:fill="auto"/>
-            <w:tcMar>
-              <w:top w:type="dxa" w:w="80"/>
-              <w:left w:type="dxa" w:w="80"/>
-              <w:bottom w:type="dxa" w:w="80"/>
-              <w:right w:type="dxa" w:w="80"/>
-            </w:tcMar>
-            <w:vAlign w:val="top"/>
-          </w:tcPr>
-          <w:p/>
-        </w:tc>
-        <w:tc>
-          <w:tcPr>
-            <w:tcW w:type="dxa" w:w="1038"/>
-            <w:tcBorders>
-              <w:top w:val="single" w:color="000000" w:sz="4" w:space="0" w:shadow="0" w:frame="0"/>
-              <w:left w:val="single" w:color="000000" w:sz="4" w:space="0" w:shadow="0" w:frame="0"/>
-              <w:bottom w:val="single" w:color="000000" w:sz="4" w:space="0" w:shadow="0" w:frame="0"/>
-              <w:right w:val="single" w:color="000000" w:sz="4" w:space="0" w:shadow="0" w:frame="0"/>
-            </w:tcBorders>
-            <w:shd w:val="clear" w:color="auto" w:fill="auto"/>
-            <w:tcMar>
-              <w:top w:type="dxa" w:w="80"/>
-              <w:left w:type="dxa" w:w="80"/>
-              <w:bottom w:type="dxa" w:w="80"/>
-              <w:right w:type="dxa" w:w="80"/>
-            </w:tcMar>
-            <w:vAlign w:val="top"/>
-          </w:tcPr>
-          <w:p>
-            <w:pPr>
-              <w:pStyle w:val="Body"/>
+            <w:tcW w:type="dxa" w:w="1039"/>
+            <w:tcBorders>
+              <w:top w:val="single" w:color="000000" w:sz="4" w:space="0" w:shadow="0" w:frame="0"/>
+              <w:left w:val="single" w:color="000000" w:sz="4" w:space="0" w:shadow="0" w:frame="0"/>
+              <w:bottom w:val="single" w:color="000000" w:sz="4" w:space="0" w:shadow="0" w:frame="0"/>
+              <w:right w:val="single" w:color="000000" w:sz="4" w:space="0" w:shadow="0" w:frame="0"/>
+            </w:tcBorders>
+            <w:shd w:val="clear" w:color="auto" w:fill="auto"/>
+            <w:tcMar>
+              <w:top w:type="dxa" w:w="80"/>
+              <w:left w:type="dxa" w:w="80"/>
+              <w:bottom w:type="dxa" w:w="80"/>
+              <w:right w:type="dxa" w:w="80"/>
+            </w:tcMar>
+            <w:vAlign w:val="top"/>
+          </w:tcPr>
+          <w:p>
+            <w:pPr>
+              <w:pStyle w:val="Body A"/>
               <w:jc w:val="center"/>
             </w:pPr>
             <w:r>
@@ -11791,7 +11917,7 @@
           </w:tcPr>
           <w:p>
             <w:pPr>
-              <w:pStyle w:val="Body"/>
+              <w:pStyle w:val="Body A"/>
               <w:jc w:val="center"/>
             </w:pPr>
             <w:r>
@@ -11810,25 +11936,25 @@
         </w:tc>
         <w:tc>
           <w:tcPr>
-            <w:tcW w:type="dxa" w:w="1038"/>
-            <w:tcBorders>
-              <w:top w:val="single" w:color="000000" w:sz="4" w:space="0" w:shadow="0" w:frame="0"/>
-              <w:left w:val="single" w:color="000000" w:sz="4" w:space="0" w:shadow="0" w:frame="0"/>
-              <w:bottom w:val="single" w:color="000000" w:sz="4" w:space="0" w:shadow="0" w:frame="0"/>
-              <w:right w:val="single" w:color="000000" w:sz="4" w:space="0" w:shadow="0" w:frame="0"/>
-            </w:tcBorders>
-            <w:shd w:val="clear" w:color="auto" w:fill="auto"/>
-            <w:tcMar>
-              <w:top w:type="dxa" w:w="80"/>
-              <w:left w:type="dxa" w:w="80"/>
-              <w:bottom w:type="dxa" w:w="80"/>
-              <w:right w:type="dxa" w:w="80"/>
-            </w:tcMar>
-            <w:vAlign w:val="top"/>
-          </w:tcPr>
-          <w:p>
-            <w:pPr>
-              <w:pStyle w:val="Body"/>
+            <w:tcW w:type="dxa" w:w="1039"/>
+            <w:tcBorders>
+              <w:top w:val="single" w:color="000000" w:sz="4" w:space="0" w:shadow="0" w:frame="0"/>
+              <w:left w:val="single" w:color="000000" w:sz="4" w:space="0" w:shadow="0" w:frame="0"/>
+              <w:bottom w:val="single" w:color="000000" w:sz="4" w:space="0" w:shadow="0" w:frame="0"/>
+              <w:right w:val="single" w:color="000000" w:sz="4" w:space="0" w:shadow="0" w:frame="0"/>
+            </w:tcBorders>
+            <w:shd w:val="clear" w:color="auto" w:fill="auto"/>
+            <w:tcMar>
+              <w:top w:type="dxa" w:w="80"/>
+              <w:left w:type="dxa" w:w="80"/>
+              <w:bottom w:type="dxa" w:w="80"/>
+              <w:right w:type="dxa" w:w="80"/>
+            </w:tcMar>
+            <w:vAlign w:val="top"/>
+          </w:tcPr>
+          <w:p>
+            <w:pPr>
+              <w:pStyle w:val="Body A"/>
               <w:jc w:val="center"/>
             </w:pPr>
             <w:r>
@@ -11851,7 +11977,7 @@
           <w:shd w:val="clear" w:color="auto" w:fill="ced7e7"/>
         </w:tblPrEx>
         <w:trPr>
-          <w:trHeight w:val="202" w:hRule="atLeast"/>
+          <w:trHeight w:val="212" w:hRule="atLeast"/>
         </w:trPr>
         <w:tc>
           <w:tcPr>
@@ -11874,7 +12000,7 @@
           </w:tcPr>
           <w:p>
             <w:pPr>
-              <w:pStyle w:val="Body"/>
+              <w:pStyle w:val="Body A"/>
             </w:pPr>
             <w:r>
               <w:rPr>
@@ -11898,29 +12024,29 @@
           <w:shd w:val="clear" w:color="auto" w:fill="ced7e7"/>
         </w:tblPrEx>
         <w:trPr>
-          <w:trHeight w:val="402" w:hRule="atLeast"/>
+          <w:trHeight w:val="412" w:hRule="atLeast"/>
         </w:trPr>
         <w:tc>
           <w:tcPr>
-            <w:tcW w:type="dxa" w:w="1038"/>
-            <w:tcBorders>
-              <w:top w:val="single" w:color="000000" w:sz="4" w:space="0" w:shadow="0" w:frame="0"/>
-              <w:left w:val="single" w:color="000000" w:sz="4" w:space="0" w:shadow="0" w:frame="0"/>
-              <w:bottom w:val="single" w:color="000000" w:sz="4" w:space="0" w:shadow="0" w:frame="0"/>
-              <w:right w:val="single" w:color="000000" w:sz="4" w:space="0" w:shadow="0" w:frame="0"/>
-            </w:tcBorders>
-            <w:shd w:val="clear" w:color="auto" w:fill="auto"/>
-            <w:tcMar>
-              <w:top w:type="dxa" w:w="80"/>
-              <w:left w:type="dxa" w:w="80"/>
-              <w:bottom w:type="dxa" w:w="80"/>
-              <w:right w:type="dxa" w:w="80"/>
-            </w:tcMar>
-            <w:vAlign w:val="top"/>
-          </w:tcPr>
-          <w:p>
-            <w:pPr>
-              <w:pStyle w:val="Body"/>
+            <w:tcW w:type="dxa" w:w="1037"/>
+            <w:tcBorders>
+              <w:top w:val="single" w:color="000000" w:sz="4" w:space="0" w:shadow="0" w:frame="0"/>
+              <w:left w:val="single" w:color="000000" w:sz="4" w:space="0" w:shadow="0" w:frame="0"/>
+              <w:bottom w:val="single" w:color="000000" w:sz="4" w:space="0" w:shadow="0" w:frame="0"/>
+              <w:right w:val="single" w:color="000000" w:sz="4" w:space="0" w:shadow="0" w:frame="0"/>
+            </w:tcBorders>
+            <w:shd w:val="clear" w:color="auto" w:fill="auto"/>
+            <w:tcMar>
+              <w:top w:type="dxa" w:w="80"/>
+              <w:left w:type="dxa" w:w="80"/>
+              <w:bottom w:type="dxa" w:w="80"/>
+              <w:right w:type="dxa" w:w="80"/>
+            </w:tcMar>
+            <w:vAlign w:val="top"/>
+          </w:tcPr>
+          <w:p>
+            <w:pPr>
+              <w:pStyle w:val="Body A"/>
             </w:pPr>
             <w:r>
               <w:rPr>
@@ -11954,7 +12080,7 @@
           </w:tcPr>
           <w:p>
             <w:pPr>
-              <w:pStyle w:val="Body"/>
+              <w:pStyle w:val="Body A"/>
               <w:jc w:val="center"/>
             </w:pPr>
             <w:r>
@@ -11973,25 +12099,25 @@
         </w:tc>
         <w:tc>
           <w:tcPr>
-            <w:tcW w:type="dxa" w:w="1038"/>
-            <w:tcBorders>
-              <w:top w:val="single" w:color="000000" w:sz="4" w:space="0" w:shadow="0" w:frame="0"/>
-              <w:left w:val="single" w:color="000000" w:sz="4" w:space="0" w:shadow="0" w:frame="0"/>
-              <w:bottom w:val="single" w:color="000000" w:sz="4" w:space="0" w:shadow="0" w:frame="0"/>
-              <w:right w:val="single" w:color="000000" w:sz="4" w:space="0" w:shadow="0" w:frame="0"/>
-            </w:tcBorders>
-            <w:shd w:val="clear" w:color="auto" w:fill="auto"/>
-            <w:tcMar>
-              <w:top w:type="dxa" w:w="80"/>
-              <w:left w:type="dxa" w:w="80"/>
-              <w:bottom w:type="dxa" w:w="80"/>
-              <w:right w:type="dxa" w:w="80"/>
-            </w:tcMar>
-            <w:vAlign w:val="top"/>
-          </w:tcPr>
-          <w:p>
-            <w:pPr>
-              <w:pStyle w:val="Body"/>
+            <w:tcW w:type="dxa" w:w="1039"/>
+            <w:tcBorders>
+              <w:top w:val="single" w:color="000000" w:sz="4" w:space="0" w:shadow="0" w:frame="0"/>
+              <w:left w:val="single" w:color="000000" w:sz="4" w:space="0" w:shadow="0" w:frame="0"/>
+              <w:bottom w:val="single" w:color="000000" w:sz="4" w:space="0" w:shadow="0" w:frame="0"/>
+              <w:right w:val="single" w:color="000000" w:sz="4" w:space="0" w:shadow="0" w:frame="0"/>
+            </w:tcBorders>
+            <w:shd w:val="clear" w:color="auto" w:fill="auto"/>
+            <w:tcMar>
+              <w:top w:type="dxa" w:w="80"/>
+              <w:left w:type="dxa" w:w="80"/>
+              <w:bottom w:type="dxa" w:w="80"/>
+              <w:right w:type="dxa" w:w="80"/>
+            </w:tcMar>
+            <w:vAlign w:val="top"/>
+          </w:tcPr>
+          <w:p>
+            <w:pPr>
+              <w:pStyle w:val="Body A"/>
               <w:jc w:val="center"/>
             </w:pPr>
             <w:r>
@@ -12028,7 +12154,7 @@
           </w:tcPr>
           <w:p>
             <w:pPr>
-              <w:pStyle w:val="Body"/>
+              <w:pStyle w:val="Body A"/>
               <w:jc w:val="center"/>
             </w:pPr>
             <w:r>
@@ -12047,6 +12173,66 @@
         </w:tc>
         <w:tc>
           <w:tcPr>
+            <w:tcW w:type="dxa" w:w="1037"/>
+            <w:tcBorders>
+              <w:top w:val="single" w:color="000000" w:sz="4" w:space="0" w:shadow="0" w:frame="0"/>
+              <w:left w:val="single" w:color="000000" w:sz="4" w:space="0" w:shadow="0" w:frame="0"/>
+              <w:bottom w:val="single" w:color="000000" w:sz="4" w:space="0" w:shadow="0" w:frame="0"/>
+              <w:right w:val="single" w:color="000000" w:sz="4" w:space="0" w:shadow="0" w:frame="0"/>
+            </w:tcBorders>
+            <w:shd w:val="clear" w:color="auto" w:fill="auto"/>
+            <w:tcMar>
+              <w:top w:type="dxa" w:w="80"/>
+              <w:left w:type="dxa" w:w="80"/>
+              <w:bottom w:type="dxa" w:w="80"/>
+              <w:right w:type="dxa" w:w="80"/>
+            </w:tcMar>
+            <w:vAlign w:val="top"/>
+          </w:tcPr>
+          <w:p/>
+        </w:tc>
+        <w:tc>
+          <w:tcPr>
+            <w:tcW w:type="dxa" w:w="1039"/>
+            <w:tcBorders>
+              <w:top w:val="single" w:color="000000" w:sz="4" w:space="0" w:shadow="0" w:frame="0"/>
+              <w:left w:val="single" w:color="000000" w:sz="4" w:space="0" w:shadow="0" w:frame="0"/>
+              <w:bottom w:val="single" w:color="000000" w:sz="4" w:space="0" w:shadow="0" w:frame="0"/>
+              <w:right w:val="single" w:color="000000" w:sz="4" w:space="0" w:shadow="0" w:frame="0"/>
+            </w:tcBorders>
+            <w:shd w:val="clear" w:color="auto" w:fill="auto"/>
+            <w:tcMar>
+              <w:top w:type="dxa" w:w="80"/>
+              <w:left w:type="dxa" w:w="80"/>
+              <w:bottom w:type="dxa" w:w="80"/>
+              <w:right w:type="dxa" w:w="80"/>
+            </w:tcMar>
+            <w:vAlign w:val="top"/>
+          </w:tcPr>
+          <w:p/>
+        </w:tc>
+        <w:tc>
+          <w:tcPr>
+            <w:tcW w:type="dxa" w:w="1039"/>
+            <w:tcBorders>
+              <w:top w:val="single" w:color="000000" w:sz="4" w:space="0" w:shadow="0" w:frame="0"/>
+              <w:left w:val="single" w:color="000000" w:sz="4" w:space="0" w:shadow="0" w:frame="0"/>
+              <w:bottom w:val="single" w:color="000000" w:sz="4" w:space="0" w:shadow="0" w:frame="0"/>
+              <w:right w:val="single" w:color="000000" w:sz="4" w:space="0" w:shadow="0" w:frame="0"/>
+            </w:tcBorders>
+            <w:shd w:val="clear" w:color="auto" w:fill="auto"/>
+            <w:tcMar>
+              <w:top w:type="dxa" w:w="80"/>
+              <w:left w:type="dxa" w:w="80"/>
+              <w:bottom w:type="dxa" w:w="80"/>
+              <w:right w:type="dxa" w:w="80"/>
+            </w:tcMar>
+            <w:vAlign w:val="top"/>
+          </w:tcPr>
+          <w:p/>
+        </w:tc>
+        <w:tc>
+          <w:tcPr>
             <w:tcW w:type="dxa" w:w="1038"/>
             <w:tcBorders>
               <w:top w:val="single" w:color="000000" w:sz="4" w:space="0" w:shadow="0" w:frame="0"/>
@@ -12067,67 +12253,7 @@
         </w:tc>
         <w:tc>
           <w:tcPr>
-            <w:tcW w:type="dxa" w:w="1038"/>
-            <w:tcBorders>
-              <w:top w:val="single" w:color="000000" w:sz="4" w:space="0" w:shadow="0" w:frame="0"/>
-              <w:left w:val="single" w:color="000000" w:sz="4" w:space="0" w:shadow="0" w:frame="0"/>
-              <w:bottom w:val="single" w:color="000000" w:sz="4" w:space="0" w:shadow="0" w:frame="0"/>
-              <w:right w:val="single" w:color="000000" w:sz="4" w:space="0" w:shadow="0" w:frame="0"/>
-            </w:tcBorders>
-            <w:shd w:val="clear" w:color="auto" w:fill="auto"/>
-            <w:tcMar>
-              <w:top w:type="dxa" w:w="80"/>
-              <w:left w:type="dxa" w:w="80"/>
-              <w:bottom w:type="dxa" w:w="80"/>
-              <w:right w:type="dxa" w:w="80"/>
-            </w:tcMar>
-            <w:vAlign w:val="top"/>
-          </w:tcPr>
-          <w:p/>
-        </w:tc>
-        <w:tc>
-          <w:tcPr>
-            <w:tcW w:type="dxa" w:w="1038"/>
-            <w:tcBorders>
-              <w:top w:val="single" w:color="000000" w:sz="4" w:space="0" w:shadow="0" w:frame="0"/>
-              <w:left w:val="single" w:color="000000" w:sz="4" w:space="0" w:shadow="0" w:frame="0"/>
-              <w:bottom w:val="single" w:color="000000" w:sz="4" w:space="0" w:shadow="0" w:frame="0"/>
-              <w:right w:val="single" w:color="000000" w:sz="4" w:space="0" w:shadow="0" w:frame="0"/>
-            </w:tcBorders>
-            <w:shd w:val="clear" w:color="auto" w:fill="auto"/>
-            <w:tcMar>
-              <w:top w:type="dxa" w:w="80"/>
-              <w:left w:type="dxa" w:w="80"/>
-              <w:bottom w:type="dxa" w:w="80"/>
-              <w:right w:type="dxa" w:w="80"/>
-            </w:tcMar>
-            <w:vAlign w:val="top"/>
-          </w:tcPr>
-          <w:p/>
-        </w:tc>
-        <w:tc>
-          <w:tcPr>
-            <w:tcW w:type="dxa" w:w="1038"/>
-            <w:tcBorders>
-              <w:top w:val="single" w:color="000000" w:sz="4" w:space="0" w:shadow="0" w:frame="0"/>
-              <w:left w:val="single" w:color="000000" w:sz="4" w:space="0" w:shadow="0" w:frame="0"/>
-              <w:bottom w:val="single" w:color="000000" w:sz="4" w:space="0" w:shadow="0" w:frame="0"/>
-              <w:right w:val="single" w:color="000000" w:sz="4" w:space="0" w:shadow="0" w:frame="0"/>
-            </w:tcBorders>
-            <w:shd w:val="clear" w:color="auto" w:fill="auto"/>
-            <w:tcMar>
-              <w:top w:type="dxa" w:w="80"/>
-              <w:left w:type="dxa" w:w="80"/>
-              <w:bottom w:type="dxa" w:w="80"/>
-              <w:right w:type="dxa" w:w="80"/>
-            </w:tcMar>
-            <w:vAlign w:val="top"/>
-          </w:tcPr>
-          <w:p/>
-        </w:tc>
-        <w:tc>
-          <w:tcPr>
-            <w:tcW w:type="dxa" w:w="1038"/>
+            <w:tcW w:type="dxa" w:w="1039"/>
             <w:tcBorders>
               <w:top w:val="single" w:color="000000" w:sz="4" w:space="0" w:shadow="0" w:frame="0"/>
               <w:left w:val="single" w:color="000000" w:sz="4" w:space="0" w:shadow="0" w:frame="0"/>
@@ -12151,29 +12277,29 @@
           <w:shd w:val="clear" w:color="auto" w:fill="ced7e7"/>
         </w:tblPrEx>
         <w:trPr>
-          <w:trHeight w:val="300" w:hRule="atLeast"/>
+          <w:trHeight w:val="310" w:hRule="atLeast"/>
         </w:trPr>
         <w:tc>
           <w:tcPr>
-            <w:tcW w:type="dxa" w:w="1038"/>
-            <w:tcBorders>
-              <w:top w:val="single" w:color="000000" w:sz="4" w:space="0" w:shadow="0" w:frame="0"/>
-              <w:left w:val="single" w:color="000000" w:sz="4" w:space="0" w:shadow="0" w:frame="0"/>
-              <w:bottom w:val="single" w:color="000000" w:sz="4" w:space="0" w:shadow="0" w:frame="0"/>
-              <w:right w:val="single" w:color="000000" w:sz="4" w:space="0" w:shadow="0" w:frame="0"/>
-            </w:tcBorders>
-            <w:shd w:val="clear" w:color="auto" w:fill="auto"/>
-            <w:tcMar>
-              <w:top w:type="dxa" w:w="80"/>
-              <w:left w:type="dxa" w:w="80"/>
-              <w:bottom w:type="dxa" w:w="80"/>
-              <w:right w:type="dxa" w:w="80"/>
-            </w:tcMar>
-            <w:vAlign w:val="top"/>
-          </w:tcPr>
-          <w:p>
-            <w:pPr>
-              <w:pStyle w:val="Body"/>
+            <w:tcW w:type="dxa" w:w="1037"/>
+            <w:tcBorders>
+              <w:top w:val="single" w:color="000000" w:sz="4" w:space="0" w:shadow="0" w:frame="0"/>
+              <w:left w:val="single" w:color="000000" w:sz="4" w:space="0" w:shadow="0" w:frame="0"/>
+              <w:bottom w:val="single" w:color="000000" w:sz="4" w:space="0" w:shadow="0" w:frame="0"/>
+              <w:right w:val="single" w:color="000000" w:sz="4" w:space="0" w:shadow="0" w:frame="0"/>
+            </w:tcBorders>
+            <w:shd w:val="clear" w:color="auto" w:fill="auto"/>
+            <w:tcMar>
+              <w:top w:type="dxa" w:w="80"/>
+              <w:left w:type="dxa" w:w="80"/>
+              <w:bottom w:type="dxa" w:w="80"/>
+              <w:right w:type="dxa" w:w="80"/>
+            </w:tcMar>
+            <w:vAlign w:val="top"/>
+          </w:tcPr>
+          <w:p>
+            <w:pPr>
+              <w:pStyle w:val="Body A"/>
             </w:pPr>
             <w:r>
               <w:rPr>
@@ -12209,6 +12335,26 @@
         </w:tc>
         <w:tc>
           <w:tcPr>
+            <w:tcW w:type="dxa" w:w="1039"/>
+            <w:tcBorders>
+              <w:top w:val="single" w:color="000000" w:sz="4" w:space="0" w:shadow="0" w:frame="0"/>
+              <w:left w:val="single" w:color="000000" w:sz="4" w:space="0" w:shadow="0" w:frame="0"/>
+              <w:bottom w:val="single" w:color="000000" w:sz="4" w:space="0" w:shadow="0" w:frame="0"/>
+              <w:right w:val="single" w:color="000000" w:sz="4" w:space="0" w:shadow="0" w:frame="0"/>
+            </w:tcBorders>
+            <w:shd w:val="clear" w:color="auto" w:fill="auto"/>
+            <w:tcMar>
+              <w:top w:type="dxa" w:w="80"/>
+              <w:left w:type="dxa" w:w="80"/>
+              <w:bottom w:type="dxa" w:w="80"/>
+              <w:right w:type="dxa" w:w="80"/>
+            </w:tcMar>
+            <w:vAlign w:val="top"/>
+          </w:tcPr>
+          <w:p/>
+        </w:tc>
+        <w:tc>
+          <w:tcPr>
             <w:tcW w:type="dxa" w:w="1038"/>
             <w:tcBorders>
               <w:top w:val="single" w:color="000000" w:sz="4" w:space="0" w:shadow="0" w:frame="0"/>
@@ -12229,7 +12375,7 @@
         </w:tc>
         <w:tc>
           <w:tcPr>
-            <w:tcW w:type="dxa" w:w="1038"/>
+            <w:tcW w:type="dxa" w:w="1037"/>
             <w:tcBorders>
               <w:top w:val="single" w:color="000000" w:sz="4" w:space="0" w:shadow="0" w:frame="0"/>
               <w:left w:val="single" w:color="000000" w:sz="4" w:space="0" w:shadow="0" w:frame="0"/>
@@ -12249,7 +12395,7 @@
         </w:tc>
         <w:tc>
           <w:tcPr>
-            <w:tcW w:type="dxa" w:w="1038"/>
+            <w:tcW w:type="dxa" w:w="1039"/>
             <w:tcBorders>
               <w:top w:val="single" w:color="000000" w:sz="4" w:space="0" w:shadow="0" w:frame="0"/>
               <w:left w:val="single" w:color="000000" w:sz="4" w:space="0" w:shadow="0" w:frame="0"/>
@@ -12269,45 +12415,25 @@
         </w:tc>
         <w:tc>
           <w:tcPr>
-            <w:tcW w:type="dxa" w:w="1038"/>
-            <w:tcBorders>
-              <w:top w:val="single" w:color="000000" w:sz="4" w:space="0" w:shadow="0" w:frame="0"/>
-              <w:left w:val="single" w:color="000000" w:sz="4" w:space="0" w:shadow="0" w:frame="0"/>
-              <w:bottom w:val="single" w:color="000000" w:sz="4" w:space="0" w:shadow="0" w:frame="0"/>
-              <w:right w:val="single" w:color="000000" w:sz="4" w:space="0" w:shadow="0" w:frame="0"/>
-            </w:tcBorders>
-            <w:shd w:val="clear" w:color="auto" w:fill="auto"/>
-            <w:tcMar>
-              <w:top w:type="dxa" w:w="80"/>
-              <w:left w:type="dxa" w:w="80"/>
-              <w:bottom w:type="dxa" w:w="80"/>
-              <w:right w:type="dxa" w:w="80"/>
-            </w:tcMar>
-            <w:vAlign w:val="top"/>
-          </w:tcPr>
-          <w:p/>
-        </w:tc>
-        <w:tc>
-          <w:tcPr>
-            <w:tcW w:type="dxa" w:w="1038"/>
-            <w:tcBorders>
-              <w:top w:val="single" w:color="000000" w:sz="4" w:space="0" w:shadow="0" w:frame="0"/>
-              <w:left w:val="single" w:color="000000" w:sz="4" w:space="0" w:shadow="0" w:frame="0"/>
-              <w:bottom w:val="single" w:color="000000" w:sz="4" w:space="0" w:shadow="0" w:frame="0"/>
-              <w:right w:val="single" w:color="000000" w:sz="4" w:space="0" w:shadow="0" w:frame="0"/>
-            </w:tcBorders>
-            <w:shd w:val="clear" w:color="auto" w:fill="auto"/>
-            <w:tcMar>
-              <w:top w:type="dxa" w:w="80"/>
-              <w:left w:type="dxa" w:w="80"/>
-              <w:bottom w:type="dxa" w:w="80"/>
-              <w:right w:type="dxa" w:w="80"/>
-            </w:tcMar>
-            <w:vAlign w:val="top"/>
-          </w:tcPr>
-          <w:p>
-            <w:pPr>
-              <w:pStyle w:val="Body"/>
+            <w:tcW w:type="dxa" w:w="1039"/>
+            <w:tcBorders>
+              <w:top w:val="single" w:color="000000" w:sz="4" w:space="0" w:shadow="0" w:frame="0"/>
+              <w:left w:val="single" w:color="000000" w:sz="4" w:space="0" w:shadow="0" w:frame="0"/>
+              <w:bottom w:val="single" w:color="000000" w:sz="4" w:space="0" w:shadow="0" w:frame="0"/>
+              <w:right w:val="single" w:color="000000" w:sz="4" w:space="0" w:shadow="0" w:frame="0"/>
+            </w:tcBorders>
+            <w:shd w:val="clear" w:color="auto" w:fill="auto"/>
+            <w:tcMar>
+              <w:top w:type="dxa" w:w="80"/>
+              <w:left w:type="dxa" w:w="80"/>
+              <w:bottom w:type="dxa" w:w="80"/>
+              <w:right w:type="dxa" w:w="80"/>
+            </w:tcMar>
+            <w:vAlign w:val="top"/>
+          </w:tcPr>
+          <w:p>
+            <w:pPr>
+              <w:pStyle w:val="Body A"/>
               <w:jc w:val="center"/>
             </w:pPr>
             <w:r>
@@ -12344,7 +12470,7 @@
           </w:tcPr>
           <w:p>
             <w:pPr>
-              <w:pStyle w:val="Body"/>
+              <w:pStyle w:val="Body A"/>
               <w:jc w:val="center"/>
             </w:pPr>
             <w:r>
@@ -12363,25 +12489,25 @@
         </w:tc>
         <w:tc>
           <w:tcPr>
-            <w:tcW w:type="dxa" w:w="1038"/>
-            <w:tcBorders>
-              <w:top w:val="single" w:color="000000" w:sz="4" w:space="0" w:shadow="0" w:frame="0"/>
-              <w:left w:val="single" w:color="000000" w:sz="4" w:space="0" w:shadow="0" w:frame="0"/>
-              <w:bottom w:val="single" w:color="000000" w:sz="4" w:space="0" w:shadow="0" w:frame="0"/>
-              <w:right w:val="single" w:color="000000" w:sz="4" w:space="0" w:shadow="0" w:frame="0"/>
-            </w:tcBorders>
-            <w:shd w:val="clear" w:color="auto" w:fill="auto"/>
-            <w:tcMar>
-              <w:top w:type="dxa" w:w="80"/>
-              <w:left w:type="dxa" w:w="80"/>
-              <w:bottom w:type="dxa" w:w="80"/>
-              <w:right w:type="dxa" w:w="80"/>
-            </w:tcMar>
-            <w:vAlign w:val="top"/>
-          </w:tcPr>
-          <w:p>
-            <w:pPr>
-              <w:pStyle w:val="Body"/>
+            <w:tcW w:type="dxa" w:w="1039"/>
+            <w:tcBorders>
+              <w:top w:val="single" w:color="000000" w:sz="4" w:space="0" w:shadow="0" w:frame="0"/>
+              <w:left w:val="single" w:color="000000" w:sz="4" w:space="0" w:shadow="0" w:frame="0"/>
+              <w:bottom w:val="single" w:color="000000" w:sz="4" w:space="0" w:shadow="0" w:frame="0"/>
+              <w:right w:val="single" w:color="000000" w:sz="4" w:space="0" w:shadow="0" w:frame="0"/>
+            </w:tcBorders>
+            <w:shd w:val="clear" w:color="auto" w:fill="auto"/>
+            <w:tcMar>
+              <w:top w:type="dxa" w:w="80"/>
+              <w:left w:type="dxa" w:w="80"/>
+              <w:bottom w:type="dxa" w:w="80"/>
+              <w:right w:type="dxa" w:w="80"/>
+            </w:tcMar>
+            <w:vAlign w:val="top"/>
+          </w:tcPr>
+          <w:p>
+            <w:pPr>
+              <w:pStyle w:val="Body A"/>
               <w:jc w:val="center"/>
             </w:pPr>
             <w:r>
@@ -12404,29 +12530,29 @@
           <w:shd w:val="clear" w:color="auto" w:fill="ced7e7"/>
         </w:tblPrEx>
         <w:trPr>
-          <w:trHeight w:val="802" w:hRule="atLeast"/>
+          <w:trHeight w:val="812" w:hRule="atLeast"/>
         </w:trPr>
         <w:tc>
           <w:tcPr>
-            <w:tcW w:type="dxa" w:w="1038"/>
-            <w:tcBorders>
-              <w:top w:val="single" w:color="000000" w:sz="4" w:space="0" w:shadow="0" w:frame="0"/>
-              <w:left w:val="single" w:color="000000" w:sz="4" w:space="0" w:shadow="0" w:frame="0"/>
-              <w:bottom w:val="single" w:color="000000" w:sz="4" w:space="0" w:shadow="0" w:frame="0"/>
-              <w:right w:val="single" w:color="000000" w:sz="4" w:space="0" w:shadow="0" w:frame="0"/>
-            </w:tcBorders>
-            <w:shd w:val="clear" w:color="auto" w:fill="auto"/>
-            <w:tcMar>
-              <w:top w:type="dxa" w:w="80"/>
-              <w:left w:type="dxa" w:w="80"/>
-              <w:bottom w:type="dxa" w:w="80"/>
-              <w:right w:type="dxa" w:w="80"/>
-            </w:tcMar>
-            <w:vAlign w:val="top"/>
-          </w:tcPr>
-          <w:p>
-            <w:pPr>
-              <w:pStyle w:val="Body"/>
+            <w:tcW w:type="dxa" w:w="1037"/>
+            <w:tcBorders>
+              <w:top w:val="single" w:color="000000" w:sz="4" w:space="0" w:shadow="0" w:frame="0"/>
+              <w:left w:val="single" w:color="000000" w:sz="4" w:space="0" w:shadow="0" w:frame="0"/>
+              <w:bottom w:val="single" w:color="000000" w:sz="4" w:space="0" w:shadow="0" w:frame="0"/>
+              <w:right w:val="single" w:color="000000" w:sz="4" w:space="0" w:shadow="0" w:frame="0"/>
+            </w:tcBorders>
+            <w:shd w:val="clear" w:color="auto" w:fill="auto"/>
+            <w:tcMar>
+              <w:top w:type="dxa" w:w="80"/>
+              <w:left w:type="dxa" w:w="80"/>
+              <w:bottom w:type="dxa" w:w="80"/>
+              <w:right w:type="dxa" w:w="80"/>
+            </w:tcMar>
+            <w:vAlign w:val="top"/>
+          </w:tcPr>
+          <w:p>
+            <w:pPr>
+              <w:pStyle w:val="Body A"/>
             </w:pPr>
             <w:r>
               <w:rPr>
@@ -12462,6 +12588,26 @@
         </w:tc>
         <w:tc>
           <w:tcPr>
+            <w:tcW w:type="dxa" w:w="1039"/>
+            <w:tcBorders>
+              <w:top w:val="single" w:color="000000" w:sz="4" w:space="0" w:shadow="0" w:frame="0"/>
+              <w:left w:val="single" w:color="000000" w:sz="4" w:space="0" w:shadow="0" w:frame="0"/>
+              <w:bottom w:val="single" w:color="000000" w:sz="4" w:space="0" w:shadow="0" w:frame="0"/>
+              <w:right w:val="single" w:color="000000" w:sz="4" w:space="0" w:shadow="0" w:frame="0"/>
+            </w:tcBorders>
+            <w:shd w:val="clear" w:color="auto" w:fill="auto"/>
+            <w:tcMar>
+              <w:top w:type="dxa" w:w="80"/>
+              <w:left w:type="dxa" w:w="80"/>
+              <w:bottom w:type="dxa" w:w="80"/>
+              <w:right w:type="dxa" w:w="80"/>
+            </w:tcMar>
+            <w:vAlign w:val="top"/>
+          </w:tcPr>
+          <w:p/>
+        </w:tc>
+        <w:tc>
+          <w:tcPr>
             <w:tcW w:type="dxa" w:w="1038"/>
             <w:tcBorders>
               <w:top w:val="single" w:color="000000" w:sz="4" w:space="0" w:shadow="0" w:frame="0"/>
@@ -12482,45 +12628,25 @@
         </w:tc>
         <w:tc>
           <w:tcPr>
-            <w:tcW w:type="dxa" w:w="1038"/>
-            <w:tcBorders>
-              <w:top w:val="single" w:color="000000" w:sz="4" w:space="0" w:shadow="0" w:frame="0"/>
-              <w:left w:val="single" w:color="000000" w:sz="4" w:space="0" w:shadow="0" w:frame="0"/>
-              <w:bottom w:val="single" w:color="000000" w:sz="4" w:space="0" w:shadow="0" w:frame="0"/>
-              <w:right w:val="single" w:color="000000" w:sz="4" w:space="0" w:shadow="0" w:frame="0"/>
-            </w:tcBorders>
-            <w:shd w:val="clear" w:color="auto" w:fill="auto"/>
-            <w:tcMar>
-              <w:top w:type="dxa" w:w="80"/>
-              <w:left w:type="dxa" w:w="80"/>
-              <w:bottom w:type="dxa" w:w="80"/>
-              <w:right w:type="dxa" w:w="80"/>
-            </w:tcMar>
-            <w:vAlign w:val="top"/>
-          </w:tcPr>
-          <w:p/>
-        </w:tc>
-        <w:tc>
-          <w:tcPr>
-            <w:tcW w:type="dxa" w:w="1038"/>
-            <w:tcBorders>
-              <w:top w:val="single" w:color="000000" w:sz="4" w:space="0" w:shadow="0" w:frame="0"/>
-              <w:left w:val="single" w:color="000000" w:sz="4" w:space="0" w:shadow="0" w:frame="0"/>
-              <w:bottom w:val="single" w:color="000000" w:sz="4" w:space="0" w:shadow="0" w:frame="0"/>
-              <w:right w:val="single" w:color="000000" w:sz="4" w:space="0" w:shadow="0" w:frame="0"/>
-            </w:tcBorders>
-            <w:shd w:val="clear" w:color="auto" w:fill="auto"/>
-            <w:tcMar>
-              <w:top w:type="dxa" w:w="80"/>
-              <w:left w:type="dxa" w:w="80"/>
-              <w:bottom w:type="dxa" w:w="80"/>
-              <w:right w:type="dxa" w:w="80"/>
-            </w:tcMar>
-            <w:vAlign w:val="top"/>
-          </w:tcPr>
-          <w:p>
-            <w:pPr>
-              <w:pStyle w:val="Body"/>
+            <w:tcW w:type="dxa" w:w="1037"/>
+            <w:tcBorders>
+              <w:top w:val="single" w:color="000000" w:sz="4" w:space="0" w:shadow="0" w:frame="0"/>
+              <w:left w:val="single" w:color="000000" w:sz="4" w:space="0" w:shadow="0" w:frame="0"/>
+              <w:bottom w:val="single" w:color="000000" w:sz="4" w:space="0" w:shadow="0" w:frame="0"/>
+              <w:right w:val="single" w:color="000000" w:sz="4" w:space="0" w:shadow="0" w:frame="0"/>
+            </w:tcBorders>
+            <w:shd w:val="clear" w:color="auto" w:fill="auto"/>
+            <w:tcMar>
+              <w:top w:type="dxa" w:w="80"/>
+              <w:left w:type="dxa" w:w="80"/>
+              <w:bottom w:type="dxa" w:w="80"/>
+              <w:right w:type="dxa" w:w="80"/>
+            </w:tcMar>
+            <w:vAlign w:val="top"/>
+          </w:tcPr>
+          <w:p>
+            <w:pPr>
+              <w:pStyle w:val="Body A"/>
               <w:jc w:val="center"/>
             </w:pPr>
             <w:r>
@@ -12539,6 +12665,46 @@
         </w:tc>
         <w:tc>
           <w:tcPr>
+            <w:tcW w:type="dxa" w:w="1039"/>
+            <w:tcBorders>
+              <w:top w:val="single" w:color="000000" w:sz="4" w:space="0" w:shadow="0" w:frame="0"/>
+              <w:left w:val="single" w:color="000000" w:sz="4" w:space="0" w:shadow="0" w:frame="0"/>
+              <w:bottom w:val="single" w:color="000000" w:sz="4" w:space="0" w:shadow="0" w:frame="0"/>
+              <w:right w:val="single" w:color="000000" w:sz="4" w:space="0" w:shadow="0" w:frame="0"/>
+            </w:tcBorders>
+            <w:shd w:val="clear" w:color="auto" w:fill="auto"/>
+            <w:tcMar>
+              <w:top w:type="dxa" w:w="80"/>
+              <w:left w:type="dxa" w:w="80"/>
+              <w:bottom w:type="dxa" w:w="80"/>
+              <w:right w:type="dxa" w:w="80"/>
+            </w:tcMar>
+            <w:vAlign w:val="top"/>
+          </w:tcPr>
+          <w:p/>
+        </w:tc>
+        <w:tc>
+          <w:tcPr>
+            <w:tcW w:type="dxa" w:w="1039"/>
+            <w:tcBorders>
+              <w:top w:val="single" w:color="000000" w:sz="4" w:space="0" w:shadow="0" w:frame="0"/>
+              <w:left w:val="single" w:color="000000" w:sz="4" w:space="0" w:shadow="0" w:frame="0"/>
+              <w:bottom w:val="single" w:color="000000" w:sz="4" w:space="0" w:shadow="0" w:frame="0"/>
+              <w:right w:val="single" w:color="000000" w:sz="4" w:space="0" w:shadow="0" w:frame="0"/>
+            </w:tcBorders>
+            <w:shd w:val="clear" w:color="auto" w:fill="auto"/>
+            <w:tcMar>
+              <w:top w:type="dxa" w:w="80"/>
+              <w:left w:type="dxa" w:w="80"/>
+              <w:bottom w:type="dxa" w:w="80"/>
+              <w:right w:type="dxa" w:w="80"/>
+            </w:tcMar>
+            <w:vAlign w:val="top"/>
+          </w:tcPr>
+          <w:p/>
+        </w:tc>
+        <w:tc>
+          <w:tcPr>
             <w:tcW w:type="dxa" w:w="1038"/>
             <w:tcBorders>
               <w:top w:val="single" w:color="000000" w:sz="4" w:space="0" w:shadow="0" w:frame="0"/>
@@ -12559,47 +12725,7 @@
         </w:tc>
         <w:tc>
           <w:tcPr>
-            <w:tcW w:type="dxa" w:w="1038"/>
-            <w:tcBorders>
-              <w:top w:val="single" w:color="000000" w:sz="4" w:space="0" w:shadow="0" w:frame="0"/>
-              <w:left w:val="single" w:color="000000" w:sz="4" w:space="0" w:shadow="0" w:frame="0"/>
-              <w:bottom w:val="single" w:color="000000" w:sz="4" w:space="0" w:shadow="0" w:frame="0"/>
-              <w:right w:val="single" w:color="000000" w:sz="4" w:space="0" w:shadow="0" w:frame="0"/>
-            </w:tcBorders>
-            <w:shd w:val="clear" w:color="auto" w:fill="auto"/>
-            <w:tcMar>
-              <w:top w:type="dxa" w:w="80"/>
-              <w:left w:type="dxa" w:w="80"/>
-              <w:bottom w:type="dxa" w:w="80"/>
-              <w:right w:type="dxa" w:w="80"/>
-            </w:tcMar>
-            <w:vAlign w:val="top"/>
-          </w:tcPr>
-          <w:p/>
-        </w:tc>
-        <w:tc>
-          <w:tcPr>
-            <w:tcW w:type="dxa" w:w="1038"/>
-            <w:tcBorders>
-              <w:top w:val="single" w:color="000000" w:sz="4" w:space="0" w:shadow="0" w:frame="0"/>
-              <w:left w:val="single" w:color="000000" w:sz="4" w:space="0" w:shadow="0" w:frame="0"/>
-              <w:bottom w:val="single" w:color="000000" w:sz="4" w:space="0" w:shadow="0" w:frame="0"/>
-              <w:right w:val="single" w:color="000000" w:sz="4" w:space="0" w:shadow="0" w:frame="0"/>
-            </w:tcBorders>
-            <w:shd w:val="clear" w:color="auto" w:fill="auto"/>
-            <w:tcMar>
-              <w:top w:type="dxa" w:w="80"/>
-              <w:left w:type="dxa" w:w="80"/>
-              <w:bottom w:type="dxa" w:w="80"/>
-              <w:right w:type="dxa" w:w="80"/>
-            </w:tcMar>
-            <w:vAlign w:val="top"/>
-          </w:tcPr>
-          <w:p/>
-        </w:tc>
-        <w:tc>
-          <w:tcPr>
-            <w:tcW w:type="dxa" w:w="1038"/>
+            <w:tcW w:type="dxa" w:w="1039"/>
             <w:tcBorders>
               <w:top w:val="single" w:color="000000" w:sz="4" w:space="0" w:shadow="0" w:frame="0"/>
               <w:left w:val="single" w:color="000000" w:sz="4" w:space="0" w:shadow="0" w:frame="0"/>
@@ -12621,7 +12747,16 @@
     </w:tbl>
     <w:p>
       <w:pPr>
-        <w:pStyle w:val="Body"/>
+        <w:pStyle w:val="Body A"/>
+        <w:widowControl w:val="0"/>
+        <w:spacing w:after="40"/>
+        <w:ind w:left="108" w:hanging="108"/>
+        <w:jc w:val="center"/>
+      </w:pPr>
+    </w:p>
+    <w:p>
+      <w:pPr>
+        <w:pStyle w:val="Body A"/>
         <w:widowControl w:val="0"/>
         <w:spacing w:after="40"/>
         <w:jc w:val="center"/>
@@ -12629,13 +12764,13 @@
     </w:p>
     <w:p>
       <w:pPr>
-        <w:pStyle w:val="Body"/>
+        <w:pStyle w:val="Body A"/>
         <w:spacing w:after="120"/>
       </w:pPr>
     </w:p>
     <w:p>
       <w:pPr>
-        <w:pStyle w:val="Body"/>
+        <w:pStyle w:val="Body A"/>
         <w:spacing w:after="40" w:line="360" w:lineRule="auto"/>
         <w:jc w:val="both"/>
       </w:pPr>
@@ -12657,6 +12792,7 @@
           <w:sz w:val="26"/>
           <w:szCs w:val="26"/>
           <w:rtl w:val="0"/>
+          <w:lang w:val="en-US"/>
         </w:rPr>
         <w:t>2:</w:t>
       </w:r>
@@ -12665,7 +12801,7 @@
       <w:tblPr>
         <w:tblW w:w="9350" w:type="dxa"/>
         <w:jc w:val="center"/>
-        <w:tblInd w:w="108" w:type="dxa"/>
+        <w:tblInd w:w="216" w:type="dxa"/>
         <w:tblBorders>
           <w:top w:val="single" w:color="ffffff" w:sz="8" w:space="0" w:shadow="0" w:frame="0"/>
           <w:left w:val="single" w:color="ffffff" w:sz="8" w:space="0" w:shadow="0" w:frame="0"/>
@@ -12695,7 +12831,7 @@
           <w:shd w:val="clear" w:color="auto" w:fill="ced7e7"/>
         </w:tblPrEx>
         <w:trPr>
-          <w:trHeight w:val="802" w:hRule="atLeast"/>
+          <w:trHeight w:val="812" w:hRule="atLeast"/>
         </w:trPr>
         <w:tc>
           <w:tcPr>
@@ -12717,7 +12853,7 @@
           </w:tcPr>
           <w:p>
             <w:pPr>
-              <w:pStyle w:val="Body"/>
+              <w:pStyle w:val="Body A"/>
               <w:jc w:val="center"/>
             </w:pPr>
             <w:r>
@@ -12754,7 +12890,7 @@
           </w:tcPr>
           <w:p>
             <w:pPr>
-              <w:pStyle w:val="Body"/>
+              <w:pStyle w:val="Body A"/>
               <w:jc w:val="center"/>
             </w:pPr>
             <w:r>
@@ -12791,7 +12927,7 @@
           </w:tcPr>
           <w:p>
             <w:pPr>
-              <w:pStyle w:val="Body"/>
+              <w:pStyle w:val="Body A"/>
               <w:jc w:val="center"/>
             </w:pPr>
             <w:r>
@@ -12828,7 +12964,7 @@
           </w:tcPr>
           <w:p>
             <w:pPr>
-              <w:pStyle w:val="Body"/>
+              <w:pStyle w:val="Body A"/>
               <w:jc w:val="center"/>
             </w:pPr>
             <w:r>
@@ -12865,7 +13001,7 @@
           </w:tcPr>
           <w:p>
             <w:pPr>
-              <w:pStyle w:val="Body"/>
+              <w:pStyle w:val="Body A"/>
               <w:jc w:val="center"/>
             </w:pPr>
             <w:r>
@@ -12902,7 +13038,7 @@
           </w:tcPr>
           <w:p>
             <w:pPr>
-              <w:pStyle w:val="Body"/>
+              <w:pStyle w:val="Body A"/>
               <w:jc w:val="center"/>
             </w:pPr>
             <w:r>
@@ -12939,7 +13075,7 @@
           </w:tcPr>
           <w:p>
             <w:pPr>
-              <w:pStyle w:val="Body"/>
+              <w:pStyle w:val="Body A"/>
               <w:jc w:val="center"/>
             </w:pPr>
             <w:r>
@@ -12976,7 +13112,7 @@
           </w:tcPr>
           <w:p>
             <w:pPr>
-              <w:pStyle w:val="Body"/>
+              <w:pStyle w:val="Body A"/>
               <w:jc w:val="center"/>
             </w:pPr>
             <w:r>
@@ -13013,7 +13149,7 @@
           </w:tcPr>
           <w:p>
             <w:pPr>
-              <w:pStyle w:val="Body"/>
+              <w:pStyle w:val="Body A"/>
               <w:jc w:val="center"/>
             </w:pPr>
             <w:r>
@@ -13050,7 +13186,7 @@
           </w:tcPr>
           <w:p>
             <w:pPr>
-              <w:pStyle w:val="Body"/>
+              <w:pStyle w:val="Body A"/>
               <w:jc w:val="center"/>
             </w:pPr>
             <w:r>
@@ -13087,7 +13223,7 @@
           </w:tcPr>
           <w:p>
             <w:pPr>
-              <w:pStyle w:val="Body"/>
+              <w:pStyle w:val="Body A"/>
               <w:jc w:val="center"/>
             </w:pPr>
             <w:r>
@@ -13110,7 +13246,7 @@
           <w:shd w:val="clear" w:color="auto" w:fill="ced7e7"/>
         </w:tblPrEx>
         <w:trPr>
-          <w:trHeight w:val="602" w:hRule="atLeast"/>
+          <w:trHeight w:val="612" w:hRule="atLeast"/>
         </w:trPr>
         <w:tc>
           <w:tcPr>
@@ -13132,7 +13268,7 @@
           </w:tcPr>
           <w:p>
             <w:pPr>
-              <w:pStyle w:val="Body"/>
+              <w:pStyle w:val="Body A"/>
             </w:pPr>
             <w:r>
               <w:rPr>
@@ -13166,7 +13302,7 @@
           </w:tcPr>
           <w:p>
             <w:pPr>
-              <w:pStyle w:val="Body"/>
+              <w:pStyle w:val="Body A"/>
               <w:jc w:val="center"/>
             </w:pPr>
             <w:r>
@@ -13369,7 +13505,7 @@
           <w:shd w:val="clear" w:color="auto" w:fill="ced7e7"/>
         </w:tblPrEx>
         <w:trPr>
-          <w:trHeight w:val="802" w:hRule="atLeast"/>
+          <w:trHeight w:val="812" w:hRule="atLeast"/>
         </w:trPr>
         <w:tc>
           <w:tcPr>
@@ -13391,7 +13527,7 @@
           </w:tcPr>
           <w:p>
             <w:pPr>
-              <w:pStyle w:val="Body"/>
+              <w:pStyle w:val="Body A"/>
             </w:pPr>
             <w:r>
               <w:rPr>
@@ -13475,7 +13611,7 @@
           </w:tcPr>
           <w:p>
             <w:pPr>
-              <w:pStyle w:val="Body"/>
+              <w:pStyle w:val="Body A"/>
               <w:jc w:val="center"/>
             </w:pPr>
             <w:r>
@@ -13512,7 +13648,7 @@
           </w:tcPr>
           <w:p>
             <w:pPr>
-              <w:pStyle w:val="Body"/>
+              <w:pStyle w:val="Body A"/>
               <w:jc w:val="center"/>
             </w:pPr>
             <w:r>
@@ -13549,7 +13685,7 @@
           </w:tcPr>
           <w:p>
             <w:pPr>
-              <w:pStyle w:val="Body"/>
+              <w:pStyle w:val="Body A"/>
               <w:jc w:val="center"/>
             </w:pPr>
             <w:r>
@@ -13692,7 +13828,7 @@
           <w:shd w:val="clear" w:color="auto" w:fill="ced7e7"/>
         </w:tblPrEx>
         <w:trPr>
-          <w:trHeight w:val="1002" w:hRule="atLeast"/>
+          <w:trHeight w:val="1012" w:hRule="atLeast"/>
         </w:trPr>
         <w:tc>
           <w:tcPr>
@@ -13714,7 +13850,7 @@
           </w:tcPr>
           <w:p>
             <w:pPr>
-              <w:pStyle w:val="Body"/>
+              <w:pStyle w:val="Body A"/>
             </w:pPr>
             <w:r>
               <w:rPr>
@@ -13858,7 +13994,7 @@
           </w:tcPr>
           <w:p>
             <w:pPr>
-              <w:pStyle w:val="Body"/>
+              <w:pStyle w:val="Body A"/>
               <w:jc w:val="center"/>
             </w:pPr>
             <w:r>
@@ -13981,7 +14117,7 @@
           <w:shd w:val="clear" w:color="auto" w:fill="ced7e7"/>
         </w:tblPrEx>
         <w:trPr>
-          <w:trHeight w:val="1402" w:hRule="atLeast"/>
+          <w:trHeight w:val="1412" w:hRule="atLeast"/>
         </w:trPr>
         <w:tc>
           <w:tcPr>
@@ -14003,7 +14139,7 @@
           </w:tcPr>
           <w:p>
             <w:pPr>
-              <w:pStyle w:val="Body"/>
+              <w:pStyle w:val="Body A"/>
             </w:pPr>
             <w:r>
               <w:rPr>
@@ -14177,7 +14313,7 @@
           </w:tcPr>
           <w:p>
             <w:pPr>
-              <w:pStyle w:val="Body"/>
+              <w:pStyle w:val="Body A"/>
               <w:jc w:val="center"/>
             </w:pPr>
             <w:r>
@@ -14280,7 +14416,7 @@
           <w:shd w:val="clear" w:color="auto" w:fill="ced7e7"/>
         </w:tblPrEx>
         <w:trPr>
-          <w:trHeight w:val="1202" w:hRule="atLeast"/>
+          <w:trHeight w:val="1212" w:hRule="atLeast"/>
         </w:trPr>
         <w:tc>
           <w:tcPr>
@@ -14302,7 +14438,7 @@
           </w:tcPr>
           <w:p>
             <w:pPr>
-              <w:pStyle w:val="Body"/>
+              <w:pStyle w:val="Body A"/>
             </w:pPr>
             <w:r>
               <w:rPr>
@@ -14476,7 +14612,7 @@
           </w:tcPr>
           <w:p>
             <w:pPr>
-              <w:pStyle w:val="Body"/>
+              <w:pStyle w:val="Body A"/>
               <w:jc w:val="center"/>
             </w:pPr>
             <w:r>
@@ -14513,7 +14649,7 @@
           </w:tcPr>
           <w:p>
             <w:pPr>
-              <w:pStyle w:val="Body"/>
+              <w:pStyle w:val="Body A"/>
               <w:jc w:val="center"/>
             </w:pPr>
             <w:r>
@@ -14550,7 +14686,7 @@
           </w:tcPr>
           <w:p>
             <w:pPr>
-              <w:pStyle w:val="Body"/>
+              <w:pStyle w:val="Body A"/>
               <w:jc w:val="center"/>
             </w:pPr>
             <w:r>
@@ -14587,7 +14723,7 @@
           </w:tcPr>
           <w:p>
             <w:pPr>
-              <w:pStyle w:val="Body"/>
+              <w:pStyle w:val="Body A"/>
               <w:jc w:val="center"/>
             </w:pPr>
             <w:r>
@@ -14610,7 +14746,7 @@
           <w:shd w:val="clear" w:color="auto" w:fill="ced7e7"/>
         </w:tblPrEx>
         <w:trPr>
-          <w:trHeight w:val="202" w:hRule="atLeast"/>
+          <w:trHeight w:val="212" w:hRule="atLeast"/>
         </w:trPr>
         <w:tc>
           <w:tcPr>
@@ -14633,7 +14769,7 @@
           </w:tcPr>
           <w:p>
             <w:pPr>
-              <w:pStyle w:val="Body"/>
+              <w:pStyle w:val="Body A"/>
             </w:pPr>
             <w:r>
               <w:rPr>
@@ -14657,7 +14793,7 @@
           <w:shd w:val="clear" w:color="auto" w:fill="ced7e7"/>
         </w:tblPrEx>
         <w:trPr>
-          <w:trHeight w:val="402" w:hRule="atLeast"/>
+          <w:trHeight w:val="412" w:hRule="atLeast"/>
         </w:trPr>
         <w:tc>
           <w:tcPr>
@@ -14679,7 +14815,7 @@
           </w:tcPr>
           <w:p>
             <w:pPr>
-              <w:pStyle w:val="Body"/>
+              <w:pStyle w:val="Body A"/>
             </w:pPr>
             <w:r>
               <w:rPr>
@@ -14713,7 +14849,7 @@
           </w:tcPr>
           <w:p>
             <w:pPr>
-              <w:pStyle w:val="Body"/>
+              <w:pStyle w:val="Body A"/>
               <w:jc w:val="center"/>
             </w:pPr>
             <w:r>
@@ -14750,7 +14886,7 @@
           </w:tcPr>
           <w:p>
             <w:pPr>
-              <w:pStyle w:val="Body"/>
+              <w:pStyle w:val="Body A"/>
               <w:jc w:val="center"/>
             </w:pPr>
             <w:r>
@@ -14787,7 +14923,7 @@
           </w:tcPr>
           <w:p>
             <w:pPr>
-              <w:pStyle w:val="Body"/>
+              <w:pStyle w:val="Body A"/>
               <w:jc w:val="center"/>
             </w:pPr>
             <w:r>
@@ -14824,7 +14960,7 @@
           </w:tcPr>
           <w:p>
             <w:pPr>
-              <w:pStyle w:val="Body"/>
+              <w:pStyle w:val="Body A"/>
               <w:jc w:val="center"/>
             </w:pPr>
             <w:r>
@@ -14861,7 +14997,7 @@
           </w:tcPr>
           <w:p>
             <w:pPr>
-              <w:pStyle w:val="Body"/>
+              <w:pStyle w:val="Body A"/>
               <w:jc w:val="center"/>
             </w:pPr>
             <w:r>
@@ -14984,7 +15120,7 @@
           <w:shd w:val="clear" w:color="auto" w:fill="ced7e7"/>
         </w:tblPrEx>
         <w:trPr>
-          <w:trHeight w:val="402" w:hRule="atLeast"/>
+          <w:trHeight w:val="412" w:hRule="atLeast"/>
         </w:trPr>
         <w:tc>
           <w:tcPr>
@@ -15006,7 +15142,7 @@
           </w:tcPr>
           <w:p>
             <w:pPr>
-              <w:pStyle w:val="Body"/>
+              <w:pStyle w:val="Body A"/>
             </w:pPr>
             <w:r>
               <w:rPr>
@@ -15140,7 +15276,7 @@
           </w:tcPr>
           <w:p>
             <w:pPr>
-              <w:pStyle w:val="Body"/>
+              <w:pStyle w:val="Body A"/>
               <w:jc w:val="center"/>
             </w:pPr>
             <w:r>
@@ -15177,7 +15313,7 @@
           </w:tcPr>
           <w:p>
             <w:pPr>
-              <w:pStyle w:val="Body"/>
+              <w:pStyle w:val="Body A"/>
               <w:jc w:val="center"/>
             </w:pPr>
             <w:r>
@@ -15214,7 +15350,7 @@
           </w:tcPr>
           <w:p>
             <w:pPr>
-              <w:pStyle w:val="Body"/>
+              <w:pStyle w:val="Body A"/>
               <w:jc w:val="center"/>
             </w:pPr>
             <w:r>
@@ -15251,7 +15387,7 @@
           </w:tcPr>
           <w:p>
             <w:pPr>
-              <w:pStyle w:val="Body"/>
+              <w:pStyle w:val="Body A"/>
               <w:jc w:val="center"/>
             </w:pPr>
             <w:r>
@@ -15288,7 +15424,7 @@
           </w:tcPr>
           <w:p>
             <w:pPr>
-              <w:pStyle w:val="Body"/>
+              <w:pStyle w:val="Body A"/>
               <w:jc w:val="center"/>
             </w:pPr>
             <w:r>
@@ -15309,7 +15445,16 @@
     </w:tbl>
     <w:p>
       <w:pPr>
-        <w:pStyle w:val="Body"/>
+        <w:pStyle w:val="Body A"/>
+        <w:widowControl w:val="0"/>
+        <w:spacing w:after="40"/>
+        <w:ind w:left="108" w:hanging="108"/>
+        <w:jc w:val="center"/>
+      </w:pPr>
+    </w:p>
+    <w:p>
+      <w:pPr>
+        <w:pStyle w:val="Body A"/>
         <w:widowControl w:val="0"/>
         <w:spacing w:after="40"/>
         <w:jc w:val="center"/>
@@ -15317,13 +15462,13 @@
     </w:p>
     <w:p>
       <w:pPr>
-        <w:pStyle w:val="Body"/>
+        <w:pStyle w:val="Body A"/>
         <w:spacing w:after="120"/>
       </w:pPr>
     </w:p>
     <w:p>
       <w:pPr>
-        <w:pStyle w:val="Body"/>
+        <w:pStyle w:val="Body A"/>
         <w:spacing w:after="40" w:line="360" w:lineRule="auto"/>
         <w:jc w:val="both"/>
       </w:pPr>
@@ -15354,7 +15499,7 @@
       <w:tblPr>
         <w:tblW w:w="9348" w:type="dxa"/>
         <w:jc w:val="center"/>
-        <w:tblInd w:w="108" w:type="dxa"/>
+        <w:tblInd w:w="216" w:type="dxa"/>
         <w:tblBorders>
           <w:top w:val="single" w:color="ffffff" w:sz="8" w:space="0" w:shadow="0" w:frame="0"/>
           <w:left w:val="single" w:color="ffffff" w:sz="8" w:space="0" w:shadow="0" w:frame="0"/>
@@ -15375,7 +15520,7 @@
           <w:shd w:val="clear" w:color="auto" w:fill="ced7e7"/>
         </w:tblPrEx>
         <w:trPr>
-          <w:trHeight w:val="202" w:hRule="atLeast"/>
+          <w:trHeight w:val="212" w:hRule="atLeast"/>
         </w:trPr>
         <w:tc>
           <w:tcPr>
@@ -15397,7 +15542,7 @@
           </w:tcPr>
           <w:p>
             <w:pPr>
-              <w:pStyle w:val="Body"/>
+              <w:pStyle w:val="Body A"/>
               <w:jc w:val="center"/>
             </w:pPr>
             <w:r>
@@ -15434,7 +15579,7 @@
           </w:tcPr>
           <w:p>
             <w:pPr>
-              <w:pStyle w:val="Body"/>
+              <w:pStyle w:val="Body A"/>
               <w:jc w:val="center"/>
             </w:pPr>
             <w:r>
@@ -15457,7 +15602,7 @@
           <w:shd w:val="clear" w:color="auto" w:fill="ced7e7"/>
         </w:tblPrEx>
         <w:trPr>
-          <w:trHeight w:val="202" w:hRule="atLeast"/>
+          <w:trHeight w:val="212" w:hRule="atLeast"/>
         </w:trPr>
         <w:tc>
           <w:tcPr>
@@ -15479,7 +15624,7 @@
           </w:tcPr>
           <w:p>
             <w:pPr>
-              <w:pStyle w:val="Body"/>
+              <w:pStyle w:val="Body A"/>
             </w:pPr>
             <w:r>
               <w:rPr>
@@ -15553,7 +15698,7 @@
           </w:tcPr>
           <w:p>
             <w:pPr>
-              <w:pStyle w:val="Body"/>
+              <w:pStyle w:val="Body A"/>
               <w:jc w:val="center"/>
             </w:pPr>
             <w:r>
@@ -15576,7 +15721,7 @@
           <w:shd w:val="clear" w:color="auto" w:fill="ced7e7"/>
         </w:tblPrEx>
         <w:trPr>
-          <w:trHeight w:val="202" w:hRule="atLeast"/>
+          <w:trHeight w:val="212" w:hRule="atLeast"/>
         </w:trPr>
         <w:tc>
           <w:tcPr>
@@ -15599,7 +15744,7 @@
           </w:tcPr>
           <w:p>
             <w:pPr>
-              <w:pStyle w:val="Body"/>
+              <w:pStyle w:val="Body A"/>
             </w:pPr>
             <w:r>
               <w:rPr>
@@ -15623,7 +15768,7 @@
           <w:shd w:val="clear" w:color="auto" w:fill="ced7e7"/>
         </w:tblPrEx>
         <w:trPr>
-          <w:trHeight w:val="202" w:hRule="atLeast"/>
+          <w:trHeight w:val="212" w:hRule="atLeast"/>
         </w:trPr>
         <w:tc>
           <w:tcPr>
@@ -15645,7 +15790,7 @@
           </w:tcPr>
           <w:p>
             <w:pPr>
-              <w:pStyle w:val="Body"/>
+              <w:pStyle w:val="Body A"/>
             </w:pPr>
             <w:r>
               <w:rPr>
@@ -15689,7 +15834,7 @@
           </w:tcPr>
           <w:p>
             <w:pPr>
-              <w:pStyle w:val="Body"/>
+              <w:pStyle w:val="Body A"/>
               <w:jc w:val="center"/>
             </w:pPr>
             <w:r>
@@ -15710,7 +15855,16 @@
     </w:tbl>
     <w:p>
       <w:pPr>
-        <w:pStyle w:val="Body"/>
+        <w:pStyle w:val="Body A"/>
+        <w:widowControl w:val="0"/>
+        <w:spacing w:after="40"/>
+        <w:ind w:left="108" w:hanging="108"/>
+        <w:jc w:val="center"/>
+      </w:pPr>
+    </w:p>
+    <w:p>
+      <w:pPr>
+        <w:pStyle w:val="Body A"/>
         <w:widowControl w:val="0"/>
         <w:spacing w:after="40"/>
         <w:jc w:val="center"/>
@@ -15718,13 +15872,13 @@
     </w:p>
     <w:p>
       <w:pPr>
-        <w:pStyle w:val="Body"/>
+        <w:pStyle w:val="Body A"/>
         <w:spacing w:after="120"/>
       </w:pPr>
     </w:p>
     <w:p>
       <w:pPr>
-        <w:pStyle w:val="Body"/>
+        <w:pStyle w:val="Body A"/>
         <w:spacing w:after="80" w:line="360" w:lineRule="auto"/>
         <w:jc w:val="both"/>
       </w:pPr>
@@ -15746,13 +15900,14 @@
           <w:sz w:val="26"/>
           <w:szCs w:val="26"/>
           <w:rtl w:val="0"/>
+          <w:lang w:val="en-US"/>
         </w:rPr>
         <w:t>.</w:t>
       </w:r>
     </w:p>
     <w:p>
       <w:pPr>
-        <w:pStyle w:val="Body"/>
+        <w:pStyle w:val="Body A"/>
         <w:spacing w:after="120" w:line="360" w:lineRule="auto"/>
         <w:jc w:val="both"/>
       </w:pPr>
@@ -15770,6 +15925,7 @@
           <w:sz w:val="26"/>
           <w:szCs w:val="26"/>
           <w:rtl w:val="0"/>
+          <w:lang w:val="en-US"/>
         </w:rPr>
         <w:t xml:space="preserve">, </w:t>
       </w:r>
@@ -15787,13 +15943,14 @@
           <w:sz w:val="26"/>
           <w:szCs w:val="26"/>
           <w:rtl w:val="0"/>
+          <w:lang w:val="en-US"/>
         </w:rPr>
         <w:t>.</w:t>
       </w:r>
     </w:p>
     <w:p>
       <w:pPr>
-        <w:pStyle w:val="Body"/>
+        <w:pStyle w:val="Body A"/>
         <w:spacing w:after="40" w:line="360" w:lineRule="auto"/>
         <w:jc w:val="both"/>
       </w:pPr>
@@ -15824,7 +15981,7 @@
       <w:tblPr>
         <w:tblW w:w="9349" w:type="dxa"/>
         <w:jc w:val="center"/>
-        <w:tblInd w:w="108" w:type="dxa"/>
+        <w:tblInd w:w="216" w:type="dxa"/>
         <w:tblBorders>
           <w:top w:val="single" w:color="ffffff" w:sz="8" w:space="0" w:shadow="0" w:frame="0"/>
           <w:left w:val="single" w:color="ffffff" w:sz="8" w:space="0" w:shadow="0" w:frame="0"/>
@@ -15837,44 +15994,44 @@
         <w:tblLayout w:type="fixed"/>
       </w:tblPr>
       <w:tblGrid>
-        <w:gridCol w:w="1038"/>
+        <w:gridCol w:w="1037"/>
         <w:gridCol w:w="1039"/>
         <w:gridCol w:w="1039"/>
         <w:gridCol w:w="1039"/>
         <w:gridCol w:w="1038"/>
         <w:gridCol w:w="1039"/>
-        <w:gridCol w:w="1039"/>
-        <w:gridCol w:w="1039"/>
-        <w:gridCol w:w="1039"/>
+        <w:gridCol w:w="1040"/>
+        <w:gridCol w:w="1038"/>
+        <w:gridCol w:w="1040"/>
       </w:tblGrid>
       <w:tr>
         <w:tblPrEx>
           <w:shd w:val="clear" w:color="auto" w:fill="ced7e7"/>
         </w:tblPrEx>
         <w:trPr>
-          <w:trHeight w:val="402" w:hRule="atLeast"/>
+          <w:trHeight w:val="412" w:hRule="atLeast"/>
         </w:trPr>
         <w:tc>
           <w:tcPr>
-            <w:tcW w:type="dxa" w:w="1038"/>
-            <w:tcBorders>
-              <w:top w:val="single" w:color="000000" w:sz="4" w:space="0" w:shadow="0" w:frame="0"/>
-              <w:left w:val="single" w:color="000000" w:sz="4" w:space="0" w:shadow="0" w:frame="0"/>
-              <w:bottom w:val="single" w:color="000000" w:sz="4" w:space="0" w:shadow="0" w:frame="0"/>
-              <w:right w:val="single" w:color="000000" w:sz="4" w:space="0" w:shadow="0" w:frame="0"/>
-            </w:tcBorders>
-            <w:shd w:val="clear" w:color="auto" w:fill="auto"/>
-            <w:tcMar>
-              <w:top w:type="dxa" w:w="80"/>
-              <w:left w:type="dxa" w:w="80"/>
-              <w:bottom w:type="dxa" w:w="80"/>
-              <w:right w:type="dxa" w:w="80"/>
-            </w:tcMar>
-            <w:vAlign w:val="top"/>
-          </w:tcPr>
-          <w:p>
-            <w:pPr>
-              <w:pStyle w:val="Body"/>
+            <w:tcW w:type="dxa" w:w="1037"/>
+            <w:tcBorders>
+              <w:top w:val="single" w:color="000000" w:sz="4" w:space="0" w:shadow="0" w:frame="0"/>
+              <w:left w:val="single" w:color="000000" w:sz="4" w:space="0" w:shadow="0" w:frame="0"/>
+              <w:bottom w:val="single" w:color="000000" w:sz="4" w:space="0" w:shadow="0" w:frame="0"/>
+              <w:right w:val="single" w:color="000000" w:sz="4" w:space="0" w:shadow="0" w:frame="0"/>
+            </w:tcBorders>
+            <w:shd w:val="clear" w:color="auto" w:fill="auto"/>
+            <w:tcMar>
+              <w:top w:type="dxa" w:w="80"/>
+              <w:left w:type="dxa" w:w="80"/>
+              <w:bottom w:type="dxa" w:w="80"/>
+              <w:right w:type="dxa" w:w="80"/>
+            </w:tcMar>
+            <w:vAlign w:val="top"/>
+          </w:tcPr>
+          <w:p>
+            <w:pPr>
+              <w:pStyle w:val="Body A"/>
               <w:jc w:val="center"/>
             </w:pPr>
             <w:r>
@@ -15935,7 +16092,7 @@
           </w:tcPr>
           <w:p>
             <w:pPr>
-              <w:pStyle w:val="Body"/>
+              <w:pStyle w:val="Body A"/>
               <w:jc w:val="center"/>
             </w:pPr>
             <w:r>
@@ -15954,25 +16111,25 @@
         </w:tc>
         <w:tc>
           <w:tcPr>
-            <w:tcW w:type="dxa" w:w="1038"/>
-            <w:tcBorders>
-              <w:top w:val="single" w:color="000000" w:sz="4" w:space="0" w:shadow="0" w:frame="0"/>
-              <w:left w:val="single" w:color="000000" w:sz="4" w:space="0" w:shadow="0" w:frame="0"/>
-              <w:bottom w:val="single" w:color="000000" w:sz="4" w:space="0" w:shadow="0" w:frame="0"/>
-              <w:right w:val="single" w:color="000000" w:sz="4" w:space="0" w:shadow="0" w:frame="0"/>
-            </w:tcBorders>
-            <w:shd w:val="clear" w:color="auto" w:fill="auto"/>
-            <w:tcMar>
-              <w:top w:type="dxa" w:w="80"/>
-              <w:left w:type="dxa" w:w="80"/>
-              <w:bottom w:type="dxa" w:w="80"/>
-              <w:right w:type="dxa" w:w="80"/>
-            </w:tcMar>
-            <w:vAlign w:val="top"/>
-          </w:tcPr>
-          <w:p>
-            <w:pPr>
-              <w:pStyle w:val="Body"/>
+            <w:tcW w:type="dxa" w:w="1039"/>
+            <w:tcBorders>
+              <w:top w:val="single" w:color="000000" w:sz="4" w:space="0" w:shadow="0" w:frame="0"/>
+              <w:left w:val="single" w:color="000000" w:sz="4" w:space="0" w:shadow="0" w:frame="0"/>
+              <w:bottom w:val="single" w:color="000000" w:sz="4" w:space="0" w:shadow="0" w:frame="0"/>
+              <w:right w:val="single" w:color="000000" w:sz="4" w:space="0" w:shadow="0" w:frame="0"/>
+            </w:tcBorders>
+            <w:shd w:val="clear" w:color="auto" w:fill="auto"/>
+            <w:tcMar>
+              <w:top w:type="dxa" w:w="80"/>
+              <w:left w:type="dxa" w:w="80"/>
+              <w:bottom w:type="dxa" w:w="80"/>
+              <w:right w:type="dxa" w:w="80"/>
+            </w:tcMar>
+            <w:vAlign w:val="top"/>
+          </w:tcPr>
+          <w:p>
+            <w:pPr>
+              <w:pStyle w:val="Body A"/>
               <w:jc w:val="center"/>
             </w:pPr>
             <w:r>
@@ -16009,7 +16166,7 @@
           </w:tcPr>
           <w:p>
             <w:pPr>
-              <w:pStyle w:val="Body"/>
+              <w:pStyle w:val="Body A"/>
               <w:jc w:val="center"/>
             </w:pPr>
             <w:r>
@@ -16028,25 +16185,25 @@
         </w:tc>
         <w:tc>
           <w:tcPr>
-            <w:tcW w:type="dxa" w:w="1038"/>
-            <w:tcBorders>
-              <w:top w:val="single" w:color="000000" w:sz="4" w:space="0" w:shadow="0" w:frame="0"/>
-              <w:left w:val="single" w:color="000000" w:sz="4" w:space="0" w:shadow="0" w:frame="0"/>
-              <w:bottom w:val="single" w:color="000000" w:sz="4" w:space="0" w:shadow="0" w:frame="0"/>
-              <w:right w:val="single" w:color="000000" w:sz="4" w:space="0" w:shadow="0" w:frame="0"/>
-            </w:tcBorders>
-            <w:shd w:val="clear" w:color="auto" w:fill="auto"/>
-            <w:tcMar>
-              <w:top w:type="dxa" w:w="80"/>
-              <w:left w:type="dxa" w:w="80"/>
-              <w:bottom w:type="dxa" w:w="80"/>
-              <w:right w:type="dxa" w:w="80"/>
-            </w:tcMar>
-            <w:vAlign w:val="top"/>
-          </w:tcPr>
-          <w:p>
-            <w:pPr>
-              <w:pStyle w:val="Body"/>
+            <w:tcW w:type="dxa" w:w="1037"/>
+            <w:tcBorders>
+              <w:top w:val="single" w:color="000000" w:sz="4" w:space="0" w:shadow="0" w:frame="0"/>
+              <w:left w:val="single" w:color="000000" w:sz="4" w:space="0" w:shadow="0" w:frame="0"/>
+              <w:bottom w:val="single" w:color="000000" w:sz="4" w:space="0" w:shadow="0" w:frame="0"/>
+              <w:right w:val="single" w:color="000000" w:sz="4" w:space="0" w:shadow="0" w:frame="0"/>
+            </w:tcBorders>
+            <w:shd w:val="clear" w:color="auto" w:fill="auto"/>
+            <w:tcMar>
+              <w:top w:type="dxa" w:w="80"/>
+              <w:left w:type="dxa" w:w="80"/>
+              <w:bottom w:type="dxa" w:w="80"/>
+              <w:right w:type="dxa" w:w="80"/>
+            </w:tcMar>
+            <w:vAlign w:val="top"/>
+          </w:tcPr>
+          <w:p>
+            <w:pPr>
+              <w:pStyle w:val="Body A"/>
               <w:jc w:val="center"/>
             </w:pPr>
             <w:r>
@@ -16065,25 +16222,25 @@
         </w:tc>
         <w:tc>
           <w:tcPr>
-            <w:tcW w:type="dxa" w:w="1038"/>
-            <w:tcBorders>
-              <w:top w:val="single" w:color="000000" w:sz="4" w:space="0" w:shadow="0" w:frame="0"/>
-              <w:left w:val="single" w:color="000000" w:sz="4" w:space="0" w:shadow="0" w:frame="0"/>
-              <w:bottom w:val="single" w:color="000000" w:sz="4" w:space="0" w:shadow="0" w:frame="0"/>
-              <w:right w:val="single" w:color="000000" w:sz="4" w:space="0" w:shadow="0" w:frame="0"/>
-            </w:tcBorders>
-            <w:shd w:val="clear" w:color="auto" w:fill="auto"/>
-            <w:tcMar>
-              <w:top w:type="dxa" w:w="80"/>
-              <w:left w:type="dxa" w:w="80"/>
-              <w:bottom w:type="dxa" w:w="80"/>
-              <w:right w:type="dxa" w:w="80"/>
-            </w:tcMar>
-            <w:vAlign w:val="top"/>
-          </w:tcPr>
-          <w:p>
-            <w:pPr>
-              <w:pStyle w:val="Body"/>
+            <w:tcW w:type="dxa" w:w="1039"/>
+            <w:tcBorders>
+              <w:top w:val="single" w:color="000000" w:sz="4" w:space="0" w:shadow="0" w:frame="0"/>
+              <w:left w:val="single" w:color="000000" w:sz="4" w:space="0" w:shadow="0" w:frame="0"/>
+              <w:bottom w:val="single" w:color="000000" w:sz="4" w:space="0" w:shadow="0" w:frame="0"/>
+              <w:right w:val="single" w:color="000000" w:sz="4" w:space="0" w:shadow="0" w:frame="0"/>
+            </w:tcBorders>
+            <w:shd w:val="clear" w:color="auto" w:fill="auto"/>
+            <w:tcMar>
+              <w:top w:type="dxa" w:w="80"/>
+              <w:left w:type="dxa" w:w="80"/>
+              <w:bottom w:type="dxa" w:w="80"/>
+              <w:right w:type="dxa" w:w="80"/>
+            </w:tcMar>
+            <w:vAlign w:val="top"/>
+          </w:tcPr>
+          <w:p>
+            <w:pPr>
+              <w:pStyle w:val="Body A"/>
               <w:jc w:val="center"/>
             </w:pPr>
             <w:r>
@@ -16102,25 +16259,25 @@
         </w:tc>
         <w:tc>
           <w:tcPr>
-            <w:tcW w:type="dxa" w:w="1038"/>
-            <w:tcBorders>
-              <w:top w:val="single" w:color="000000" w:sz="4" w:space="0" w:shadow="0" w:frame="0"/>
-              <w:left w:val="single" w:color="000000" w:sz="4" w:space="0" w:shadow="0" w:frame="0"/>
-              <w:bottom w:val="single" w:color="000000" w:sz="4" w:space="0" w:shadow="0" w:frame="0"/>
-              <w:right w:val="single" w:color="000000" w:sz="4" w:space="0" w:shadow="0" w:frame="0"/>
-            </w:tcBorders>
-            <w:shd w:val="clear" w:color="auto" w:fill="auto"/>
-            <w:tcMar>
-              <w:top w:type="dxa" w:w="80"/>
-              <w:left w:type="dxa" w:w="80"/>
-              <w:bottom w:type="dxa" w:w="80"/>
-              <w:right w:type="dxa" w:w="80"/>
-            </w:tcMar>
-            <w:vAlign w:val="top"/>
-          </w:tcPr>
-          <w:p>
-            <w:pPr>
-              <w:pStyle w:val="Body"/>
+            <w:tcW w:type="dxa" w:w="1039"/>
+            <w:tcBorders>
+              <w:top w:val="single" w:color="000000" w:sz="4" w:space="0" w:shadow="0" w:frame="0"/>
+              <w:left w:val="single" w:color="000000" w:sz="4" w:space="0" w:shadow="0" w:frame="0"/>
+              <w:bottom w:val="single" w:color="000000" w:sz="4" w:space="0" w:shadow="0" w:frame="0"/>
+              <w:right w:val="single" w:color="000000" w:sz="4" w:space="0" w:shadow="0" w:frame="0"/>
+            </w:tcBorders>
+            <w:shd w:val="clear" w:color="auto" w:fill="auto"/>
+            <w:tcMar>
+              <w:top w:type="dxa" w:w="80"/>
+              <w:left w:type="dxa" w:w="80"/>
+              <w:bottom w:type="dxa" w:w="80"/>
+              <w:right w:type="dxa" w:w="80"/>
+            </w:tcMar>
+            <w:vAlign w:val="top"/>
+          </w:tcPr>
+          <w:p>
+            <w:pPr>
+              <w:pStyle w:val="Body A"/>
               <w:jc w:val="center"/>
             </w:pPr>
             <w:r>
@@ -16157,7 +16314,7 @@
           </w:tcPr>
           <w:p>
             <w:pPr>
-              <w:pStyle w:val="Body"/>
+              <w:pStyle w:val="Body A"/>
               <w:jc w:val="center"/>
             </w:pPr>
             <w:r>
@@ -16176,25 +16333,25 @@
         </w:tc>
         <w:tc>
           <w:tcPr>
-            <w:tcW w:type="dxa" w:w="1038"/>
-            <w:tcBorders>
-              <w:top w:val="single" w:color="000000" w:sz="4" w:space="0" w:shadow="0" w:frame="0"/>
-              <w:left w:val="single" w:color="000000" w:sz="4" w:space="0" w:shadow="0" w:frame="0"/>
-              <w:bottom w:val="single" w:color="000000" w:sz="4" w:space="0" w:shadow="0" w:frame="0"/>
-              <w:right w:val="single" w:color="000000" w:sz="4" w:space="0" w:shadow="0" w:frame="0"/>
-            </w:tcBorders>
-            <w:shd w:val="clear" w:color="auto" w:fill="auto"/>
-            <w:tcMar>
-              <w:top w:type="dxa" w:w="80"/>
-              <w:left w:type="dxa" w:w="80"/>
-              <w:bottom w:type="dxa" w:w="80"/>
-              <w:right w:type="dxa" w:w="80"/>
-            </w:tcMar>
-            <w:vAlign w:val="top"/>
-          </w:tcPr>
-          <w:p>
-            <w:pPr>
-              <w:pStyle w:val="Body"/>
+            <w:tcW w:type="dxa" w:w="1039"/>
+            <w:tcBorders>
+              <w:top w:val="single" w:color="000000" w:sz="4" w:space="0" w:shadow="0" w:frame="0"/>
+              <w:left w:val="single" w:color="000000" w:sz="4" w:space="0" w:shadow="0" w:frame="0"/>
+              <w:bottom w:val="single" w:color="000000" w:sz="4" w:space="0" w:shadow="0" w:frame="0"/>
+              <w:right w:val="single" w:color="000000" w:sz="4" w:space="0" w:shadow="0" w:frame="0"/>
+            </w:tcBorders>
+            <w:shd w:val="clear" w:color="auto" w:fill="auto"/>
+            <w:tcMar>
+              <w:top w:type="dxa" w:w="80"/>
+              <w:left w:type="dxa" w:w="80"/>
+              <w:bottom w:type="dxa" w:w="80"/>
+              <w:right w:type="dxa" w:w="80"/>
+            </w:tcMar>
+            <w:vAlign w:val="top"/>
+          </w:tcPr>
+          <w:p>
+            <w:pPr>
+              <w:pStyle w:val="Body A"/>
               <w:jc w:val="center"/>
             </w:pPr>
             <w:r>
@@ -16217,29 +16374,29 @@
           <w:shd w:val="clear" w:color="auto" w:fill="ced7e7"/>
         </w:tblPrEx>
         <w:trPr>
-          <w:trHeight w:val="602" w:hRule="atLeast"/>
+          <w:trHeight w:val="612" w:hRule="atLeast"/>
         </w:trPr>
         <w:tc>
           <w:tcPr>
-            <w:tcW w:type="dxa" w:w="1038"/>
-            <w:tcBorders>
-              <w:top w:val="single" w:color="000000" w:sz="4" w:space="0" w:shadow="0" w:frame="0"/>
-              <w:left w:val="single" w:color="000000" w:sz="4" w:space="0" w:shadow="0" w:frame="0"/>
-              <w:bottom w:val="single" w:color="000000" w:sz="4" w:space="0" w:shadow="0" w:frame="0"/>
-              <w:right w:val="single" w:color="000000" w:sz="4" w:space="0" w:shadow="0" w:frame="0"/>
-            </w:tcBorders>
-            <w:shd w:val="clear" w:color="auto" w:fill="auto"/>
-            <w:tcMar>
-              <w:top w:type="dxa" w:w="80"/>
-              <w:left w:type="dxa" w:w="80"/>
-              <w:bottom w:type="dxa" w:w="80"/>
-              <w:right w:type="dxa" w:w="80"/>
-            </w:tcMar>
-            <w:vAlign w:val="top"/>
-          </w:tcPr>
-          <w:p>
-            <w:pPr>
-              <w:pStyle w:val="Body"/>
+            <w:tcW w:type="dxa" w:w="1037"/>
+            <w:tcBorders>
+              <w:top w:val="single" w:color="000000" w:sz="4" w:space="0" w:shadow="0" w:frame="0"/>
+              <w:left w:val="single" w:color="000000" w:sz="4" w:space="0" w:shadow="0" w:frame="0"/>
+              <w:bottom w:val="single" w:color="000000" w:sz="4" w:space="0" w:shadow="0" w:frame="0"/>
+              <w:right w:val="single" w:color="000000" w:sz="4" w:space="0" w:shadow="0" w:frame="0"/>
+            </w:tcBorders>
+            <w:shd w:val="clear" w:color="auto" w:fill="auto"/>
+            <w:tcMar>
+              <w:top w:type="dxa" w:w="80"/>
+              <w:left w:type="dxa" w:w="80"/>
+              <w:bottom w:type="dxa" w:w="80"/>
+              <w:right w:type="dxa" w:w="80"/>
+            </w:tcMar>
+            <w:vAlign w:val="top"/>
+          </w:tcPr>
+          <w:p>
+            <w:pPr>
+              <w:pStyle w:val="Body A"/>
             </w:pPr>
             <w:r>
               <w:rPr>
@@ -16285,6 +16442,26 @@
         </w:tc>
         <w:tc>
           <w:tcPr>
+            <w:tcW w:type="dxa" w:w="1039"/>
+            <w:tcBorders>
+              <w:top w:val="single" w:color="000000" w:sz="4" w:space="0" w:shadow="0" w:frame="0"/>
+              <w:left w:val="single" w:color="000000" w:sz="4" w:space="0" w:shadow="0" w:frame="0"/>
+              <w:bottom w:val="single" w:color="000000" w:sz="4" w:space="0" w:shadow="0" w:frame="0"/>
+              <w:right w:val="single" w:color="000000" w:sz="4" w:space="0" w:shadow="0" w:frame="0"/>
+            </w:tcBorders>
+            <w:shd w:val="clear" w:color="auto" w:fill="auto"/>
+            <w:tcMar>
+              <w:top w:type="dxa" w:w="80"/>
+              <w:left w:type="dxa" w:w="80"/>
+              <w:bottom w:type="dxa" w:w="80"/>
+              <w:right w:type="dxa" w:w="80"/>
+            </w:tcMar>
+            <w:vAlign w:val="top"/>
+          </w:tcPr>
+          <w:p/>
+        </w:tc>
+        <w:tc>
+          <w:tcPr>
             <w:tcW w:type="dxa" w:w="1038"/>
             <w:tcBorders>
               <w:top w:val="single" w:color="000000" w:sz="4" w:space="0" w:shadow="0" w:frame="0"/>
@@ -16305,45 +16482,25 @@
         </w:tc>
         <w:tc>
           <w:tcPr>
-            <w:tcW w:type="dxa" w:w="1038"/>
-            <w:tcBorders>
-              <w:top w:val="single" w:color="000000" w:sz="4" w:space="0" w:shadow="0" w:frame="0"/>
-              <w:left w:val="single" w:color="000000" w:sz="4" w:space="0" w:shadow="0" w:frame="0"/>
-              <w:bottom w:val="single" w:color="000000" w:sz="4" w:space="0" w:shadow="0" w:frame="0"/>
-              <w:right w:val="single" w:color="000000" w:sz="4" w:space="0" w:shadow="0" w:frame="0"/>
-            </w:tcBorders>
-            <w:shd w:val="clear" w:color="auto" w:fill="auto"/>
-            <w:tcMar>
-              <w:top w:type="dxa" w:w="80"/>
-              <w:left w:type="dxa" w:w="80"/>
-              <w:bottom w:type="dxa" w:w="80"/>
-              <w:right w:type="dxa" w:w="80"/>
-            </w:tcMar>
-            <w:vAlign w:val="top"/>
-          </w:tcPr>
-          <w:p/>
-        </w:tc>
-        <w:tc>
-          <w:tcPr>
-            <w:tcW w:type="dxa" w:w="1038"/>
-            <w:tcBorders>
-              <w:top w:val="single" w:color="000000" w:sz="4" w:space="0" w:shadow="0" w:frame="0"/>
-              <w:left w:val="single" w:color="000000" w:sz="4" w:space="0" w:shadow="0" w:frame="0"/>
-              <w:bottom w:val="single" w:color="000000" w:sz="4" w:space="0" w:shadow="0" w:frame="0"/>
-              <w:right w:val="single" w:color="000000" w:sz="4" w:space="0" w:shadow="0" w:frame="0"/>
-            </w:tcBorders>
-            <w:shd w:val="clear" w:color="auto" w:fill="auto"/>
-            <w:tcMar>
-              <w:top w:type="dxa" w:w="80"/>
-              <w:left w:type="dxa" w:w="80"/>
-              <w:bottom w:type="dxa" w:w="80"/>
-              <w:right w:type="dxa" w:w="80"/>
-            </w:tcMar>
-            <w:vAlign w:val="top"/>
-          </w:tcPr>
-          <w:p>
-            <w:pPr>
-              <w:pStyle w:val="Body"/>
+            <w:tcW w:type="dxa" w:w="1037"/>
+            <w:tcBorders>
+              <w:top w:val="single" w:color="000000" w:sz="4" w:space="0" w:shadow="0" w:frame="0"/>
+              <w:left w:val="single" w:color="000000" w:sz="4" w:space="0" w:shadow="0" w:frame="0"/>
+              <w:bottom w:val="single" w:color="000000" w:sz="4" w:space="0" w:shadow="0" w:frame="0"/>
+              <w:right w:val="single" w:color="000000" w:sz="4" w:space="0" w:shadow="0" w:frame="0"/>
+            </w:tcBorders>
+            <w:shd w:val="clear" w:color="auto" w:fill="auto"/>
+            <w:tcMar>
+              <w:top w:type="dxa" w:w="80"/>
+              <w:left w:type="dxa" w:w="80"/>
+              <w:bottom w:type="dxa" w:w="80"/>
+              <w:right w:type="dxa" w:w="80"/>
+            </w:tcMar>
+            <w:vAlign w:val="top"/>
+          </w:tcPr>
+          <w:p>
+            <w:pPr>
+              <w:pStyle w:val="Body A"/>
               <w:jc w:val="center"/>
             </w:pPr>
             <w:r>
@@ -16362,6 +16519,46 @@
         </w:tc>
         <w:tc>
           <w:tcPr>
+            <w:tcW w:type="dxa" w:w="1039"/>
+            <w:tcBorders>
+              <w:top w:val="single" w:color="000000" w:sz="4" w:space="0" w:shadow="0" w:frame="0"/>
+              <w:left w:val="single" w:color="000000" w:sz="4" w:space="0" w:shadow="0" w:frame="0"/>
+              <w:bottom w:val="single" w:color="000000" w:sz="4" w:space="0" w:shadow="0" w:frame="0"/>
+              <w:right w:val="single" w:color="000000" w:sz="4" w:space="0" w:shadow="0" w:frame="0"/>
+            </w:tcBorders>
+            <w:shd w:val="clear" w:color="auto" w:fill="auto"/>
+            <w:tcMar>
+              <w:top w:type="dxa" w:w="80"/>
+              <w:left w:type="dxa" w:w="80"/>
+              <w:bottom w:type="dxa" w:w="80"/>
+              <w:right w:type="dxa" w:w="80"/>
+            </w:tcMar>
+            <w:vAlign w:val="top"/>
+          </w:tcPr>
+          <w:p/>
+        </w:tc>
+        <w:tc>
+          <w:tcPr>
+            <w:tcW w:type="dxa" w:w="1039"/>
+            <w:tcBorders>
+              <w:top w:val="single" w:color="000000" w:sz="4" w:space="0" w:shadow="0" w:frame="0"/>
+              <w:left w:val="single" w:color="000000" w:sz="4" w:space="0" w:shadow="0" w:frame="0"/>
+              <w:bottom w:val="single" w:color="000000" w:sz="4" w:space="0" w:shadow="0" w:frame="0"/>
+              <w:right w:val="single" w:color="000000" w:sz="4" w:space="0" w:shadow="0" w:frame="0"/>
+            </w:tcBorders>
+            <w:shd w:val="clear" w:color="auto" w:fill="auto"/>
+            <w:tcMar>
+              <w:top w:type="dxa" w:w="80"/>
+              <w:left w:type="dxa" w:w="80"/>
+              <w:bottom w:type="dxa" w:w="80"/>
+              <w:right w:type="dxa" w:w="80"/>
+            </w:tcMar>
+            <w:vAlign w:val="top"/>
+          </w:tcPr>
+          <w:p/>
+        </w:tc>
+        <w:tc>
+          <w:tcPr>
             <w:tcW w:type="dxa" w:w="1038"/>
             <w:tcBorders>
               <w:top w:val="single" w:color="000000" w:sz="4" w:space="0" w:shadow="0" w:frame="0"/>
@@ -16382,47 +16579,7 @@
         </w:tc>
         <w:tc>
           <w:tcPr>
-            <w:tcW w:type="dxa" w:w="1038"/>
-            <w:tcBorders>
-              <w:top w:val="single" w:color="000000" w:sz="4" w:space="0" w:shadow="0" w:frame="0"/>
-              <w:left w:val="single" w:color="000000" w:sz="4" w:space="0" w:shadow="0" w:frame="0"/>
-              <w:bottom w:val="single" w:color="000000" w:sz="4" w:space="0" w:shadow="0" w:frame="0"/>
-              <w:right w:val="single" w:color="000000" w:sz="4" w:space="0" w:shadow="0" w:frame="0"/>
-            </w:tcBorders>
-            <w:shd w:val="clear" w:color="auto" w:fill="auto"/>
-            <w:tcMar>
-              <w:top w:type="dxa" w:w="80"/>
-              <w:left w:type="dxa" w:w="80"/>
-              <w:bottom w:type="dxa" w:w="80"/>
-              <w:right w:type="dxa" w:w="80"/>
-            </w:tcMar>
-            <w:vAlign w:val="top"/>
-          </w:tcPr>
-          <w:p/>
-        </w:tc>
-        <w:tc>
-          <w:tcPr>
-            <w:tcW w:type="dxa" w:w="1038"/>
-            <w:tcBorders>
-              <w:top w:val="single" w:color="000000" w:sz="4" w:space="0" w:shadow="0" w:frame="0"/>
-              <w:left w:val="single" w:color="000000" w:sz="4" w:space="0" w:shadow="0" w:frame="0"/>
-              <w:bottom w:val="single" w:color="000000" w:sz="4" w:space="0" w:shadow="0" w:frame="0"/>
-              <w:right w:val="single" w:color="000000" w:sz="4" w:space="0" w:shadow="0" w:frame="0"/>
-            </w:tcBorders>
-            <w:shd w:val="clear" w:color="auto" w:fill="auto"/>
-            <w:tcMar>
-              <w:top w:type="dxa" w:w="80"/>
-              <w:left w:type="dxa" w:w="80"/>
-              <w:bottom w:type="dxa" w:w="80"/>
-              <w:right w:type="dxa" w:w="80"/>
-            </w:tcMar>
-            <w:vAlign w:val="top"/>
-          </w:tcPr>
-          <w:p/>
-        </w:tc>
-        <w:tc>
-          <w:tcPr>
-            <w:tcW w:type="dxa" w:w="1038"/>
+            <w:tcW w:type="dxa" w:w="1039"/>
             <w:tcBorders>
               <w:top w:val="single" w:color="000000" w:sz="4" w:space="0" w:shadow="0" w:frame="0"/>
               <w:left w:val="single" w:color="000000" w:sz="4" w:space="0" w:shadow="0" w:frame="0"/>
@@ -16446,29 +16603,29 @@
           <w:shd w:val="clear" w:color="auto" w:fill="ced7e7"/>
         </w:tblPrEx>
         <w:trPr>
-          <w:trHeight w:val="402" w:hRule="atLeast"/>
+          <w:trHeight w:val="412" w:hRule="atLeast"/>
         </w:trPr>
         <w:tc>
           <w:tcPr>
-            <w:tcW w:type="dxa" w:w="1038"/>
-            <w:tcBorders>
-              <w:top w:val="single" w:color="000000" w:sz="4" w:space="0" w:shadow="0" w:frame="0"/>
-              <w:left w:val="single" w:color="000000" w:sz="4" w:space="0" w:shadow="0" w:frame="0"/>
-              <w:bottom w:val="single" w:color="000000" w:sz="4" w:space="0" w:shadow="0" w:frame="0"/>
-              <w:right w:val="single" w:color="000000" w:sz="4" w:space="0" w:shadow="0" w:frame="0"/>
-            </w:tcBorders>
-            <w:shd w:val="clear" w:color="auto" w:fill="auto"/>
-            <w:tcMar>
-              <w:top w:type="dxa" w:w="80"/>
-              <w:left w:type="dxa" w:w="80"/>
-              <w:bottom w:type="dxa" w:w="80"/>
-              <w:right w:type="dxa" w:w="80"/>
-            </w:tcMar>
-            <w:vAlign w:val="top"/>
-          </w:tcPr>
-          <w:p>
-            <w:pPr>
-              <w:pStyle w:val="Body"/>
+            <w:tcW w:type="dxa" w:w="1037"/>
+            <w:tcBorders>
+              <w:top w:val="single" w:color="000000" w:sz="4" w:space="0" w:shadow="0" w:frame="0"/>
+              <w:left w:val="single" w:color="000000" w:sz="4" w:space="0" w:shadow="0" w:frame="0"/>
+              <w:bottom w:val="single" w:color="000000" w:sz="4" w:space="0" w:shadow="0" w:frame="0"/>
+              <w:right w:val="single" w:color="000000" w:sz="4" w:space="0" w:shadow="0" w:frame="0"/>
+            </w:tcBorders>
+            <w:shd w:val="clear" w:color="auto" w:fill="auto"/>
+            <w:tcMar>
+              <w:top w:type="dxa" w:w="80"/>
+              <w:left w:type="dxa" w:w="80"/>
+              <w:bottom w:type="dxa" w:w="80"/>
+              <w:right w:type="dxa" w:w="80"/>
+            </w:tcMar>
+            <w:vAlign w:val="top"/>
+          </w:tcPr>
+          <w:p>
+            <w:pPr>
+              <w:pStyle w:val="Body A"/>
             </w:pPr>
             <w:r>
               <w:rPr>
@@ -16514,6 +16671,26 @@
         </w:tc>
         <w:tc>
           <w:tcPr>
+            <w:tcW w:type="dxa" w:w="1039"/>
+            <w:tcBorders>
+              <w:top w:val="single" w:color="000000" w:sz="4" w:space="0" w:shadow="0" w:frame="0"/>
+              <w:left w:val="single" w:color="000000" w:sz="4" w:space="0" w:shadow="0" w:frame="0"/>
+              <w:bottom w:val="single" w:color="000000" w:sz="4" w:space="0" w:shadow="0" w:frame="0"/>
+              <w:right w:val="single" w:color="000000" w:sz="4" w:space="0" w:shadow="0" w:frame="0"/>
+            </w:tcBorders>
+            <w:shd w:val="clear" w:color="auto" w:fill="auto"/>
+            <w:tcMar>
+              <w:top w:type="dxa" w:w="80"/>
+              <w:left w:type="dxa" w:w="80"/>
+              <w:bottom w:type="dxa" w:w="80"/>
+              <w:right w:type="dxa" w:w="80"/>
+            </w:tcMar>
+            <w:vAlign w:val="top"/>
+          </w:tcPr>
+          <w:p/>
+        </w:tc>
+        <w:tc>
+          <w:tcPr>
             <w:tcW w:type="dxa" w:w="1038"/>
             <w:tcBorders>
               <w:top w:val="single" w:color="000000" w:sz="4" w:space="0" w:shadow="0" w:frame="0"/>
@@ -16534,7 +16711,7 @@
         </w:tc>
         <w:tc>
           <w:tcPr>
-            <w:tcW w:type="dxa" w:w="1038"/>
+            <w:tcW w:type="dxa" w:w="1037"/>
             <w:tcBorders>
               <w:top w:val="single" w:color="000000" w:sz="4" w:space="0" w:shadow="0" w:frame="0"/>
               <w:left w:val="single" w:color="000000" w:sz="4" w:space="0" w:shadow="0" w:frame="0"/>
@@ -16554,45 +16731,25 @@
         </w:tc>
         <w:tc>
           <w:tcPr>
-            <w:tcW w:type="dxa" w:w="1038"/>
-            <w:tcBorders>
-              <w:top w:val="single" w:color="000000" w:sz="4" w:space="0" w:shadow="0" w:frame="0"/>
-              <w:left w:val="single" w:color="000000" w:sz="4" w:space="0" w:shadow="0" w:frame="0"/>
-              <w:bottom w:val="single" w:color="000000" w:sz="4" w:space="0" w:shadow="0" w:frame="0"/>
-              <w:right w:val="single" w:color="000000" w:sz="4" w:space="0" w:shadow="0" w:frame="0"/>
-            </w:tcBorders>
-            <w:shd w:val="clear" w:color="auto" w:fill="auto"/>
-            <w:tcMar>
-              <w:top w:type="dxa" w:w="80"/>
-              <w:left w:type="dxa" w:w="80"/>
-              <w:bottom w:type="dxa" w:w="80"/>
-              <w:right w:type="dxa" w:w="80"/>
-            </w:tcMar>
-            <w:vAlign w:val="top"/>
-          </w:tcPr>
-          <w:p/>
-        </w:tc>
-        <w:tc>
-          <w:tcPr>
-            <w:tcW w:type="dxa" w:w="1038"/>
-            <w:tcBorders>
-              <w:top w:val="single" w:color="000000" w:sz="4" w:space="0" w:shadow="0" w:frame="0"/>
-              <w:left w:val="single" w:color="000000" w:sz="4" w:space="0" w:shadow="0" w:frame="0"/>
-              <w:bottom w:val="single" w:color="000000" w:sz="4" w:space="0" w:shadow="0" w:frame="0"/>
-              <w:right w:val="single" w:color="000000" w:sz="4" w:space="0" w:shadow="0" w:frame="0"/>
-            </w:tcBorders>
-            <w:shd w:val="clear" w:color="auto" w:fill="auto"/>
-            <w:tcMar>
-              <w:top w:type="dxa" w:w="80"/>
-              <w:left w:type="dxa" w:w="80"/>
-              <w:bottom w:type="dxa" w:w="80"/>
-              <w:right w:type="dxa" w:w="80"/>
-            </w:tcMar>
-            <w:vAlign w:val="top"/>
-          </w:tcPr>
-          <w:p>
-            <w:pPr>
-              <w:pStyle w:val="Body"/>
+            <w:tcW w:type="dxa" w:w="1039"/>
+            <w:tcBorders>
+              <w:top w:val="single" w:color="000000" w:sz="4" w:space="0" w:shadow="0" w:frame="0"/>
+              <w:left w:val="single" w:color="000000" w:sz="4" w:space="0" w:shadow="0" w:frame="0"/>
+              <w:bottom w:val="single" w:color="000000" w:sz="4" w:space="0" w:shadow="0" w:frame="0"/>
+              <w:right w:val="single" w:color="000000" w:sz="4" w:space="0" w:shadow="0" w:frame="0"/>
+            </w:tcBorders>
+            <w:shd w:val="clear" w:color="auto" w:fill="auto"/>
+            <w:tcMar>
+              <w:top w:type="dxa" w:w="80"/>
+              <w:left w:type="dxa" w:w="80"/>
+              <w:bottom w:type="dxa" w:w="80"/>
+              <w:right w:type="dxa" w:w="80"/>
+            </w:tcMar>
+            <w:vAlign w:val="top"/>
+          </w:tcPr>
+          <w:p>
+            <w:pPr>
+              <w:pStyle w:val="Body A"/>
               <w:jc w:val="center"/>
             </w:pPr>
             <w:r>
@@ -16611,25 +16768,25 @@
         </w:tc>
         <w:tc>
           <w:tcPr>
-            <w:tcW w:type="dxa" w:w="1038"/>
-            <w:tcBorders>
-              <w:top w:val="single" w:color="000000" w:sz="4" w:space="0" w:shadow="0" w:frame="0"/>
-              <w:left w:val="single" w:color="000000" w:sz="4" w:space="0" w:shadow="0" w:frame="0"/>
-              <w:bottom w:val="single" w:color="000000" w:sz="4" w:space="0" w:shadow="0" w:frame="0"/>
-              <w:right w:val="single" w:color="000000" w:sz="4" w:space="0" w:shadow="0" w:frame="0"/>
-            </w:tcBorders>
-            <w:shd w:val="clear" w:color="auto" w:fill="auto"/>
-            <w:tcMar>
-              <w:top w:type="dxa" w:w="80"/>
-              <w:left w:type="dxa" w:w="80"/>
-              <w:bottom w:type="dxa" w:w="80"/>
-              <w:right w:type="dxa" w:w="80"/>
-            </w:tcMar>
-            <w:vAlign w:val="top"/>
-          </w:tcPr>
-          <w:p>
-            <w:pPr>
-              <w:pStyle w:val="Body"/>
+            <w:tcW w:type="dxa" w:w="1039"/>
+            <w:tcBorders>
+              <w:top w:val="single" w:color="000000" w:sz="4" w:space="0" w:shadow="0" w:frame="0"/>
+              <w:left w:val="single" w:color="000000" w:sz="4" w:space="0" w:shadow="0" w:frame="0"/>
+              <w:bottom w:val="single" w:color="000000" w:sz="4" w:space="0" w:shadow="0" w:frame="0"/>
+              <w:right w:val="single" w:color="000000" w:sz="4" w:space="0" w:shadow="0" w:frame="0"/>
+            </w:tcBorders>
+            <w:shd w:val="clear" w:color="auto" w:fill="auto"/>
+            <w:tcMar>
+              <w:top w:type="dxa" w:w="80"/>
+              <w:left w:type="dxa" w:w="80"/>
+              <w:bottom w:type="dxa" w:w="80"/>
+              <w:right w:type="dxa" w:w="80"/>
+            </w:tcMar>
+            <w:vAlign w:val="top"/>
+          </w:tcPr>
+          <w:p>
+            <w:pPr>
+              <w:pStyle w:val="Body A"/>
               <w:jc w:val="center"/>
             </w:pPr>
             <w:r>
@@ -16666,7 +16823,7 @@
           </w:tcPr>
           <w:p>
             <w:pPr>
-              <w:pStyle w:val="Body"/>
+              <w:pStyle w:val="Body A"/>
               <w:jc w:val="center"/>
             </w:pPr>
             <w:r>
@@ -16685,25 +16842,25 @@
         </w:tc>
         <w:tc>
           <w:tcPr>
-            <w:tcW w:type="dxa" w:w="1038"/>
-            <w:tcBorders>
-              <w:top w:val="single" w:color="000000" w:sz="4" w:space="0" w:shadow="0" w:frame="0"/>
-              <w:left w:val="single" w:color="000000" w:sz="4" w:space="0" w:shadow="0" w:frame="0"/>
-              <w:bottom w:val="single" w:color="000000" w:sz="4" w:space="0" w:shadow="0" w:frame="0"/>
-              <w:right w:val="single" w:color="000000" w:sz="4" w:space="0" w:shadow="0" w:frame="0"/>
-            </w:tcBorders>
-            <w:shd w:val="clear" w:color="auto" w:fill="auto"/>
-            <w:tcMar>
-              <w:top w:type="dxa" w:w="80"/>
-              <w:left w:type="dxa" w:w="80"/>
-              <w:bottom w:type="dxa" w:w="80"/>
-              <w:right w:type="dxa" w:w="80"/>
-            </w:tcMar>
-            <w:vAlign w:val="top"/>
-          </w:tcPr>
-          <w:p>
-            <w:pPr>
-              <w:pStyle w:val="Body"/>
+            <w:tcW w:type="dxa" w:w="1039"/>
+            <w:tcBorders>
+              <w:top w:val="single" w:color="000000" w:sz="4" w:space="0" w:shadow="0" w:frame="0"/>
+              <w:left w:val="single" w:color="000000" w:sz="4" w:space="0" w:shadow="0" w:frame="0"/>
+              <w:bottom w:val="single" w:color="000000" w:sz="4" w:space="0" w:shadow="0" w:frame="0"/>
+              <w:right w:val="single" w:color="000000" w:sz="4" w:space="0" w:shadow="0" w:frame="0"/>
+            </w:tcBorders>
+            <w:shd w:val="clear" w:color="auto" w:fill="auto"/>
+            <w:tcMar>
+              <w:top w:type="dxa" w:w="80"/>
+              <w:left w:type="dxa" w:w="80"/>
+              <w:bottom w:type="dxa" w:w="80"/>
+              <w:right w:type="dxa" w:w="80"/>
+            </w:tcMar>
+            <w:vAlign w:val="top"/>
+          </w:tcPr>
+          <w:p>
+            <w:pPr>
+              <w:pStyle w:val="Body A"/>
               <w:jc w:val="center"/>
             </w:pPr>
             <w:r>
@@ -16724,7 +16881,16 @@
     </w:tbl>
     <w:p>
       <w:pPr>
-        <w:pStyle w:val="Body"/>
+        <w:pStyle w:val="Body A"/>
+        <w:widowControl w:val="0"/>
+        <w:spacing w:after="40"/>
+        <w:ind w:left="108" w:hanging="108"/>
+        <w:jc w:val="center"/>
+      </w:pPr>
+    </w:p>
+    <w:p>
+      <w:pPr>
+        <w:pStyle w:val="Body A"/>
         <w:widowControl w:val="0"/>
         <w:spacing w:after="40"/>
         <w:jc w:val="center"/>
@@ -16732,13 +16898,13 @@
     </w:p>
     <w:p>
       <w:pPr>
-        <w:pStyle w:val="Body"/>
+        <w:pStyle w:val="Body A"/>
         <w:spacing w:after="120"/>
       </w:pPr>
     </w:p>
     <w:p>
       <w:pPr>
-        <w:pStyle w:val="Body"/>
+        <w:pStyle w:val="Body A"/>
         <w:spacing w:after="40" w:line="360" w:lineRule="auto"/>
         <w:jc w:val="both"/>
       </w:pPr>
@@ -16760,6 +16926,7 @@
           <w:sz w:val="26"/>
           <w:szCs w:val="26"/>
           <w:rtl w:val="0"/>
+          <w:lang w:val="en-US"/>
         </w:rPr>
         <w:t>2 (</w:t>
       </w:r>
@@ -16781,6 +16948,7 @@
           <w:sz w:val="26"/>
           <w:szCs w:val="26"/>
           <w:rtl w:val="0"/>
+          <w:lang w:val="en-US"/>
         </w:rPr>
         <w:t>inside = c1 &amp;&amp; c2 &amp;&amp; c3 &amp;&amp; c4):</w:t>
       </w:r>
@@ -16789,7 +16957,7 @@
       <w:tblPr>
         <w:tblW w:w="9350" w:type="dxa"/>
         <w:jc w:val="center"/>
-        <w:tblInd w:w="108" w:type="dxa"/>
+        <w:tblInd w:w="216" w:type="dxa"/>
         <w:tblBorders>
           <w:top w:val="single" w:color="ffffff" w:sz="8" w:space="0" w:shadow="0" w:frame="0"/>
           <w:left w:val="single" w:color="ffffff" w:sz="8" w:space="0" w:shadow="0" w:frame="0"/>
@@ -16819,7 +16987,7 @@
           <w:shd w:val="clear" w:color="auto" w:fill="ced7e7"/>
         </w:tblPrEx>
         <w:trPr>
-          <w:trHeight w:val="602" w:hRule="atLeast"/>
+          <w:trHeight w:val="612" w:hRule="atLeast"/>
         </w:trPr>
         <w:tc>
           <w:tcPr>
@@ -16841,7 +17009,7 @@
           </w:tcPr>
           <w:p>
             <w:pPr>
-              <w:pStyle w:val="Body"/>
+              <w:pStyle w:val="Body A"/>
               <w:jc w:val="center"/>
             </w:pPr>
             <w:r>
@@ -16902,7 +17070,7 @@
           </w:tcPr>
           <w:p>
             <w:pPr>
-              <w:pStyle w:val="Body"/>
+              <w:pStyle w:val="Body A"/>
               <w:jc w:val="center"/>
             </w:pPr>
             <w:r>
@@ -16939,7 +17107,7 @@
           </w:tcPr>
           <w:p>
             <w:pPr>
-              <w:pStyle w:val="Body"/>
+              <w:pStyle w:val="Body A"/>
               <w:jc w:val="center"/>
             </w:pPr>
             <w:r>
@@ -16976,7 +17144,7 @@
           </w:tcPr>
           <w:p>
             <w:pPr>
-              <w:pStyle w:val="Body"/>
+              <w:pStyle w:val="Body A"/>
               <w:jc w:val="center"/>
             </w:pPr>
             <w:r>
@@ -17013,7 +17181,7 @@
           </w:tcPr>
           <w:p>
             <w:pPr>
-              <w:pStyle w:val="Body"/>
+              <w:pStyle w:val="Body A"/>
               <w:jc w:val="center"/>
             </w:pPr>
             <w:r>
@@ -17050,7 +17218,7 @@
           </w:tcPr>
           <w:p>
             <w:pPr>
-              <w:pStyle w:val="Body"/>
+              <w:pStyle w:val="Body A"/>
               <w:jc w:val="center"/>
             </w:pPr>
             <w:r>
@@ -17087,7 +17255,7 @@
           </w:tcPr>
           <w:p>
             <w:pPr>
-              <w:pStyle w:val="Body"/>
+              <w:pStyle w:val="Body A"/>
               <w:jc w:val="center"/>
             </w:pPr>
             <w:r>
@@ -17124,7 +17292,7 @@
           </w:tcPr>
           <w:p>
             <w:pPr>
-              <w:pStyle w:val="Body"/>
+              <w:pStyle w:val="Body A"/>
               <w:jc w:val="center"/>
             </w:pPr>
             <w:r>
@@ -17161,7 +17329,7 @@
           </w:tcPr>
           <w:p>
             <w:pPr>
-              <w:pStyle w:val="Body"/>
+              <w:pStyle w:val="Body A"/>
               <w:jc w:val="center"/>
             </w:pPr>
             <w:r>
@@ -17198,7 +17366,7 @@
           </w:tcPr>
           <w:p>
             <w:pPr>
-              <w:pStyle w:val="Body"/>
+              <w:pStyle w:val="Body A"/>
               <w:jc w:val="center"/>
             </w:pPr>
             <w:r>
@@ -17235,7 +17403,7 @@
           </w:tcPr>
           <w:p>
             <w:pPr>
-              <w:pStyle w:val="Body"/>
+              <w:pStyle w:val="Body A"/>
               <w:jc w:val="center"/>
             </w:pPr>
             <w:r>
@@ -17258,7 +17426,7 @@
           <w:shd w:val="clear" w:color="auto" w:fill="ced7e7"/>
         </w:tblPrEx>
         <w:trPr>
-          <w:trHeight w:val="802" w:hRule="atLeast"/>
+          <w:trHeight w:val="812" w:hRule="atLeast"/>
         </w:trPr>
         <w:tc>
           <w:tcPr>
@@ -17280,7 +17448,7 @@
           </w:tcPr>
           <w:p>
             <w:pPr>
-              <w:pStyle w:val="Body"/>
+              <w:pStyle w:val="Body A"/>
             </w:pPr>
             <w:r>
               <w:rPr>
@@ -17344,7 +17512,7 @@
           </w:tcPr>
           <w:p>
             <w:pPr>
-              <w:pStyle w:val="Body"/>
+              <w:pStyle w:val="Body A"/>
               <w:jc w:val="center"/>
             </w:pPr>
             <w:r>
@@ -17381,7 +17549,7 @@
           </w:tcPr>
           <w:p>
             <w:pPr>
-              <w:pStyle w:val="Body"/>
+              <w:pStyle w:val="Body A"/>
               <w:jc w:val="center"/>
             </w:pPr>
             <w:r>
@@ -17418,7 +17586,7 @@
           </w:tcPr>
           <w:p>
             <w:pPr>
-              <w:pStyle w:val="Body"/>
+              <w:pStyle w:val="Body A"/>
               <w:jc w:val="center"/>
             </w:pPr>
             <w:r>
@@ -17455,7 +17623,7 @@
           </w:tcPr>
           <w:p>
             <w:pPr>
-              <w:pStyle w:val="Body"/>
+              <w:pStyle w:val="Body A"/>
               <w:jc w:val="center"/>
             </w:pPr>
             <w:r>
@@ -17492,7 +17660,7 @@
           </w:tcPr>
           <w:p>
             <w:pPr>
-              <w:pStyle w:val="Body"/>
+              <w:pStyle w:val="Body A"/>
               <w:jc w:val="center"/>
             </w:pPr>
             <w:r>
@@ -17529,7 +17697,7 @@
           </w:tcPr>
           <w:p>
             <w:pPr>
-              <w:pStyle w:val="Body"/>
+              <w:pStyle w:val="Body A"/>
               <w:jc w:val="center"/>
             </w:pPr>
             <w:r>
@@ -17586,7 +17754,7 @@
           </w:tcPr>
           <w:p>
             <w:pPr>
-              <w:pStyle w:val="Body"/>
+              <w:pStyle w:val="Body A"/>
               <w:jc w:val="center"/>
             </w:pPr>
             <w:r>
@@ -17623,7 +17791,7 @@
           </w:tcPr>
           <w:p>
             <w:pPr>
-              <w:pStyle w:val="Body"/>
+              <w:pStyle w:val="Body A"/>
               <w:jc w:val="center"/>
             </w:pPr>
             <w:r>
@@ -17660,7 +17828,7 @@
           </w:tcPr>
           <w:p>
             <w:pPr>
-              <w:pStyle w:val="Body"/>
+              <w:pStyle w:val="Body A"/>
               <w:jc w:val="center"/>
             </w:pPr>
             <w:r>
@@ -17683,7 +17851,7 @@
           <w:shd w:val="clear" w:color="auto" w:fill="ced7e7"/>
         </w:tblPrEx>
         <w:trPr>
-          <w:trHeight w:val="402" w:hRule="atLeast"/>
+          <w:trHeight w:val="412" w:hRule="atLeast"/>
         </w:trPr>
         <w:tc>
           <w:tcPr>
@@ -17705,7 +17873,7 @@
           </w:tcPr>
           <w:p>
             <w:pPr>
-              <w:pStyle w:val="Body"/>
+              <w:pStyle w:val="Body A"/>
             </w:pPr>
             <w:r>
               <w:rPr>
@@ -17869,7 +18037,7 @@
           </w:tcPr>
           <w:p>
             <w:pPr>
-              <w:pStyle w:val="Body"/>
+              <w:pStyle w:val="Body A"/>
               <w:jc w:val="center"/>
             </w:pPr>
             <w:r>
@@ -17952,7 +18120,7 @@
           <w:shd w:val="clear" w:color="auto" w:fill="ced7e7"/>
         </w:tblPrEx>
         <w:trPr>
-          <w:trHeight w:val="802" w:hRule="atLeast"/>
+          <w:trHeight w:val="812" w:hRule="atLeast"/>
         </w:trPr>
         <w:tc>
           <w:tcPr>
@@ -17974,7 +18142,7 @@
           </w:tcPr>
           <w:p>
             <w:pPr>
-              <w:pStyle w:val="Body"/>
+              <w:pStyle w:val="Body A"/>
             </w:pPr>
             <w:r>
               <w:rPr>
@@ -18038,7 +18206,7 @@
           </w:tcPr>
           <w:p>
             <w:pPr>
-              <w:pStyle w:val="Body"/>
+              <w:pStyle w:val="Body A"/>
               <w:jc w:val="center"/>
             </w:pPr>
             <w:r>
@@ -18075,7 +18243,7 @@
           </w:tcPr>
           <w:p>
             <w:pPr>
-              <w:pStyle w:val="Body"/>
+              <w:pStyle w:val="Body A"/>
               <w:jc w:val="center"/>
             </w:pPr>
             <w:r>
@@ -18112,7 +18280,7 @@
           </w:tcPr>
           <w:p>
             <w:pPr>
-              <w:pStyle w:val="Body"/>
+              <w:pStyle w:val="Body A"/>
               <w:jc w:val="center"/>
             </w:pPr>
             <w:r>
@@ -18149,7 +18317,7 @@
           </w:tcPr>
           <w:p>
             <w:pPr>
-              <w:pStyle w:val="Body"/>
+              <w:pStyle w:val="Body A"/>
               <w:jc w:val="center"/>
             </w:pPr>
             <w:r>
@@ -18186,7 +18354,7 @@
           </w:tcPr>
           <w:p>
             <w:pPr>
-              <w:pStyle w:val="Body"/>
+              <w:pStyle w:val="Body A"/>
               <w:jc w:val="center"/>
             </w:pPr>
             <w:r>
@@ -18243,7 +18411,7 @@
           </w:tcPr>
           <w:p>
             <w:pPr>
-              <w:pStyle w:val="Body"/>
+              <w:pStyle w:val="Body A"/>
               <w:jc w:val="center"/>
             </w:pPr>
             <w:r>
@@ -18300,7 +18468,7 @@
           </w:tcPr>
           <w:p>
             <w:pPr>
-              <w:pStyle w:val="Body"/>
+              <w:pStyle w:val="Body A"/>
               <w:jc w:val="center"/>
             </w:pPr>
             <w:r>
@@ -18337,7 +18505,7 @@
           </w:tcPr>
           <w:p>
             <w:pPr>
-              <w:pStyle w:val="Body"/>
+              <w:pStyle w:val="Body A"/>
               <w:jc w:val="center"/>
             </w:pPr>
             <w:r>
@@ -18360,7 +18528,7 @@
           <w:shd w:val="clear" w:color="auto" w:fill="ced7e7"/>
         </w:tblPrEx>
         <w:trPr>
-          <w:trHeight w:val="402" w:hRule="atLeast"/>
+          <w:trHeight w:val="412" w:hRule="atLeast"/>
         </w:trPr>
         <w:tc>
           <w:tcPr>
@@ -18382,7 +18550,7 @@
           </w:tcPr>
           <w:p>
             <w:pPr>
-              <w:pStyle w:val="Body"/>
+              <w:pStyle w:val="Body A"/>
             </w:pPr>
             <w:r>
               <w:rPr>
@@ -18526,7 +18694,7 @@
           </w:tcPr>
           <w:p>
             <w:pPr>
-              <w:pStyle w:val="Body"/>
+              <w:pStyle w:val="Body A"/>
               <w:jc w:val="center"/>
             </w:pPr>
             <w:r>
@@ -18583,7 +18751,7 @@
           </w:tcPr>
           <w:p>
             <w:pPr>
-              <w:pStyle w:val="Body"/>
+              <w:pStyle w:val="Body A"/>
               <w:jc w:val="center"/>
             </w:pPr>
             <w:r>
@@ -18646,7 +18814,7 @@
           <w:shd w:val="clear" w:color="auto" w:fill="ced7e7"/>
         </w:tblPrEx>
         <w:trPr>
-          <w:trHeight w:val="802" w:hRule="atLeast"/>
+          <w:trHeight w:val="812" w:hRule="atLeast"/>
         </w:trPr>
         <w:tc>
           <w:tcPr>
@@ -18668,7 +18836,7 @@
           </w:tcPr>
           <w:p>
             <w:pPr>
-              <w:pStyle w:val="Body"/>
+              <w:pStyle w:val="Body A"/>
             </w:pPr>
             <w:r>
               <w:rPr>
@@ -18732,7 +18900,7 @@
           </w:tcPr>
           <w:p>
             <w:pPr>
-              <w:pStyle w:val="Body"/>
+              <w:pStyle w:val="Body A"/>
               <w:jc w:val="center"/>
             </w:pPr>
             <w:r>
@@ -18769,7 +18937,7 @@
           </w:tcPr>
           <w:p>
             <w:pPr>
-              <w:pStyle w:val="Body"/>
+              <w:pStyle w:val="Body A"/>
               <w:jc w:val="center"/>
             </w:pPr>
             <w:r>
@@ -18806,7 +18974,7 @@
           </w:tcPr>
           <w:p>
             <w:pPr>
-              <w:pStyle w:val="Body"/>
+              <w:pStyle w:val="Body A"/>
               <w:jc w:val="center"/>
             </w:pPr>
             <w:r>
@@ -18843,7 +19011,7 @@
           </w:tcPr>
           <w:p>
             <w:pPr>
-              <w:pStyle w:val="Body"/>
+              <w:pStyle w:val="Body A"/>
               <w:jc w:val="center"/>
             </w:pPr>
             <w:r>
@@ -18880,7 +19048,7 @@
           </w:tcPr>
           <w:p>
             <w:pPr>
-              <w:pStyle w:val="Body"/>
+              <w:pStyle w:val="Body A"/>
               <w:jc w:val="center"/>
             </w:pPr>
             <w:r>
@@ -18937,7 +19105,7 @@
           </w:tcPr>
           <w:p>
             <w:pPr>
-              <w:pStyle w:val="Body"/>
+              <w:pStyle w:val="Body A"/>
               <w:jc w:val="center"/>
             </w:pPr>
             <w:r>
@@ -18974,7 +19142,7 @@
           </w:tcPr>
           <w:p>
             <w:pPr>
-              <w:pStyle w:val="Body"/>
+              <w:pStyle w:val="Body A"/>
               <w:jc w:val="center"/>
             </w:pPr>
             <w:r>
@@ -19031,7 +19199,7 @@
           </w:tcPr>
           <w:p>
             <w:pPr>
-              <w:pStyle w:val="Body"/>
+              <w:pStyle w:val="Body A"/>
               <w:jc w:val="center"/>
             </w:pPr>
             <w:r>
@@ -19054,7 +19222,7 @@
           <w:shd w:val="clear" w:color="auto" w:fill="ced7e7"/>
         </w:tblPrEx>
         <w:trPr>
-          <w:trHeight w:val="402" w:hRule="atLeast"/>
+          <w:trHeight w:val="412" w:hRule="atLeast"/>
         </w:trPr>
         <w:tc>
           <w:tcPr>
@@ -19076,7 +19244,7 @@
           </w:tcPr>
           <w:p>
             <w:pPr>
-              <w:pStyle w:val="Body"/>
+              <w:pStyle w:val="Body A"/>
             </w:pPr>
             <w:r>
               <w:rPr>
@@ -19220,7 +19388,7 @@
           </w:tcPr>
           <w:p>
             <w:pPr>
-              <w:pStyle w:val="Body"/>
+              <w:pStyle w:val="Body A"/>
               <w:jc w:val="center"/>
             </w:pPr>
             <w:r>
@@ -19297,7 +19465,7 @@
           </w:tcPr>
           <w:p>
             <w:pPr>
-              <w:pStyle w:val="Body"/>
+              <w:pStyle w:val="Body A"/>
               <w:jc w:val="center"/>
             </w:pPr>
             <w:r>
@@ -19340,7 +19508,7 @@
           <w:shd w:val="clear" w:color="auto" w:fill="ced7e7"/>
         </w:tblPrEx>
         <w:trPr>
-          <w:trHeight w:val="802" w:hRule="atLeast"/>
+          <w:trHeight w:val="812" w:hRule="atLeast"/>
         </w:trPr>
         <w:tc>
           <w:tcPr>
@@ -19362,7 +19530,7 @@
           </w:tcPr>
           <w:p>
             <w:pPr>
-              <w:pStyle w:val="Body"/>
+              <w:pStyle w:val="Body A"/>
             </w:pPr>
             <w:r>
               <w:rPr>
@@ -19426,7 +19594,7 @@
           </w:tcPr>
           <w:p>
             <w:pPr>
-              <w:pStyle w:val="Body"/>
+              <w:pStyle w:val="Body A"/>
               <w:jc w:val="center"/>
             </w:pPr>
             <w:r>
@@ -19463,7 +19631,7 @@
           </w:tcPr>
           <w:p>
             <w:pPr>
-              <w:pStyle w:val="Body"/>
+              <w:pStyle w:val="Body A"/>
               <w:jc w:val="center"/>
             </w:pPr>
             <w:r>
@@ -19500,7 +19668,7 @@
           </w:tcPr>
           <w:p>
             <w:pPr>
-              <w:pStyle w:val="Body"/>
+              <w:pStyle w:val="Body A"/>
               <w:jc w:val="center"/>
             </w:pPr>
             <w:r>
@@ -19537,7 +19705,7 @@
           </w:tcPr>
           <w:p>
             <w:pPr>
-              <w:pStyle w:val="Body"/>
+              <w:pStyle w:val="Body A"/>
               <w:jc w:val="center"/>
             </w:pPr>
             <w:r>
@@ -19574,7 +19742,7 @@
           </w:tcPr>
           <w:p>
             <w:pPr>
-              <w:pStyle w:val="Body"/>
+              <w:pStyle w:val="Body A"/>
               <w:jc w:val="center"/>
             </w:pPr>
             <w:r>
@@ -19611,7 +19779,7 @@
           </w:tcPr>
           <w:p>
             <w:pPr>
-              <w:pStyle w:val="Body"/>
+              <w:pStyle w:val="Body A"/>
               <w:jc w:val="center"/>
             </w:pPr>
             <w:r>
@@ -19648,7 +19816,7 @@
           </w:tcPr>
           <w:p>
             <w:pPr>
-              <w:pStyle w:val="Body"/>
+              <w:pStyle w:val="Body A"/>
               <w:jc w:val="center"/>
             </w:pPr>
             <w:r>
@@ -19685,7 +19853,7 @@
           </w:tcPr>
           <w:p>
             <w:pPr>
-              <w:pStyle w:val="Body"/>
+              <w:pStyle w:val="Body A"/>
               <w:jc w:val="center"/>
             </w:pPr>
             <w:r>
@@ -19722,7 +19890,7 @@
           </w:tcPr>
           <w:p>
             <w:pPr>
-              <w:pStyle w:val="Body"/>
+              <w:pStyle w:val="Body A"/>
               <w:jc w:val="center"/>
             </w:pPr>
             <w:r>
@@ -19765,7 +19933,7 @@
           <w:shd w:val="clear" w:color="auto" w:fill="ced7e7"/>
         </w:tblPrEx>
         <w:trPr>
-          <w:trHeight w:val="402" w:hRule="atLeast"/>
+          <w:trHeight w:val="412" w:hRule="atLeast"/>
         </w:trPr>
         <w:tc>
           <w:tcPr>
@@ -19787,7 +19955,7 @@
           </w:tcPr>
           <w:p>
             <w:pPr>
-              <w:pStyle w:val="Body"/>
+              <w:pStyle w:val="Body A"/>
             </w:pPr>
             <w:r>
               <w:rPr>
@@ -20011,7 +20179,7 @@
           </w:tcPr>
           <w:p>
             <w:pPr>
-              <w:pStyle w:val="Body"/>
+              <w:pStyle w:val="Body A"/>
               <w:jc w:val="center"/>
             </w:pPr>
             <w:r>
@@ -20034,7 +20202,7 @@
           <w:shd w:val="clear" w:color="auto" w:fill="ced7e7"/>
         </w:tblPrEx>
         <w:trPr>
-          <w:trHeight w:val="402" w:hRule="atLeast"/>
+          <w:trHeight w:val="412" w:hRule="atLeast"/>
         </w:trPr>
         <w:tc>
           <w:tcPr>
@@ -20056,7 +20224,7 @@
           </w:tcPr>
           <w:p>
             <w:pPr>
-              <w:pStyle w:val="Body"/>
+              <w:pStyle w:val="Body A"/>
             </w:pPr>
             <w:r>
               <w:rPr>
@@ -20100,7 +20268,7 @@
           </w:tcPr>
           <w:p>
             <w:pPr>
-              <w:pStyle w:val="Body"/>
+              <w:pStyle w:val="Body A"/>
               <w:jc w:val="center"/>
             </w:pPr>
             <w:r>
@@ -20137,7 +20305,7 @@
           </w:tcPr>
           <w:p>
             <w:pPr>
-              <w:pStyle w:val="Body"/>
+              <w:pStyle w:val="Body A"/>
               <w:jc w:val="center"/>
             </w:pPr>
             <w:r>
@@ -20174,7 +20342,7 @@
           </w:tcPr>
           <w:p>
             <w:pPr>
-              <w:pStyle w:val="Body"/>
+              <w:pStyle w:val="Body A"/>
               <w:jc w:val="center"/>
             </w:pPr>
             <w:r>
@@ -20211,7 +20379,7 @@
           </w:tcPr>
           <w:p>
             <w:pPr>
-              <w:pStyle w:val="Body"/>
+              <w:pStyle w:val="Body A"/>
               <w:jc w:val="center"/>
             </w:pPr>
             <w:r>
@@ -20248,7 +20416,7 @@
           </w:tcPr>
           <w:p>
             <w:pPr>
-              <w:pStyle w:val="Body"/>
+              <w:pStyle w:val="Body A"/>
               <w:jc w:val="center"/>
             </w:pPr>
             <w:r>
@@ -20371,7 +20539,7 @@
           <w:shd w:val="clear" w:color="auto" w:fill="ced7e7"/>
         </w:tblPrEx>
         <w:trPr>
-          <w:trHeight w:val="402" w:hRule="atLeast"/>
+          <w:trHeight w:val="412" w:hRule="atLeast"/>
         </w:trPr>
         <w:tc>
           <w:tcPr>
@@ -20393,7 +20561,7 @@
           </w:tcPr>
           <w:p>
             <w:pPr>
-              <w:pStyle w:val="Body"/>
+              <w:pStyle w:val="Body A"/>
             </w:pPr>
             <w:r>
               <w:rPr>
@@ -20537,7 +20705,7 @@
           </w:tcPr>
           <w:p>
             <w:pPr>
-              <w:pStyle w:val="Body"/>
+              <w:pStyle w:val="Body A"/>
               <w:jc w:val="center"/>
             </w:pPr>
             <w:r>
@@ -20574,7 +20742,7 @@
           </w:tcPr>
           <w:p>
             <w:pPr>
-              <w:pStyle w:val="Body"/>
+              <w:pStyle w:val="Body A"/>
               <w:jc w:val="center"/>
             </w:pPr>
             <w:r>
@@ -20611,7 +20779,7 @@
           </w:tcPr>
           <w:p>
             <w:pPr>
-              <w:pStyle w:val="Body"/>
+              <w:pStyle w:val="Body A"/>
               <w:jc w:val="center"/>
             </w:pPr>
             <w:r>
@@ -20648,7 +20816,7 @@
           </w:tcPr>
           <w:p>
             <w:pPr>
-              <w:pStyle w:val="Body"/>
+              <w:pStyle w:val="Body A"/>
               <w:jc w:val="center"/>
             </w:pPr>
             <w:r>
@@ -20685,7 +20853,7 @@
           </w:tcPr>
           <w:p>
             <w:pPr>
-              <w:pStyle w:val="Body"/>
+              <w:pStyle w:val="Body A"/>
               <w:jc w:val="center"/>
             </w:pPr>
             <w:r>
@@ -20706,7 +20874,16 @@
     </w:tbl>
     <w:p>
       <w:pPr>
-        <w:pStyle w:val="Body"/>
+        <w:pStyle w:val="Body A"/>
+        <w:widowControl w:val="0"/>
+        <w:spacing w:after="40"/>
+        <w:ind w:left="108" w:hanging="108"/>
+        <w:jc w:val="center"/>
+      </w:pPr>
+    </w:p>
+    <w:p>
+      <w:pPr>
+        <w:pStyle w:val="Body A"/>
         <w:widowControl w:val="0"/>
         <w:spacing w:after="40"/>
         <w:jc w:val="center"/>
@@ -20714,13 +20891,13 @@
     </w:p>
     <w:p>
       <w:pPr>
-        <w:pStyle w:val="Body"/>
+        <w:pStyle w:val="Body A"/>
         <w:spacing w:after="120"/>
       </w:pPr>
     </w:p>
     <w:p>
       <w:pPr>
-        <w:pStyle w:val="Body"/>
+        <w:pStyle w:val="Body A"/>
         <w:spacing w:after="120" w:line="360" w:lineRule="auto"/>
         <w:jc w:val="both"/>
       </w:pPr>
@@ -20756,6 +20933,7 @@
           <w:sz w:val="26"/>
           <w:szCs w:val="26"/>
           <w:rtl w:val="0"/>
+          <w:lang w:val="en-US"/>
         </w:rPr>
         <w:t xml:space="preserve">, </w:t>
       </w:r>
@@ -20773,6 +20951,7 @@
           <w:sz w:val="26"/>
           <w:szCs w:val="26"/>
           <w:rtl w:val="0"/>
+          <w:lang w:val="en-US"/>
         </w:rPr>
         <w:t xml:space="preserve">T19 </w:t>
       </w:r>
@@ -20815,7 +20994,7 @@
     </w:p>
     <w:p>
       <w:pPr>
-        <w:pStyle w:val="Body"/>
+        <w:pStyle w:val="Body A"/>
         <w:spacing w:before="240" w:after="200"/>
         <w:jc w:val="center"/>
       </w:pPr>
@@ -20826,6 +21005,7 @@
           <w:sz w:val="32"/>
           <w:szCs w:val="32"/>
           <w:rtl w:val="0"/>
+          <w:lang w:val="en-US"/>
         </w:rPr>
         <w:t xml:space="preserve">5. </w:t>
       </w:r>
@@ -20843,7 +21023,7 @@
     </w:p>
     <w:p>
       <w:pPr>
-        <w:pStyle w:val="Body"/>
+        <w:pStyle w:val="Body A"/>
         <w:spacing w:after="120" w:line="360" w:lineRule="auto"/>
         <w:jc w:val="both"/>
       </w:pPr>
@@ -20861,6 +21041,7 @@
           <w:sz w:val="26"/>
           <w:szCs w:val="26"/>
           <w:rtl w:val="0"/>
+          <w:lang w:val="en-US"/>
         </w:rPr>
         <w:t xml:space="preserve">C#, </w:t>
       </w:r>
@@ -20878,6 +21059,7 @@
           <w:sz w:val="26"/>
           <w:szCs w:val="26"/>
           <w:rtl w:val="0"/>
+          <w:lang w:val="en-US"/>
         </w:rPr>
         <w:t xml:space="preserve">22: </w:t>
       </w:r>
@@ -20913,6 +21095,7 @@
           <w:sz w:val="26"/>
           <w:szCs w:val="26"/>
           <w:rtl w:val="0"/>
+          <w:lang w:val="en-US"/>
         </w:rPr>
         <w:t>/</w:t>
       </w:r>
@@ -20948,6 +21131,7 @@
           <w:sz w:val="26"/>
           <w:szCs w:val="26"/>
           <w:rtl w:val="0"/>
+          <w:lang w:val="en-US"/>
         </w:rPr>
         <w:t xml:space="preserve">; </w:t>
       </w:r>
@@ -20965,6 +21149,7 @@
           <w:sz w:val="26"/>
           <w:szCs w:val="26"/>
           <w:rtl w:val="0"/>
+          <w:lang w:val="en-US"/>
         </w:rPr>
         <w:t xml:space="preserve">; </w:t>
       </w:r>
@@ -21007,7 +21192,7 @@
     </w:p>
     <w:p>
       <w:pPr>
-        <w:pStyle w:val="Body"/>
+        <w:pStyle w:val="Body A"/>
         <w:spacing w:after="120" w:line="360" w:lineRule="auto"/>
         <w:jc w:val="both"/>
       </w:pPr>
@@ -21025,6 +21210,7 @@
           <w:sz w:val="26"/>
           <w:szCs w:val="26"/>
           <w:rtl w:val="0"/>
+          <w:lang w:val="en-US"/>
         </w:rPr>
         <w:t xml:space="preserve">19 </w:t>
       </w:r>
@@ -21042,6 +21228,7 @@
           <w:sz w:val="26"/>
           <w:szCs w:val="26"/>
           <w:rtl w:val="0"/>
+          <w:lang w:val="en-US"/>
         </w:rPr>
         <w:t xml:space="preserve">, </w:t>
       </w:r>
@@ -21059,6 +21246,7 @@
           <w:sz w:val="26"/>
           <w:szCs w:val="26"/>
           <w:rtl w:val="0"/>
+          <w:lang w:val="en-US"/>
         </w:rPr>
         <w:t xml:space="preserve">. </w:t>
       </w:r>
@@ -21076,6 +21264,7 @@
           <w:sz w:val="26"/>
           <w:szCs w:val="26"/>
           <w:rtl w:val="0"/>
+          <w:lang w:val="en-US"/>
         </w:rPr>
         <w:t xml:space="preserve">, </w:t>
       </w:r>
@@ -21093,6 +21282,7 @@
           <w:sz w:val="26"/>
           <w:szCs w:val="26"/>
           <w:rtl w:val="0"/>
+          <w:lang w:val="en-US"/>
         </w:rPr>
         <w:t xml:space="preserve">, </w:t>
       </w:r>
@@ -21110,6 +21300,7 @@
           <w:sz w:val="26"/>
           <w:szCs w:val="26"/>
           <w:rtl w:val="0"/>
+          <w:lang w:val="en-US"/>
         </w:rPr>
         <w:t xml:space="preserve">, </w:t>
       </w:r>
@@ -21127,6 +21318,7 @@
           <w:sz w:val="26"/>
           <w:szCs w:val="26"/>
           <w:rtl w:val="0"/>
+          <w:lang w:val="en-US"/>
         </w:rPr>
         <w:t xml:space="preserve">, </w:t>
       </w:r>
@@ -21144,6 +21336,7 @@
           <w:sz w:val="26"/>
           <w:szCs w:val="26"/>
           <w:rtl w:val="0"/>
+          <w:lang w:val="en-US"/>
         </w:rPr>
         <w:t xml:space="preserve">. </w:t>
       </w:r>
@@ -21179,6 +21372,7 @@
           <w:sz w:val="26"/>
           <w:szCs w:val="26"/>
           <w:rtl w:val="0"/>
+          <w:lang w:val="en-US"/>
         </w:rPr>
         <w:t xml:space="preserve">2. </w:t>
       </w:r>
@@ -21196,13 +21390,14 @@
           <w:sz w:val="26"/>
           <w:szCs w:val="26"/>
           <w:rtl w:val="0"/>
+          <w:lang w:val="en-US"/>
         </w:rPr>
         <w:t>.</w:t>
       </w:r>
     </w:p>
     <w:p>
       <w:pPr>
-        <w:pStyle w:val="Body"/>
+        <w:pStyle w:val="Body A"/>
         <w:spacing w:after="120" w:line="360" w:lineRule="auto"/>
         <w:jc w:val="both"/>
       </w:pPr>
@@ -21220,6 +21415,7 @@
           <w:sz w:val="26"/>
           <w:szCs w:val="26"/>
           <w:rtl w:val="0"/>
+          <w:lang w:val="en-US"/>
         </w:rPr>
         <w:t xml:space="preserve">3 </w:t>
       </w:r>
@@ -21237,6 +21433,7 @@
           <w:sz w:val="26"/>
           <w:szCs w:val="26"/>
           <w:rtl w:val="0"/>
+          <w:lang w:val="en-US"/>
         </w:rPr>
         <w:t xml:space="preserve">, </w:t>
       </w:r>
@@ -21290,6 +21487,7 @@
           <w:sz w:val="26"/>
           <w:szCs w:val="26"/>
           <w:rtl w:val="0"/>
+          <w:lang w:val="en-US"/>
         </w:rPr>
         <w:t xml:space="preserve">) </w:t>
       </w:r>
@@ -21307,6 +21505,7 @@
           <w:sz w:val="26"/>
           <w:szCs w:val="26"/>
           <w:rtl w:val="0"/>
+          <w:lang w:val="en-US"/>
         </w:rPr>
         <w:t xml:space="preserve">1000.0001, </w:t>
       </w:r>
@@ -21324,6 +21523,7 @@
           <w:sz w:val="26"/>
           <w:szCs w:val="26"/>
           <w:rtl w:val="0"/>
+          <w:lang w:val="en-US"/>
         </w:rPr>
         <w:t xml:space="preserve">8 </w:t>
       </w:r>
@@ -21341,6 +21541,7 @@
           <w:sz w:val="26"/>
           <w:szCs w:val="26"/>
           <w:rtl w:val="0"/>
+          <w:lang w:val="en-US"/>
         </w:rPr>
         <w:t xml:space="preserve">, </w:t>
       </w:r>
@@ -21376,6 +21577,7 @@
           <w:sz w:val="26"/>
           <w:szCs w:val="26"/>
           <w:rtl w:val="0"/>
+          <w:lang w:val="en-US"/>
         </w:rPr>
         <w:t xml:space="preserve">(1000000.20000001), </w:t>
       </w:r>
@@ -21411,6 +21613,7 @@
           <w:sz w:val="26"/>
           <w:szCs w:val="26"/>
           <w:rtl w:val="0"/>
+          <w:lang w:val="en-US"/>
         </w:rPr>
         <w:t>15</w:t>
       </w:r>
@@ -21428,6 +21631,7 @@
           <w:sz w:val="26"/>
           <w:szCs w:val="26"/>
           <w:rtl w:val="0"/>
+          <w:lang w:val="en-US"/>
         </w:rPr>
         <w:t xml:space="preserve">16 </w:t>
       </w:r>
@@ -21445,6 +21649,7 @@
           <w:sz w:val="26"/>
           <w:szCs w:val="26"/>
           <w:rtl w:val="0"/>
+          <w:lang w:val="en-US"/>
         </w:rPr>
         <w:t xml:space="preserve">) </w:t>
       </w:r>
@@ -21462,320 +21667,11 @@
           <w:sz w:val="26"/>
           <w:szCs w:val="26"/>
           <w:rtl w:val="0"/>
+          <w:lang w:val="en-US"/>
         </w:rPr>
         <w:t>.</w:t>
       </w:r>
-    </w:p>
-    <w:p>
-      <w:pPr>
-        <w:pStyle w:val="Body"/>
-        <w:spacing w:after="120" w:line="360" w:lineRule="auto"/>
-        <w:jc w:val="both"/>
-      </w:pPr>
-      <w:r>
-        <w:rPr>
-          <w:b w:val="1"/>
-          <w:bCs w:val="1"/>
-          <w:sz w:val="26"/>
-          <w:szCs w:val="26"/>
-          <w:rtl w:val="0"/>
-          <w:lang w:val="en-US"/>
-        </w:rPr>
-        <w:t>Возможные направления доработки</w:t>
-      </w:r>
-      <w:r>
-        <w:rPr>
-          <w:b w:val="1"/>
-          <w:bCs w:val="1"/>
-          <w:sz w:val="26"/>
-          <w:szCs w:val="26"/>
-          <w:rtl w:val="0"/>
-        </w:rPr>
-        <w:t xml:space="preserve">. </w:t>
-      </w:r>
-      <w:r>
-        <w:rPr>
-          <w:sz w:val="26"/>
-          <w:szCs w:val="26"/>
-          <w:rtl w:val="0"/>
-          <w:lang w:val="en-US"/>
-        </w:rPr>
-        <w:t>Текущая версия программы не проверяет корректность текстового ввода — нечисловое значение приводит к необработанному исключению и аварийному завершению</w:t>
-      </w:r>
-      <w:r>
-        <w:rPr>
-          <w:sz w:val="26"/>
-          <w:szCs w:val="26"/>
-          <w:rtl w:val="0"/>
-        </w:rPr>
-        <w:t xml:space="preserve">. </w:t>
-      </w:r>
-      <w:r>
-        <w:rPr>
-          <w:sz w:val="26"/>
-          <w:szCs w:val="26"/>
-          <w:rtl w:val="0"/>
-          <w:lang w:val="en-US"/>
-        </w:rPr>
-        <w:t>Это можно исправить</w:t>
-      </w:r>
-      <w:r>
-        <w:rPr>
-          <w:sz w:val="26"/>
-          <w:szCs w:val="26"/>
-          <w:rtl w:val="0"/>
-        </w:rPr>
-        <w:t xml:space="preserve">, </w:t>
-      </w:r>
-      <w:r>
-        <w:rPr>
-          <w:sz w:val="26"/>
-          <w:szCs w:val="26"/>
-          <w:rtl w:val="0"/>
-          <w:lang w:val="en-US"/>
-        </w:rPr>
-        <w:t xml:space="preserve">заменив </w:t>
-      </w:r>
-      <w:r>
-        <w:rPr>
-          <w:sz w:val="26"/>
-          <w:szCs w:val="26"/>
-          <w:rtl w:val="0"/>
-          <w:lang w:val="en-US"/>
-        </w:rPr>
-        <w:t xml:space="preserve">int.Parse/double.Parse </w:t>
-      </w:r>
-      <w:r>
-        <w:rPr>
-          <w:sz w:val="26"/>
-          <w:szCs w:val="26"/>
-          <w:rtl w:val="0"/>
-          <w:lang w:val="en-US"/>
-        </w:rPr>
-        <w:t xml:space="preserve">на </w:t>
-      </w:r>
-      <w:r>
-        <w:rPr>
-          <w:sz w:val="26"/>
-          <w:szCs w:val="26"/>
-          <w:rtl w:val="0"/>
-          <w:lang w:val="en-US"/>
-        </w:rPr>
-        <w:t xml:space="preserve">int.TryParse/double.TryParse </w:t>
-      </w:r>
-      <w:r>
-        <w:rPr>
-          <w:sz w:val="26"/>
-          <w:szCs w:val="26"/>
-          <w:rtl w:val="0"/>
-          <w:lang w:val="en-US"/>
-        </w:rPr>
-        <w:t>с повторным запросом ввода при ошибке</w:t>
-      </w:r>
-      <w:r>
-        <w:rPr>
-          <w:sz w:val="26"/>
-          <w:szCs w:val="26"/>
-          <w:rtl w:val="0"/>
-        </w:rPr>
-        <w:t xml:space="preserve">. </w:t>
-      </w:r>
-      <w:r>
-        <w:rPr>
-          <w:sz w:val="26"/>
-          <w:szCs w:val="26"/>
-          <w:rtl w:val="0"/>
-          <w:lang w:val="en-US"/>
-        </w:rPr>
-        <w:t xml:space="preserve">Также имеет смысл вынести проверку принадлежности области в отдельный именованный метод </w:t>
-      </w:r>
-      <w:r>
-        <w:rPr>
-          <w:sz w:val="26"/>
-          <w:szCs w:val="26"/>
-          <w:rtl w:val="0"/>
-        </w:rPr>
-        <w:t>(</w:t>
-      </w:r>
-      <w:r>
-        <w:rPr>
-          <w:sz w:val="26"/>
-          <w:szCs w:val="26"/>
-          <w:rtl w:val="0"/>
-          <w:lang w:val="en-US"/>
-        </w:rPr>
-        <w:t>например</w:t>
-      </w:r>
-      <w:r>
-        <w:rPr>
-          <w:sz w:val="26"/>
-          <w:szCs w:val="26"/>
-          <w:rtl w:val="0"/>
-          <w:lang w:val="es-ES_tradnl"/>
-        </w:rPr>
-        <w:t xml:space="preserve">, IsInsideArea(x1, y1)) </w:t>
-      </w:r>
-      <w:r>
-        <w:rPr>
-          <w:sz w:val="26"/>
-          <w:szCs w:val="26"/>
-          <w:rtl w:val="0"/>
-          <w:lang w:val="en-US"/>
-        </w:rPr>
-        <w:t xml:space="preserve">— это сделает </w:t>
-      </w:r>
-      <w:r>
-        <w:rPr>
-          <w:sz w:val="26"/>
-          <w:szCs w:val="26"/>
-          <w:rtl w:val="0"/>
-        </w:rPr>
-        <w:t xml:space="preserve">Task2 </w:t>
-      </w:r>
-      <w:r>
-        <w:rPr>
-          <w:sz w:val="26"/>
-          <w:szCs w:val="26"/>
-          <w:rtl w:val="0"/>
-          <w:lang w:val="en-US"/>
-        </w:rPr>
-        <w:t>короче и упростит модульное тестирование логики отдельно от консольного ввода</w:t>
-      </w:r>
-      <w:r>
-        <w:rPr>
-          <w:sz w:val="26"/>
-          <w:szCs w:val="26"/>
-          <w:rtl w:val="0"/>
-        </w:rPr>
-        <w:t>-</w:t>
-      </w:r>
-      <w:r>
-        <w:rPr>
-          <w:sz w:val="26"/>
-          <w:szCs w:val="26"/>
-          <w:rtl w:val="0"/>
-          <w:lang w:val="en-US"/>
-        </w:rPr>
-        <w:t>вывода</w:t>
-      </w:r>
-      <w:r>
-        <w:rPr>
-          <w:sz w:val="26"/>
-          <w:szCs w:val="26"/>
-          <w:rtl w:val="0"/>
-        </w:rPr>
-        <w:t>.</w:t>
-      </w:r>
-    </w:p>
-    <w:p>
-      <w:pPr>
-        <w:pStyle w:val="Body"/>
-        <w:spacing w:after="120" w:line="360" w:lineRule="auto"/>
-        <w:jc w:val="both"/>
-      </w:pPr>
-      <w:r>
-        <w:rPr>
-          <w:sz w:val="26"/>
-          <w:szCs w:val="26"/>
-          <w:rtl w:val="0"/>
-          <w:lang w:val="en-US"/>
-        </w:rPr>
-        <w:t>Таким образом</w:t>
-      </w:r>
-      <w:r>
-        <w:rPr>
-          <w:sz w:val="26"/>
-          <w:szCs w:val="26"/>
-          <w:rtl w:val="0"/>
-        </w:rPr>
-        <w:t xml:space="preserve">, </w:t>
-      </w:r>
-      <w:r>
-        <w:rPr>
-          <w:sz w:val="26"/>
-          <w:szCs w:val="26"/>
-          <w:rtl w:val="0"/>
-          <w:lang w:val="en-US"/>
-        </w:rPr>
-        <w:t>цель лабораторной работы достигнута</w:t>
-      </w:r>
-      <w:r>
-        <w:rPr>
-          <w:sz w:val="26"/>
-          <w:szCs w:val="26"/>
-          <w:rtl w:val="0"/>
-        </w:rPr>
-        <w:t xml:space="preserve">: </w:t>
-      </w:r>
-      <w:r>
-        <w:rPr>
-          <w:sz w:val="26"/>
-          <w:szCs w:val="26"/>
-          <w:rtl w:val="0"/>
-          <w:lang w:val="en-US"/>
-        </w:rPr>
-        <w:t>изучены организация ввода</w:t>
-      </w:r>
-      <w:r>
-        <w:rPr>
-          <w:sz w:val="26"/>
-          <w:szCs w:val="26"/>
-          <w:rtl w:val="0"/>
-        </w:rPr>
-        <w:t>-</w:t>
-      </w:r>
-      <w:r>
-        <w:rPr>
-          <w:sz w:val="26"/>
-          <w:szCs w:val="26"/>
-          <w:rtl w:val="0"/>
-          <w:lang w:val="en-US"/>
-        </w:rPr>
-        <w:t xml:space="preserve">вывода данных в </w:t>
-      </w:r>
-      <w:r>
-        <w:rPr>
-          <w:sz w:val="26"/>
-          <w:szCs w:val="26"/>
-          <w:rtl w:val="0"/>
-        </w:rPr>
-        <w:t xml:space="preserve">C#, </w:t>
-      </w:r>
-      <w:r>
-        <w:rPr>
-          <w:sz w:val="26"/>
-          <w:szCs w:val="26"/>
-          <w:rtl w:val="0"/>
-          <w:lang w:val="en-US"/>
-        </w:rPr>
-        <w:t xml:space="preserve">работа с простыми типами и библиотекой </w:t>
-      </w:r>
-      <w:r>
-        <w:rPr>
-          <w:sz w:val="26"/>
-          <w:szCs w:val="26"/>
-          <w:rtl w:val="0"/>
-          <w:lang w:val="en-US"/>
-        </w:rPr>
-        <w:t xml:space="preserve">Math, </w:t>
-      </w:r>
-      <w:r>
-        <w:rPr>
-          <w:sz w:val="26"/>
-          <w:szCs w:val="26"/>
-          <w:rtl w:val="0"/>
-          <w:lang w:val="en-US"/>
-        </w:rPr>
-        <w:t>а также построение и оценка достаточности системы тестов по критериям чёрного и белого ящика</w:t>
-      </w:r>
-      <w:r>
-        <w:rPr>
-          <w:sz w:val="26"/>
-          <w:szCs w:val="26"/>
-          <w:rtl w:val="0"/>
-        </w:rPr>
-        <w:t>.</w:t>
-      </w:r>
+      <w:r/>
     </w:p>
     <w:sectPr>
       <w:headerReference w:type="default" r:id="rId8"/>
@@ -21968,9 +21864,9 @@
       </w14:textFill>
     </w:rPr>
   </w:style>
-  <w:style w:type="paragraph" w:styleId="Body">
-    <w:name w:val="Body"/>
-    <w:next w:val="Body"/>
+  <w:style w:type="paragraph" w:styleId="Body A">
+    <w:name w:val="Body A"/>
+    <w:next w:val="Body A"/>
     <w:pPr>
       <w:keepNext w:val="0"/>
       <w:keepLines w:val="0"/>
@@ -22005,8 +21901,9 @@
       <w:shd w:val="nil" w:color="auto" w:fill="auto"/>
       <w:vertAlign w:val="baseline"/>
       <w:lang w:val="en-US"/>
-      <w14:textOutline>
+      <w14:textOutline w14:w="12700" w14:cap="flat">
         <w14:noFill/>
+        <w14:miter w14:lim="400000"/>
       </w14:textOutline>
       <w14:textFill>
         <w14:solidFill>

--- a/1 Lab/Отчет.docx
+++ b/1 Lab/Отчет.docx
@@ -793,18 +793,8 @@
           <w:szCs w:val="26"/>
           <w:lang w:val="ru-RU"/>
         </w:rPr>
-        <w:t xml:space="preserve">) · </w:t>
-      </w:r>
-      <w:proofErr w:type="gramStart"/>
-      <w:r>
-        <w:rPr>
-          <w:sz w:val="26"/>
-          <w:szCs w:val="26"/>
-          <w:lang w:val="ru-RU"/>
-        </w:rPr>
-        <w:t>√(</w:t>
-      </w:r>
-      <w:proofErr w:type="gramEnd"/>
+        <w:t xml:space="preserve">) · √(</w:t>
+      </w:r>
       <w:r>
         <w:rPr>
           <w:sz w:val="26"/>
@@ -895,85 +885,12 @@
         </w:rPr>
         <w:t xml:space="preserve">1. Проверить принадлежность точки заштрихованной области (рисунок 1) — выпуклому четырёхугольнику с вершинами (–7; 0), (0; 5), (3; 0), (0; –5). </w:t>
       </w:r>
-      <w:proofErr w:type="spellStart"/>
-      <w:r>
-        <w:rPr>
-          <w:sz w:val="26"/>
-          <w:szCs w:val="26"/>
-        </w:rPr>
-        <w:t>Границы</w:t>
-      </w:r>
-      <w:proofErr w:type="spellEnd"/>
-      <w:r>
-        <w:rPr>
-          <w:sz w:val="26"/>
-          <w:szCs w:val="26"/>
-        </w:rPr>
-        <w:t xml:space="preserve"> </w:t>
-      </w:r>
-      <w:proofErr w:type="spellStart"/>
-      <w:r>
-        <w:rPr>
-          <w:sz w:val="26"/>
-          <w:szCs w:val="26"/>
-        </w:rPr>
-        <w:t>фигуры</w:t>
-      </w:r>
-      <w:proofErr w:type="spellEnd"/>
-      <w:r>
-        <w:rPr>
-          <w:sz w:val="26"/>
-          <w:szCs w:val="26"/>
-        </w:rPr>
-        <w:t xml:space="preserve"> </w:t>
-      </w:r>
-      <w:proofErr w:type="spellStart"/>
-      <w:r>
-        <w:rPr>
-          <w:sz w:val="26"/>
-          <w:szCs w:val="26"/>
-        </w:rPr>
-        <w:t>считаются</w:t>
-      </w:r>
-      <w:proofErr w:type="spellEnd"/>
-      <w:r>
-        <w:rPr>
-          <w:sz w:val="26"/>
-          <w:szCs w:val="26"/>
-        </w:rPr>
-        <w:t xml:space="preserve"> </w:t>
-      </w:r>
-      <w:proofErr w:type="spellStart"/>
-      <w:r>
-        <w:rPr>
-          <w:sz w:val="26"/>
-          <w:szCs w:val="26"/>
-        </w:rPr>
-        <w:t>частью</w:t>
-      </w:r>
-      <w:proofErr w:type="spellEnd"/>
-      <w:r>
-        <w:rPr>
-          <w:sz w:val="26"/>
-          <w:szCs w:val="26"/>
-        </w:rPr>
-        <w:t xml:space="preserve"> </w:t>
-      </w:r>
-      <w:proofErr w:type="spellStart"/>
-      <w:r>
-        <w:rPr>
-          <w:sz w:val="26"/>
-          <w:szCs w:val="26"/>
-        </w:rPr>
-        <w:t>области</w:t>
-      </w:r>
-      <w:proofErr w:type="spellEnd"/>
-      <w:r>
-        <w:rPr>
-          <w:sz w:val="26"/>
-          <w:szCs w:val="26"/>
-        </w:rPr>
-        <w:t>.</w:t>
+      <w:r>
+        <w:rPr>
+          <w:sz w:val="26"/>
+          <w:szCs w:val="26"/>
+        </w:rPr>
+        <w:t xml:space="preserve">Границы фигуры считаются частью области.</w:t>
       </w:r>
     </w:p>
     <w:p>
@@ -1042,23 +959,7 @@
           <w:iCs/>
           <w:lang w:val="ru-RU"/>
         </w:rPr>
-        <w:t xml:space="preserve">Рисунок </w:t>
-      </w:r>
-      <w:r>
-        <w:rPr>
-          <w:i/>
-          <w:iCs/>
-          <w:lang w:val="ru-RU"/>
-        </w:rPr>
-        <w:t xml:space="preserve">1 </w:t>
-      </w:r>
-      <w:r>
-        <w:rPr>
-          <w:i/>
-          <w:iCs/>
-          <w:lang w:val="ru-RU"/>
-        </w:rPr>
-        <w:t>— заштрихованная область варианта 22</w:t>
+        <w:t xml:space="preserve">Рисунок 1 — заштрихованная область варианта 22</w:t>
       </w:r>
     </w:p>
     <w:p>
@@ -1112,56 +1013,9 @@
         <w:rPr>
           <w:sz w:val="26"/>
           <w:szCs w:val="26"/>
-        </w:rPr>
-        <w:t>c</w:t>
-      </w:r>
-      <w:r>
-        <w:rPr>
-          <w:sz w:val="26"/>
-          <w:szCs w:val="26"/>
-          <w:lang w:val="ru-RU"/>
-        </w:rPr>
-        <w:t xml:space="preserve"> = (</w:t>
-      </w:r>
-      <w:r>
-        <w:rPr>
-          <w:sz w:val="26"/>
-          <w:szCs w:val="26"/>
-        </w:rPr>
-        <w:t>a</w:t>
-      </w:r>
-      <w:r>
-        <w:rPr>
-          <w:sz w:val="26"/>
-          <w:szCs w:val="26"/>
-          <w:lang w:val="ru-RU"/>
-        </w:rPr>
-        <w:t xml:space="preserve"> + </w:t>
-      </w:r>
-      <w:proofErr w:type="gramStart"/>
-      <w:r>
-        <w:rPr>
-          <w:sz w:val="26"/>
-          <w:szCs w:val="26"/>
-        </w:rPr>
-        <w:t>b</w:t>
-      </w:r>
-      <w:r>
-        <w:rPr>
-          <w:sz w:val="26"/>
-          <w:szCs w:val="26"/>
-          <w:lang w:val="ru-RU"/>
-        </w:rPr>
-        <w:t>)²</w:t>
-      </w:r>
-      <w:proofErr w:type="gramEnd"/>
-      <w:r>
-        <w:rPr>
-          <w:sz w:val="26"/>
-          <w:szCs w:val="26"/>
-          <w:lang w:val="ru-RU"/>
-        </w:rPr>
-        <w:t xml:space="preserve">, используя типы </w:t>
+          <w:lang w:val="ru-RU"/>
+        </w:rPr>
+        <w:t xml:space="preserve">c = ((a − b)³ − a³) / (3ab² − b³ − 3a²b), используя типы </w:t>
       </w:r>
       <w:r>
         <w:rPr>
@@ -1519,118 +1373,205 @@
         </w:rPr>
         <w:t xml:space="preserve">3 (тип </w:t>
       </w:r>
-      <w:proofErr w:type="spellStart"/>
       <w:r>
         <w:rPr>
           <w:sz w:val="26"/>
           <w:szCs w:val="26"/>
           <w:lang w:val="nl-NL"/>
         </w:rPr>
-        <w:t>bool</w:t>
-      </w:r>
-      <w:proofErr w:type="spellEnd"/>
+        <w:t xml:space="preserve">bool) </w:t>
+      </w:r>
+      <w:r>
+        <w:rPr>
+          <w:sz w:val="26"/>
+          <w:szCs w:val="26"/>
+          <w:lang w:val="ru-RU"/>
+        </w:rPr>
+        <w:t xml:space="preserve">— значения </w:t>
+      </w:r>
+      <w:r>
+        <w:rPr>
+          <w:sz w:val="26"/>
+          <w:szCs w:val="26"/>
+        </w:rPr>
+        <w:t>n</w:t>
+      </w:r>
+      <w:r>
+        <w:rPr>
+          <w:sz w:val="26"/>
+          <w:szCs w:val="26"/>
+          <w:lang w:val="ru-RU"/>
+        </w:rPr>
+        <w:t>++&lt;</w:t>
+      </w:r>
+      <w:r>
+        <w:rPr>
+          <w:sz w:val="26"/>
+          <w:szCs w:val="26"/>
+        </w:rPr>
+        <w:t>m</w:t>
+      </w:r>
+      <w:r>
+        <w:rPr>
+          <w:sz w:val="26"/>
+          <w:szCs w:val="26"/>
+          <w:lang w:val="ru-RU"/>
+        </w:rPr>
+        <w:t xml:space="preserve"> и --</w:t>
+      </w:r>
+      <w:r>
+        <w:rPr>
+          <w:sz w:val="26"/>
+          <w:szCs w:val="26"/>
+        </w:rPr>
+        <w:t>m</w:t>
+      </w:r>
+      <w:r>
+        <w:rPr>
+          <w:sz w:val="26"/>
+          <w:szCs w:val="26"/>
+          <w:lang w:val="ru-RU"/>
+        </w:rPr>
+        <w:t>&gt;</w:t>
+      </w:r>
+      <w:r>
+        <w:rPr>
+          <w:sz w:val="26"/>
+          <w:szCs w:val="26"/>
+        </w:rPr>
+        <w:t>n</w:t>
+      </w:r>
+      <w:r>
+        <w:rPr>
+          <w:sz w:val="26"/>
+          <w:szCs w:val="26"/>
+          <w:lang w:val="ru-RU"/>
+        </w:rPr>
+        <w:t xml:space="preserve">; </w:t>
+      </w:r>
+      <w:r>
+        <w:rPr>
+          <w:sz w:val="26"/>
+          <w:szCs w:val="26"/>
+        </w:rPr>
+        <w:t>result</w:t>
+      </w:r>
+      <w:r>
+        <w:rPr>
+          <w:sz w:val="26"/>
+          <w:szCs w:val="26"/>
+          <w:lang w:val="ru-RU"/>
+        </w:rPr>
+        <w:t xml:space="preserve">4 (тип </w:t>
+      </w:r>
+      <w:r>
+        <w:rPr>
+          <w:sz w:val="26"/>
+          <w:szCs w:val="26"/>
+          <w:lang w:val="fr-FR"/>
+        </w:rPr>
+        <w:t xml:space="preserve">double) </w:t>
+      </w:r>
+      <w:r>
+        <w:rPr>
+          <w:sz w:val="26"/>
+          <w:szCs w:val="26"/>
+          <w:lang w:val="ru-RU"/>
+        </w:rPr>
+        <w:t>— значение выражения 2^(–</w:t>
+      </w:r>
+      <w:r>
+        <w:rPr>
+          <w:sz w:val="26"/>
+          <w:szCs w:val="26"/>
+        </w:rPr>
+        <w:t>x</w:t>
+      </w:r>
+      <w:r>
+        <w:rPr>
+          <w:sz w:val="26"/>
+          <w:szCs w:val="26"/>
+          <w:lang w:val="ru-RU"/>
+        </w:rPr>
+        <w:t>)·√(</w:t>
+      </w:r>
+      <w:r>
+        <w:rPr>
+          <w:sz w:val="26"/>
+          <w:szCs w:val="26"/>
+        </w:rPr>
+        <w:t>x</w:t>
+      </w:r>
+      <w:r>
+        <w:rPr>
+          <w:sz w:val="26"/>
+          <w:szCs w:val="26"/>
+          <w:lang w:val="ru-RU"/>
+        </w:rPr>
+        <w:t>+4)·√|</w:t>
+      </w:r>
+      <w:r>
+        <w:rPr>
+          <w:sz w:val="26"/>
+          <w:szCs w:val="26"/>
+        </w:rPr>
+        <w:t>x</w:t>
+      </w:r>
+      <w:r>
+        <w:rPr>
+          <w:sz w:val="26"/>
+          <w:szCs w:val="26"/>
+          <w:lang w:val="ru-RU"/>
+        </w:rPr>
+        <w:t xml:space="preserve">|, либо сообщение об ошибке, если </w:t>
+      </w:r>
+      <w:r>
+        <w:rPr>
+          <w:sz w:val="26"/>
+          <w:szCs w:val="26"/>
+          <w:lang w:val="fr-FR"/>
+        </w:rPr>
+        <w:t xml:space="preserve">x &lt; </w:t>
+      </w:r>
+      <w:r>
+        <w:rPr>
+          <w:sz w:val="26"/>
+          <w:szCs w:val="26"/>
+          <w:lang w:val="ru-RU"/>
+        </w:rPr>
+        <w:t xml:space="preserve">–4. Для задачи </w:t>
+      </w:r>
+      <w:r>
+        <w:rPr>
+          <w:sz w:val="26"/>
+          <w:szCs w:val="26"/>
+          <w:lang w:val="it-IT"/>
+        </w:rPr>
+        <w:t>2: inside (</w:t>
+      </w:r>
+      <w:r>
+        <w:rPr>
+          <w:sz w:val="26"/>
+          <w:szCs w:val="26"/>
+          <w:lang w:val="ru-RU"/>
+        </w:rPr>
+        <w:t xml:space="preserve">тип </w:t>
+      </w:r>
       <w:r>
         <w:rPr>
           <w:sz w:val="26"/>
           <w:szCs w:val="26"/>
           <w:lang w:val="nl-NL"/>
         </w:rPr>
-        <w:t xml:space="preserve">) </w:t>
-      </w:r>
-      <w:r>
-        <w:rPr>
-          <w:sz w:val="26"/>
-          <w:szCs w:val="26"/>
-          <w:lang w:val="ru-RU"/>
-        </w:rPr>
-        <w:t xml:space="preserve">— значения </w:t>
-      </w:r>
-      <w:r>
-        <w:rPr>
-          <w:sz w:val="26"/>
-          <w:szCs w:val="26"/>
-        </w:rPr>
-        <w:t>n</w:t>
-      </w:r>
-      <w:r>
-        <w:rPr>
-          <w:sz w:val="26"/>
-          <w:szCs w:val="26"/>
-          <w:lang w:val="ru-RU"/>
-        </w:rPr>
-        <w:t>+</w:t>
-      </w:r>
-      <w:proofErr w:type="gramStart"/>
-      <w:r>
-        <w:rPr>
-          <w:sz w:val="26"/>
-          <w:szCs w:val="26"/>
-          <w:lang w:val="ru-RU"/>
-        </w:rPr>
-        <w:t>+&lt;</w:t>
-      </w:r>
-      <w:proofErr w:type="gramEnd"/>
-      <w:r>
-        <w:rPr>
-          <w:sz w:val="26"/>
-          <w:szCs w:val="26"/>
-        </w:rPr>
-        <w:t>m</w:t>
-      </w:r>
-      <w:r>
-        <w:rPr>
-          <w:sz w:val="26"/>
-          <w:szCs w:val="26"/>
-          <w:lang w:val="ru-RU"/>
-        </w:rPr>
-        <w:t xml:space="preserve"> и --</w:t>
-      </w:r>
-      <w:proofErr w:type="gramStart"/>
-      <w:r>
-        <w:rPr>
-          <w:sz w:val="26"/>
-          <w:szCs w:val="26"/>
-        </w:rPr>
-        <w:t>m</w:t>
-      </w:r>
-      <w:r>
-        <w:rPr>
-          <w:sz w:val="26"/>
-          <w:szCs w:val="26"/>
-          <w:lang w:val="ru-RU"/>
-        </w:rPr>
-        <w:t>&gt;</w:t>
-      </w:r>
-      <w:r>
-        <w:rPr>
-          <w:sz w:val="26"/>
-          <w:szCs w:val="26"/>
-        </w:rPr>
-        <w:t>n</w:t>
-      </w:r>
-      <w:proofErr w:type="gramEnd"/>
-      <w:r>
-        <w:rPr>
-          <w:sz w:val="26"/>
-          <w:szCs w:val="26"/>
-          <w:lang w:val="ru-RU"/>
-        </w:rPr>
-        <w:t xml:space="preserve">; </w:t>
-      </w:r>
-      <w:r>
-        <w:rPr>
-          <w:sz w:val="26"/>
-          <w:szCs w:val="26"/>
-        </w:rPr>
-        <w:t>result</w:t>
-      </w:r>
-      <w:r>
-        <w:rPr>
-          <w:sz w:val="26"/>
-          <w:szCs w:val="26"/>
-          <w:lang w:val="ru-RU"/>
-        </w:rPr>
-        <w:t xml:space="preserve">4 (тип </w:t>
+        <w:t xml:space="preserve">bool) </w:t>
+      </w:r>
+      <w:r>
+        <w:rPr>
+          <w:sz w:val="26"/>
+          <w:szCs w:val="26"/>
+          <w:lang w:val="ru-RU"/>
+        </w:rPr>
+        <w:t xml:space="preserve">— </w:t>
       </w:r>
       <w:r>
         <w:rPr>
@@ -1638,6 +1579,82 @@
           <w:szCs w:val="26"/>
           <w:lang w:val="fr-FR"/>
         </w:rPr>
+        <w:t xml:space="preserve">true, </w:t>
+      </w:r>
+      <w:r>
+        <w:rPr>
+          <w:sz w:val="26"/>
+          <w:szCs w:val="26"/>
+          <w:lang w:val="ru-RU"/>
+        </w:rPr>
+        <w:t xml:space="preserve">если точка принадлежит области, иначе </w:t>
+      </w:r>
+      <w:r>
+        <w:rPr>
+          <w:sz w:val="26"/>
+          <w:szCs w:val="26"/>
+        </w:rPr>
+        <w:t>false</w:t>
+      </w:r>
+      <w:r>
+        <w:rPr>
+          <w:sz w:val="26"/>
+          <w:szCs w:val="26"/>
+          <w:lang w:val="ru-RU"/>
+        </w:rPr>
+        <w:t xml:space="preserve">. Для задачи 3: </w:t>
+      </w:r>
+      <w:r>
+        <w:rPr>
+          <w:sz w:val="26"/>
+          <w:szCs w:val="26"/>
+        </w:rPr>
+        <w:t>cFloat</w:t>
+      </w:r>
+      <w:r>
+        <w:rPr>
+          <w:sz w:val="26"/>
+          <w:szCs w:val="26"/>
+          <w:lang w:val="ru-RU"/>
+        </w:rPr>
+        <w:t xml:space="preserve"> (тип </w:t>
+      </w:r>
+      <w:r>
+        <w:rPr>
+          <w:sz w:val="26"/>
+          <w:szCs w:val="26"/>
+        </w:rPr>
+        <w:t>float</w:t>
+      </w:r>
+      <w:r>
+        <w:rPr>
+          <w:sz w:val="26"/>
+          <w:szCs w:val="26"/>
+          <w:lang w:val="ru-RU"/>
+        </w:rPr>
+        <w:t xml:space="preserve">) и </w:t>
+      </w:r>
+      <w:r>
+        <w:rPr>
+          <w:sz w:val="26"/>
+          <w:szCs w:val="26"/>
+        </w:rPr>
+        <w:t>cDouble</w:t>
+      </w:r>
+      <w:r>
+        <w:rPr>
+          <w:sz w:val="26"/>
+          <w:szCs w:val="26"/>
+          <w:lang w:val="ru-RU"/>
+        </w:rPr>
+        <w:t xml:space="preserve"> (тип </w:t>
+      </w:r>
+      <w:r>
+        <w:rPr>
+          <w:sz w:val="26"/>
+          <w:szCs w:val="26"/>
+          <w:lang w:val="fr-FR"/>
+        </w:rPr>
         <w:t xml:space="preserve">double) </w:t>
       </w:r>
       <w:r>
@@ -1646,302 +1663,7 @@
           <w:szCs w:val="26"/>
           <w:lang w:val="ru-RU"/>
         </w:rPr>
-        <w:t>— значение выражения 2^(–</w:t>
-      </w:r>
-      <w:proofErr w:type="gramStart"/>
-      <w:r>
-        <w:rPr>
-          <w:sz w:val="26"/>
-          <w:szCs w:val="26"/>
-        </w:rPr>
-        <w:t>x</w:t>
-      </w:r>
-      <w:r>
-        <w:rPr>
-          <w:sz w:val="26"/>
-          <w:szCs w:val="26"/>
-          <w:lang w:val="ru-RU"/>
-        </w:rPr>
-        <w:t>)·</w:t>
-      </w:r>
-      <w:proofErr w:type="gramEnd"/>
-      <w:r>
-        <w:rPr>
-          <w:sz w:val="26"/>
-          <w:szCs w:val="26"/>
-          <w:lang w:val="ru-RU"/>
-        </w:rPr>
-        <w:t>√(</w:t>
-      </w:r>
-      <w:r>
-        <w:rPr>
-          <w:sz w:val="26"/>
-          <w:szCs w:val="26"/>
-        </w:rPr>
-        <w:t>x</w:t>
-      </w:r>
-      <w:r>
-        <w:rPr>
-          <w:sz w:val="26"/>
-          <w:szCs w:val="26"/>
-          <w:lang w:val="ru-RU"/>
-        </w:rPr>
-        <w:t>+</w:t>
-      </w:r>
-      <w:proofErr w:type="gramStart"/>
-      <w:r>
-        <w:rPr>
-          <w:sz w:val="26"/>
-          <w:szCs w:val="26"/>
-          <w:lang w:val="ru-RU"/>
-        </w:rPr>
-        <w:t>4)·</w:t>
-      </w:r>
-      <w:proofErr w:type="gramEnd"/>
-      <w:r>
-        <w:rPr>
-          <w:sz w:val="26"/>
-          <w:szCs w:val="26"/>
-          <w:lang w:val="ru-RU"/>
-        </w:rPr>
-        <w:t>√|</w:t>
-      </w:r>
-      <w:r>
-        <w:rPr>
-          <w:sz w:val="26"/>
-          <w:szCs w:val="26"/>
-        </w:rPr>
-        <w:t>x</w:t>
-      </w:r>
-      <w:r>
-        <w:rPr>
-          <w:sz w:val="26"/>
-          <w:szCs w:val="26"/>
-          <w:lang w:val="ru-RU"/>
-        </w:rPr>
-        <w:t xml:space="preserve">|, либо сообщение об ошибке, если </w:t>
-      </w:r>
-      <w:r>
-        <w:rPr>
-          <w:sz w:val="26"/>
-          <w:szCs w:val="26"/>
-          <w:lang w:val="fr-FR"/>
-        </w:rPr>
-        <w:t xml:space="preserve">x </w:t>
-      </w:r>
-      <w:proofErr w:type="gramStart"/>
-      <w:r>
-        <w:rPr>
-          <w:sz w:val="26"/>
-          <w:szCs w:val="26"/>
-          <w:lang w:val="fr-FR"/>
-        </w:rPr>
-        <w:t xml:space="preserve">&lt; </w:t>
-      </w:r>
-      <w:r>
-        <w:rPr>
-          <w:sz w:val="26"/>
-          <w:szCs w:val="26"/>
-          <w:lang w:val="ru-RU"/>
-        </w:rPr>
-        <w:t>–</w:t>
-      </w:r>
-      <w:proofErr w:type="gramEnd"/>
-      <w:r>
-        <w:rPr>
-          <w:sz w:val="26"/>
-          <w:szCs w:val="26"/>
-          <w:lang w:val="ru-RU"/>
-        </w:rPr>
-        <w:t xml:space="preserve">4. Для задачи </w:t>
-      </w:r>
-      <w:r>
-        <w:rPr>
-          <w:sz w:val="26"/>
-          <w:szCs w:val="26"/>
-          <w:lang w:val="it-IT"/>
-        </w:rPr>
-        <w:t>2: inside (</w:t>
-      </w:r>
-      <w:r>
-        <w:rPr>
-          <w:sz w:val="26"/>
-          <w:szCs w:val="26"/>
-          <w:lang w:val="ru-RU"/>
-        </w:rPr>
-        <w:t xml:space="preserve">тип </w:t>
-      </w:r>
-      <w:proofErr w:type="spellStart"/>
-      <w:r>
-        <w:rPr>
-          <w:sz w:val="26"/>
-          <w:szCs w:val="26"/>
-          <w:lang w:val="nl-NL"/>
-        </w:rPr>
-        <w:t>bool</w:t>
-      </w:r>
-      <w:proofErr w:type="spellEnd"/>
-      <w:r>
-        <w:rPr>
-          <w:sz w:val="26"/>
-          <w:szCs w:val="26"/>
-          <w:lang w:val="nl-NL"/>
-        </w:rPr>
-        <w:t xml:space="preserve">) </w:t>
-      </w:r>
-      <w:r>
-        <w:rPr>
-          <w:sz w:val="26"/>
-          <w:szCs w:val="26"/>
-          <w:lang w:val="ru-RU"/>
-        </w:rPr>
-        <w:t xml:space="preserve">— </w:t>
-      </w:r>
-      <w:proofErr w:type="spellStart"/>
-      <w:r>
-        <w:rPr>
-          <w:sz w:val="26"/>
-          <w:szCs w:val="26"/>
-          <w:lang w:val="fr-FR"/>
-        </w:rPr>
-        <w:t>true</w:t>
-      </w:r>
-      <w:proofErr w:type="spellEnd"/>
-      <w:r>
-        <w:rPr>
-          <w:sz w:val="26"/>
-          <w:szCs w:val="26"/>
-          <w:lang w:val="fr-FR"/>
-        </w:rPr>
-        <w:t xml:space="preserve">, </w:t>
-      </w:r>
-      <w:r>
-        <w:rPr>
-          <w:sz w:val="26"/>
-          <w:szCs w:val="26"/>
-          <w:lang w:val="ru-RU"/>
-        </w:rPr>
-        <w:t xml:space="preserve">если точка принадлежит области, иначе </w:t>
-      </w:r>
-      <w:r>
-        <w:rPr>
-          <w:sz w:val="26"/>
-          <w:szCs w:val="26"/>
-        </w:rPr>
-        <w:t>false</w:t>
-      </w:r>
-      <w:r>
-        <w:rPr>
-          <w:sz w:val="26"/>
-          <w:szCs w:val="26"/>
-          <w:lang w:val="ru-RU"/>
-        </w:rPr>
-        <w:t xml:space="preserve">. Для задачи 3: </w:t>
-      </w:r>
-      <w:proofErr w:type="spellStart"/>
-      <w:r>
-        <w:rPr>
-          <w:sz w:val="26"/>
-          <w:szCs w:val="26"/>
-        </w:rPr>
-        <w:t>cFloat</w:t>
-      </w:r>
-      <w:proofErr w:type="spellEnd"/>
-      <w:r>
-        <w:rPr>
-          <w:sz w:val="26"/>
-          <w:szCs w:val="26"/>
-          <w:lang w:val="ru-RU"/>
-        </w:rPr>
-        <w:t xml:space="preserve"> (тип </w:t>
-      </w:r>
-      <w:r>
-        <w:rPr>
-          <w:sz w:val="26"/>
-          <w:szCs w:val="26"/>
-        </w:rPr>
-        <w:t>float</w:t>
-      </w:r>
-      <w:r>
-        <w:rPr>
-          <w:sz w:val="26"/>
-          <w:szCs w:val="26"/>
-          <w:lang w:val="ru-RU"/>
-        </w:rPr>
-        <w:t xml:space="preserve">) и </w:t>
-      </w:r>
-      <w:proofErr w:type="spellStart"/>
-      <w:r>
-        <w:rPr>
-          <w:sz w:val="26"/>
-          <w:szCs w:val="26"/>
-        </w:rPr>
-        <w:t>cDouble</w:t>
-      </w:r>
-      <w:proofErr w:type="spellEnd"/>
-      <w:r>
-        <w:rPr>
-          <w:sz w:val="26"/>
-          <w:szCs w:val="26"/>
-          <w:lang w:val="ru-RU"/>
-        </w:rPr>
-        <w:t xml:space="preserve"> (тип </w:t>
-      </w:r>
-      <w:r>
-        <w:rPr>
-          <w:sz w:val="26"/>
-          <w:szCs w:val="26"/>
-          <w:lang w:val="fr-FR"/>
-        </w:rPr>
-        <w:t xml:space="preserve">double) </w:t>
-      </w:r>
-      <w:r>
-        <w:rPr>
-          <w:sz w:val="26"/>
-          <w:szCs w:val="26"/>
-          <w:lang w:val="ru-RU"/>
-        </w:rPr>
-        <w:t>— результат (</w:t>
-      </w:r>
-      <w:r>
-        <w:rPr>
-          <w:sz w:val="26"/>
-          <w:szCs w:val="26"/>
-        </w:rPr>
-        <w:t>a</w:t>
-      </w:r>
-      <w:r>
-        <w:rPr>
-          <w:sz w:val="26"/>
-          <w:szCs w:val="26"/>
-          <w:lang w:val="ru-RU"/>
-        </w:rPr>
-        <w:t>+</w:t>
-      </w:r>
-      <w:proofErr w:type="gramStart"/>
-      <w:r>
-        <w:rPr>
-          <w:sz w:val="26"/>
-          <w:szCs w:val="26"/>
-        </w:rPr>
-        <w:t>b</w:t>
-      </w:r>
-      <w:r>
-        <w:rPr>
-          <w:sz w:val="26"/>
-          <w:szCs w:val="26"/>
-          <w:lang w:val="ru-RU"/>
-        </w:rPr>
-        <w:t>)²</w:t>
-      </w:r>
-      <w:proofErr w:type="gramEnd"/>
-      <w:r>
-        <w:rPr>
-          <w:sz w:val="26"/>
-          <w:szCs w:val="26"/>
-          <w:lang w:val="ru-RU"/>
-        </w:rPr>
-        <w:t xml:space="preserve"> в двух разных типах.</w:t>
+        <w:t>— результат ((a−b)³−a³)/(3ab²−b³−3a²b) в двух разных типах (аналитически это выражение тождественно равно 1).</w:t>
       </w:r>
     </w:p>
     <w:p>
@@ -2037,33 +1759,15 @@
           <w:szCs w:val="26"/>
           <w:lang w:val="da-DK"/>
         </w:rPr>
-        <w:t xml:space="preserve">), x </w:t>
-      </w:r>
-      <w:proofErr w:type="gramStart"/>
-      <w:r>
-        <w:rPr>
-          <w:sz w:val="26"/>
-          <w:szCs w:val="26"/>
-          <w:lang w:val="da-DK"/>
-        </w:rPr>
-        <w:t xml:space="preserve">&lt; </w:t>
-      </w:r>
-      <w:r>
-        <w:rPr>
-          <w:sz w:val="26"/>
-          <w:szCs w:val="26"/>
-          <w:lang w:val="ru-RU"/>
-        </w:rPr>
-        <w:t>–</w:t>
-      </w:r>
-      <w:proofErr w:type="gramEnd"/>
-      <w:r>
-        <w:rPr>
-          <w:sz w:val="26"/>
-          <w:szCs w:val="26"/>
-          <w:lang w:val="ru-RU"/>
-        </w:rPr>
-        <w:t xml:space="preserve">4 (выражение не определено), граничное значение </w:t>
+        <w:t xml:space="preserve">), x &lt; </w:t>
+      </w:r>
+      <w:r>
+        <w:rPr>
+          <w:sz w:val="26"/>
+          <w:szCs w:val="26"/>
+          <w:lang w:val="ru-RU"/>
+        </w:rPr>
+        <w:t xml:space="preserve">–4 (выражение не определено), граничное значение </w:t>
       </w:r>
       <w:r>
         <w:rPr>
@@ -2293,33 +1997,15 @@
           <w:szCs w:val="26"/>
           <w:lang w:val="fr-FR"/>
         </w:rPr>
-        <w:t xml:space="preserve">x </w:t>
-      </w:r>
-      <w:proofErr w:type="gramStart"/>
-      <w:r>
-        <w:rPr>
-          <w:sz w:val="26"/>
-          <w:szCs w:val="26"/>
-          <w:lang w:val="fr-FR"/>
-        </w:rPr>
-        <w:t xml:space="preserve">&lt; </w:t>
-      </w:r>
-      <w:r>
-        <w:rPr>
-          <w:sz w:val="26"/>
-          <w:szCs w:val="26"/>
-          <w:lang w:val="ru-RU"/>
-        </w:rPr>
-        <w:t>–</w:t>
-      </w:r>
-      <w:proofErr w:type="gramEnd"/>
-      <w:r>
-        <w:rPr>
-          <w:sz w:val="26"/>
-          <w:szCs w:val="26"/>
-          <w:lang w:val="ru-RU"/>
-        </w:rPr>
-        <w:t xml:space="preserve">4 обработана явно: программа проверяет условие </w:t>
+        <w:t xml:space="preserve">x &lt; </w:t>
+      </w:r>
+      <w:r>
+        <w:rPr>
+          <w:sz w:val="26"/>
+          <w:szCs w:val="26"/>
+          <w:lang w:val="ru-RU"/>
+        </w:rPr>
+        <w:t xml:space="preserve">–4 обработана явно: программа проверяет условие </w:t>
       </w:r>
       <w:r>
         <w:rPr>
@@ -2334,25 +2020,7 @@
           <w:szCs w:val="26"/>
           <w:lang w:val="ru-RU"/>
         </w:rPr>
-        <w:t xml:space="preserve"> + 4 </w:t>
-      </w:r>
-      <w:proofErr w:type="gramStart"/>
-      <w:r>
-        <w:rPr>
-          <w:sz w:val="26"/>
-          <w:szCs w:val="26"/>
-          <w:lang w:val="ru-RU"/>
-        </w:rPr>
-        <w:t>&lt; 0</w:t>
-      </w:r>
-      <w:proofErr w:type="gramEnd"/>
-      <w:r>
-        <w:rPr>
-          <w:sz w:val="26"/>
-          <w:szCs w:val="26"/>
-          <w:lang w:val="ru-RU"/>
-        </w:rPr>
-        <w:t xml:space="preserve"> и вместо результата выводит текстовое сообщение об ошибке. Ограничение текущей реализации: ввод </w:t>
+        <w:t xml:space="preserve"> + 4 &lt; 0 и вместо результата выводит текстовое сообщение об ошибке. Ограничение текущей реализации: ввод </w:t>
       </w:r>
       <w:r>
         <w:rPr>
@@ -2489,7 +2157,6 @@
         </w:rPr>
         <w:t xml:space="preserve"> выбросят необработанное исключение </w:t>
       </w:r>
-      <w:proofErr w:type="spellStart"/>
       <w:r>
         <w:rPr>
           <w:sz w:val="26"/>
@@ -2497,32 +2164,13 @@
         </w:rPr>
         <w:t>FormatException</w:t>
       </w:r>
-      <w:proofErr w:type="spellEnd"/>
-      <w:r>
-        <w:rPr>
-          <w:sz w:val="26"/>
-          <w:szCs w:val="26"/>
-          <w:lang w:val="ru-RU"/>
-        </w:rPr>
-        <w:t xml:space="preserve"> и программа завершится </w:t>
-      </w:r>
-      <w:proofErr w:type="spellStart"/>
-      <w:r>
-        <w:rPr>
-          <w:sz w:val="26"/>
-          <w:szCs w:val="26"/>
-          <w:lang w:val="ru-RU"/>
-        </w:rPr>
-        <w:t>аварийно</w:t>
-      </w:r>
-      <w:proofErr w:type="spellEnd"/>
-      <w:r>
-        <w:rPr>
-          <w:sz w:val="26"/>
-          <w:szCs w:val="26"/>
-          <w:lang w:val="ru-RU"/>
-        </w:rPr>
-        <w:t>. Это сознательно отмечено как недостаток и вынесено в раздел «Вывод» как направление доработки, а не скрыто.</w:t>
+      <w:r>
+        <w:rPr>
+          <w:sz w:val="26"/>
+          <w:szCs w:val="26"/>
+          <w:lang w:val="ru-RU"/>
+        </w:rPr>
+        <w:t xml:space="preserve"> и программа завершится аварийно. Это сознательно отмечено как недостаток и вынесено в раздел «Вывод» как направление доработки, а не скрыто.</w:t>
       </w:r>
     </w:p>
     <w:p>
@@ -2550,23 +2198,7 @@
           <w:szCs w:val="26"/>
           <w:lang w:val="ru-RU"/>
         </w:rPr>
-        <w:t xml:space="preserve">Задача </w:t>
-      </w:r>
-      <w:r>
-        <w:rPr>
-          <w:sz w:val="26"/>
-          <w:szCs w:val="26"/>
-          <w:lang w:val="ru-RU"/>
-        </w:rPr>
-        <w:t xml:space="preserve">1: </w:t>
-      </w:r>
-      <w:r>
-        <w:rPr>
-          <w:sz w:val="26"/>
-          <w:szCs w:val="26"/>
-          <w:lang w:val="ru-RU"/>
-        </w:rPr>
-        <w:t xml:space="preserve">ввести </w:t>
+        <w:t xml:space="preserve">Задача 1: ввести </w:t>
       </w:r>
       <w:r>
         <w:rPr>
@@ -2701,18 +2333,8 @@
           <w:szCs w:val="26"/>
           <w:lang w:val="ru-RU"/>
         </w:rPr>
-        <w:t>+</w:t>
-      </w:r>
-      <w:proofErr w:type="gramStart"/>
-      <w:r>
-        <w:rPr>
-          <w:sz w:val="26"/>
-          <w:szCs w:val="26"/>
-          <w:lang w:val="ru-RU"/>
-        </w:rPr>
-        <w:t>+&lt;</w:t>
-      </w:r>
-      <w:proofErr w:type="gramEnd"/>
+        <w:t>++&lt;</w:t>
+      </w:r>
       <w:r>
         <w:rPr>
           <w:sz w:val="26"/>
@@ -2773,7 +2395,6 @@
         </w:rPr>
         <w:t>3 = --</w:t>
       </w:r>
-      <w:proofErr w:type="gramStart"/>
       <w:r>
         <w:rPr>
           <w:sz w:val="26"/>
@@ -2796,7 +2417,6 @@
         </w:rPr>
         <w:t>n</w:t>
       </w:r>
-      <w:proofErr w:type="gramEnd"/>
       <w:r>
         <w:rPr>
           <w:sz w:val="26"/>
@@ -2934,7 +2554,6 @@
         </w:rPr>
         <w:t xml:space="preserve">inside. </w:t>
       </w:r>
-      <w:proofErr w:type="spellStart"/>
       <w:r>
         <w:rPr>
           <w:sz w:val="26"/>
@@ -2942,7 +2561,6 @@
         </w:rPr>
         <w:t>Задача</w:t>
       </w:r>
-      <w:proofErr w:type="spellEnd"/>
       <w:r>
         <w:rPr>
           <w:sz w:val="26"/>
@@ -2951,7 +2569,6 @@
         </w:rPr>
         <w:t xml:space="preserve"> 3: </w:t>
       </w:r>
-      <w:proofErr w:type="spellStart"/>
       <w:r>
         <w:rPr>
           <w:sz w:val="26"/>
@@ -2959,7 +2576,6 @@
         </w:rPr>
         <w:t>задать</w:t>
       </w:r>
-      <w:proofErr w:type="spellEnd"/>
       <w:r>
         <w:rPr>
           <w:sz w:val="26"/>
@@ -2968,7 +2584,6 @@
         </w:rPr>
         <w:t xml:space="preserve"> a = 1000, b = 0.0001; </w:t>
       </w:r>
-      <w:proofErr w:type="spellStart"/>
       <w:r>
         <w:rPr>
           <w:sz w:val="26"/>
@@ -2976,7 +2591,6 @@
         </w:rPr>
         <w:t>привести</w:t>
       </w:r>
-      <w:proofErr w:type="spellEnd"/>
       <w:r>
         <w:rPr>
           <w:sz w:val="26"/>
@@ -3015,7 +2629,6 @@
         </w:rPr>
         <w:t xml:space="preserve"> </w:t>
       </w:r>
-      <w:proofErr w:type="spellStart"/>
       <w:r>
         <w:rPr>
           <w:sz w:val="26"/>
@@ -3023,190 +2636,74 @@
         </w:rPr>
         <w:t>вычислить</w:t>
       </w:r>
-      <w:proofErr w:type="spellEnd"/>
       <w:r>
         <w:rPr>
           <w:sz w:val="26"/>
           <w:szCs w:val="26"/>
           <w:lang w:val="it-IT"/>
         </w:rPr>
+        <w:t xml:space="preserve"> cFloat = ((af−bf)³−af³)/(3af·bf²−bf³−3af²·bf); </w:t>
+      </w:r>
+      <w:r>
+        <w:rPr>
+          <w:sz w:val="26"/>
+          <w:szCs w:val="26"/>
+        </w:rPr>
+        <w:t>вычислить</w:t>
+      </w:r>
+      <w:r>
+        <w:rPr>
+          <w:sz w:val="26"/>
+          <w:szCs w:val="26"/>
+          <w:lang w:val="it-IT"/>
+        </w:rPr>
+        <w:t xml:space="preserve"> cDouble = ((a−b)³−a³)/(3ab²−b³−3a²b) </w:t>
+      </w:r>
+      <w:r>
+        <w:rPr>
+          <w:sz w:val="26"/>
+          <w:szCs w:val="26"/>
+        </w:rPr>
+        <w:t>в</w:t>
+      </w:r>
+      <w:r>
+        <w:rPr>
+          <w:sz w:val="26"/>
+          <w:szCs w:val="26"/>
+          <w:lang w:val="it-IT"/>
+        </w:rPr>
+        <w:t xml:space="preserve"> double; </w:t>
+      </w:r>
+      <w:r>
+        <w:rPr>
+          <w:sz w:val="26"/>
+          <w:szCs w:val="26"/>
+        </w:rPr>
+        <w:t>вывести</w:t>
+      </w:r>
+      <w:r>
+        <w:rPr>
+          <w:sz w:val="26"/>
+          <w:szCs w:val="26"/>
+          <w:lang w:val="it-IT"/>
+        </w:rPr>
         <w:t xml:space="preserve"> </w:t>
       </w:r>
-      <w:proofErr w:type="spellStart"/>
+      <w:r>
+        <w:rPr>
+          <w:sz w:val="26"/>
+          <w:szCs w:val="26"/>
+        </w:rPr>
+        <w:t>оба</w:t>
+      </w:r>
       <w:r>
         <w:rPr>
           <w:sz w:val="26"/>
           <w:szCs w:val="26"/>
           <w:lang w:val="it-IT"/>
         </w:rPr>
-        <w:t>cFloat</w:t>
-      </w:r>
-      <w:proofErr w:type="spellEnd"/>
-      <w:r>
-        <w:rPr>
-          <w:sz w:val="26"/>
-          <w:szCs w:val="26"/>
-          <w:lang w:val="it-IT"/>
-        </w:rPr>
-        <w:t xml:space="preserve"> = (</w:t>
-      </w:r>
-      <w:proofErr w:type="spellStart"/>
-      <w:r>
-        <w:rPr>
-          <w:sz w:val="26"/>
-          <w:szCs w:val="26"/>
-          <w:lang w:val="it-IT"/>
-        </w:rPr>
-        <w:t>af+</w:t>
-      </w:r>
-      <w:proofErr w:type="gramStart"/>
-      <w:r>
-        <w:rPr>
-          <w:sz w:val="26"/>
-          <w:szCs w:val="26"/>
-          <w:lang w:val="it-IT"/>
-        </w:rPr>
-        <w:t>bf</w:t>
-      </w:r>
-      <w:proofErr w:type="spellEnd"/>
-      <w:r>
-        <w:rPr>
-          <w:sz w:val="26"/>
-          <w:szCs w:val="26"/>
-          <w:lang w:val="it-IT"/>
-        </w:rPr>
-        <w:t>)²</w:t>
-      </w:r>
-      <w:proofErr w:type="gramEnd"/>
-      <w:r>
-        <w:rPr>
-          <w:sz w:val="26"/>
-          <w:szCs w:val="26"/>
-          <w:lang w:val="it-IT"/>
-        </w:rPr>
-        <w:t xml:space="preserve">; </w:t>
-      </w:r>
-      <w:proofErr w:type="spellStart"/>
-      <w:r>
-        <w:rPr>
-          <w:sz w:val="26"/>
-          <w:szCs w:val="26"/>
-        </w:rPr>
-        <w:t>вычислить</w:t>
-      </w:r>
-      <w:proofErr w:type="spellEnd"/>
-      <w:r>
-        <w:rPr>
-          <w:sz w:val="26"/>
-          <w:szCs w:val="26"/>
-          <w:lang w:val="it-IT"/>
-        </w:rPr>
         <w:t xml:space="preserve"> </w:t>
       </w:r>
-      <w:proofErr w:type="spellStart"/>
-      <w:r>
-        <w:rPr>
-          <w:sz w:val="26"/>
-          <w:szCs w:val="26"/>
-          <w:lang w:val="it-IT"/>
-        </w:rPr>
-        <w:t>cDouble</w:t>
-      </w:r>
-      <w:proofErr w:type="spellEnd"/>
-      <w:r>
-        <w:rPr>
-          <w:sz w:val="26"/>
-          <w:szCs w:val="26"/>
-          <w:lang w:val="it-IT"/>
-        </w:rPr>
-        <w:t xml:space="preserve"> = (</w:t>
-      </w:r>
-      <w:proofErr w:type="spellStart"/>
-      <w:r>
-        <w:rPr>
-          <w:sz w:val="26"/>
-          <w:szCs w:val="26"/>
-          <w:lang w:val="it-IT"/>
-        </w:rPr>
-        <w:t>a+</w:t>
-      </w:r>
-      <w:proofErr w:type="gramStart"/>
-      <w:r>
-        <w:rPr>
-          <w:sz w:val="26"/>
-          <w:szCs w:val="26"/>
-          <w:lang w:val="it-IT"/>
-        </w:rPr>
-        <w:t>b</w:t>
-      </w:r>
-      <w:proofErr w:type="spellEnd"/>
-      <w:r>
-        <w:rPr>
-          <w:sz w:val="26"/>
-          <w:szCs w:val="26"/>
-          <w:lang w:val="it-IT"/>
-        </w:rPr>
-        <w:t>)²</w:t>
-      </w:r>
-      <w:proofErr w:type="gramEnd"/>
-      <w:r>
-        <w:rPr>
-          <w:sz w:val="26"/>
-          <w:szCs w:val="26"/>
-          <w:lang w:val="it-IT"/>
-        </w:rPr>
-        <w:t xml:space="preserve"> </w:t>
-      </w:r>
-      <w:r>
-        <w:rPr>
-          <w:sz w:val="26"/>
-          <w:szCs w:val="26"/>
-        </w:rPr>
-        <w:t>в</w:t>
-      </w:r>
-      <w:r>
-        <w:rPr>
-          <w:sz w:val="26"/>
-          <w:szCs w:val="26"/>
-          <w:lang w:val="it-IT"/>
-        </w:rPr>
-        <w:t xml:space="preserve"> double; </w:t>
-      </w:r>
-      <w:proofErr w:type="spellStart"/>
-      <w:r>
-        <w:rPr>
-          <w:sz w:val="26"/>
-          <w:szCs w:val="26"/>
-        </w:rPr>
-        <w:t>вывести</w:t>
-      </w:r>
-      <w:proofErr w:type="spellEnd"/>
-      <w:r>
-        <w:rPr>
-          <w:sz w:val="26"/>
-          <w:szCs w:val="26"/>
-          <w:lang w:val="it-IT"/>
-        </w:rPr>
-        <w:t xml:space="preserve"> </w:t>
-      </w:r>
-      <w:proofErr w:type="spellStart"/>
-      <w:r>
-        <w:rPr>
-          <w:sz w:val="26"/>
-          <w:szCs w:val="26"/>
-        </w:rPr>
-        <w:t>оба</w:t>
-      </w:r>
-      <w:proofErr w:type="spellEnd"/>
-      <w:r>
-        <w:rPr>
-          <w:sz w:val="26"/>
-          <w:szCs w:val="26"/>
-          <w:lang w:val="it-IT"/>
-        </w:rPr>
-        <w:t xml:space="preserve"> </w:t>
-      </w:r>
-      <w:proofErr w:type="spellStart"/>
       <w:r>
         <w:rPr>
           <w:sz w:val="26"/>
@@ -3214,7 +2711,6 @@
         </w:rPr>
         <w:t>значения</w:t>
       </w:r>
-      <w:proofErr w:type="spellEnd"/>
       <w:r>
         <w:rPr>
           <w:sz w:val="26"/>
@@ -3405,6 +2901,59 @@
           <w:lang w:val="ru-RU"/>
         </w:rPr>
       </w:pPr>
+      <w:r>
+        <w:rPr>
+          <w:noProof/>
+          <w:lang w:val="ru-RU"/>
+          <w14:textOutline w14:w="0" w14:cap="rnd" w14:cmpd="sng" w14:algn="ctr">
+            <w14:noFill/>
+            <w14:prstDash w14:val="solid"/>
+            <w14:bevel/>
+          </w14:textOutline>
+        </w:rPr>
+        <w:lastRenderedPageBreak/>
+        <w:drawing>
+          <wp:inline distT="0" distB="0" distL="0" distR="0" wp14:anchorId="1A8908B3" wp14:editId="3F4347A9">
+            <wp:extent cx="5936615" cy="3974465"/>
+            <wp:effectExtent l="0" t="0" r="0" b="635"/>
+            <wp:docPr id="165162111" name="Picture 1"/>
+            <wp:cNvGraphicFramePr>
+              <a:graphicFrameLocks xmlns:a="http://schemas.openxmlformats.org/drawingml/2006/main" noChangeAspect="1"/>
+            </wp:cNvGraphicFramePr>
+            <a:graphic xmlns:a="http://schemas.openxmlformats.org/drawingml/2006/main">
+              <a:graphicData uri="http://schemas.openxmlformats.org/drawingml/2006/picture">
+                <pic:pic xmlns:pic="http://schemas.openxmlformats.org/drawingml/2006/picture">
+                  <pic:nvPicPr>
+                    <pic:cNvPr id="165162111" name="Picture 165162111"/>
+                    <pic:cNvPicPr/>
+                  </pic:nvPicPr>
+                  <pic:blipFill>
+                    <a:blip r:embed="rId8" cstate="print">
+                      <a:extLst>
+                        <a:ext uri="{28A0092B-C50C-407E-A947-70E740481C1C}">
+                          <a14:useLocalDpi xmlns:a14="http://schemas.microsoft.com/office/drawing/2010/main" val="0"/>
+                        </a:ext>
+                      </a:extLst>
+                    </a:blip>
+                    <a:stretch>
+                      <a:fillRect/>
+                    </a:stretch>
+                  </pic:blipFill>
+                  <pic:spPr>
+                    <a:xfrm>
+                      <a:off x="0" y="0"/>
+                      <a:ext cx="5936615" cy="3974465"/>
+                    </a:xfrm>
+                    <a:prstGeom prst="rect">
+                      <a:avLst/>
+                    </a:prstGeom>
+                  </pic:spPr>
+                </pic:pic>
+              </a:graphicData>
+            </a:graphic>
+          </wp:inline>
+        </w:drawing>
+      </w:r>
     </w:p>
     <w:p>
       <w:pPr>
@@ -3414,11 +2963,55 @@
           <w:lang w:val="ru-RU"/>
         </w:rPr>
       </w:pPr>
+    </w:p>
+    <w:p>
+      <w:pPr>
+        <w:pStyle w:val="BodyA"/>
+        <w:jc w:val="center"/>
+        <w:rPr>
+          <w:lang w:val="ru-RU"/>
+        </w:rPr>
+      </w:pPr>
+    </w:p>
+    <w:p>
+      <w:pPr>
+        <w:pStyle w:val="BodyA"/>
+        <w:jc w:val="center"/>
+        <w:rPr>
+          <w:lang w:val="ru-RU"/>
+        </w:rPr>
+      </w:pPr>
+    </w:p>
+    <w:p>
+      <w:pPr>
+        <w:pStyle w:val="BodyA"/>
+        <w:jc w:val="center"/>
+        <w:rPr>
+          <w:lang w:val="ru-RU"/>
+        </w:rPr>
+      </w:pPr>
+    </w:p>
+    <w:p>
+      <w:pPr>
+        <w:pStyle w:val="BodyA"/>
+        <w:jc w:val="center"/>
+        <w:rPr>
+          <w:lang w:val="ru-RU"/>
+        </w:rPr>
+      </w:pPr>
+    </w:p>
+    <w:p>
+      <w:pPr>
+        <w:pStyle w:val="BodyA"/>
+        <w:jc w:val="center"/>
+        <w:rPr>
+          <w:lang w:val="ru-RU"/>
+        </w:rPr>
+      </w:pPr>
       <w:r>
         <w:rPr>
           <w:noProof/>
         </w:rPr>
-        <w:lastRenderedPageBreak/>
         <w:drawing>
           <wp:inline distT="0" distB="0" distL="0" distR="0" wp14:anchorId="22129BC0" wp14:editId="3EEDCB26">
             <wp:extent cx="3960000" cy="3192322"/>
@@ -3435,7 +3028,7 @@
                     </pic:cNvPicPr>
                   </pic:nvPicPr>
                   <pic:blipFill>
-                    <a:blip r:embed="rId8"/>
+                    <a:blip r:embed="rId9"/>
                     <a:stretch>
                       <a:fillRect/>
                     </a:stretch>
@@ -3460,43 +3053,186 @@
           </wp:inline>
         </w:drawing>
       </w:r>
+    </w:p>
+    <w:p>
+      <w:pPr>
+        <w:pStyle w:val="BodyA"/>
+        <w:spacing w:before="240" w:after="200"/>
+        <w:jc w:val="center"/>
+        <w:rPr>
+          <w:b/>
+          <w:bCs/>
+          <w:sz w:val="32"/>
+          <w:szCs w:val="32"/>
+          <w:lang w:val="ru-RU"/>
+        </w:rPr>
+      </w:pPr>
+    </w:p>
+    <w:p>
+      <w:pPr>
+        <w:pStyle w:val="BodyA"/>
+        <w:spacing w:before="240" w:after="200"/>
+        <w:jc w:val="center"/>
+        <w:rPr>
+          <w:b/>
+          <w:bCs/>
+          <w:sz w:val="32"/>
+          <w:szCs w:val="32"/>
+          <w:lang w:val="ru-RU"/>
+        </w:rPr>
+      </w:pPr>
+    </w:p>
+    <w:p>
+      <w:pPr>
+        <w:pStyle w:val="BodyA"/>
+        <w:spacing w:before="240" w:after="200"/>
+        <w:jc w:val="center"/>
+        <w:rPr>
+          <w:b/>
+          <w:bCs/>
+          <w:sz w:val="32"/>
+          <w:szCs w:val="32"/>
+          <w:lang w:val="ru-RU"/>
+        </w:rPr>
+      </w:pPr>
+    </w:p>
+    <w:p>
+      <w:pPr>
+        <w:pStyle w:val="BodyA"/>
+        <w:spacing w:before="240" w:after="200"/>
+        <w:jc w:val="center"/>
+        <w:rPr>
+          <w:b/>
+          <w:bCs/>
+          <w:sz w:val="32"/>
+          <w:szCs w:val="32"/>
+          <w:lang w:val="ru-RU"/>
+        </w:rPr>
+      </w:pPr>
+    </w:p>
+    <w:p>
+      <w:pPr>
+        <w:pStyle w:val="BodyA"/>
+        <w:spacing w:before="240" w:after="200"/>
+        <w:jc w:val="center"/>
+        <w:rPr>
+          <w:b/>
+          <w:bCs/>
+          <w:sz w:val="32"/>
+          <w:szCs w:val="32"/>
+          <w:lang w:val="ru-RU"/>
+        </w:rPr>
+      </w:pPr>
+    </w:p>
+    <w:p>
+      <w:pPr>
+        <w:pStyle w:val="BodyA"/>
+        <w:spacing w:before="240" w:after="200"/>
+        <w:jc w:val="center"/>
+        <w:rPr>
+          <w:lang w:val="ru-RU"/>
+        </w:rPr>
+      </w:pPr>
+      <w:r>
+        <w:rPr>
+          <w:b/>
+          <w:bCs/>
+          <w:sz w:val="32"/>
+          <w:szCs w:val="32"/>
+          <w:lang w:val="ru-RU"/>
+        </w:rPr>
+        <w:t>4. Тестирование</w:t>
+      </w:r>
+    </w:p>
+    <w:p>
+      <w:pPr>
+        <w:pStyle w:val="BodyA"/>
+        <w:spacing w:after="120" w:line="360" w:lineRule="auto"/>
+        <w:jc w:val="both"/>
+        <w:rPr>
+          <w:lang w:val="ru-RU"/>
+        </w:rPr>
+      </w:pPr>
+      <w:r>
+        <w:rPr>
+          <w:sz w:val="26"/>
+          <w:szCs w:val="26"/>
+          <w:lang w:val="ru-RU"/>
+        </w:rPr>
+        <w:t>Для проверки работоспособности программы составлено 19 тестов (</w:t>
+      </w:r>
+      <w:r>
+        <w:rPr>
+          <w:sz w:val="26"/>
+          <w:szCs w:val="26"/>
+        </w:rPr>
+        <w:t>T</w:t>
+      </w:r>
+      <w:r>
+        <w:rPr>
+          <w:sz w:val="26"/>
+          <w:szCs w:val="26"/>
+          <w:lang w:val="ru-RU"/>
+        </w:rPr>
+        <w:t>01–</w:t>
+      </w:r>
+      <w:r>
+        <w:rPr>
+          <w:sz w:val="26"/>
+          <w:szCs w:val="26"/>
+        </w:rPr>
+        <w:t>T</w:t>
+      </w:r>
+      <w:r>
+        <w:rPr>
+          <w:sz w:val="26"/>
+          <w:szCs w:val="26"/>
+          <w:lang w:val="ru-RU"/>
+        </w:rPr>
+        <w:t>19), покрывающих все три задачи варианта 22. Ниже приведены таблица тестов и две матрицы покрытия — по критериям чёрного и белого ящика, — оформленные по образцу таблицы тестов, предоставленной для лабораторной работы №1.</w:t>
+      </w:r>
+    </w:p>
+    <w:p>
+      <w:pPr>
+        <w:pStyle w:val="BodyA"/>
+        <w:spacing w:after="80" w:line="360" w:lineRule="auto"/>
+        <w:jc w:val="both"/>
+      </w:pPr>
+      <w:r>
+        <w:rPr>
+          <w:b/>
+          <w:bCs/>
+          <w:sz w:val="26"/>
+          <w:szCs w:val="26"/>
+        </w:rPr>
+        <w:t xml:space="preserve">Таблица тестов — Задача 1.</w:t>
+      </w:r>
+    </w:p>
+    <w:p>
+      <w:pPr>
+        <w:jc w:val="center"/>
+      </w:pPr>
       <w:r>
         <w:rPr>
           <w:noProof/>
         </w:rPr>
         <w:drawing>
-          <wp:anchor distT="152400" distB="152400" distL="152400" distR="152400" simplePos="0" relativeHeight="251660288" behindDoc="0" locked="0" layoutInCell="1" allowOverlap="1" wp14:anchorId="439745B3" wp14:editId="1D59B627">
-            <wp:simplePos x="0" y="0"/>
-            <wp:positionH relativeFrom="page">
-              <wp:posOffset>803593</wp:posOffset>
-            </wp:positionH>
-            <wp:positionV relativeFrom="page">
-              <wp:posOffset>487680</wp:posOffset>
-            </wp:positionV>
-            <wp:extent cx="5936616" cy="4580536"/>
+          <wp:inline distT="0" distB="0" distL="0" distR="0" wp14:anchorId="689C1EE4" wp14:editId="485A02CB">
+            <wp:extent cx="5940000" cy="3093092"/>
             <wp:effectExtent l="0" t="0" r="0" b="0"/>
-            <wp:wrapThrough wrapText="bothSides" distL="152400" distR="152400">
-              <wp:wrapPolygon edited="1">
-                <wp:start x="0" y="0"/>
-                <wp:lineTo x="21600" y="0"/>
-                <wp:lineTo x="21600" y="21625"/>
-                <wp:lineTo x="0" y="21625"/>
-                <wp:lineTo x="0" y="0"/>
-              </wp:wrapPolygon>
-            </wp:wrapThrough>
-            <wp:docPr id="1073741828" name="officeArt object" descr="Screenshot 2026-09-26 at 12.30.47.png"/>
-            <wp:cNvGraphicFramePr/>
+            <wp:docPr id="1073741829" name="Picture 1073741829"/>
+            <wp:cNvGraphicFramePr>
+              <a:graphicFrameLocks xmlns:a="http://schemas.openxmlformats.org/drawingml/2006/main" noChangeAspect="1"/>
+            </wp:cNvGraphicFramePr>
             <a:graphic xmlns:a="http://schemas.openxmlformats.org/drawingml/2006/main">
               <a:graphicData uri="http://schemas.openxmlformats.org/drawingml/2006/picture">
                 <pic:pic xmlns:pic="http://schemas.openxmlformats.org/drawingml/2006/picture">
                   <pic:nvPicPr>
-                    <pic:cNvPr id="1073741828" name="Screenshot 2026-09-26 at 12.30.47.png" descr="Screenshot 2026-09-26 at 12.30.47.png"/>
-                    <pic:cNvPicPr>
-                      <a:picLocks noChangeAspect="1"/>
-                    </pic:cNvPicPr>
+                    <pic:cNvPr id="0" name="Тесты Задача 1.png"/>
+                    <pic:cNvPicPr/>
                   </pic:nvPicPr>
                   <pic:blipFill>
-                    <a:blip r:embed="rId9"/>
+                    <a:blip r:embed="rId10"/>
                     <a:stretch>
                       <a:fillRect/>
                     </a:stretch>
@@ -3504,29 +3240,56 @@
                   <pic:spPr>
                     <a:xfrm>
                       <a:off x="0" y="0"/>
-                      <a:ext cx="5936616" cy="4580536"/>
+                      <a:ext cx="5940000" cy="3093092"/>
                     </a:xfrm>
                     <a:prstGeom prst="rect">
                       <a:avLst/>
                     </a:prstGeom>
-                    <a:ln w="12700" cap="flat">
-                      <a:noFill/>
-                      <a:miter lim="400000"/>
-                    </a:ln>
-                    <a:effectLst/>
                   </pic:spPr>
                 </pic:pic>
               </a:graphicData>
             </a:graphic>
-          </wp:anchor>
+          </wp:inline>
         </w:drawing>
       </w:r>
     </w:p>
     <w:p>
       <w:pPr>
         <w:pStyle w:val="BodyA"/>
-        <w:spacing w:before="240" w:after="200"/>
+        <w:widowControl w:val="0"/>
+        <w:spacing w:after="80"/>
+        <w:ind w:left="108" w:hanging="108"/>
         <w:jc w:val="center"/>
+        <w:rPr>
+          <w:lang w:val="ru-RU"/>
+        </w:rPr>
+      </w:pPr>
+    </w:p>
+    <w:p>
+      <w:pPr>
+        <w:pStyle w:val="BodyA"/>
+        <w:widowControl w:val="0"/>
+        <w:spacing w:after="80"/>
+        <w:jc w:val="center"/>
+        <w:rPr>
+          <w:lang w:val="ru-RU"/>
+        </w:rPr>
+      </w:pPr>
+    </w:p>
+    <w:p>
+      <w:pPr>
+        <w:pStyle w:val="BodyA"/>
+        <w:spacing w:after="120"/>
+        <w:rPr>
+          <w:lang w:val="ru-RU"/>
+        </w:rPr>
+      </w:pPr>
+    </w:p>
+    <w:p>
+      <w:pPr>
+        <w:pStyle w:val="BodyA"/>
+        <w:spacing w:after="80" w:line="360" w:lineRule="auto"/>
+        <w:jc w:val="both"/>
         <w:rPr>
           <w:lang w:val="ru-RU"/>
         </w:rPr>
@@ -3535,12 +3298,222 @@
         <w:rPr>
           <w:b/>
           <w:bCs/>
-          <w:sz w:val="32"/>
-          <w:szCs w:val="32"/>
-          <w:lang w:val="ru-RU"/>
+          <w:sz w:val="26"/>
+          <w:szCs w:val="26"/>
+          <w:lang w:val="ru-RU"/>
+        </w:rPr>
+        <w:t xml:space="preserve">Таблица тестов — Задача 2. Тесты </w:t>
+      </w:r>
+      <w:r>
+        <w:rPr>
+          <w:b/>
+          <w:bCs/>
+          <w:sz w:val="26"/>
+          <w:szCs w:val="26"/>
+        </w:rPr>
+        <w:t>T</w:t>
+      </w:r>
+      <w:r>
+        <w:rPr>
+          <w:b/>
+          <w:bCs/>
+          <w:sz w:val="26"/>
+          <w:szCs w:val="26"/>
+          <w:lang w:val="ru-RU"/>
+        </w:rPr>
+        <w:t>15–</w:t>
+      </w:r>
+      <w:r>
+        <w:rPr>
+          <w:b/>
+          <w:bCs/>
+          <w:sz w:val="26"/>
+          <w:szCs w:val="26"/>
+        </w:rPr>
+        <w:t>T</w:t>
+      </w:r>
+      <w:r>
+        <w:rPr>
+          <w:b/>
+          <w:bCs/>
+          <w:sz w:val="26"/>
+          <w:szCs w:val="26"/>
+          <w:lang w:val="ru-RU"/>
+        </w:rPr>
+        <w:t>18 подобраны так, чтобы в каждом из них нарушалось ровно одно из четырёх условий конъюнкции, а не все сразу.</w:t>
+      </w:r>
+    </w:p>
+    <w:p>
+      <w:pPr>
+        <w:jc w:val="center"/>
+      </w:pPr>
+      <w:r>
+        <w:rPr>
+          <w:noProof/>
         </w:rPr>
         <w:lastRenderedPageBreak/>
-        <w:t>4. Тестирование</w:t>
+        <w:drawing>
+          <wp:inline distT="0" distB="0" distL="0" distR="0" wp14:anchorId="402A0A26" wp14:editId="27D43CEE">
+            <wp:extent cx="5940000" cy="2506043"/>
+            <wp:effectExtent l="0" t="0" r="0" b="0"/>
+            <wp:docPr id="1073741830" name="Picture 1073741830"/>
+            <wp:cNvGraphicFramePr>
+              <a:graphicFrameLocks xmlns:a="http://schemas.openxmlformats.org/drawingml/2006/main" noChangeAspect="1"/>
+            </wp:cNvGraphicFramePr>
+            <a:graphic xmlns:a="http://schemas.openxmlformats.org/drawingml/2006/main">
+              <a:graphicData uri="http://schemas.openxmlformats.org/drawingml/2006/picture">
+                <pic:pic xmlns:pic="http://schemas.openxmlformats.org/drawingml/2006/picture">
+                  <pic:nvPicPr>
+                    <pic:cNvPr id="0" name="Тесты Задача 2.png"/>
+                    <pic:cNvPicPr/>
+                  </pic:nvPicPr>
+                  <pic:blipFill>
+                    <a:blip r:embed="rId11"/>
+                    <a:stretch>
+                      <a:fillRect/>
+                    </a:stretch>
+                  </pic:blipFill>
+                  <pic:spPr>
+                    <a:xfrm>
+                      <a:off x="0" y="0"/>
+                      <a:ext cx="5940000" cy="2506043"/>
+                    </a:xfrm>
+                    <a:prstGeom prst="rect">
+                      <a:avLst/>
+                    </a:prstGeom>
+                  </pic:spPr>
+                </pic:pic>
+              </a:graphicData>
+            </a:graphic>
+          </wp:inline>
+        </w:drawing>
+      </w:r>
+    </w:p>
+    <w:p>
+      <w:pPr>
+        <w:pStyle w:val="BodyA"/>
+        <w:widowControl w:val="0"/>
+        <w:spacing w:after="80"/>
+        <w:ind w:left="108" w:hanging="108"/>
+        <w:jc w:val="center"/>
+      </w:pPr>
+    </w:p>
+    <w:p>
+      <w:pPr>
+        <w:pStyle w:val="BodyA"/>
+        <w:widowControl w:val="0"/>
+        <w:spacing w:after="80"/>
+        <w:jc w:val="center"/>
+      </w:pPr>
+    </w:p>
+    <w:p>
+      <w:pPr>
+        <w:pStyle w:val="BodyA"/>
+        <w:spacing w:after="120"/>
+      </w:pPr>
+    </w:p>
+    <w:p>
+      <w:pPr>
+        <w:pStyle w:val="BodyA"/>
+        <w:spacing w:after="80" w:line="360" w:lineRule="auto"/>
+        <w:jc w:val="both"/>
+      </w:pPr>
+      <w:r>
+        <w:rPr>
+          <w:b/>
+          <w:bCs/>
+          <w:sz w:val="26"/>
+          <w:szCs w:val="26"/>
+        </w:rPr>
+        <w:t xml:space="preserve">Таблица тестов — Задача 3.</w:t>
+      </w:r>
+    </w:p>
+    <w:p>
+      <w:pPr>
+        <w:jc w:val="center"/>
+      </w:pPr>
+      <w:r>
+        <w:rPr>
+          <w:noProof/>
+        </w:rPr>
+        <w:drawing>
+          <wp:inline distT="0" distB="0" distL="0" distR="0" wp14:anchorId="14324A3C" wp14:editId="6856961E">
+            <wp:extent cx="5940000" cy="846412"/>
+            <wp:effectExtent l="0" t="0" r="0" b="0"/>
+            <wp:docPr id="1073741831" name="Picture 1073741831"/>
+            <wp:cNvGraphicFramePr>
+              <a:graphicFrameLocks xmlns:a="http://schemas.openxmlformats.org/drawingml/2006/main" noChangeAspect="1"/>
+            </wp:cNvGraphicFramePr>
+            <a:graphic xmlns:a="http://schemas.openxmlformats.org/drawingml/2006/main">
+              <a:graphicData uri="http://schemas.openxmlformats.org/drawingml/2006/picture">
+                <pic:pic xmlns:pic="http://schemas.openxmlformats.org/drawingml/2006/picture">
+                  <pic:nvPicPr>
+                    <pic:cNvPr id="0" name="Тесты Задача 3.png"/>
+                    <pic:cNvPicPr/>
+                  </pic:nvPicPr>
+                  <pic:blipFill>
+                    <a:blip r:embed="rId12"/>
+                    <a:stretch>
+                      <a:fillRect/>
+                    </a:stretch>
+                  </pic:blipFill>
+                  <pic:spPr>
+                    <a:xfrm>
+                      <a:off x="0" y="0"/>
+                      <a:ext cx="5940000" cy="846412"/>
+                    </a:xfrm>
+                    <a:prstGeom prst="rect">
+                      <a:avLst/>
+                    </a:prstGeom>
+                  </pic:spPr>
+                </pic:pic>
+              </a:graphicData>
+            </a:graphic>
+          </wp:inline>
+        </w:drawing>
+      </w:r>
+    </w:p>
+    <w:p>
+      <w:pPr>
+        <w:pStyle w:val="BodyA"/>
+        <w:widowControl w:val="0"/>
+        <w:spacing w:after="80"/>
+        <w:ind w:left="108" w:hanging="108"/>
+        <w:jc w:val="center"/>
+      </w:pPr>
+    </w:p>
+    <w:p>
+      <w:pPr>
+        <w:pStyle w:val="BodyA"/>
+        <w:widowControl w:val="0"/>
+        <w:spacing w:after="80"/>
+        <w:jc w:val="center"/>
+      </w:pPr>
+    </w:p>
+    <w:p>
+      <w:pPr>
+        <w:pStyle w:val="BodyA"/>
+        <w:spacing w:after="120"/>
+      </w:pPr>
+    </w:p>
+    <w:p>
+      <w:pPr>
+        <w:pStyle w:val="BodyA"/>
+        <w:spacing w:after="80" w:line="360" w:lineRule="auto"/>
+        <w:jc w:val="both"/>
+        <w:rPr>
+          <w:lang w:val="ru-RU"/>
+        </w:rPr>
+      </w:pPr>
+      <w:r>
+        <w:rPr>
+          <w:b/>
+          <w:bCs/>
+          <w:sz w:val="26"/>
+          <w:szCs w:val="26"/>
+          <w:lang w:val="ru-RU"/>
+        </w:rPr>
+        <w:t xml:space="preserve">Чёрный ящик.</w:t>
       </w:r>
     </w:p>
     <w:p>
@@ -3558,46 +3531,15 @@
           <w:szCs w:val="26"/>
           <w:lang w:val="ru-RU"/>
         </w:rPr>
-        <w:t>Для проверки работоспособности программы составлено 19 тестов (</w:t>
-      </w:r>
-      <w:r>
-        <w:rPr>
-          <w:sz w:val="26"/>
-          <w:szCs w:val="26"/>
-        </w:rPr>
-        <w:t>T</w:t>
-      </w:r>
-      <w:r>
-        <w:rPr>
-          <w:sz w:val="26"/>
-          <w:szCs w:val="26"/>
-          <w:lang w:val="ru-RU"/>
-        </w:rPr>
-        <w:t>01–</w:t>
-      </w:r>
-      <w:r>
-        <w:rPr>
-          <w:sz w:val="26"/>
-          <w:szCs w:val="26"/>
-        </w:rPr>
-        <w:t>T</w:t>
-      </w:r>
-      <w:r>
-        <w:rPr>
-          <w:sz w:val="26"/>
-          <w:szCs w:val="26"/>
-          <w:lang w:val="ru-RU"/>
-        </w:rPr>
-        <w:t>19), покрывающих все три задачи варианта 22. Ниже приведены таблица тестов и две матрицы покрытия — по критериям чёрного и белого ящика, — оформленные по образцу таблицы тестов, предоставленной для лабораторной работы №1.</w:t>
-      </w:r>
-    </w:p>
-    <w:p>
-      <w:pPr>
-        <w:pStyle w:val="BodyA"/>
-        <w:spacing w:after="80" w:line="360" w:lineRule="auto"/>
+        <w:t>Матрицы показывают, какие классы входных и выходных данных покрывает каждый тест (без анализа внутреннего кода).</w:t>
+      </w:r>
+    </w:p>
+    <w:p>
+      <w:pPr>
+        <w:pStyle w:val="BodyA"/>
+        <w:spacing w:after="40" w:line="360" w:lineRule="auto"/>
         <w:jc w:val="both"/>
       </w:pPr>
-      <w:proofErr w:type="spellStart"/>
       <w:r>
         <w:rPr>
           <w:b/>
@@ -3605,19 +3547,93 @@
           <w:sz w:val="26"/>
           <w:szCs w:val="26"/>
         </w:rPr>
-        <w:t>Таблица</w:t>
-      </w:r>
-      <w:proofErr w:type="spellEnd"/>
+        <w:t xml:space="preserve">Задача </w:t>
+      </w:r>
       <w:r>
         <w:rPr>
           <w:b/>
           <w:bCs/>
           <w:sz w:val="26"/>
           <w:szCs w:val="26"/>
-        </w:rPr>
-        <w:t xml:space="preserve"> </w:t>
-      </w:r>
-      <w:proofErr w:type="spellStart"/>
+          <w:lang w:val="ru-RU"/>
+        </w:rPr>
+        <w:t>1:</w:t>
+      </w:r>
+    </w:p>
+    <w:p>
+      <w:pPr>
+        <w:jc w:val="center"/>
+      </w:pPr>
+      <w:r>
+        <w:rPr>
+          <w:noProof/>
+        </w:rPr>
+        <w:drawing>
+          <wp:inline distT="0" distB="0" distL="0" distR="0" wp14:anchorId="5CC9F130" wp14:editId="4A3694AE">
+            <wp:extent cx="5940000" cy="1102785"/>
+            <wp:effectExtent l="0" t="0" r="0" b="0"/>
+            <wp:docPr id="1073741832" name="Picture 1073741832"/>
+            <wp:cNvGraphicFramePr>
+              <a:graphicFrameLocks xmlns:a="http://schemas.openxmlformats.org/drawingml/2006/main" noChangeAspect="1"/>
+            </wp:cNvGraphicFramePr>
+            <a:graphic xmlns:a="http://schemas.openxmlformats.org/drawingml/2006/main">
+              <a:graphicData uri="http://schemas.openxmlformats.org/drawingml/2006/picture">
+                <pic:pic xmlns:pic="http://schemas.openxmlformats.org/drawingml/2006/picture">
+                  <pic:nvPicPr>
+                    <pic:cNvPr id="0" name="ЧЯ Задача 1.png"/>
+                    <pic:cNvPicPr/>
+                  </pic:nvPicPr>
+                  <pic:blipFill>
+                    <a:blip r:embed="rId13"/>
+                    <a:stretch>
+                      <a:fillRect/>
+                    </a:stretch>
+                  </pic:blipFill>
+                  <pic:spPr>
+                    <a:xfrm>
+                      <a:off x="0" y="0"/>
+                      <a:ext cx="5940000" cy="1102785"/>
+                    </a:xfrm>
+                    <a:prstGeom prst="rect">
+                      <a:avLst/>
+                    </a:prstGeom>
+                  </pic:spPr>
+                </pic:pic>
+              </a:graphicData>
+            </a:graphic>
+          </wp:inline>
+        </w:drawing>
+      </w:r>
+    </w:p>
+    <w:p>
+      <w:pPr>
+        <w:pStyle w:val="BodyA"/>
+        <w:widowControl w:val="0"/>
+        <w:spacing w:after="40"/>
+        <w:ind w:left="108" w:hanging="108"/>
+        <w:jc w:val="center"/>
+      </w:pPr>
+    </w:p>
+    <w:p>
+      <w:pPr>
+        <w:pStyle w:val="BodyA"/>
+        <w:widowControl w:val="0"/>
+        <w:spacing w:after="40"/>
+        <w:jc w:val="center"/>
+      </w:pPr>
+    </w:p>
+    <w:p>
+      <w:pPr>
+        <w:pStyle w:val="BodyA"/>
+        <w:spacing w:after="120"/>
+      </w:pPr>
+    </w:p>
+    <w:p>
+      <w:pPr>
+        <w:pStyle w:val="BodyA"/>
+        <w:spacing w:after="40" w:line="360" w:lineRule="auto"/>
+        <w:jc w:val="both"/>
+      </w:pPr>
       <w:r>
         <w:rPr>
           <w:b/>
@@ -3625,37 +3641,7 @@
           <w:sz w:val="26"/>
           <w:szCs w:val="26"/>
         </w:rPr>
-        <w:t>тестов</w:t>
-      </w:r>
-      <w:proofErr w:type="spellEnd"/>
-      <w:r>
-        <w:rPr>
-          <w:b/>
-          <w:bCs/>
-          <w:sz w:val="26"/>
-          <w:szCs w:val="26"/>
-        </w:rPr>
-        <w:t xml:space="preserve"> — </w:t>
-      </w:r>
-      <w:proofErr w:type="spellStart"/>
-      <w:r>
-        <w:rPr>
-          <w:b/>
-          <w:bCs/>
-          <w:sz w:val="26"/>
-          <w:szCs w:val="26"/>
-        </w:rPr>
-        <w:t>Задача</w:t>
-      </w:r>
-      <w:proofErr w:type="spellEnd"/>
-      <w:r>
-        <w:rPr>
-          <w:b/>
-          <w:bCs/>
-          <w:sz w:val="26"/>
-          <w:szCs w:val="26"/>
-        </w:rPr>
-        <w:t xml:space="preserve"> 1.</w:t>
+        <w:t xml:space="preserve">Задача 2:</w:t>
       </w:r>
     </w:p>
     <w:p>
@@ -3663,18 +3649,22 @@
         <w:jc w:val="center"/>
       </w:pPr>
       <w:r>
+        <w:rPr>
+          <w:noProof/>
+        </w:rPr>
         <w:drawing>
-          <wp:inline xmlns:a="http://schemas.openxmlformats.org/drawingml/2006/main" xmlns:pic="http://schemas.openxmlformats.org/drawingml/2006/picture">
-            <wp:extent cx="5940000" cy="3093092"/>
-            <wp:docPr id="1073741829" name="Picture 1073741829"/>
+          <wp:inline distT="0" distB="0" distL="0" distR="0" wp14:anchorId="2AF2B3AD" wp14:editId="3BE3ACDE">
+            <wp:extent cx="5940000" cy="780254"/>
+            <wp:effectExtent l="0" t="0" r="0" b="0"/>
+            <wp:docPr id="1073741833" name="Picture 1073741833"/>
             <wp:cNvGraphicFramePr>
-              <a:graphicFrameLocks noChangeAspect="1"/>
+              <a:graphicFrameLocks xmlns:a="http://schemas.openxmlformats.org/drawingml/2006/main" noChangeAspect="1"/>
             </wp:cNvGraphicFramePr>
-            <a:graphic>
+            <a:graphic xmlns:a="http://schemas.openxmlformats.org/drawingml/2006/main">
               <a:graphicData uri="http://schemas.openxmlformats.org/drawingml/2006/picture">
-                <pic:pic>
+                <pic:pic xmlns:pic="http://schemas.openxmlformats.org/drawingml/2006/picture">
                   <pic:nvPicPr>
-                    <pic:cNvPr id="0" name="Тесты Задача 1.png"/>
+                    <pic:cNvPr id="0" name="ЧЯ Задача 2.png"/>
                     <pic:cNvPicPr/>
                   </pic:nvPicPr>
                   <pic:blipFill>
@@ -3686,9 +3676,11 @@
                   <pic:spPr>
                     <a:xfrm>
                       <a:off x="0" y="0"/>
-                      <a:ext cx="5940000" cy="3093092"/>
+                      <a:ext cx="5940000" cy="780254"/>
                     </a:xfrm>
-                    <a:prstGeom prst="rect"/>
+                    <a:prstGeom prst="rect">
+                      <a:avLst/>
+                    </a:prstGeom>
                   </pic:spPr>
                 </pic:pic>
               </a:graphicData>
@@ -3701,42 +3693,30 @@
       <w:pPr>
         <w:pStyle w:val="BodyA"/>
         <w:widowControl w:val="0"/>
-        <w:spacing w:after="80"/>
+        <w:spacing w:after="40"/>
         <w:ind w:left="108" w:hanging="108"/>
         <w:jc w:val="center"/>
-        <w:rPr>
-          <w:lang w:val="ru-RU"/>
-        </w:rPr>
       </w:pPr>
     </w:p>
     <w:p>
       <w:pPr>
         <w:pStyle w:val="BodyA"/>
         <w:widowControl w:val="0"/>
-        <w:spacing w:after="80"/>
+        <w:spacing w:after="40"/>
         <w:jc w:val="center"/>
-        <w:rPr>
-          <w:lang w:val="ru-RU"/>
-        </w:rPr>
       </w:pPr>
     </w:p>
     <w:p>
       <w:pPr>
         <w:pStyle w:val="BodyA"/>
         <w:spacing w:after="120"/>
-        <w:rPr>
-          <w:lang w:val="ru-RU"/>
-        </w:rPr>
-      </w:pPr>
-    </w:p>
-    <w:p>
-      <w:pPr>
-        <w:pStyle w:val="BodyA"/>
-        <w:spacing w:after="80" w:line="360" w:lineRule="auto"/>
+      </w:pPr>
+    </w:p>
+    <w:p>
+      <w:pPr>
+        <w:pStyle w:val="BodyA"/>
+        <w:spacing w:after="40" w:line="360" w:lineRule="auto"/>
         <w:jc w:val="both"/>
-        <w:rPr>
-          <w:lang w:val="ru-RU"/>
-        </w:rPr>
       </w:pPr>
       <w:r>
         <w:rPr>
@@ -3744,9 +3724,8 @@
           <w:bCs/>
           <w:sz w:val="26"/>
           <w:szCs w:val="26"/>
-          <w:lang w:val="ru-RU"/>
-        </w:rPr>
-        <w:t xml:space="preserve">Таблица тестов — Задача 2. Тесты </w:t>
+        </w:rPr>
+        <w:t xml:space="preserve">Задача </w:t>
       </w:r>
       <w:r>
         <w:rPr>
@@ -3754,37 +3733,9 @@
           <w:bCs/>
           <w:sz w:val="26"/>
           <w:szCs w:val="26"/>
-        </w:rPr>
-        <w:t>T</w:t>
-      </w:r>
-      <w:r>
-        <w:rPr>
-          <w:b/>
-          <w:bCs/>
-          <w:sz w:val="26"/>
-          <w:szCs w:val="26"/>
-          <w:lang w:val="ru-RU"/>
-        </w:rPr>
-        <w:t>15–</w:t>
-      </w:r>
-      <w:r>
-        <w:rPr>
-          <w:b/>
-          <w:bCs/>
-          <w:sz w:val="26"/>
-          <w:szCs w:val="26"/>
-        </w:rPr>
-        <w:t>T</w:t>
-      </w:r>
-      <w:r>
-        <w:rPr>
-          <w:b/>
-          <w:bCs/>
-          <w:sz w:val="26"/>
-          <w:szCs w:val="26"/>
-          <w:lang w:val="ru-RU"/>
-        </w:rPr>
-        <w:t>18 подобраны так, чтобы в каждом из них нарушалось ровно одно из четырёх условий конъюнкции, а не все сразу.</w:t>
+          <w:lang w:val="ru-RU"/>
+        </w:rPr>
+        <w:t>3:</w:t>
       </w:r>
     </w:p>
     <w:p>
@@ -3792,18 +3743,22 @@
         <w:jc w:val="center"/>
       </w:pPr>
       <w:r>
+        <w:rPr>
+          <w:noProof/>
+        </w:rPr>
         <w:drawing>
-          <wp:inline xmlns:a="http://schemas.openxmlformats.org/drawingml/2006/main" xmlns:pic="http://schemas.openxmlformats.org/drawingml/2006/picture">
-            <wp:extent cx="5940000" cy="2506043"/>
-            <wp:docPr id="1073741830" name="Picture 1073741830"/>
+          <wp:inline distT="0" distB="0" distL="0" distR="0" wp14:anchorId="286BA341" wp14:editId="4462CFF3">
+            <wp:extent cx="5400675" cy="1352550"/>
+            <wp:effectExtent l="0" t="0" r="0" b="0"/>
+            <wp:docPr id="1073741834" name="Picture 1073741834"/>
             <wp:cNvGraphicFramePr>
-              <a:graphicFrameLocks noChangeAspect="1"/>
+              <a:graphicFrameLocks xmlns:a="http://schemas.openxmlformats.org/drawingml/2006/main" noChangeAspect="1"/>
             </wp:cNvGraphicFramePr>
-            <a:graphic>
+            <a:graphic xmlns:a="http://schemas.openxmlformats.org/drawingml/2006/main">
               <a:graphicData uri="http://schemas.openxmlformats.org/drawingml/2006/picture">
-                <pic:pic>
+                <pic:pic xmlns:pic="http://schemas.openxmlformats.org/drawingml/2006/picture">
                   <pic:nvPicPr>
-                    <pic:cNvPr id="0" name="Тесты Задача 2.png"/>
+                    <pic:cNvPr id="0" name="ЧЯ Задача 3.png"/>
                     <pic:cNvPicPr/>
                   </pic:nvPicPr>
                   <pic:blipFill>
@@ -3815,9 +3770,11 @@
                   <pic:spPr>
                     <a:xfrm>
                       <a:off x="0" y="0"/>
-                      <a:ext cx="5940000" cy="2506043"/>
+                      <a:ext cx="5400675" cy="1352550"/>
                     </a:xfrm>
-                    <a:prstGeom prst="rect"/>
+                    <a:prstGeom prst="rect">
+                      <a:avLst/>
+                    </a:prstGeom>
                   </pic:spPr>
                 </pic:pic>
               </a:graphicData>
@@ -3830,7 +3787,7 @@
       <w:pPr>
         <w:pStyle w:val="BodyA"/>
         <w:widowControl w:val="0"/>
-        <w:spacing w:after="80"/>
+        <w:spacing w:after="40"/>
         <w:ind w:left="108" w:hanging="108"/>
         <w:jc w:val="center"/>
       </w:pPr>
@@ -3839,7 +3796,7 @@
       <w:pPr>
         <w:pStyle w:val="BodyA"/>
         <w:widowControl w:val="0"/>
-        <w:spacing w:after="80"/>
+        <w:spacing w:after="40"/>
         <w:jc w:val="center"/>
       </w:pPr>
     </w:p>
@@ -3854,18 +3811,45 @@
         <w:pStyle w:val="BodyA"/>
         <w:spacing w:after="80" w:line="360" w:lineRule="auto"/>
         <w:jc w:val="both"/>
-      </w:pPr>
-      <w:proofErr w:type="spellStart"/>
+        <w:rPr>
+          <w:lang w:val="ru-RU"/>
+        </w:rPr>
+      </w:pPr>
       <w:r>
         <w:rPr>
           <w:b/>
           <w:bCs/>
           <w:sz w:val="26"/>
           <w:szCs w:val="26"/>
-        </w:rPr>
-        <w:t>Таблица</w:t>
-      </w:r>
-      <w:proofErr w:type="spellEnd"/>
+          <w:lang w:val="ru-RU"/>
+        </w:rPr>
+        <w:t>Белый ящик.</w:t>
+      </w:r>
+    </w:p>
+    <w:p>
+      <w:pPr>
+        <w:pStyle w:val="BodyA"/>
+        <w:spacing w:after="120" w:line="360" w:lineRule="auto"/>
+        <w:jc w:val="both"/>
+        <w:rPr>
+          <w:lang w:val="ru-RU"/>
+        </w:rPr>
+      </w:pPr>
+      <w:r>
+        <w:rPr>
+          <w:sz w:val="26"/>
+          <w:szCs w:val="26"/>
+          <w:lang w:val="ru-RU"/>
+        </w:rPr>
+        <w:t>Матрицы показывают, какие ветки и условия кода выполнялись в каждом тесте.</w:t>
+      </w:r>
+    </w:p>
+    <w:p>
+      <w:pPr>
+        <w:pStyle w:val="BodyA"/>
+        <w:spacing w:after="40" w:line="360" w:lineRule="auto"/>
+        <w:jc w:val="both"/>
+      </w:pPr>
       <w:r>
         <w:rPr>
           <w:b/>
@@ -3873,47 +3857,17 @@
           <w:sz w:val="26"/>
           <w:szCs w:val="26"/>
         </w:rPr>
-        <w:t xml:space="preserve"> </w:t>
-      </w:r>
-      <w:proofErr w:type="spellStart"/>
+        <w:t xml:space="preserve">Задача </w:t>
+      </w:r>
       <w:r>
         <w:rPr>
           <w:b/>
           <w:bCs/>
           <w:sz w:val="26"/>
           <w:szCs w:val="26"/>
-        </w:rPr>
-        <w:t>тестов</w:t>
-      </w:r>
-      <w:proofErr w:type="spellEnd"/>
-      <w:r>
-        <w:rPr>
-          <w:b/>
-          <w:bCs/>
-          <w:sz w:val="26"/>
-          <w:szCs w:val="26"/>
-        </w:rPr>
-        <w:t xml:space="preserve"> — </w:t>
-      </w:r>
-      <w:proofErr w:type="spellStart"/>
-      <w:r>
-        <w:rPr>
-          <w:b/>
-          <w:bCs/>
-          <w:sz w:val="26"/>
-          <w:szCs w:val="26"/>
-        </w:rPr>
-        <w:t>Задача</w:t>
-      </w:r>
-      <w:proofErr w:type="spellEnd"/>
-      <w:r>
-        <w:rPr>
-          <w:b/>
-          <w:bCs/>
-          <w:sz w:val="26"/>
-          <w:szCs w:val="26"/>
-        </w:rPr>
-        <w:t xml:space="preserve"> 3.</w:t>
+          <w:lang w:val="ru-RU"/>
+        </w:rPr>
+        <w:t>1:</w:t>
       </w:r>
     </w:p>
     <w:p>
@@ -3921,18 +3875,22 @@
         <w:jc w:val="center"/>
       </w:pPr>
       <w:r>
+        <w:rPr>
+          <w:noProof/>
+        </w:rPr>
         <w:drawing>
-          <wp:inline xmlns:a="http://schemas.openxmlformats.org/drawingml/2006/main" xmlns:pic="http://schemas.openxmlformats.org/drawingml/2006/picture">
-            <wp:extent cx="5940000" cy="846412"/>
-            <wp:docPr id="1073741831" name="Picture 1073741831"/>
+          <wp:inline distT="0" distB="0" distL="0" distR="0" wp14:anchorId="1DD0873A" wp14:editId="63E08FC3">
+            <wp:extent cx="5940000" cy="964174"/>
+            <wp:effectExtent l="0" t="0" r="0" b="0"/>
+            <wp:docPr id="1073741835" name="Picture 1073741835"/>
             <wp:cNvGraphicFramePr>
-              <a:graphicFrameLocks noChangeAspect="1"/>
+              <a:graphicFrameLocks xmlns:a="http://schemas.openxmlformats.org/drawingml/2006/main" noChangeAspect="1"/>
             </wp:cNvGraphicFramePr>
-            <a:graphic>
+            <a:graphic xmlns:a="http://schemas.openxmlformats.org/drawingml/2006/main">
               <a:graphicData uri="http://schemas.openxmlformats.org/drawingml/2006/picture">
-                <pic:pic>
+                <pic:pic xmlns:pic="http://schemas.openxmlformats.org/drawingml/2006/picture">
                   <pic:nvPicPr>
-                    <pic:cNvPr id="0" name="Тесты Задача 3.png"/>
+                    <pic:cNvPr id="0" name="БЯ Задача 1.png"/>
                     <pic:cNvPicPr/>
                   </pic:nvPicPr>
                   <pic:blipFill>
@@ -3944,9 +3902,11 @@
                   <pic:spPr>
                     <a:xfrm>
                       <a:off x="0" y="0"/>
-                      <a:ext cx="5940000" cy="846412"/>
+                      <a:ext cx="5940000" cy="964174"/>
                     </a:xfrm>
-                    <a:prstGeom prst="rect"/>
+                    <a:prstGeom prst="rect">
+                      <a:avLst/>
+                    </a:prstGeom>
                   </pic:spPr>
                 </pic:pic>
               </a:graphicData>
@@ -3959,7 +3919,7 @@
       <w:pPr>
         <w:pStyle w:val="BodyA"/>
         <w:widowControl w:val="0"/>
-        <w:spacing w:after="80"/>
+        <w:spacing w:after="40"/>
         <w:ind w:left="108" w:hanging="108"/>
         <w:jc w:val="center"/>
       </w:pPr>
@@ -3968,7 +3928,7 @@
       <w:pPr>
         <w:pStyle w:val="BodyA"/>
         <w:widowControl w:val="0"/>
-        <w:spacing w:after="80"/>
+        <w:spacing w:after="40"/>
         <w:jc w:val="center"/>
       </w:pPr>
     </w:p>
@@ -3981,20 +3941,22 @@
     <w:p>
       <w:pPr>
         <w:pStyle w:val="BodyA"/>
-        <w:spacing w:after="80" w:line="360" w:lineRule="auto"/>
+        <w:spacing w:after="40" w:line="360" w:lineRule="auto"/>
         <w:jc w:val="both"/>
-      </w:pPr>
-      <w:proofErr w:type="spellStart"/>
+        <w:rPr>
+          <w:lang w:val="ru-RU"/>
+        </w:rPr>
+      </w:pPr>
       <w:r>
         <w:rPr>
           <w:b/>
           <w:bCs/>
           <w:sz w:val="26"/>
           <w:szCs w:val="26"/>
-        </w:rPr>
-        <w:t>Чёрный</w:t>
-      </w:r>
-      <w:proofErr w:type="spellEnd"/>
+          <w:lang w:val="ru-RU"/>
+        </w:rPr>
+        <w:t xml:space="preserve">Задача 2 (условия конъюнкции </w:t>
+      </w:r>
       <w:r>
         <w:rPr>
           <w:b/>
@@ -4002,19 +3964,18 @@
           <w:sz w:val="26"/>
           <w:szCs w:val="26"/>
         </w:rPr>
-        <w:t xml:space="preserve"> </w:t>
-      </w:r>
-      <w:proofErr w:type="spellStart"/>
+        <w:t>inside</w:t>
+      </w:r>
       <w:r>
         <w:rPr>
           <w:b/>
           <w:bCs/>
           <w:sz w:val="26"/>
           <w:szCs w:val="26"/>
-        </w:rPr>
-        <w:t>ящик</w:t>
-      </w:r>
-      <w:proofErr w:type="spellEnd"/>
+          <w:lang w:val="ru-RU"/>
+        </w:rPr>
+        <w:t xml:space="preserve"> = </w:t>
+      </w:r>
       <w:r>
         <w:rPr>
           <w:b/>
@@ -4022,45 +3983,18 @@
           <w:sz w:val="26"/>
           <w:szCs w:val="26"/>
         </w:rPr>
-        <w:t>.</w:t>
-      </w:r>
-    </w:p>
-    <w:p>
-      <w:pPr>
-        <w:pStyle w:val="BodyA"/>
-        <w:spacing w:after="120" w:line="360" w:lineRule="auto"/>
-        <w:jc w:val="both"/>
-        <w:rPr>
-          <w:lang w:val="ru-RU"/>
-        </w:rPr>
-      </w:pPr>
-      <w:r>
-        <w:rPr>
-          <w:sz w:val="26"/>
-          <w:szCs w:val="26"/>
-          <w:lang w:val="ru-RU"/>
-        </w:rPr>
-        <w:lastRenderedPageBreak/>
-        <w:t>Матрицы показывают, какие классы входных и выходных данных покрывает каждый тест (без анализа внутреннего кода).</w:t>
-      </w:r>
-    </w:p>
-    <w:p>
-      <w:pPr>
-        <w:pStyle w:val="BodyA"/>
-        <w:spacing w:after="40" w:line="360" w:lineRule="auto"/>
-        <w:jc w:val="both"/>
-      </w:pPr>
-      <w:proofErr w:type="spellStart"/>
+        <w:t>c</w:t>
+      </w:r>
       <w:r>
         <w:rPr>
           <w:b/>
           <w:bCs/>
           <w:sz w:val="26"/>
           <w:szCs w:val="26"/>
-        </w:rPr>
-        <w:t>Задача</w:t>
-      </w:r>
-      <w:proofErr w:type="spellEnd"/>
+          <w:lang w:val="ru-RU"/>
+        </w:rPr>
+        <w:t xml:space="preserve">1 &amp;&amp; </w:t>
+      </w:r>
       <w:r>
         <w:rPr>
           <w:b/>
@@ -4068,7 +4002,7 @@
           <w:sz w:val="26"/>
           <w:szCs w:val="26"/>
         </w:rPr>
-        <w:t xml:space="preserve"> </w:t>
+        <w:t>c</w:t>
       </w:r>
       <w:r>
         <w:rPr>
@@ -4078,7 +4012,45 @@
           <w:szCs w:val="26"/>
           <w:lang w:val="ru-RU"/>
         </w:rPr>
-        <w:t>1:</w:t>
+        <w:t xml:space="preserve">2 &amp;&amp; </w:t>
+      </w:r>
+      <w:r>
+        <w:rPr>
+          <w:b/>
+          <w:bCs/>
+          <w:sz w:val="26"/>
+          <w:szCs w:val="26"/>
+        </w:rPr>
+        <w:t>c</w:t>
+      </w:r>
+      <w:r>
+        <w:rPr>
+          <w:b/>
+          <w:bCs/>
+          <w:sz w:val="26"/>
+          <w:szCs w:val="26"/>
+          <w:lang w:val="ru-RU"/>
+        </w:rPr>
+        <w:t xml:space="preserve">3 &amp;&amp; </w:t>
+      </w:r>
+      <w:r>
+        <w:rPr>
+          <w:b/>
+          <w:bCs/>
+          <w:sz w:val="26"/>
+          <w:szCs w:val="26"/>
+        </w:rPr>
+        <w:t>c</w:t>
+      </w:r>
+      <w:r>
+        <w:rPr>
+          <w:b/>
+          <w:bCs/>
+          <w:sz w:val="26"/>
+          <w:szCs w:val="26"/>
+          <w:lang w:val="ru-RU"/>
+        </w:rPr>
+        <w:t>4):</w:t>
       </w:r>
     </w:p>
     <w:p>
@@ -4086,18 +4058,22 @@
         <w:jc w:val="center"/>
       </w:pPr>
       <w:r>
+        <w:rPr>
+          <w:noProof/>
+        </w:rPr>
         <w:drawing>
-          <wp:inline xmlns:a="http://schemas.openxmlformats.org/drawingml/2006/main" xmlns:pic="http://schemas.openxmlformats.org/drawingml/2006/picture">
-            <wp:extent cx="5940000" cy="1102785"/>
-            <wp:docPr id="1073741832" name="Picture 1073741832"/>
+          <wp:inline distT="0" distB="0" distL="0" distR="0" wp14:anchorId="38F827EC" wp14:editId="23205AC8">
+            <wp:extent cx="5940000" cy="2454085"/>
+            <wp:effectExtent l="0" t="0" r="0" b="0"/>
+            <wp:docPr id="1073741836" name="Picture 1073741836"/>
             <wp:cNvGraphicFramePr>
-              <a:graphicFrameLocks noChangeAspect="1"/>
+              <a:graphicFrameLocks xmlns:a="http://schemas.openxmlformats.org/drawingml/2006/main" noChangeAspect="1"/>
             </wp:cNvGraphicFramePr>
-            <a:graphic>
+            <a:graphic xmlns:a="http://schemas.openxmlformats.org/drawingml/2006/main">
               <a:graphicData uri="http://schemas.openxmlformats.org/drawingml/2006/picture">
-                <pic:pic>
+                <pic:pic xmlns:pic="http://schemas.openxmlformats.org/drawingml/2006/picture">
                   <pic:nvPicPr>
-                    <pic:cNvPr id="0" name="ЧЯ Задача 1.png"/>
+                    <pic:cNvPr id="0" name="БЯ Задача 2.png"/>
                     <pic:cNvPicPr/>
                   </pic:nvPicPr>
                   <pic:blipFill>
@@ -4109,9 +4085,11 @@
                   <pic:spPr>
                     <a:xfrm>
                       <a:off x="0" y="0"/>
-                      <a:ext cx="5940000" cy="1102785"/>
+                      <a:ext cx="5940000" cy="2454085"/>
                     </a:xfrm>
-                    <a:prstGeom prst="rect"/>
+                    <a:prstGeom prst="rect">
+                      <a:avLst/>
+                    </a:prstGeom>
                   </pic:spPr>
                 </pic:pic>
               </a:graphicData>
@@ -4146,241 +4124,6 @@
     <w:p>
       <w:pPr>
         <w:pStyle w:val="BodyA"/>
-        <w:spacing w:after="40" w:line="360" w:lineRule="auto"/>
-        <w:jc w:val="both"/>
-      </w:pPr>
-      <w:proofErr w:type="spellStart"/>
-      <w:r>
-        <w:rPr>
-          <w:b/>
-          <w:bCs/>
-          <w:sz w:val="26"/>
-          <w:szCs w:val="26"/>
-        </w:rPr>
-        <w:t>Задача</w:t>
-      </w:r>
-      <w:proofErr w:type="spellEnd"/>
-      <w:r>
-        <w:rPr>
-          <w:b/>
-          <w:bCs/>
-          <w:sz w:val="26"/>
-          <w:szCs w:val="26"/>
-        </w:rPr>
-        <w:t xml:space="preserve"> 2:</w:t>
-      </w:r>
-    </w:p>
-    <w:p>
-      <w:pPr>
-        <w:jc w:val="center"/>
-      </w:pPr>
-      <w:r>
-        <w:drawing>
-          <wp:inline xmlns:a="http://schemas.openxmlformats.org/drawingml/2006/main" xmlns:pic="http://schemas.openxmlformats.org/drawingml/2006/picture">
-            <wp:extent cx="5940000" cy="780254"/>
-            <wp:docPr id="1073741833" name="Picture 1073741833"/>
-            <wp:cNvGraphicFramePr>
-              <a:graphicFrameLocks noChangeAspect="1"/>
-            </wp:cNvGraphicFramePr>
-            <a:graphic>
-              <a:graphicData uri="http://schemas.openxmlformats.org/drawingml/2006/picture">
-                <pic:pic>
-                  <pic:nvPicPr>
-                    <pic:cNvPr id="0" name="ЧЯ Задача 2.png"/>
-                    <pic:cNvPicPr/>
-                  </pic:nvPicPr>
-                  <pic:blipFill>
-                    <a:blip r:embed="rId18"/>
-                    <a:stretch>
-                      <a:fillRect/>
-                    </a:stretch>
-                  </pic:blipFill>
-                  <pic:spPr>
-                    <a:xfrm>
-                      <a:off x="0" y="0"/>
-                      <a:ext cx="5940000" cy="780254"/>
-                    </a:xfrm>
-                    <a:prstGeom prst="rect"/>
-                  </pic:spPr>
-                </pic:pic>
-              </a:graphicData>
-            </a:graphic>
-          </wp:inline>
-        </w:drawing>
-      </w:r>
-    </w:p>
-    <w:p>
-      <w:pPr>
-        <w:pStyle w:val="BodyA"/>
-        <w:widowControl w:val="0"/>
-        <w:spacing w:after="40"/>
-        <w:ind w:left="108" w:hanging="108"/>
-        <w:jc w:val="center"/>
-      </w:pPr>
-    </w:p>
-    <w:p>
-      <w:pPr>
-        <w:pStyle w:val="BodyA"/>
-        <w:widowControl w:val="0"/>
-        <w:spacing w:after="40"/>
-        <w:jc w:val="center"/>
-      </w:pPr>
-    </w:p>
-    <w:p>
-      <w:pPr>
-        <w:pStyle w:val="BodyA"/>
-        <w:spacing w:after="120"/>
-      </w:pPr>
-    </w:p>
-    <w:p>
-      <w:pPr>
-        <w:pStyle w:val="BodyA"/>
-        <w:spacing w:after="40" w:line="360" w:lineRule="auto"/>
-        <w:jc w:val="both"/>
-      </w:pPr>
-      <w:proofErr w:type="spellStart"/>
-      <w:r>
-        <w:rPr>
-          <w:b/>
-          <w:bCs/>
-          <w:sz w:val="26"/>
-          <w:szCs w:val="26"/>
-        </w:rPr>
-        <w:t>Задача</w:t>
-      </w:r>
-      <w:proofErr w:type="spellEnd"/>
-      <w:r>
-        <w:rPr>
-          <w:b/>
-          <w:bCs/>
-          <w:sz w:val="26"/>
-          <w:szCs w:val="26"/>
-        </w:rPr>
-        <w:t xml:space="preserve"> </w:t>
-      </w:r>
-      <w:r>
-        <w:rPr>
-          <w:b/>
-          <w:bCs/>
-          <w:sz w:val="26"/>
-          <w:szCs w:val="26"/>
-          <w:lang w:val="ru-RU"/>
-        </w:rPr>
-        <w:t>3:</w:t>
-      </w:r>
-    </w:p>
-    <w:p>
-      <w:pPr>
-        <w:jc w:val="center"/>
-      </w:pPr>
-      <w:r>
-        <w:drawing>
-          <wp:inline xmlns:a="http://schemas.openxmlformats.org/drawingml/2006/main" xmlns:pic="http://schemas.openxmlformats.org/drawingml/2006/picture">
-            <wp:extent cx="5400675" cy="1352550"/>
-            <wp:docPr id="1073741834" name="Picture 1073741834"/>
-            <wp:cNvGraphicFramePr>
-              <a:graphicFrameLocks noChangeAspect="1"/>
-            </wp:cNvGraphicFramePr>
-            <a:graphic>
-              <a:graphicData uri="http://schemas.openxmlformats.org/drawingml/2006/picture">
-                <pic:pic>
-                  <pic:nvPicPr>
-                    <pic:cNvPr id="0" name="ЧЯ Задача 3.png"/>
-                    <pic:cNvPicPr/>
-                  </pic:nvPicPr>
-                  <pic:blipFill>
-                    <a:blip r:embed="rId19"/>
-                    <a:stretch>
-                      <a:fillRect/>
-                    </a:stretch>
-                  </pic:blipFill>
-                  <pic:spPr>
-                    <a:xfrm>
-                      <a:off x="0" y="0"/>
-                      <a:ext cx="5400675" cy="1352550"/>
-                    </a:xfrm>
-                    <a:prstGeom prst="rect"/>
-                  </pic:spPr>
-                </pic:pic>
-              </a:graphicData>
-            </a:graphic>
-          </wp:inline>
-        </w:drawing>
-      </w:r>
-    </w:p>
-    <w:p>
-      <w:pPr>
-        <w:pStyle w:val="BodyA"/>
-        <w:widowControl w:val="0"/>
-        <w:spacing w:after="40"/>
-        <w:ind w:left="108" w:hanging="108"/>
-        <w:jc w:val="center"/>
-      </w:pPr>
-    </w:p>
-    <w:p>
-      <w:pPr>
-        <w:pStyle w:val="BodyA"/>
-        <w:widowControl w:val="0"/>
-        <w:spacing w:after="40"/>
-        <w:jc w:val="center"/>
-      </w:pPr>
-    </w:p>
-    <w:p>
-      <w:pPr>
-        <w:pStyle w:val="BodyA"/>
-        <w:spacing w:after="120"/>
-      </w:pPr>
-    </w:p>
-    <w:p>
-      <w:pPr>
-        <w:pStyle w:val="BodyA"/>
-        <w:spacing w:after="80" w:line="360" w:lineRule="auto"/>
-        <w:jc w:val="both"/>
-      </w:pPr>
-      <w:proofErr w:type="spellStart"/>
-      <w:r>
-        <w:rPr>
-          <w:b/>
-          <w:bCs/>
-          <w:sz w:val="26"/>
-          <w:szCs w:val="26"/>
-        </w:rPr>
-        <w:t>Белый</w:t>
-      </w:r>
-      <w:proofErr w:type="spellEnd"/>
-      <w:r>
-        <w:rPr>
-          <w:b/>
-          <w:bCs/>
-          <w:sz w:val="26"/>
-          <w:szCs w:val="26"/>
-        </w:rPr>
-        <w:t xml:space="preserve"> </w:t>
-      </w:r>
-      <w:proofErr w:type="spellStart"/>
-      <w:r>
-        <w:rPr>
-          <w:b/>
-          <w:bCs/>
-          <w:sz w:val="26"/>
-          <w:szCs w:val="26"/>
-        </w:rPr>
-        <w:t>ящик</w:t>
-      </w:r>
-      <w:proofErr w:type="spellEnd"/>
-      <w:r>
-        <w:rPr>
-          <w:b/>
-          <w:bCs/>
-          <w:sz w:val="26"/>
-          <w:szCs w:val="26"/>
-        </w:rPr>
-        <w:t>.</w:t>
-      </w:r>
-    </w:p>
-    <w:p>
-      <w:pPr>
-        <w:pStyle w:val="BodyA"/>
         <w:spacing w:after="120" w:line="360" w:lineRule="auto"/>
         <w:jc w:val="both"/>
         <w:rPr>
@@ -4393,317 +4136,8 @@
           <w:szCs w:val="26"/>
           <w:lang w:val="ru-RU"/>
         </w:rPr>
-        <w:t>Матрицы показывают, какие ветки и условия кода выполнялись в каждом тесте.</w:t>
-      </w:r>
-    </w:p>
-    <w:p>
-      <w:pPr>
-        <w:pStyle w:val="BodyA"/>
-        <w:spacing w:after="40" w:line="360" w:lineRule="auto"/>
-        <w:jc w:val="both"/>
-      </w:pPr>
-      <w:proofErr w:type="spellStart"/>
-      <w:r>
-        <w:rPr>
-          <w:b/>
-          <w:bCs/>
-          <w:sz w:val="26"/>
-          <w:szCs w:val="26"/>
-        </w:rPr>
-        <w:t>Задача</w:t>
-      </w:r>
-      <w:proofErr w:type="spellEnd"/>
-      <w:r>
-        <w:rPr>
-          <w:b/>
-          <w:bCs/>
-          <w:sz w:val="26"/>
-          <w:szCs w:val="26"/>
-        </w:rPr>
-        <w:t xml:space="preserve"> </w:t>
-      </w:r>
-      <w:r>
-        <w:rPr>
-          <w:b/>
-          <w:bCs/>
-          <w:sz w:val="26"/>
-          <w:szCs w:val="26"/>
-          <w:lang w:val="ru-RU"/>
-        </w:rPr>
-        <w:t>1:</w:t>
-      </w:r>
-    </w:p>
-    <w:p>
-      <w:pPr>
-        <w:jc w:val="center"/>
-      </w:pPr>
-      <w:r>
-        <w:drawing>
-          <wp:inline xmlns:a="http://schemas.openxmlformats.org/drawingml/2006/main" xmlns:pic="http://schemas.openxmlformats.org/drawingml/2006/picture">
-            <wp:extent cx="5940000" cy="964174"/>
-            <wp:docPr id="1073741835" name="Picture 1073741835"/>
-            <wp:cNvGraphicFramePr>
-              <a:graphicFrameLocks noChangeAspect="1"/>
-            </wp:cNvGraphicFramePr>
-            <a:graphic>
-              <a:graphicData uri="http://schemas.openxmlformats.org/drawingml/2006/picture">
-                <pic:pic>
-                  <pic:nvPicPr>
-                    <pic:cNvPr id="0" name="БЯ Задача 1.png"/>
-                    <pic:cNvPicPr/>
-                  </pic:nvPicPr>
-                  <pic:blipFill>
-                    <a:blip r:embed="rId20"/>
-                    <a:stretch>
-                      <a:fillRect/>
-                    </a:stretch>
-                  </pic:blipFill>
-                  <pic:spPr>
-                    <a:xfrm>
-                      <a:off x="0" y="0"/>
-                      <a:ext cx="5940000" cy="964174"/>
-                    </a:xfrm>
-                    <a:prstGeom prst="rect"/>
-                  </pic:spPr>
-                </pic:pic>
-              </a:graphicData>
-            </a:graphic>
-          </wp:inline>
-        </w:drawing>
-      </w:r>
-    </w:p>
-    <w:p>
-      <w:pPr>
-        <w:pStyle w:val="BodyA"/>
-        <w:widowControl w:val="0"/>
-        <w:spacing w:after="40"/>
-        <w:ind w:left="108" w:hanging="108"/>
-        <w:jc w:val="center"/>
-      </w:pPr>
-    </w:p>
-    <w:p>
-      <w:pPr>
-        <w:pStyle w:val="BodyA"/>
-        <w:widowControl w:val="0"/>
-        <w:spacing w:after="40"/>
-        <w:jc w:val="center"/>
-      </w:pPr>
-    </w:p>
-    <w:p>
-      <w:pPr>
-        <w:pStyle w:val="BodyA"/>
-        <w:spacing w:after="120"/>
-      </w:pPr>
-    </w:p>
-    <w:p>
-      <w:pPr>
-        <w:pStyle w:val="BodyA"/>
-        <w:spacing w:after="40" w:line="360" w:lineRule="auto"/>
-        <w:jc w:val="both"/>
-        <w:rPr>
-          <w:lang w:val="ru-RU"/>
-        </w:rPr>
-      </w:pPr>
-      <w:r>
-        <w:rPr>
-          <w:b/>
-          <w:bCs/>
-          <w:sz w:val="26"/>
-          <w:szCs w:val="26"/>
-          <w:lang w:val="ru-RU"/>
-        </w:rPr>
-        <w:t xml:space="preserve">Задача 2 (условия конъюнкции </w:t>
-      </w:r>
-      <w:r>
-        <w:rPr>
-          <w:b/>
-          <w:bCs/>
-          <w:sz w:val="26"/>
-          <w:szCs w:val="26"/>
-        </w:rPr>
-        <w:t>inside</w:t>
-      </w:r>
-      <w:r>
-        <w:rPr>
-          <w:b/>
-          <w:bCs/>
-          <w:sz w:val="26"/>
-          <w:szCs w:val="26"/>
-          <w:lang w:val="ru-RU"/>
-        </w:rPr>
-        <w:t xml:space="preserve"> = </w:t>
-      </w:r>
-      <w:r>
-        <w:rPr>
-          <w:b/>
-          <w:bCs/>
-          <w:sz w:val="26"/>
-          <w:szCs w:val="26"/>
-        </w:rPr>
-        <w:t>c</w:t>
-      </w:r>
-      <w:r>
-        <w:rPr>
-          <w:b/>
-          <w:bCs/>
-          <w:sz w:val="26"/>
-          <w:szCs w:val="26"/>
-          <w:lang w:val="ru-RU"/>
-        </w:rPr>
-        <w:t xml:space="preserve">1 &amp;&amp; </w:t>
-      </w:r>
-      <w:r>
-        <w:rPr>
-          <w:b/>
-          <w:bCs/>
-          <w:sz w:val="26"/>
-          <w:szCs w:val="26"/>
-        </w:rPr>
-        <w:t>c</w:t>
-      </w:r>
-      <w:r>
-        <w:rPr>
-          <w:b/>
-          <w:bCs/>
-          <w:sz w:val="26"/>
-          <w:szCs w:val="26"/>
-          <w:lang w:val="ru-RU"/>
-        </w:rPr>
-        <w:t xml:space="preserve">2 &amp;&amp; </w:t>
-      </w:r>
-      <w:r>
-        <w:rPr>
-          <w:b/>
-          <w:bCs/>
-          <w:sz w:val="26"/>
-          <w:szCs w:val="26"/>
-        </w:rPr>
-        <w:t>c</w:t>
-      </w:r>
-      <w:r>
-        <w:rPr>
-          <w:b/>
-          <w:bCs/>
-          <w:sz w:val="26"/>
-          <w:szCs w:val="26"/>
-          <w:lang w:val="ru-RU"/>
-        </w:rPr>
-        <w:t xml:space="preserve">3 &amp;&amp; </w:t>
-      </w:r>
-      <w:r>
-        <w:rPr>
-          <w:b/>
-          <w:bCs/>
-          <w:sz w:val="26"/>
-          <w:szCs w:val="26"/>
-        </w:rPr>
-        <w:t>c</w:t>
-      </w:r>
-      <w:r>
-        <w:rPr>
-          <w:b/>
-          <w:bCs/>
-          <w:sz w:val="26"/>
-          <w:szCs w:val="26"/>
-          <w:lang w:val="ru-RU"/>
-        </w:rPr>
-        <w:t>4):</w:t>
-      </w:r>
-    </w:p>
-    <w:p>
-      <w:pPr>
-        <w:jc w:val="center"/>
-      </w:pPr>
-      <w:r>
-        <w:drawing>
-          <wp:inline xmlns:a="http://schemas.openxmlformats.org/drawingml/2006/main" xmlns:pic="http://schemas.openxmlformats.org/drawingml/2006/picture">
-            <wp:extent cx="5940000" cy="2454085"/>
-            <wp:docPr id="1073741836" name="Picture 1073741836"/>
-            <wp:cNvGraphicFramePr>
-              <a:graphicFrameLocks noChangeAspect="1"/>
-            </wp:cNvGraphicFramePr>
-            <a:graphic>
-              <a:graphicData uri="http://schemas.openxmlformats.org/drawingml/2006/picture">
-                <pic:pic>
-                  <pic:nvPicPr>
-                    <pic:cNvPr id="0" name="БЯ Задача 2.png"/>
-                    <pic:cNvPicPr/>
-                  </pic:nvPicPr>
-                  <pic:blipFill>
-                    <a:blip r:embed="rId21"/>
-                    <a:stretch>
-                      <a:fillRect/>
-                    </a:stretch>
-                  </pic:blipFill>
-                  <pic:spPr>
-                    <a:xfrm>
-                      <a:off x="0" y="0"/>
-                      <a:ext cx="5940000" cy="2454085"/>
-                    </a:xfrm>
-                    <a:prstGeom prst="rect"/>
-                  </pic:spPr>
-                </pic:pic>
-              </a:graphicData>
-            </a:graphic>
-          </wp:inline>
-        </w:drawing>
-      </w:r>
-    </w:p>
-    <w:p>
-      <w:pPr>
-        <w:pStyle w:val="BodyA"/>
-        <w:widowControl w:val="0"/>
-        <w:spacing w:after="40"/>
-        <w:ind w:left="108" w:hanging="108"/>
-        <w:jc w:val="center"/>
-      </w:pPr>
-    </w:p>
-    <w:p>
-      <w:pPr>
-        <w:pStyle w:val="BodyA"/>
-        <w:widowControl w:val="0"/>
-        <w:spacing w:after="40"/>
-        <w:jc w:val="center"/>
-      </w:pPr>
-    </w:p>
-    <w:p>
-      <w:pPr>
-        <w:pStyle w:val="BodyA"/>
-        <w:spacing w:after="120"/>
-      </w:pPr>
-    </w:p>
-    <w:p>
-      <w:pPr>
-        <w:pStyle w:val="BodyA"/>
-        <w:spacing w:after="120" w:line="360" w:lineRule="auto"/>
-        <w:jc w:val="both"/>
-        <w:rPr>
-          <w:lang w:val="ru-RU"/>
-        </w:rPr>
-      </w:pPr>
-      <w:r>
-        <w:rPr>
-          <w:sz w:val="26"/>
-          <w:szCs w:val="26"/>
-          <w:lang w:val="ru-RU"/>
-        </w:rPr>
-        <w:t xml:space="preserve">Задача </w:t>
-      </w:r>
-      <w:r>
-        <w:rPr>
-          <w:sz w:val="26"/>
-          <w:szCs w:val="26"/>
-          <w:lang w:val="ru-RU"/>
-        </w:rPr>
-        <w:t xml:space="preserve">3: </w:t>
-      </w:r>
-      <w:r>
-        <w:rPr>
-          <w:sz w:val="26"/>
-          <w:szCs w:val="26"/>
-          <w:lang w:val="ru-RU"/>
-        </w:rPr>
-        <w:t xml:space="preserve">ветвлений в коде нет, поэтому матрица не требуется — тест </w:t>
+        <w:lastRenderedPageBreak/>
+        <w:t xml:space="preserve">Задача 3: ветвлений в коде нет, поэтому матрица не требуется — тест </w:t>
       </w:r>
       <w:r>
         <w:rPr>
@@ -4801,23 +4235,7 @@
           <w:szCs w:val="26"/>
           <w:lang w:val="ru-RU"/>
         </w:rPr>
-        <w:t>#, решающее три задачи варианта 22: вычисление выражений с пре</w:t>
-      </w:r>
-      <w:r>
-        <w:rPr>
-          <w:sz w:val="26"/>
-          <w:szCs w:val="26"/>
-          <w:lang w:val="ru-RU"/>
-        </w:rPr>
-        <w:t xml:space="preserve">- </w:t>
-      </w:r>
-      <w:r>
-        <w:rPr>
-          <w:sz w:val="26"/>
-          <w:szCs w:val="26"/>
-          <w:lang w:val="ru-RU"/>
-        </w:rPr>
-        <w:t xml:space="preserve">и постфиксными операциями инкремента/декремента и функциями из класса </w:t>
+        <w:t xml:space="preserve">#, решающее три задачи варианта 22: вычисление выражений с пре- и постфиксными операциями инкремента/декремента и функциями из класса </w:t>
       </w:r>
       <w:r>
         <w:rPr>
@@ -4832,16 +4250,7 @@
           <w:szCs w:val="26"/>
           <w:lang w:val="ru-RU"/>
         </w:rPr>
-        <w:t xml:space="preserve"> с проверкой области допустимых значений; проверку принадлежности точки </w:t>
-      </w:r>
-      <w:r>
-        <w:rPr>
-          <w:sz w:val="26"/>
-          <w:szCs w:val="26"/>
-          <w:lang w:val="ru-RU"/>
-        </w:rPr>
-        <w:lastRenderedPageBreak/>
-        <w:t xml:space="preserve">заданной геометрической области с помощью системы линейных неравенств; сравнение точности представления вещественных чисел в типах </w:t>
+        <w:t xml:space="preserve"> с проверкой области допустимых значений; проверку принадлежности точки заданной геометрической области с помощью системы линейных неравенств; сравнение точности представления вещественных чисел в типах </w:t>
       </w:r>
       <w:r>
         <w:rPr>
@@ -4889,23 +4298,7 @@
           <w:szCs w:val="26"/>
           <w:lang w:val="ru-RU"/>
         </w:rPr>
-        <w:t xml:space="preserve">Составленная система из 19 тестов охватывает основные классы входных данных, граничные значения и все достижимые ветви условных операторов программы. По критериям чёрного ящика проверены положительные, нулевые и отрицательные значения, граничные случаи, а также точки внутри, на границе и вне заданной области — в том числе с нарушением ровно одного из четырёх условий по отдельности. По критериям белого ящика покрыты обе ветви условного оператора в задаче </w:t>
-      </w:r>
-      <w:r>
-        <w:rPr>
-          <w:sz w:val="26"/>
-          <w:szCs w:val="26"/>
-          <w:lang w:val="ru-RU"/>
-        </w:rPr>
-        <w:t xml:space="preserve">1 </w:t>
-      </w:r>
-      <w:r>
-        <w:rPr>
-          <w:sz w:val="26"/>
-          <w:szCs w:val="26"/>
-          <w:lang w:val="ru-RU"/>
-        </w:rPr>
-        <w:t>и оба возможных результата конъюнкции в задаче 2. Это подтверждает корректность работы программы.</w:t>
+        <w:t xml:space="preserve">Составленная система из 19 тестов охватывает основные классы входных данных, граничные значения и все достижимые ветви условных операторов программы. По критериям чёрного ящика проверены положительные, нулевые и отрицательные значения, граничные случаи, а также точки внутри, на границе и вне заданной области — в том числе с нарушением ровно одного из четырёх условий по отдельности. По критериям белого ящика покрыты обе ветви условного оператора в задаче 1 и оба возможных результата конъюнкции в задаче 2. Это подтверждает корректность работы программы.</w:t>
       </w:r>
     </w:p>
     <w:p>
@@ -4923,7 +4316,7 @@
           <w:szCs w:val="26"/>
           <w:lang w:val="ru-RU"/>
         </w:rPr>
-        <w:t xml:space="preserve">Сравнение результатов задачи 3 показывает, что </w:t>
+        <w:t xml:space="preserve">Сравнение результатов задачи 3 показывает эффект катастрофического сокращения: выражение ((a−b)³−a³)/(3ab²−b³−3a²b) при любых a и b аналитически тождественно равно 1, но и числитель, и знаменатель вычисляются как разность близких по величине слагаемых порядка a³ (при a=1000 это величина порядка 10⁹), тогда как сама разность на несколько порядков меньше. Тип </w:t>
       </w:r>
       <w:r>
         <w:rPr>
@@ -4938,38 +4331,7 @@
           <w:szCs w:val="26"/>
           <w:lang w:val="ru-RU"/>
         </w:rPr>
-        <w:t xml:space="preserve"> (≈</w:t>
-      </w:r>
-      <w:r>
-        <w:rPr>
-          <w:sz w:val="26"/>
-          <w:szCs w:val="26"/>
-          <w:lang w:val="ru-RU"/>
-        </w:rPr>
-        <w:t xml:space="preserve">7 </w:t>
-      </w:r>
-      <w:r>
-        <w:rPr>
-          <w:sz w:val="26"/>
-          <w:szCs w:val="26"/>
-          <w:lang w:val="ru-RU"/>
-        </w:rPr>
-        <w:t xml:space="preserve">значащих цифр) недостаточно точен для числа 1000.0001, которое требует 8 значащих цифр, поэтому результат в </w:t>
-      </w:r>
-      <w:r>
-        <w:rPr>
-          <w:sz w:val="26"/>
-          <w:szCs w:val="26"/>
-        </w:rPr>
-        <w:t>float</w:t>
-      </w:r>
-      <w:r>
-        <w:rPr>
-          <w:sz w:val="26"/>
-          <w:szCs w:val="26"/>
-          <w:lang w:val="ru-RU"/>
-        </w:rPr>
-        <w:t xml:space="preserve"> заметно отличается от аналитического значения (1000000.20000001), тогда как </w:t>
+        <w:t xml:space="preserve"> (≈7 значащих цифр) теряет значащие цифры при таком вычитании, из-за чего результат получается ≈1.28 — отклонение от точного значения 1 составляет около 28%. Тип </w:t>
       </w:r>
       <w:r>
         <w:rPr>
@@ -4984,12 +4346,12 @@
           <w:szCs w:val="26"/>
           <w:lang w:val="ru-RU"/>
         </w:rPr>
-        <w:t xml:space="preserve"> (≈15–16 значащих цифр) сохраняет точность практически без потерь.</w:t>
+        <w:t xml:space="preserve"> (≈15–16 значащих цифр) сохраняет точность практически без потерь: результат ≈0.9999999999, отклонение от 1 — порядка 10⁻¹⁰.</w:t>
       </w:r>
     </w:p>
     <w:sectPr>
-      <w:headerReference w:type="default" r:id="rId10"/>
-      <w:footerReference w:type="default" r:id="rId11"/>
+      <w:headerReference w:type="default" r:id="rId18"/>
+      <w:footerReference w:type="default" r:id="rId19"/>
       <w:pgSz w:w="11900" w:h="16840"/>
       <w:pgMar w:top="1134" w:right="850" w:bottom="1134" w:left="1701" w:header="720" w:footer="720" w:gutter="0"/>
       <w:cols w:space="720"/>
